--- a/notes/Fall_2026/DATA789/Week02/docx/DATA789_week02_notes.docx
+++ b/notes/Fall_2026/DATA789/Week02/docx/DATA789_week02_notes.docx
@@ -1450,6 +1450,206 @@
                 <w:color w:val="A02B93" w:themeColor="accent5"/>
               </w:rPr>
             </w:pPr>
+            <w:r>
+              <w:rPr>
+                <w:noProof/>
+              </w:rPr>
+              <w:drawing>
+                <wp:anchor distT="0" distB="0" distL="114300" distR="114300" simplePos="0" relativeHeight="251661312" behindDoc="0" locked="0" layoutInCell="1" allowOverlap="1" wp14:anchorId="35F6C61C" wp14:editId="3E22E2D6">
+                  <wp:simplePos x="0" y="0"/>
+                  <wp:positionH relativeFrom="column">
+                    <wp:posOffset>188595</wp:posOffset>
+                  </wp:positionH>
+                  <wp:positionV relativeFrom="paragraph">
+                    <wp:posOffset>127000</wp:posOffset>
+                  </wp:positionV>
+                  <wp:extent cx="4381500" cy="3286125"/>
+                  <wp:effectExtent l="76200" t="38100" r="76200" b="123825"/>
+                  <wp:wrapNone/>
+                  <wp:docPr id="897071540" name="Picture 2"/>
+                  <wp:cNvGraphicFramePr>
+                    <a:graphicFrameLocks xmlns:a="http://schemas.openxmlformats.org/drawingml/2006/main" noChangeAspect="1"/>
+                  </wp:cNvGraphicFramePr>
+                  <a:graphic xmlns:a="http://schemas.openxmlformats.org/drawingml/2006/main">
+                    <a:graphicData uri="http://schemas.openxmlformats.org/drawingml/2006/picture">
+                      <pic:pic xmlns:pic="http://schemas.openxmlformats.org/drawingml/2006/picture">
+                        <pic:nvPicPr>
+                          <pic:cNvPr id="0" name="Picture 1"/>
+                          <pic:cNvPicPr>
+                            <a:picLocks noChangeAspect="1" noChangeArrowheads="1"/>
+                          </pic:cNvPicPr>
+                        </pic:nvPicPr>
+                        <pic:blipFill>
+                          <a:blip r:embed="rId9" cstate="print">
+                            <a:extLst>
+                              <a:ext uri="{28A0092B-C50C-407E-A947-70E740481C1C}">
+                                <a14:useLocalDpi xmlns:a14="http://schemas.microsoft.com/office/drawing/2010/main" val="0"/>
+                              </a:ext>
+                            </a:extLst>
+                          </a:blip>
+                          <a:srcRect/>
+                          <a:stretch>
+                            <a:fillRect/>
+                          </a:stretch>
+                        </pic:blipFill>
+                        <pic:spPr bwMode="auto">
+                          <a:xfrm>
+                            <a:off x="0" y="0"/>
+                            <a:ext cx="4381500" cy="3286125"/>
+                          </a:xfrm>
+                          <a:prstGeom prst="rect">
+                            <a:avLst/>
+                          </a:prstGeom>
+                          <a:noFill/>
+                          <a:ln>
+                            <a:solidFill>
+                              <a:schemeClr val="accent1"/>
+                            </a:solidFill>
+                          </a:ln>
+                          <a:effectLst>
+                            <a:outerShdw blurRad="50800" dist="38100" dir="5400000" algn="t" rotWithShape="0">
+                              <a:prstClr val="black">
+                                <a:alpha val="40000"/>
+                              </a:prstClr>
+                            </a:outerShdw>
+                          </a:effectLst>
+                        </pic:spPr>
+                      </pic:pic>
+                    </a:graphicData>
+                  </a:graphic>
+                  <wp14:sizeRelH relativeFrom="margin">
+                    <wp14:pctWidth>0</wp14:pctWidth>
+                  </wp14:sizeRelH>
+                  <wp14:sizeRelV relativeFrom="margin">
+                    <wp14:pctHeight>0</wp14:pctHeight>
+                  </wp14:sizeRelV>
+                </wp:anchor>
+              </w:drawing>
+            </w:r>
+          </w:p>
+          <w:p>
+            <w:pPr>
+              <w:spacing w:line="360" w:lineRule="auto"/>
+              <w:cnfStyle w:val="000000000000" w:firstRow="0" w:lastRow="0" w:firstColumn="0" w:lastColumn="0" w:oddVBand="0" w:evenVBand="0" w:oddHBand="0" w:evenHBand="0" w:firstRowFirstColumn="0" w:firstRowLastColumn="0" w:lastRowFirstColumn="0" w:lastRowLastColumn="0"/>
+              <w:rPr>
+                <w:color w:val="A02B93" w:themeColor="accent5"/>
+              </w:rPr>
+            </w:pPr>
+          </w:p>
+          <w:p>
+            <w:pPr>
+              <w:spacing w:line="360" w:lineRule="auto"/>
+              <w:cnfStyle w:val="000000000000" w:firstRow="0" w:lastRow="0" w:firstColumn="0" w:lastColumn="0" w:oddVBand="0" w:evenVBand="0" w:oddHBand="0" w:evenHBand="0" w:firstRowFirstColumn="0" w:firstRowLastColumn="0" w:lastRowFirstColumn="0" w:lastRowLastColumn="0"/>
+              <w:rPr>
+                <w:color w:val="A02B93" w:themeColor="accent5"/>
+              </w:rPr>
+            </w:pPr>
+          </w:p>
+          <w:p>
+            <w:pPr>
+              <w:spacing w:line="360" w:lineRule="auto"/>
+              <w:cnfStyle w:val="000000000000" w:firstRow="0" w:lastRow="0" w:firstColumn="0" w:lastColumn="0" w:oddVBand="0" w:evenVBand="0" w:oddHBand="0" w:evenHBand="0" w:firstRowFirstColumn="0" w:firstRowLastColumn="0" w:lastRowFirstColumn="0" w:lastRowLastColumn="0"/>
+              <w:rPr>
+                <w:color w:val="A02B93" w:themeColor="accent5"/>
+              </w:rPr>
+            </w:pPr>
+          </w:p>
+          <w:p>
+            <w:pPr>
+              <w:spacing w:line="360" w:lineRule="auto"/>
+              <w:cnfStyle w:val="000000000000" w:firstRow="0" w:lastRow="0" w:firstColumn="0" w:lastColumn="0" w:oddVBand="0" w:evenVBand="0" w:oddHBand="0" w:evenHBand="0" w:firstRowFirstColumn="0" w:firstRowLastColumn="0" w:lastRowFirstColumn="0" w:lastRowLastColumn="0"/>
+              <w:rPr>
+                <w:color w:val="A02B93" w:themeColor="accent5"/>
+              </w:rPr>
+            </w:pPr>
+          </w:p>
+          <w:p>
+            <w:pPr>
+              <w:spacing w:line="360" w:lineRule="auto"/>
+              <w:cnfStyle w:val="000000000000" w:firstRow="0" w:lastRow="0" w:firstColumn="0" w:lastColumn="0" w:oddVBand="0" w:evenVBand="0" w:oddHBand="0" w:evenHBand="0" w:firstRowFirstColumn="0" w:firstRowLastColumn="0" w:lastRowFirstColumn="0" w:lastRowLastColumn="0"/>
+              <w:rPr>
+                <w:color w:val="A02B93" w:themeColor="accent5"/>
+              </w:rPr>
+            </w:pPr>
+          </w:p>
+          <w:p>
+            <w:pPr>
+              <w:keepNext/>
+              <w:spacing w:line="360" w:lineRule="auto"/>
+              <w:jc w:val="center"/>
+              <w:cnfStyle w:val="000000000000" w:firstRow="0" w:lastRow="0" w:firstColumn="0" w:lastColumn="0" w:oddVBand="0" w:evenVBand="0" w:oddHBand="0" w:evenHBand="0" w:firstRowFirstColumn="0" w:firstRowLastColumn="0" w:lastRowFirstColumn="0" w:lastRowLastColumn="0"/>
+            </w:pPr>
+          </w:p>
+          <w:p>
+            <w:pPr>
+              <w:keepNext/>
+              <w:spacing w:line="360" w:lineRule="auto"/>
+              <w:jc w:val="center"/>
+              <w:cnfStyle w:val="000000000000" w:firstRow="0" w:lastRow="0" w:firstColumn="0" w:lastColumn="0" w:oddVBand="0" w:evenVBand="0" w:oddHBand="0" w:evenHBand="0" w:firstRowFirstColumn="0" w:firstRowLastColumn="0" w:lastRowFirstColumn="0" w:lastRowLastColumn="0"/>
+            </w:pPr>
+          </w:p>
+          <w:p>
+            <w:pPr>
+              <w:keepNext/>
+              <w:spacing w:line="360" w:lineRule="auto"/>
+              <w:jc w:val="center"/>
+              <w:cnfStyle w:val="000000000000" w:firstRow="0" w:lastRow="0" w:firstColumn="0" w:lastColumn="0" w:oddVBand="0" w:evenVBand="0" w:oddHBand="0" w:evenHBand="0" w:firstRowFirstColumn="0" w:firstRowLastColumn="0" w:lastRowFirstColumn="0" w:lastRowLastColumn="0"/>
+            </w:pPr>
+          </w:p>
+          <w:p>
+            <w:pPr>
+              <w:keepNext/>
+              <w:spacing w:line="360" w:lineRule="auto"/>
+              <w:jc w:val="center"/>
+              <w:cnfStyle w:val="000000000000" w:firstRow="0" w:lastRow="0" w:firstColumn="0" w:lastColumn="0" w:oddVBand="0" w:evenVBand="0" w:oddHBand="0" w:evenHBand="0" w:firstRowFirstColumn="0" w:firstRowLastColumn="0" w:lastRowFirstColumn="0" w:lastRowLastColumn="0"/>
+            </w:pPr>
+          </w:p>
+          <w:p>
+            <w:pPr>
+              <w:keepNext/>
+              <w:spacing w:line="360" w:lineRule="auto"/>
+              <w:jc w:val="center"/>
+              <w:cnfStyle w:val="000000000000" w:firstRow="0" w:lastRow="0" w:firstColumn="0" w:lastColumn="0" w:oddVBand="0" w:evenVBand="0" w:oddHBand="0" w:evenHBand="0" w:firstRowFirstColumn="0" w:firstRowLastColumn="0" w:lastRowFirstColumn="0" w:lastRowLastColumn="0"/>
+            </w:pPr>
+          </w:p>
+          <w:p>
+            <w:pPr>
+              <w:keepNext/>
+              <w:spacing w:line="360" w:lineRule="auto"/>
+              <w:jc w:val="center"/>
+              <w:cnfStyle w:val="000000000000" w:firstRow="0" w:lastRow="0" w:firstColumn="0" w:lastColumn="0" w:oddVBand="0" w:evenVBand="0" w:oddHBand="0" w:evenHBand="0" w:firstRowFirstColumn="0" w:firstRowLastColumn="0" w:lastRowFirstColumn="0" w:lastRowLastColumn="0"/>
+            </w:pPr>
+          </w:p>
+          <w:p>
+            <w:pPr>
+              <w:pStyle w:val="Caption"/>
+              <w:jc w:val="right"/>
+              <w:cnfStyle w:val="000000000000" w:firstRow="0" w:lastRow="0" w:firstColumn="0" w:lastColumn="0" w:oddVBand="0" w:evenVBand="0" w:oddHBand="0" w:evenHBand="0" w:firstRowFirstColumn="0" w:firstRowLastColumn="0" w:lastRowFirstColumn="0" w:lastRowLastColumn="0"/>
+            </w:pPr>
+          </w:p>
+          <w:p>
+            <w:pPr>
+              <w:pStyle w:val="Caption"/>
+              <w:jc w:val="right"/>
+              <w:cnfStyle w:val="000000000000" w:firstRow="0" w:lastRow="0" w:firstColumn="0" w:lastColumn="0" w:oddVBand="0" w:evenVBand="0" w:oddHBand="0" w:evenHBand="0" w:firstRowFirstColumn="0" w:firstRowLastColumn="0" w:lastRowFirstColumn="0" w:lastRowLastColumn="0"/>
+              <w:rPr>
+                <w:color w:val="A02B93" w:themeColor="accent5"/>
+              </w:rPr>
+            </w:pPr>
+            <w:r>
+              <w:t>ChatGPT 5.6 Sol</w:t>
+            </w:r>
+          </w:p>
+          <w:p>
+            <w:pPr>
+              <w:spacing w:line="360" w:lineRule="auto"/>
+              <w:cnfStyle w:val="000000000000" w:firstRow="0" w:lastRow="0" w:firstColumn="0" w:lastColumn="0" w:oddVBand="0" w:evenVBand="0" w:oddHBand="0" w:evenHBand="0" w:firstRowFirstColumn="0" w:firstRowLastColumn="0" w:lastRowFirstColumn="0" w:lastRowLastColumn="0"/>
+              <w:rPr>
+                <w:b/>
+                <w:bCs/>
+                <w:color w:val="156082" w:themeColor="accent1"/>
+              </w:rPr>
+            </w:pPr>
           </w:p>
           <w:p>
             <w:pPr>
@@ -1804,7 +2004,6 @@
                 <w:bCs/>
                 <w:color w:val="156082" w:themeColor="accent1"/>
               </w:rPr>
-              <w:lastRenderedPageBreak/>
               <w:t>A model may perform adequately for each broad category while failing for a particular intersection.</w:t>
             </w:r>
           </w:p>
@@ -1877,13 +2076,13 @@
         </w:trPr>
         <w:tc>
           <w:tcPr>
-            <w:cnfStyle w:val="001000000000" w:firstRow="0" w:lastRow="0" w:firstColumn="1" w:lastColumn="0" w:oddVBand="0" w:evenVBand="0" w:oddHBand="0" w:evenHBand="0" w:firstRowFirstColumn="0" w:firstRowLastColumn="0" w:lastRowFirstColumn="0" w:lastRowLastColumn="0"/>
             <w:tcW w:w="1345" w:type="dxa"/>
             <w:shd w:val="clear" w:color="auto" w:fill="D9D9D9" w:themeFill="background1" w:themeFillShade="D9"/>
           </w:tcPr>
           <w:p>
             <w:pPr>
               <w:spacing w:line="360" w:lineRule="auto"/>
+              <w:cnfStyle w:val="001000000000" w:firstRow="0" w:lastRow="0" w:firstColumn="1" w:lastColumn="0" w:oddVBand="0" w:evenVBand="0" w:oddHBand="0" w:evenHBand="0" w:firstRowFirstColumn="0" w:firstRowLastColumn="0" w:lastRowFirstColumn="0" w:lastRowLastColumn="0"/>
               <w:rPr>
                 <w:color w:val="80340D" w:themeColor="accent2" w:themeShade="80"/>
               </w:rPr>
@@ -1905,7 +2104,6 @@
           <w:p>
             <w:pPr>
               <w:spacing w:line="360" w:lineRule="auto"/>
-              <w:cnfStyle w:val="000000000000" w:firstRow="0" w:lastRow="0" w:firstColumn="0" w:lastColumn="0" w:oddVBand="0" w:evenVBand="0" w:oddHBand="0" w:evenHBand="0" w:firstRowFirstColumn="0" w:firstRowLastColumn="0" w:lastRowFirstColumn="0" w:lastRowLastColumn="0"/>
               <w:rPr>
                 <w:b/>
                 <w:bCs/>
@@ -1929,7 +2127,6 @@
                 <w:numId w:val="2"/>
               </w:numPr>
               <w:spacing w:line="360" w:lineRule="auto"/>
-              <w:cnfStyle w:val="000000000000" w:firstRow="0" w:lastRow="0" w:firstColumn="0" w:lastColumn="0" w:oddVBand="0" w:evenVBand="0" w:oddHBand="0" w:evenHBand="0" w:firstRowFirstColumn="0" w:firstRowLastColumn="0" w:lastRowFirstColumn="0" w:lastRowLastColumn="0"/>
               <w:rPr>
                 <w:color w:val="A02B93" w:themeColor="accent5"/>
               </w:rPr>
@@ -1955,7 +2152,6 @@
                 <w:numId w:val="2"/>
               </w:numPr>
               <w:spacing w:line="360" w:lineRule="auto"/>
-              <w:cnfStyle w:val="000000000000" w:firstRow="0" w:lastRow="0" w:firstColumn="0" w:lastColumn="0" w:oddVBand="0" w:evenVBand="0" w:oddHBand="0" w:evenHBand="0" w:firstRowFirstColumn="0" w:firstRowLastColumn="0" w:lastRowFirstColumn="0" w:lastRowLastColumn="0"/>
               <w:rPr>
                 <w:color w:val="A02B93" w:themeColor="accent5"/>
               </w:rPr>
@@ -1981,7 +2177,6 @@
                 <w:numId w:val="2"/>
               </w:numPr>
               <w:spacing w:line="360" w:lineRule="auto"/>
-              <w:cnfStyle w:val="000000000000" w:firstRow="0" w:lastRow="0" w:firstColumn="0" w:lastColumn="0" w:oddVBand="0" w:evenVBand="0" w:oddHBand="0" w:evenHBand="0" w:firstRowFirstColumn="0" w:firstRowLastColumn="0" w:lastRowFirstColumn="0" w:lastRowLastColumn="0"/>
               <w:rPr>
                 <w:color w:val="A02B93" w:themeColor="accent5"/>
               </w:rPr>
@@ -2007,7 +2202,6 @@
                 <w:numId w:val="2"/>
               </w:numPr>
               <w:spacing w:line="360" w:lineRule="auto"/>
-              <w:cnfStyle w:val="000000000000" w:firstRow="0" w:lastRow="0" w:firstColumn="0" w:lastColumn="0" w:oddVBand="0" w:evenVBand="0" w:oddHBand="0" w:evenHBand="0" w:firstRowFirstColumn="0" w:firstRowLastColumn="0" w:lastRowFirstColumn="0" w:lastRowLastColumn="0"/>
               <w:rPr>
                 <w:color w:val="A02B93" w:themeColor="accent5"/>
               </w:rPr>
@@ -2033,7 +2227,6 @@
                 <w:numId w:val="2"/>
               </w:numPr>
               <w:spacing w:line="360" w:lineRule="auto"/>
-              <w:cnfStyle w:val="000000000000" w:firstRow="0" w:lastRow="0" w:firstColumn="0" w:lastColumn="0" w:oddVBand="0" w:evenVBand="0" w:oddHBand="0" w:evenHBand="0" w:firstRowFirstColumn="0" w:firstRowLastColumn="0" w:lastRowFirstColumn="0" w:lastRowLastColumn="0"/>
               <w:rPr>
                 <w:color w:val="A02B93" w:themeColor="accent5"/>
               </w:rPr>
@@ -2059,7 +2252,6 @@
                 <w:numId w:val="2"/>
               </w:numPr>
               <w:spacing w:line="360" w:lineRule="auto"/>
-              <w:cnfStyle w:val="000000000000" w:firstRow="0" w:lastRow="0" w:firstColumn="0" w:lastColumn="0" w:oddVBand="0" w:evenVBand="0" w:oddHBand="0" w:evenHBand="0" w:firstRowFirstColumn="0" w:firstRowLastColumn="0" w:lastRowFirstColumn="0" w:lastRowLastColumn="0"/>
               <w:rPr>
                 <w:color w:val="A02B93" w:themeColor="accent5"/>
               </w:rPr>
@@ -2079,13 +2271,395 @@
           </w:p>
           <w:p>
             <w:pPr>
-              <w:pStyle w:val="ListParagraph"/>
-              <w:numPr>
-                <w:ilvl w:val="0"/>
-                <w:numId w:val="2"/>
-              </w:numPr>
-              <w:spacing w:line="360" w:lineRule="auto"/>
-              <w:cnfStyle w:val="000000000000" w:firstRow="0" w:lastRow="0" w:firstColumn="0" w:lastColumn="0" w:oddVBand="0" w:evenVBand="0" w:oddHBand="0" w:evenHBand="0" w:firstRowFirstColumn="0" w:firstRowLastColumn="0" w:lastRowFirstColumn="0" w:lastRowLastColumn="0"/>
+              <w:spacing w:line="360" w:lineRule="auto"/>
+              <w:rPr>
+                <w:color w:val="A02B93" w:themeColor="accent5"/>
+              </w:rPr>
+            </w:pPr>
+            <w:r>
+              <w:rPr>
+                <w:noProof/>
+              </w:rPr>
+              <mc:AlternateContent>
+                <mc:Choice Requires="wps">
+                  <w:drawing>
+                    <wp:anchor distT="0" distB="0" distL="114300" distR="114300" simplePos="0" relativeHeight="251660288" behindDoc="0" locked="0" layoutInCell="1" allowOverlap="1" wp14:anchorId="2AE6DDA4" wp14:editId="6F4C24EF">
+                      <wp:simplePos x="0" y="0"/>
+                      <wp:positionH relativeFrom="column">
+                        <wp:posOffset>312420</wp:posOffset>
+                      </wp:positionH>
+                      <wp:positionV relativeFrom="paragraph">
+                        <wp:posOffset>3105785</wp:posOffset>
+                      </wp:positionV>
+                      <wp:extent cx="3999865" cy="635"/>
+                      <wp:effectExtent l="0" t="0" r="635" b="0"/>
+                      <wp:wrapNone/>
+                      <wp:docPr id="1226059081" name="Text Box 1"/>
+                      <wp:cNvGraphicFramePr/>
+                      <a:graphic xmlns:a="http://schemas.openxmlformats.org/drawingml/2006/main">
+                        <a:graphicData uri="http://schemas.microsoft.com/office/word/2010/wordprocessingShape">
+                          <wps:wsp>
+                            <wps:cNvSpPr txBox="1"/>
+                            <wps:spPr>
+                              <a:xfrm>
+                                <a:off x="0" y="0"/>
+                                <a:ext cx="3999865" cy="635"/>
+                              </a:xfrm>
+                              <a:prstGeom prst="rect">
+                                <a:avLst/>
+                              </a:prstGeom>
+                              <a:noFill/>
+                              <a:ln>
+                                <a:noFill/>
+                              </a:ln>
+                            </wps:spPr>
+                            <wps:txbx>
+                              <w:txbxContent>
+                                <w:p>
+                                  <w:pPr>
+                                    <w:pStyle w:val="Caption"/>
+                                    <w:jc w:val="right"/>
+                                    <w:rPr>
+                                      <w:noProof/>
+                                    </w:rPr>
+                                  </w:pPr>
+                                  <w:r>
+                                    <w:t>ChatGPT 5.6 Sol</w:t>
+                                  </w:r>
+                                </w:p>
+                              </w:txbxContent>
+                            </wps:txbx>
+                            <wps:bodyPr rot="0" spcFirstLastPara="0" vertOverflow="overflow" horzOverflow="overflow" vert="horz" wrap="square" lIns="0" tIns="0" rIns="0" bIns="0" numCol="1" spcCol="0" rtlCol="0" fromWordArt="0" anchor="t" anchorCtr="0" forceAA="0" compatLnSpc="1">
+                              <a:prstTxWarp prst="textNoShape">
+                                <a:avLst/>
+                              </a:prstTxWarp>
+                              <a:spAutoFit/>
+                            </wps:bodyPr>
+                          </wps:wsp>
+                        </a:graphicData>
+                      </a:graphic>
+                    </wp:anchor>
+                  </w:drawing>
+                </mc:Choice>
+                <mc:Fallback>
+                  <w:pict>
+                    <v:shapetype w14:anchorId="2AE6DDA4" id="_x0000_t202" coordsize="21600,21600" o:spt="202" path="m,l,21600r21600,l21600,xe">
+                      <v:stroke joinstyle="miter"/>
+                      <v:path gradientshapeok="t" o:connecttype="rect"/>
+                    </v:shapetype>
+                    <v:shape id="Text Box 1" o:spid="_x0000_s1026" type="#_x0000_t202" style="position:absolute;margin-left:24.6pt;margin-top:244.55pt;width:314.95pt;height:.05pt;z-index:251660288;visibility:visible;mso-wrap-style:square;mso-wrap-distance-left:9pt;mso-wrap-distance-top:0;mso-wrap-distance-right:9pt;mso-wrap-distance-bottom:0;mso-position-horizontal:absolute;mso-position-horizontal-relative:text;mso-position-vertical:absolute;mso-position-vertical-relative:text;v-text-anchor:top" o:gfxdata="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" filled="f" stroked="f">
+                      <v:textbox style="mso-fit-shape-to-text:t" inset="0,0,0,0">
+                        <w:txbxContent>
+                          <w:p>
+                            <w:pPr>
+                              <w:pStyle w:val="Caption"/>
+                              <w:jc w:val="right"/>
+                              <w:rPr>
+                                <w:noProof/>
+                              </w:rPr>
+                            </w:pPr>
+                            <w:r>
+                              <w:t>ChatGPT 5.6 Sol</w:t>
+                            </w:r>
+                          </w:p>
+                        </w:txbxContent>
+                      </v:textbox>
+                    </v:shape>
+                  </w:pict>
+                </mc:Fallback>
+              </mc:AlternateContent>
+            </w:r>
+          </w:p>
+          <w:p>
+            <w:pPr>
+              <w:spacing w:line="360" w:lineRule="auto"/>
+              <w:rPr>
+                <w:color w:val="A02B93" w:themeColor="accent5"/>
+              </w:rPr>
+            </w:pPr>
+            <w:r>
+              <w:rPr>
+                <w:noProof/>
+              </w:rPr>
+              <w:lastRenderedPageBreak/>
+              <w:drawing>
+                <wp:anchor distT="0" distB="0" distL="114300" distR="114300" simplePos="0" relativeHeight="251658240" behindDoc="0" locked="0" layoutInCell="1" allowOverlap="1" wp14:anchorId="0D1BDEE0" wp14:editId="15AAAB7B">
+                  <wp:simplePos x="0" y="0"/>
+                  <wp:positionH relativeFrom="column">
+                    <wp:posOffset>217170</wp:posOffset>
+                  </wp:positionH>
+                  <wp:positionV relativeFrom="paragraph">
+                    <wp:posOffset>165735</wp:posOffset>
+                  </wp:positionV>
+                  <wp:extent cx="4248150" cy="3185944"/>
+                  <wp:effectExtent l="76200" t="38100" r="76200" b="109855"/>
+                  <wp:wrapNone/>
+                  <wp:docPr id="994836738" name="Picture 1"/>
+                  <wp:cNvGraphicFramePr>
+                    <a:graphicFrameLocks xmlns:a="http://schemas.openxmlformats.org/drawingml/2006/main" noChangeAspect="1"/>
+                  </wp:cNvGraphicFramePr>
+                  <a:graphic xmlns:a="http://schemas.openxmlformats.org/drawingml/2006/main">
+                    <a:graphicData uri="http://schemas.openxmlformats.org/drawingml/2006/picture">
+                      <pic:pic xmlns:pic="http://schemas.openxmlformats.org/drawingml/2006/picture">
+                        <pic:nvPicPr>
+                          <pic:cNvPr id="994836738" name="Picture 1"/>
+                          <pic:cNvPicPr/>
+                        </pic:nvPicPr>
+                        <pic:blipFill>
+                          <a:blip r:embed="rId10" cstate="print">
+                            <a:extLst>
+                              <a:ext uri="{28A0092B-C50C-407E-A947-70E740481C1C}">
+                                <a14:useLocalDpi xmlns:a14="http://schemas.microsoft.com/office/drawing/2010/main" val="0"/>
+                              </a:ext>
+                            </a:extLst>
+                          </a:blip>
+                          <a:stretch>
+                            <a:fillRect/>
+                          </a:stretch>
+                        </pic:blipFill>
+                        <pic:spPr>
+                          <a:xfrm>
+                            <a:off x="0" y="0"/>
+                            <a:ext cx="4248150" cy="3185944"/>
+                          </a:xfrm>
+                          <a:prstGeom prst="rect">
+                            <a:avLst/>
+                          </a:prstGeom>
+                          <a:ln>
+                            <a:solidFill>
+                              <a:schemeClr val="accent1"/>
+                            </a:solidFill>
+                          </a:ln>
+                          <a:effectLst>
+                            <a:outerShdw blurRad="50800" dist="38100" dir="5400000" algn="t" rotWithShape="0">
+                              <a:prstClr val="black">
+                                <a:alpha val="40000"/>
+                              </a:prstClr>
+                            </a:outerShdw>
+                          </a:effectLst>
+                        </pic:spPr>
+                      </pic:pic>
+                    </a:graphicData>
+                  </a:graphic>
+                  <wp14:sizeRelH relativeFrom="margin">
+                    <wp14:pctWidth>0</wp14:pctWidth>
+                  </wp14:sizeRelH>
+                  <wp14:sizeRelV relativeFrom="margin">
+                    <wp14:pctHeight>0</wp14:pctHeight>
+                  </wp14:sizeRelV>
+                </wp:anchor>
+              </w:drawing>
+            </w:r>
+          </w:p>
+          <w:p>
+            <w:pPr>
+              <w:spacing w:line="360" w:lineRule="auto"/>
+              <w:rPr>
+                <w:color w:val="A02B93" w:themeColor="accent5"/>
+              </w:rPr>
+            </w:pPr>
+          </w:p>
+          <w:p>
+            <w:pPr>
+              <w:spacing w:line="360" w:lineRule="auto"/>
+              <w:rPr>
+                <w:color w:val="A02B93" w:themeColor="accent5"/>
+              </w:rPr>
+            </w:pPr>
+          </w:p>
+          <w:p>
+            <w:pPr>
+              <w:spacing w:line="360" w:lineRule="auto"/>
+              <w:rPr>
+                <w:color w:val="A02B93" w:themeColor="accent5"/>
+              </w:rPr>
+            </w:pPr>
+          </w:p>
+          <w:p>
+            <w:pPr>
+              <w:spacing w:line="360" w:lineRule="auto"/>
+              <w:rPr>
+                <w:color w:val="A02B93" w:themeColor="accent5"/>
+              </w:rPr>
+            </w:pPr>
+          </w:p>
+          <w:p>
+            <w:pPr>
+              <w:spacing w:line="360" w:lineRule="auto"/>
+              <w:rPr>
+                <w:color w:val="A02B93" w:themeColor="accent5"/>
+              </w:rPr>
+            </w:pPr>
+          </w:p>
+          <w:p>
+            <w:pPr>
+              <w:spacing w:line="360" w:lineRule="auto"/>
+              <w:rPr>
+                <w:color w:val="A02B93" w:themeColor="accent5"/>
+              </w:rPr>
+            </w:pPr>
+          </w:p>
+          <w:p>
+            <w:pPr>
+              <w:spacing w:line="360" w:lineRule="auto"/>
+              <w:rPr>
+                <w:color w:val="A02B93" w:themeColor="accent5"/>
+              </w:rPr>
+            </w:pPr>
+          </w:p>
+          <w:p>
+            <w:pPr>
+              <w:spacing w:line="360" w:lineRule="auto"/>
+              <w:rPr>
+                <w:color w:val="A02B93" w:themeColor="accent5"/>
+              </w:rPr>
+            </w:pPr>
+          </w:p>
+          <w:p>
+            <w:pPr>
+              <w:spacing w:line="360" w:lineRule="auto"/>
+              <w:rPr>
+                <w:color w:val="A02B93" w:themeColor="accent5"/>
+              </w:rPr>
+            </w:pPr>
+          </w:p>
+          <w:p>
+            <w:pPr>
+              <w:spacing w:line="360" w:lineRule="auto"/>
+              <w:rPr>
+                <w:color w:val="A02B93" w:themeColor="accent5"/>
+              </w:rPr>
+            </w:pPr>
+          </w:p>
+          <w:p>
+            <w:pPr>
+              <w:spacing w:line="360" w:lineRule="auto"/>
+              <w:rPr>
+                <w:color w:val="A02B93" w:themeColor="accent5"/>
+              </w:rPr>
+            </w:pPr>
+          </w:p>
+          <w:p>
+            <w:pPr>
+              <w:spacing w:line="360" w:lineRule="auto"/>
+              <w:rPr>
+                <w:color w:val="A02B93" w:themeColor="accent5"/>
+              </w:rPr>
+            </w:pPr>
+            <w:r>
+              <w:rPr>
+                <w:noProof/>
+              </w:rPr>
+              <mc:AlternateContent>
+                <mc:Choice Requires="wps">
+                  <w:drawing>
+                    <wp:anchor distT="0" distB="0" distL="114300" distR="114300" simplePos="0" relativeHeight="251663360" behindDoc="0" locked="0" layoutInCell="1" allowOverlap="1" wp14:anchorId="11D9EB38" wp14:editId="332218EC">
+                      <wp:simplePos x="0" y="0"/>
+                      <wp:positionH relativeFrom="column">
+                        <wp:posOffset>248920</wp:posOffset>
+                      </wp:positionH>
+                      <wp:positionV relativeFrom="paragraph">
+                        <wp:posOffset>56515</wp:posOffset>
+                      </wp:positionV>
+                      <wp:extent cx="4248150" cy="635"/>
+                      <wp:effectExtent l="0" t="0" r="0" b="0"/>
+                      <wp:wrapNone/>
+                      <wp:docPr id="1359684689" name="Text Box 1"/>
+                      <wp:cNvGraphicFramePr/>
+                      <a:graphic xmlns:a="http://schemas.openxmlformats.org/drawingml/2006/main">
+                        <a:graphicData uri="http://schemas.microsoft.com/office/word/2010/wordprocessingShape">
+                          <wps:wsp>
+                            <wps:cNvSpPr txBox="1"/>
+                            <wps:spPr>
+                              <a:xfrm>
+                                <a:off x="0" y="0"/>
+                                <a:ext cx="4248150" cy="635"/>
+                              </a:xfrm>
+                              <a:prstGeom prst="rect">
+                                <a:avLst/>
+                              </a:prstGeom>
+                              <a:noFill/>
+                              <a:ln>
+                                <a:noFill/>
+                              </a:ln>
+                            </wps:spPr>
+                            <wps:txbx>
+                              <w:txbxContent>
+                                <w:p>
+                                  <w:pPr>
+                                    <w:pStyle w:val="Caption"/>
+                                    <w:jc w:val="right"/>
+                                    <w:rPr>
+                                      <w:noProof/>
+                                    </w:rPr>
+                                  </w:pPr>
+                                  <w:r>
+                                    <w:t xml:space="preserve">ChatGPT 5.6 Sol </w:t>
+                                  </w:r>
+                                  <w:fldSimple w:instr=" SEQ ChatGPT_5.6_Sol \* ARABIC ">
+                                    <w:r>
+                                      <w:rPr>
+                                        <w:noProof/>
+                                      </w:rPr>
+                                      <w:t>1</w:t>
+                                    </w:r>
+                                  </w:fldSimple>
+                                </w:p>
+                              </w:txbxContent>
+                            </wps:txbx>
+                            <wps:bodyPr rot="0" spcFirstLastPara="0" vertOverflow="overflow" horzOverflow="overflow" vert="horz" wrap="square" lIns="0" tIns="0" rIns="0" bIns="0" numCol="1" spcCol="0" rtlCol="0" fromWordArt="0" anchor="t" anchorCtr="0" forceAA="0" compatLnSpc="1">
+                              <a:prstTxWarp prst="textNoShape">
+                                <a:avLst/>
+                              </a:prstTxWarp>
+                              <a:spAutoFit/>
+                            </wps:bodyPr>
+                          </wps:wsp>
+                        </a:graphicData>
+                      </a:graphic>
+                    </wp:anchor>
+                  </w:drawing>
+                </mc:Choice>
+                <mc:Fallback>
+                  <w:pict>
+                    <v:shape w14:anchorId="11D9EB38" id="_x0000_s1027" type="#_x0000_t202" style="position:absolute;margin-left:19.6pt;margin-top:4.45pt;width:334.5pt;height:.05pt;z-index:251663360;visibility:visible;mso-wrap-style:square;mso-wrap-distance-left:9pt;mso-wrap-distance-top:0;mso-wrap-distance-right:9pt;mso-wrap-distance-bottom:0;mso-position-horizontal:absolute;mso-position-horizontal-relative:text;mso-position-vertical:absolute;mso-position-vertical-relative:text;v-text-anchor:top" o:gfxdata="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" filled="f" stroked="f">
+                      <v:textbox style="mso-fit-shape-to-text:t" inset="0,0,0,0">
+                        <w:txbxContent>
+                          <w:p>
+                            <w:pPr>
+                              <w:pStyle w:val="Caption"/>
+                              <w:jc w:val="right"/>
+                              <w:rPr>
+                                <w:noProof/>
+                              </w:rPr>
+                            </w:pPr>
+                            <w:r>
+                              <w:t xml:space="preserve">ChatGPT 5.6 Sol </w:t>
+                            </w:r>
+                            <w:fldSimple w:instr=" SEQ ChatGPT_5.6_Sol \* ARABIC ">
+                              <w:r>
+                                <w:rPr>
+                                  <w:noProof/>
+                                </w:rPr>
+                                <w:t>1</w:t>
+                              </w:r>
+                            </w:fldSimple>
+                          </w:p>
+                        </w:txbxContent>
+                      </v:textbox>
+                    </v:shape>
+                  </w:pict>
+                </mc:Fallback>
+              </mc:AlternateContent>
+            </w:r>
+          </w:p>
+          <w:p>
+            <w:pPr>
+              <w:pStyle w:val="ListParagraph"/>
+              <w:numPr>
+                <w:ilvl w:val="0"/>
+                <w:numId w:val="2"/>
+              </w:numPr>
+              <w:spacing w:line="360" w:lineRule="auto"/>
               <w:rPr>
                 <w:color w:val="A02B93" w:themeColor="accent5"/>
               </w:rPr>
@@ -2111,7 +2685,6 @@
                 <w:numId w:val="2"/>
               </w:numPr>
               <w:spacing w:line="360" w:lineRule="auto"/>
-              <w:cnfStyle w:val="000000000000" w:firstRow="0" w:lastRow="0" w:firstColumn="0" w:lastColumn="0" w:oddVBand="0" w:evenVBand="0" w:oddHBand="0" w:evenHBand="0" w:firstRowFirstColumn="0" w:firstRowLastColumn="0" w:lastRowFirstColumn="0" w:lastRowLastColumn="0"/>
               <w:rPr>
                 <w:color w:val="A02B93" w:themeColor="accent5"/>
               </w:rPr>
@@ -2137,7 +2710,6 @@
                 <w:numId w:val="2"/>
               </w:numPr>
               <w:spacing w:line="360" w:lineRule="auto"/>
-              <w:cnfStyle w:val="000000000000" w:firstRow="0" w:lastRow="0" w:firstColumn="0" w:lastColumn="0" w:oddVBand="0" w:evenVBand="0" w:oddHBand="0" w:evenHBand="0" w:firstRowFirstColumn="0" w:firstRowLastColumn="0" w:lastRowFirstColumn="0" w:lastRowLastColumn="0"/>
               <w:rPr>
                 <w:color w:val="A02B93" w:themeColor="accent5"/>
               </w:rPr>
@@ -2163,7 +2735,6 @@
                 <w:numId w:val="2"/>
               </w:numPr>
               <w:spacing w:line="360" w:lineRule="auto"/>
-              <w:cnfStyle w:val="000000000000" w:firstRow="0" w:lastRow="0" w:firstColumn="0" w:lastColumn="0" w:oddVBand="0" w:evenVBand="0" w:oddHBand="0" w:evenHBand="0" w:firstRowFirstColumn="0" w:firstRowLastColumn="0" w:lastRowFirstColumn="0" w:lastRowLastColumn="0"/>
               <w:rPr>
                 <w:color w:val="A02B93" w:themeColor="accent5"/>
               </w:rPr>
@@ -2184,16 +2755,14 @@
           <w:p>
             <w:pPr>
               <w:spacing w:line="360" w:lineRule="auto"/>
-              <w:cnfStyle w:val="000000000000" w:firstRow="0" w:lastRow="0" w:firstColumn="0" w:lastColumn="0" w:oddVBand="0" w:evenVBand="0" w:oddHBand="0" w:evenHBand="0" w:firstRowFirstColumn="0" w:firstRowLastColumn="0" w:lastRowFirstColumn="0" w:lastRowLastColumn="0"/>
-              <w:rPr>
-                <w:color w:val="A02B93" w:themeColor="accent5"/>
-              </w:rPr>
-            </w:pPr>
-          </w:p>
-          <w:p>
-            <w:pPr>
-              <w:spacing w:line="360" w:lineRule="auto"/>
-              <w:cnfStyle w:val="000000000000" w:firstRow="0" w:lastRow="0" w:firstColumn="0" w:lastColumn="0" w:oddVBand="0" w:evenVBand="0" w:oddHBand="0" w:evenHBand="0" w:firstRowFirstColumn="0" w:firstRowLastColumn="0" w:lastRowFirstColumn="0" w:lastRowLastColumn="0"/>
+              <w:rPr>
+                <w:color w:val="A02B93" w:themeColor="accent5"/>
+              </w:rPr>
+            </w:pPr>
+          </w:p>
+          <w:p>
+            <w:pPr>
+              <w:spacing w:line="360" w:lineRule="auto"/>
               <w:rPr>
                 <w:b/>
                 <w:bCs/>
@@ -2212,7 +2781,6 @@
           <w:p>
             <w:pPr>
               <w:spacing w:line="360" w:lineRule="auto"/>
-              <w:cnfStyle w:val="000000000000" w:firstRow="0" w:lastRow="0" w:firstColumn="0" w:lastColumn="0" w:oddVBand="0" w:evenVBand="0" w:oddHBand="0" w:evenHBand="0" w:firstRowFirstColumn="0" w:firstRowLastColumn="0" w:lastRowFirstColumn="0" w:lastRowLastColumn="0"/>
               <w:rPr>
                 <w:color w:val="A02B93" w:themeColor="accent5"/>
               </w:rPr>
@@ -2244,6 +2812,7 @@
                 <w:b w:val="0"/>
                 <w:bCs w:val="0"/>
               </w:rPr>
+              <w:lastRenderedPageBreak/>
               <w:t>Proposed Model Card Structure</w:t>
             </w:r>
           </w:p>
@@ -2393,33 +2962,33 @@
               <w:rPr>
                 <w:color w:val="A02B93" w:themeColor="accent5"/>
               </w:rPr>
+              <w:t>m</w:t>
+            </w:r>
+            <w:r>
+              <w:rPr>
+                <w:color w:val="A02B93" w:themeColor="accent5"/>
+              </w:rPr>
+              <w:t>odel version</w:t>
+            </w:r>
+          </w:p>
+          <w:p>
+            <w:pPr>
+              <w:pStyle w:val="ListParagraph"/>
+              <w:numPr>
+                <w:ilvl w:val="1"/>
+                <w:numId w:val="2"/>
+              </w:numPr>
+              <w:spacing w:line="360" w:lineRule="auto"/>
+              <w:cnfStyle w:val="000000000000" w:firstRow="0" w:lastRow="0" w:firstColumn="0" w:lastColumn="0" w:oddVBand="0" w:evenVBand="0" w:oddHBand="0" w:evenHBand="0" w:firstRowFirstColumn="0" w:firstRowLastColumn="0" w:lastRowFirstColumn="0" w:lastRowLastColumn="0"/>
+              <w:rPr>
+                <w:color w:val="A02B93" w:themeColor="accent5"/>
+              </w:rPr>
+            </w:pPr>
+            <w:r>
+              <w:rPr>
+                <w:color w:val="A02B93" w:themeColor="accent5"/>
+              </w:rPr>
               <w:lastRenderedPageBreak/>
-              <w:t>m</w:t>
-            </w:r>
-            <w:r>
-              <w:rPr>
-                <w:color w:val="A02B93" w:themeColor="accent5"/>
-              </w:rPr>
-              <w:t>odel version</w:t>
-            </w:r>
-          </w:p>
-          <w:p>
-            <w:pPr>
-              <w:pStyle w:val="ListParagraph"/>
-              <w:numPr>
-                <w:ilvl w:val="1"/>
-                <w:numId w:val="2"/>
-              </w:numPr>
-              <w:spacing w:line="360" w:lineRule="auto"/>
-              <w:cnfStyle w:val="000000000000" w:firstRow="0" w:lastRow="0" w:firstColumn="0" w:lastColumn="0" w:oddVBand="0" w:evenVBand="0" w:oddHBand="0" w:evenHBand="0" w:firstRowFirstColumn="0" w:firstRowLastColumn="0" w:lastRowFirstColumn="0" w:lastRowLastColumn="0"/>
-              <w:rPr>
-                <w:color w:val="A02B93" w:themeColor="accent5"/>
-              </w:rPr>
-            </w:pPr>
-            <w:r>
-              <w:rPr>
-                <w:color w:val="A02B93" w:themeColor="accent5"/>
-              </w:rPr>
               <w:t>m</w:t>
             </w:r>
             <w:r>
@@ -3031,33 +3600,33 @@
               <w:rPr>
                 <w:color w:val="A02B93" w:themeColor="accent5"/>
               </w:rPr>
+              <w:t>d</w:t>
+            </w:r>
+            <w:r>
+              <w:rPr>
+                <w:color w:val="A02B93" w:themeColor="accent5"/>
+              </w:rPr>
+              <w:t>esigned only for black-and-white images</w:t>
+            </w:r>
+          </w:p>
+          <w:p>
+            <w:pPr>
+              <w:pStyle w:val="ListParagraph"/>
+              <w:numPr>
+                <w:ilvl w:val="1"/>
+                <w:numId w:val="2"/>
+              </w:numPr>
+              <w:spacing w:line="360" w:lineRule="auto"/>
+              <w:cnfStyle w:val="000000000000" w:firstRow="0" w:lastRow="0" w:firstColumn="0" w:lastColumn="0" w:oddVBand="0" w:evenVBand="0" w:oddHBand="0" w:evenHBand="0" w:firstRowFirstColumn="0" w:firstRowLastColumn="0" w:lastRowFirstColumn="0" w:lastRowLastColumn="0"/>
+              <w:rPr>
+                <w:color w:val="A02B93" w:themeColor="accent5"/>
+              </w:rPr>
+            </w:pPr>
+            <w:r>
+              <w:rPr>
+                <w:color w:val="A02B93" w:themeColor="accent5"/>
+              </w:rPr>
               <w:lastRenderedPageBreak/>
-              <w:t>d</w:t>
-            </w:r>
-            <w:r>
-              <w:rPr>
-                <w:color w:val="A02B93" w:themeColor="accent5"/>
-              </w:rPr>
-              <w:t>esigned only for black-and-white images</w:t>
-            </w:r>
-          </w:p>
-          <w:p>
-            <w:pPr>
-              <w:pStyle w:val="ListParagraph"/>
-              <w:numPr>
-                <w:ilvl w:val="1"/>
-                <w:numId w:val="2"/>
-              </w:numPr>
-              <w:spacing w:line="360" w:lineRule="auto"/>
-              <w:cnfStyle w:val="000000000000" w:firstRow="0" w:lastRow="0" w:firstColumn="0" w:lastColumn="0" w:oddVBand="0" w:evenVBand="0" w:oddHBand="0" w:evenHBand="0" w:firstRowFirstColumn="0" w:firstRowLastColumn="0" w:lastRowFirstColumn="0" w:lastRowLastColumn="0"/>
-              <w:rPr>
-                <w:color w:val="A02B93" w:themeColor="accent5"/>
-              </w:rPr>
-            </w:pPr>
-            <w:r>
-              <w:rPr>
-                <w:color w:val="A02B93" w:themeColor="accent5"/>
-              </w:rPr>
               <w:t>n</w:t>
             </w:r>
             <w:r>
@@ -3662,33 +4231,33 @@
               <w:rPr>
                 <w:color w:val="A02B93" w:themeColor="accent5"/>
               </w:rPr>
+              <w:t>a</w:t>
+            </w:r>
+            <w:r>
+              <w:rPr>
+                <w:color w:val="A02B93" w:themeColor="accent5"/>
+              </w:rPr>
+              <w:t>perture, shutter speed, or ISO</w:t>
+            </w:r>
+          </w:p>
+          <w:p>
+            <w:pPr>
+              <w:pStyle w:val="ListParagraph"/>
+              <w:numPr>
+                <w:ilvl w:val="1"/>
+                <w:numId w:val="2"/>
+              </w:numPr>
+              <w:spacing w:line="360" w:lineRule="auto"/>
+              <w:cnfStyle w:val="000000000000" w:firstRow="0" w:lastRow="0" w:firstColumn="0" w:lastColumn="0" w:oddVBand="0" w:evenVBand="0" w:oddHBand="0" w:evenHBand="0" w:firstRowFirstColumn="0" w:firstRowLastColumn="0" w:lastRowFirstColumn="0" w:lastRowLastColumn="0"/>
+              <w:rPr>
+                <w:color w:val="A02B93" w:themeColor="accent5"/>
+              </w:rPr>
+            </w:pPr>
+            <w:r>
+              <w:rPr>
+                <w:color w:val="A02B93" w:themeColor="accent5"/>
+              </w:rPr>
               <w:lastRenderedPageBreak/>
-              <w:t>a</w:t>
-            </w:r>
-            <w:r>
-              <w:rPr>
-                <w:color w:val="A02B93" w:themeColor="accent5"/>
-              </w:rPr>
-              <w:t>perture, shutter speed, or ISO</w:t>
-            </w:r>
-          </w:p>
-          <w:p>
-            <w:pPr>
-              <w:pStyle w:val="ListParagraph"/>
-              <w:numPr>
-                <w:ilvl w:val="1"/>
-                <w:numId w:val="2"/>
-              </w:numPr>
-              <w:spacing w:line="360" w:lineRule="auto"/>
-              <w:cnfStyle w:val="000000000000" w:firstRow="0" w:lastRow="0" w:firstColumn="0" w:lastColumn="0" w:oddVBand="0" w:evenVBand="0" w:oddHBand="0" w:evenHBand="0" w:firstRowFirstColumn="0" w:firstRowLastColumn="0" w:lastRowFirstColumn="0" w:lastRowLastColumn="0"/>
-              <w:rPr>
-                <w:color w:val="A02B93" w:themeColor="accent5"/>
-              </w:rPr>
-            </w:pPr>
-            <w:r>
-              <w:rPr>
-                <w:color w:val="A02B93" w:themeColor="accent5"/>
-              </w:rPr>
               <w:t>e</w:t>
             </w:r>
             <w:r>
@@ -4314,7 +4883,6 @@
               <w:rPr>
                 <w:color w:val="A02B93" w:themeColor="accent5"/>
               </w:rPr>
-              <w:lastRenderedPageBreak/>
               <w:t>d</w:t>
             </w:r>
             <w:r>
@@ -9686,13 +10254,13 @@
         </w:trPr>
         <w:tc>
           <w:tcPr>
-            <w:cnfStyle w:val="001000000000" w:firstRow="0" w:lastRow="0" w:firstColumn="1" w:lastColumn="0" w:oddVBand="0" w:evenVBand="0" w:oddHBand="0" w:evenHBand="0" w:firstRowFirstColumn="0" w:firstRowLastColumn="0" w:lastRowFirstColumn="0" w:lastRowLastColumn="0"/>
             <w:tcW w:w="1975" w:type="dxa"/>
             <w:shd w:val="clear" w:color="auto" w:fill="D9D9D9" w:themeFill="background1" w:themeFillShade="D9"/>
           </w:tcPr>
           <w:p>
             <w:pPr>
               <w:spacing w:line="360" w:lineRule="auto"/>
+              <w:cnfStyle w:val="001000000000" w:firstRow="0" w:lastRow="0" w:firstColumn="1" w:lastColumn="0" w:oddVBand="0" w:evenVBand="0" w:oddHBand="0" w:evenHBand="0" w:firstRowFirstColumn="0" w:firstRowLastColumn="0" w:lastRowFirstColumn="0" w:lastRowLastColumn="0"/>
               <w:rPr>
                 <w:color w:val="80340D" w:themeColor="accent2" w:themeShade="80"/>
               </w:rPr>
@@ -9713,7 +10281,6 @@
           <w:p>
             <w:pPr>
               <w:spacing w:line="360" w:lineRule="auto"/>
-              <w:cnfStyle w:val="000000000000" w:firstRow="0" w:lastRow="0" w:firstColumn="0" w:lastColumn="0" w:oddVBand="0" w:evenVBand="0" w:oddHBand="0" w:evenHBand="0" w:firstRowFirstColumn="0" w:firstRowLastColumn="0" w:lastRowFirstColumn="0" w:lastRowLastColumn="0"/>
               <w:rPr>
                 <w:b/>
                 <w:bCs/>
@@ -9732,7 +10299,6 @@
           <w:p>
             <w:pPr>
               <w:spacing w:line="360" w:lineRule="auto"/>
-              <w:cnfStyle w:val="000000000000" w:firstRow="0" w:lastRow="0" w:firstColumn="0" w:lastColumn="0" w:oddVBand="0" w:evenVBand="0" w:oddHBand="0" w:evenHBand="0" w:firstRowFirstColumn="0" w:firstRowLastColumn="0" w:lastRowFirstColumn="0" w:lastRowLastColumn="0"/>
               <w:rPr>
                 <w:b/>
                 <w:bCs/>
@@ -9764,7 +10330,6 @@
                 <w:numId w:val="2"/>
               </w:numPr>
               <w:spacing w:line="360" w:lineRule="auto"/>
-              <w:cnfStyle w:val="000000000000" w:firstRow="0" w:lastRow="0" w:firstColumn="0" w:lastColumn="0" w:oddVBand="0" w:evenVBand="0" w:oddHBand="0" w:evenHBand="0" w:firstRowFirstColumn="0" w:firstRowLastColumn="0" w:lastRowFirstColumn="0" w:lastRowLastColumn="0"/>
               <w:rPr>
                 <w:color w:val="A02B93" w:themeColor="accent5"/>
               </w:rPr>
@@ -9790,7 +10355,6 @@
                 <w:numId w:val="2"/>
               </w:numPr>
               <w:spacing w:line="360" w:lineRule="auto"/>
-              <w:cnfStyle w:val="000000000000" w:firstRow="0" w:lastRow="0" w:firstColumn="0" w:lastColumn="0" w:oddVBand="0" w:evenVBand="0" w:oddHBand="0" w:evenHBand="0" w:firstRowFirstColumn="0" w:firstRowLastColumn="0" w:lastRowFirstColumn="0" w:lastRowLastColumn="0"/>
               <w:rPr>
                 <w:color w:val="A02B93" w:themeColor="accent5"/>
               </w:rPr>
@@ -9810,7 +10374,6 @@
                 <w:numId w:val="2"/>
               </w:numPr>
               <w:spacing w:line="360" w:lineRule="auto"/>
-              <w:cnfStyle w:val="000000000000" w:firstRow="0" w:lastRow="0" w:firstColumn="0" w:lastColumn="0" w:oddVBand="0" w:evenVBand="0" w:oddHBand="0" w:evenHBand="0" w:firstRowFirstColumn="0" w:firstRowLastColumn="0" w:lastRowFirstColumn="0" w:lastRowLastColumn="0"/>
               <w:rPr>
                 <w:color w:val="A02B93" w:themeColor="accent5"/>
               </w:rPr>
@@ -9830,7 +10393,6 @@
                 <w:numId w:val="2"/>
               </w:numPr>
               <w:spacing w:line="360" w:lineRule="auto"/>
-              <w:cnfStyle w:val="000000000000" w:firstRow="0" w:lastRow="0" w:firstColumn="0" w:lastColumn="0" w:oddVBand="0" w:evenVBand="0" w:oddHBand="0" w:evenHBand="0" w:firstRowFirstColumn="0" w:firstRowLastColumn="0" w:lastRowFirstColumn="0" w:lastRowLastColumn="0"/>
               <w:rPr>
                 <w:color w:val="A02B93" w:themeColor="accent5"/>
               </w:rPr>
@@ -9850,7 +10412,6 @@
                 <w:numId w:val="2"/>
               </w:numPr>
               <w:spacing w:line="360" w:lineRule="auto"/>
-              <w:cnfStyle w:val="000000000000" w:firstRow="0" w:lastRow="0" w:firstColumn="0" w:lastColumn="0" w:oddVBand="0" w:evenVBand="0" w:oddHBand="0" w:evenHBand="0" w:firstRowFirstColumn="0" w:firstRowLastColumn="0" w:lastRowFirstColumn="0" w:lastRowLastColumn="0"/>
               <w:rPr>
                 <w:color w:val="A02B93" w:themeColor="accent5"/>
               </w:rPr>
@@ -9870,7 +10431,6 @@
                 <w:numId w:val="2"/>
               </w:numPr>
               <w:spacing w:line="360" w:lineRule="auto"/>
-              <w:cnfStyle w:val="000000000000" w:firstRow="0" w:lastRow="0" w:firstColumn="0" w:lastColumn="0" w:oddVBand="0" w:evenVBand="0" w:oddHBand="0" w:evenHBand="0" w:firstRowFirstColumn="0" w:firstRowLastColumn="0" w:lastRowFirstColumn="0" w:lastRowLastColumn="0"/>
               <w:rPr>
                 <w:color w:val="A02B93" w:themeColor="accent5"/>
               </w:rPr>
@@ -9890,7 +10450,6 @@
                 <w:numId w:val="2"/>
               </w:numPr>
               <w:spacing w:line="360" w:lineRule="auto"/>
-              <w:cnfStyle w:val="000000000000" w:firstRow="0" w:lastRow="0" w:firstColumn="0" w:lastColumn="0" w:oddVBand="0" w:evenVBand="0" w:oddHBand="0" w:evenHBand="0" w:firstRowFirstColumn="0" w:firstRowLastColumn="0" w:lastRowFirstColumn="0" w:lastRowLastColumn="0"/>
               <w:rPr>
                 <w:color w:val="A02B93" w:themeColor="accent5"/>
               </w:rPr>
@@ -9910,11 +10469,169 @@
                 <w:numId w:val="2"/>
               </w:numPr>
               <w:spacing w:line="360" w:lineRule="auto"/>
-              <w:cnfStyle w:val="000000000000" w:firstRow="0" w:lastRow="0" w:firstColumn="0" w:lastColumn="0" w:oddVBand="0" w:evenVBand="0" w:oddHBand="0" w:evenHBand="0" w:firstRowFirstColumn="0" w:firstRowLastColumn="0" w:lastRowFirstColumn="0" w:lastRowLastColumn="0"/>
-              <w:rPr>
-                <w:color w:val="A02B93" w:themeColor="accent5"/>
-              </w:rPr>
-            </w:pPr>
+              <w:rPr>
+                <w:color w:val="A02B93" w:themeColor="accent5"/>
+              </w:rPr>
+            </w:pPr>
+            <w:r>
+              <w:rPr>
+                <w:noProof/>
+              </w:rPr>
+              <mc:AlternateContent>
+                <mc:Choice Requires="wps">
+                  <w:drawing>
+                    <wp:anchor distT="0" distB="0" distL="114300" distR="114300" simplePos="0" relativeHeight="251672576" behindDoc="0" locked="0" layoutInCell="1" allowOverlap="1" wp14:anchorId="771654F4" wp14:editId="533F4840">
+                      <wp:simplePos x="0" y="0"/>
+                      <wp:positionH relativeFrom="column">
+                        <wp:posOffset>102870</wp:posOffset>
+                      </wp:positionH>
+                      <wp:positionV relativeFrom="paragraph">
+                        <wp:posOffset>3629660</wp:posOffset>
+                      </wp:positionV>
+                      <wp:extent cx="4391025" cy="635"/>
+                      <wp:effectExtent l="0" t="0" r="9525" b="0"/>
+                      <wp:wrapNone/>
+                      <wp:docPr id="859578896" name="Text Box 1"/>
+                      <wp:cNvGraphicFramePr/>
+                      <a:graphic xmlns:a="http://schemas.openxmlformats.org/drawingml/2006/main">
+                        <a:graphicData uri="http://schemas.microsoft.com/office/word/2010/wordprocessingShape">
+                          <wps:wsp>
+                            <wps:cNvSpPr txBox="1"/>
+                            <wps:spPr>
+                              <a:xfrm>
+                                <a:off x="0" y="0"/>
+                                <a:ext cx="4391025" cy="635"/>
+                              </a:xfrm>
+                              <a:prstGeom prst="rect">
+                                <a:avLst/>
+                              </a:prstGeom>
+                              <a:noFill/>
+                              <a:ln>
+                                <a:noFill/>
+                              </a:ln>
+                            </wps:spPr>
+                            <wps:txbx>
+                              <w:txbxContent>
+                                <w:p>
+                                  <w:pPr>
+                                    <w:pStyle w:val="Caption"/>
+                                    <w:jc w:val="right"/>
+                                    <w:rPr>
+                                      <w:noProof/>
+                                    </w:rPr>
+                                  </w:pPr>
+                                  <w:r>
+                                    <w:t>ChatGPT 5.6 Sol</w:t>
+                                  </w:r>
+                                </w:p>
+                              </w:txbxContent>
+                            </wps:txbx>
+                            <wps:bodyPr rot="0" spcFirstLastPara="0" vertOverflow="overflow" horzOverflow="overflow" vert="horz" wrap="square" lIns="0" tIns="0" rIns="0" bIns="0" numCol="1" spcCol="0" rtlCol="0" fromWordArt="0" anchor="t" anchorCtr="0" forceAA="0" compatLnSpc="1">
+                              <a:prstTxWarp prst="textNoShape">
+                                <a:avLst/>
+                              </a:prstTxWarp>
+                              <a:spAutoFit/>
+                            </wps:bodyPr>
+                          </wps:wsp>
+                        </a:graphicData>
+                      </a:graphic>
+                    </wp:anchor>
+                  </w:drawing>
+                </mc:Choice>
+                <mc:Fallback>
+                  <w:pict>
+                    <v:shape w14:anchorId="771654F4" id="_x0000_s1028" type="#_x0000_t202" style="position:absolute;left:0;text-align:left;margin-left:8.1pt;margin-top:285.8pt;width:345.75pt;height:.05pt;z-index:251672576;visibility:visible;mso-wrap-style:square;mso-wrap-distance-left:9pt;mso-wrap-distance-top:0;mso-wrap-distance-right:9pt;mso-wrap-distance-bottom:0;mso-position-horizontal:absolute;mso-position-horizontal-relative:text;mso-position-vertical:absolute;mso-position-vertical-relative:text;v-text-anchor:top" o:gfxdata="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" filled="f" stroked="f">
+                      <v:textbox style="mso-fit-shape-to-text:t" inset="0,0,0,0">
+                        <w:txbxContent>
+                          <w:p>
+                            <w:pPr>
+                              <w:pStyle w:val="Caption"/>
+                              <w:jc w:val="right"/>
+                              <w:rPr>
+                                <w:noProof/>
+                              </w:rPr>
+                            </w:pPr>
+                            <w:r>
+                              <w:t>ChatGPT 5.6 Sol</w:t>
+                            </w:r>
+                          </w:p>
+                        </w:txbxContent>
+                      </v:textbox>
+                    </v:shape>
+                  </w:pict>
+                </mc:Fallback>
+              </mc:AlternateContent>
+            </w:r>
+            <w:r>
+              <w:rPr>
+                <w:noProof/>
+              </w:rPr>
+              <w:drawing>
+                <wp:anchor distT="0" distB="0" distL="114300" distR="114300" simplePos="0" relativeHeight="251670528" behindDoc="0" locked="0" layoutInCell="1" allowOverlap="1" wp14:anchorId="39D496CD" wp14:editId="3DC3A77A">
+                  <wp:simplePos x="0" y="0"/>
+                  <wp:positionH relativeFrom="column">
+                    <wp:posOffset>102870</wp:posOffset>
+                  </wp:positionH>
+                  <wp:positionV relativeFrom="paragraph">
+                    <wp:posOffset>279400</wp:posOffset>
+                  </wp:positionV>
+                  <wp:extent cx="4391025" cy="3293110"/>
+                  <wp:effectExtent l="76200" t="38100" r="85725" b="116840"/>
+                  <wp:wrapNone/>
+                  <wp:docPr id="1461473424" name="Picture 5"/>
+                  <wp:cNvGraphicFramePr>
+                    <a:graphicFrameLocks xmlns:a="http://schemas.openxmlformats.org/drawingml/2006/main" noChangeAspect="1"/>
+                  </wp:cNvGraphicFramePr>
+                  <a:graphic xmlns:a="http://schemas.openxmlformats.org/drawingml/2006/main">
+                    <a:graphicData uri="http://schemas.openxmlformats.org/drawingml/2006/picture">
+                      <pic:pic xmlns:pic="http://schemas.openxmlformats.org/drawingml/2006/picture">
+                        <pic:nvPicPr>
+                          <pic:cNvPr id="0" name="Picture 3"/>
+                          <pic:cNvPicPr>
+                            <a:picLocks noChangeAspect="1" noChangeArrowheads="1"/>
+                          </pic:cNvPicPr>
+                        </pic:nvPicPr>
+                        <pic:blipFill>
+                          <a:blip r:embed="rId11" cstate="print">
+                            <a:extLst>
+                              <a:ext uri="{28A0092B-C50C-407E-A947-70E740481C1C}">
+                                <a14:useLocalDpi xmlns:a14="http://schemas.microsoft.com/office/drawing/2010/main" val="0"/>
+                              </a:ext>
+                            </a:extLst>
+                          </a:blip>
+                          <a:srcRect/>
+                          <a:stretch>
+                            <a:fillRect/>
+                          </a:stretch>
+                        </pic:blipFill>
+                        <pic:spPr bwMode="auto">
+                          <a:xfrm>
+                            <a:off x="0" y="0"/>
+                            <a:ext cx="4391025" cy="3293110"/>
+                          </a:xfrm>
+                          <a:prstGeom prst="rect">
+                            <a:avLst/>
+                          </a:prstGeom>
+                          <a:noFill/>
+                          <a:ln>
+                            <a:solidFill>
+                              <a:schemeClr val="accent1"/>
+                            </a:solidFill>
+                          </a:ln>
+                          <a:effectLst>
+                            <a:outerShdw blurRad="50800" dist="38100" dir="5400000" algn="t" rotWithShape="0">
+                              <a:prstClr val="black">
+                                <a:alpha val="40000"/>
+                              </a:prstClr>
+                            </a:outerShdw>
+                          </a:effectLst>
+                        </pic:spPr>
+                      </pic:pic>
+                    </a:graphicData>
+                  </a:graphic>
+                </wp:anchor>
+              </w:drawing>
+            </w:r>
             <w:r>
               <w:rPr>
                 <w:color w:val="A02B93" w:themeColor="accent5"/>
@@ -9925,28 +10642,123 @@
           <w:p>
             <w:pPr>
               <w:spacing w:line="360" w:lineRule="auto"/>
-              <w:cnfStyle w:val="000000000000" w:firstRow="0" w:lastRow="0" w:firstColumn="0" w:lastColumn="0" w:oddVBand="0" w:evenVBand="0" w:oddHBand="0" w:evenHBand="0" w:firstRowFirstColumn="0" w:firstRowLastColumn="0" w:lastRowFirstColumn="0" w:lastRowLastColumn="0"/>
-              <w:rPr>
-                <w:color w:val="A02B93" w:themeColor="accent5"/>
-              </w:rPr>
-            </w:pPr>
-          </w:p>
-          <w:p>
-            <w:pPr>
-              <w:spacing w:line="360" w:lineRule="auto"/>
-              <w:cnfStyle w:val="000000000000" w:firstRow="0" w:lastRow="0" w:firstColumn="0" w:lastColumn="0" w:oddVBand="0" w:evenVBand="0" w:oddHBand="0" w:evenHBand="0" w:firstRowFirstColumn="0" w:firstRowLastColumn="0" w:lastRowFirstColumn="0" w:lastRowLastColumn="0"/>
-              <w:rPr>
-                <w:b/>
-                <w:bCs/>
-                <w:color w:val="156082" w:themeColor="accent1"/>
-              </w:rPr>
-            </w:pPr>
-            <w:r>
-              <w:rPr>
-                <w:b/>
-                <w:bCs/>
-                <w:color w:val="156082" w:themeColor="accent1"/>
-              </w:rPr>
+              <w:rPr>
+                <w:color w:val="A02B93" w:themeColor="accent5"/>
+              </w:rPr>
+            </w:pPr>
+          </w:p>
+          <w:p>
+            <w:pPr>
+              <w:spacing w:line="360" w:lineRule="auto"/>
+              <w:rPr>
+                <w:color w:val="A02B93" w:themeColor="accent5"/>
+              </w:rPr>
+            </w:pPr>
+          </w:p>
+          <w:p>
+            <w:pPr>
+              <w:spacing w:line="360" w:lineRule="auto"/>
+              <w:rPr>
+                <w:color w:val="A02B93" w:themeColor="accent5"/>
+              </w:rPr>
+            </w:pPr>
+          </w:p>
+          <w:p>
+            <w:pPr>
+              <w:spacing w:line="360" w:lineRule="auto"/>
+              <w:rPr>
+                <w:color w:val="A02B93" w:themeColor="accent5"/>
+              </w:rPr>
+            </w:pPr>
+          </w:p>
+          <w:p>
+            <w:pPr>
+              <w:spacing w:line="360" w:lineRule="auto"/>
+              <w:rPr>
+                <w:color w:val="A02B93" w:themeColor="accent5"/>
+              </w:rPr>
+            </w:pPr>
+          </w:p>
+          <w:p>
+            <w:pPr>
+              <w:spacing w:line="360" w:lineRule="auto"/>
+              <w:rPr>
+                <w:color w:val="A02B93" w:themeColor="accent5"/>
+              </w:rPr>
+            </w:pPr>
+          </w:p>
+          <w:p>
+            <w:pPr>
+              <w:spacing w:line="360" w:lineRule="auto"/>
+              <w:rPr>
+                <w:color w:val="A02B93" w:themeColor="accent5"/>
+              </w:rPr>
+            </w:pPr>
+          </w:p>
+          <w:p>
+            <w:pPr>
+              <w:spacing w:line="360" w:lineRule="auto"/>
+              <w:rPr>
+                <w:color w:val="A02B93" w:themeColor="accent5"/>
+              </w:rPr>
+            </w:pPr>
+          </w:p>
+          <w:p>
+            <w:pPr>
+              <w:spacing w:line="360" w:lineRule="auto"/>
+              <w:rPr>
+                <w:color w:val="A02B93" w:themeColor="accent5"/>
+              </w:rPr>
+            </w:pPr>
+          </w:p>
+          <w:p>
+            <w:pPr>
+              <w:spacing w:line="360" w:lineRule="auto"/>
+              <w:rPr>
+                <w:color w:val="A02B93" w:themeColor="accent5"/>
+              </w:rPr>
+            </w:pPr>
+          </w:p>
+          <w:p>
+            <w:pPr>
+              <w:spacing w:line="360" w:lineRule="auto"/>
+              <w:rPr>
+                <w:color w:val="A02B93" w:themeColor="accent5"/>
+              </w:rPr>
+            </w:pPr>
+          </w:p>
+          <w:p>
+            <w:pPr>
+              <w:spacing w:line="360" w:lineRule="auto"/>
+              <w:rPr>
+                <w:color w:val="A02B93" w:themeColor="accent5"/>
+              </w:rPr>
+            </w:pPr>
+          </w:p>
+          <w:p>
+            <w:pPr>
+              <w:spacing w:line="360" w:lineRule="auto"/>
+              <w:rPr>
+                <w:color w:val="A02B93" w:themeColor="accent5"/>
+              </w:rPr>
+            </w:pPr>
+          </w:p>
+          <w:p>
+            <w:pPr>
+              <w:spacing w:line="360" w:lineRule="auto"/>
+              <w:rPr>
+                <w:b/>
+                <w:bCs/>
+                <w:color w:val="156082" w:themeColor="accent1"/>
+              </w:rPr>
+            </w:pPr>
+            <w:r>
+              <w:rPr>
+                <w:b/>
+                <w:bCs/>
+                <w:color w:val="156082" w:themeColor="accent1"/>
+              </w:rPr>
+              <w:lastRenderedPageBreak/>
               <w:t>ML Goals</w:t>
             </w:r>
             <w:r>
@@ -9966,7 +10778,6 @@
                 <w:numId w:val="2"/>
               </w:numPr>
               <w:spacing w:line="360" w:lineRule="auto"/>
-              <w:cnfStyle w:val="000000000000" w:firstRow="0" w:lastRow="0" w:firstColumn="0" w:lastColumn="0" w:oddVBand="0" w:evenVBand="0" w:oddHBand="0" w:evenHBand="0" w:firstRowFirstColumn="0" w:firstRowLastColumn="0" w:lastRowFirstColumn="0" w:lastRowLastColumn="0"/>
               <w:rPr>
                 <w:color w:val="A02B93" w:themeColor="accent5"/>
               </w:rPr>
@@ -9986,7 +10797,6 @@
                 <w:numId w:val="2"/>
               </w:numPr>
               <w:spacing w:line="360" w:lineRule="auto"/>
-              <w:cnfStyle w:val="000000000000" w:firstRow="0" w:lastRow="0" w:firstColumn="0" w:lastColumn="0" w:oddVBand="0" w:evenVBand="0" w:oddHBand="0" w:evenHBand="0" w:firstRowFirstColumn="0" w:firstRowLastColumn="0" w:lastRowFirstColumn="0" w:lastRowLastColumn="0"/>
               <w:rPr>
                 <w:color w:val="A02B93" w:themeColor="accent5"/>
               </w:rPr>
@@ -10012,7 +10822,6 @@
                 <w:numId w:val="2"/>
               </w:numPr>
               <w:spacing w:line="360" w:lineRule="auto"/>
-              <w:cnfStyle w:val="000000000000" w:firstRow="0" w:lastRow="0" w:firstColumn="0" w:lastColumn="0" w:oddVBand="0" w:evenVBand="0" w:oddHBand="0" w:evenHBand="0" w:firstRowFirstColumn="0" w:firstRowLastColumn="0" w:lastRowFirstColumn="0" w:lastRowLastColumn="0"/>
               <w:rPr>
                 <w:color w:val="A02B93" w:themeColor="accent5"/>
               </w:rPr>
@@ -10032,7 +10841,6 @@
                 <w:numId w:val="2"/>
               </w:numPr>
               <w:spacing w:line="360" w:lineRule="auto"/>
-              <w:cnfStyle w:val="000000000000" w:firstRow="0" w:lastRow="0" w:firstColumn="0" w:lastColumn="0" w:oddVBand="0" w:evenVBand="0" w:oddHBand="0" w:evenHBand="0" w:firstRowFirstColumn="0" w:firstRowLastColumn="0" w:lastRowFirstColumn="0" w:lastRowLastColumn="0"/>
               <w:rPr>
                 <w:color w:val="A02B93" w:themeColor="accent5"/>
               </w:rPr>
@@ -10052,7 +10860,6 @@
                 <w:numId w:val="2"/>
               </w:numPr>
               <w:spacing w:line="360" w:lineRule="auto"/>
-              <w:cnfStyle w:val="000000000000" w:firstRow="0" w:lastRow="0" w:firstColumn="0" w:lastColumn="0" w:oddVBand="0" w:evenVBand="0" w:oddHBand="0" w:evenHBand="0" w:firstRowFirstColumn="0" w:firstRowLastColumn="0" w:lastRowFirstColumn="0" w:lastRowLastColumn="0"/>
               <w:rPr>
                 <w:color w:val="A02B93" w:themeColor="accent5"/>
               </w:rPr>
@@ -10072,7 +10879,6 @@
                 <w:numId w:val="2"/>
               </w:numPr>
               <w:spacing w:line="360" w:lineRule="auto"/>
-              <w:cnfStyle w:val="000000000000" w:firstRow="0" w:lastRow="0" w:firstColumn="0" w:lastColumn="0" w:oddVBand="0" w:evenVBand="0" w:oddHBand="0" w:evenHBand="0" w:firstRowFirstColumn="0" w:firstRowLastColumn="0" w:lastRowFirstColumn="0" w:lastRowLastColumn="0"/>
               <w:rPr>
                 <w:color w:val="A02B93" w:themeColor="accent5"/>
               </w:rPr>
@@ -10087,21 +10893,19 @@
           <w:p>
             <w:pPr>
               <w:spacing w:line="360" w:lineRule="auto"/>
-              <w:cnfStyle w:val="000000000000" w:firstRow="0" w:lastRow="0" w:firstColumn="0" w:lastColumn="0" w:oddVBand="0" w:evenVBand="0" w:oddHBand="0" w:evenHBand="0" w:firstRowFirstColumn="0" w:firstRowLastColumn="0" w:lastRowFirstColumn="0" w:lastRowLastColumn="0"/>
-              <w:rPr>
-                <w:color w:val="A02B93" w:themeColor="accent5"/>
-              </w:rPr>
-            </w:pPr>
-          </w:p>
-          <w:p>
-            <w:pPr>
-              <w:pStyle w:val="ListParagraph"/>
-              <w:numPr>
-                <w:ilvl w:val="0"/>
-                <w:numId w:val="2"/>
-              </w:numPr>
-              <w:spacing w:line="360" w:lineRule="auto"/>
-              <w:cnfStyle w:val="000000000000" w:firstRow="0" w:lastRow="0" w:firstColumn="0" w:lastColumn="0" w:oddVBand="0" w:evenVBand="0" w:oddHBand="0" w:evenHBand="0" w:firstRowFirstColumn="0" w:firstRowLastColumn="0" w:lastRowFirstColumn="0" w:lastRowLastColumn="0"/>
+              <w:rPr>
+                <w:color w:val="A02B93" w:themeColor="accent5"/>
+              </w:rPr>
+            </w:pPr>
+          </w:p>
+          <w:p>
+            <w:pPr>
+              <w:pStyle w:val="ListParagraph"/>
+              <w:numPr>
+                <w:ilvl w:val="0"/>
+                <w:numId w:val="2"/>
+              </w:numPr>
+              <w:spacing w:line="360" w:lineRule="auto"/>
               <w:rPr>
                 <w:color w:val="A02B93" w:themeColor="accent5"/>
               </w:rPr>
@@ -10118,29 +10922,26 @@
               <w:pStyle w:val="ListParagraph"/>
               <w:spacing w:line="360" w:lineRule="auto"/>
               <w:ind w:left="360"/>
-              <w:cnfStyle w:val="000000000000" w:firstRow="0" w:lastRow="0" w:firstColumn="0" w:lastColumn="0" w:oddVBand="0" w:evenVBand="0" w:oddHBand="0" w:evenHBand="0" w:firstRowFirstColumn="0" w:firstRowLastColumn="0" w:lastRowFirstColumn="0" w:lastRowLastColumn="0"/>
-              <w:rPr>
-                <w:color w:val="A02B93" w:themeColor="accent5"/>
-              </w:rPr>
-            </w:pPr>
-          </w:p>
-          <w:p>
-            <w:pPr>
-              <w:spacing w:line="360" w:lineRule="auto"/>
-              <w:cnfStyle w:val="000000000000" w:firstRow="0" w:lastRow="0" w:firstColumn="0" w:lastColumn="0" w:oddVBand="0" w:evenVBand="0" w:oddHBand="0" w:evenHBand="0" w:firstRowFirstColumn="0" w:firstRowLastColumn="0" w:lastRowFirstColumn="0" w:lastRowLastColumn="0"/>
-              <w:rPr>
-                <w:b/>
-                <w:bCs/>
-                <w:color w:val="156082" w:themeColor="accent1"/>
-              </w:rPr>
-            </w:pPr>
-            <w:r>
-              <w:rPr>
-                <w:b/>
-                <w:bCs/>
-                <w:color w:val="156082" w:themeColor="accent1"/>
-              </w:rPr>
-              <w:lastRenderedPageBreak/>
+              <w:rPr>
+                <w:color w:val="A02B93" w:themeColor="accent5"/>
+              </w:rPr>
+            </w:pPr>
+          </w:p>
+          <w:p>
+            <w:pPr>
+              <w:spacing w:line="360" w:lineRule="auto"/>
+              <w:rPr>
+                <w:b/>
+                <w:bCs/>
+                <w:color w:val="156082" w:themeColor="accent1"/>
+              </w:rPr>
+            </w:pPr>
+            <w:r>
+              <w:rPr>
+                <w:b/>
+                <w:bCs/>
+                <w:color w:val="156082" w:themeColor="accent1"/>
+              </w:rPr>
               <w:t>System Goals</w:t>
             </w:r>
             <w:r>
@@ -10160,7 +10961,6 @@
                 <w:numId w:val="2"/>
               </w:numPr>
               <w:spacing w:line="360" w:lineRule="auto"/>
-              <w:cnfStyle w:val="000000000000" w:firstRow="0" w:lastRow="0" w:firstColumn="0" w:lastColumn="0" w:oddVBand="0" w:evenVBand="0" w:oddHBand="0" w:evenHBand="0" w:firstRowFirstColumn="0" w:firstRowLastColumn="0" w:lastRowFirstColumn="0" w:lastRowLastColumn="0"/>
               <w:rPr>
                 <w:color w:val="A02B93" w:themeColor="accent5"/>
               </w:rPr>
@@ -10186,7 +10986,6 @@
                 <w:numId w:val="2"/>
               </w:numPr>
               <w:spacing w:line="360" w:lineRule="auto"/>
-              <w:cnfStyle w:val="000000000000" w:firstRow="0" w:lastRow="0" w:firstColumn="0" w:lastColumn="0" w:oddVBand="0" w:evenVBand="0" w:oddHBand="0" w:evenHBand="0" w:firstRowFirstColumn="0" w:firstRowLastColumn="0" w:lastRowFirstColumn="0" w:lastRowLastColumn="0"/>
               <w:rPr>
                 <w:color w:val="A02B93" w:themeColor="accent5"/>
               </w:rPr>
@@ -10206,7 +11005,6 @@
                 <w:numId w:val="2"/>
               </w:numPr>
               <w:spacing w:line="360" w:lineRule="auto"/>
-              <w:cnfStyle w:val="000000000000" w:firstRow="0" w:lastRow="0" w:firstColumn="0" w:lastColumn="0" w:oddVBand="0" w:evenVBand="0" w:oddHBand="0" w:evenHBand="0" w:firstRowFirstColumn="0" w:firstRowLastColumn="0" w:lastRowFirstColumn="0" w:lastRowLastColumn="0"/>
               <w:rPr>
                 <w:color w:val="A02B93" w:themeColor="accent5"/>
               </w:rPr>
@@ -10226,7 +11024,6 @@
                 <w:numId w:val="2"/>
               </w:numPr>
               <w:spacing w:line="360" w:lineRule="auto"/>
-              <w:cnfStyle w:val="000000000000" w:firstRow="0" w:lastRow="0" w:firstColumn="0" w:lastColumn="0" w:oddVBand="0" w:evenVBand="0" w:oddHBand="0" w:evenHBand="0" w:firstRowFirstColumn="0" w:firstRowLastColumn="0" w:lastRowFirstColumn="0" w:lastRowLastColumn="0"/>
               <w:rPr>
                 <w:color w:val="A02B93" w:themeColor="accent5"/>
               </w:rPr>
@@ -10246,7 +11043,6 @@
                 <w:numId w:val="2"/>
               </w:numPr>
               <w:spacing w:line="360" w:lineRule="auto"/>
-              <w:cnfStyle w:val="000000000000" w:firstRow="0" w:lastRow="0" w:firstColumn="0" w:lastColumn="0" w:oddVBand="0" w:evenVBand="0" w:oddHBand="0" w:evenHBand="0" w:firstRowFirstColumn="0" w:firstRowLastColumn="0" w:lastRowFirstColumn="0" w:lastRowLastColumn="0"/>
               <w:rPr>
                 <w:color w:val="A02B93" w:themeColor="accent5"/>
               </w:rPr>
@@ -10266,7 +11062,6 @@
                 <w:numId w:val="2"/>
               </w:numPr>
               <w:spacing w:line="360" w:lineRule="auto"/>
-              <w:cnfStyle w:val="000000000000" w:firstRow="0" w:lastRow="0" w:firstColumn="0" w:lastColumn="0" w:oddVBand="0" w:evenVBand="0" w:oddHBand="0" w:evenHBand="0" w:firstRowFirstColumn="0" w:firstRowLastColumn="0" w:lastRowFirstColumn="0" w:lastRowLastColumn="0"/>
               <w:rPr>
                 <w:color w:val="A02B93" w:themeColor="accent5"/>
               </w:rPr>
@@ -10281,16 +11076,14 @@
           <w:p>
             <w:pPr>
               <w:spacing w:line="360" w:lineRule="auto"/>
-              <w:cnfStyle w:val="000000000000" w:firstRow="0" w:lastRow="0" w:firstColumn="0" w:lastColumn="0" w:oddVBand="0" w:evenVBand="0" w:oddHBand="0" w:evenHBand="0" w:firstRowFirstColumn="0" w:firstRowLastColumn="0" w:lastRowFirstColumn="0" w:lastRowLastColumn="0"/>
-              <w:rPr>
-                <w:color w:val="A02B93" w:themeColor="accent5"/>
-              </w:rPr>
-            </w:pPr>
-          </w:p>
-          <w:p>
-            <w:pPr>
-              <w:spacing w:line="360" w:lineRule="auto"/>
-              <w:cnfStyle w:val="000000000000" w:firstRow="0" w:lastRow="0" w:firstColumn="0" w:lastColumn="0" w:oddVBand="0" w:evenVBand="0" w:oddHBand="0" w:evenHBand="0" w:firstRowFirstColumn="0" w:firstRowLastColumn="0" w:lastRowFirstColumn="0" w:lastRowLastColumn="0"/>
+              <w:rPr>
+                <w:color w:val="A02B93" w:themeColor="accent5"/>
+              </w:rPr>
+            </w:pPr>
+          </w:p>
+          <w:p>
+            <w:pPr>
+              <w:spacing w:line="360" w:lineRule="auto"/>
               <w:rPr>
                 <w:b/>
                 <w:bCs/>
@@ -10314,7 +11107,6 @@
                 <w:numId w:val="2"/>
               </w:numPr>
               <w:spacing w:line="360" w:lineRule="auto"/>
-              <w:cnfStyle w:val="000000000000" w:firstRow="0" w:lastRow="0" w:firstColumn="0" w:lastColumn="0" w:oddVBand="0" w:evenVBand="0" w:oddHBand="0" w:evenHBand="0" w:firstRowFirstColumn="0" w:firstRowLastColumn="0" w:lastRowFirstColumn="0" w:lastRowLastColumn="0"/>
               <w:rPr>
                 <w:color w:val="A02B93" w:themeColor="accent5"/>
               </w:rPr>
@@ -10346,7 +11138,6 @@
                 <w:numId w:val="2"/>
               </w:numPr>
               <w:spacing w:line="360" w:lineRule="auto"/>
-              <w:cnfStyle w:val="000000000000" w:firstRow="0" w:lastRow="0" w:firstColumn="0" w:lastColumn="0" w:oddVBand="0" w:evenVBand="0" w:oddHBand="0" w:evenHBand="0" w:firstRowFirstColumn="0" w:firstRowLastColumn="0" w:lastRowFirstColumn="0" w:lastRowLastColumn="0"/>
               <w:rPr>
                 <w:color w:val="A02B93" w:themeColor="accent5"/>
               </w:rPr>
@@ -10366,7 +11157,6 @@
                 <w:numId w:val="2"/>
               </w:numPr>
               <w:spacing w:line="360" w:lineRule="auto"/>
-              <w:cnfStyle w:val="000000000000" w:firstRow="0" w:lastRow="0" w:firstColumn="0" w:lastColumn="0" w:oddVBand="0" w:evenVBand="0" w:oddHBand="0" w:evenHBand="0" w:firstRowFirstColumn="0" w:firstRowLastColumn="0" w:lastRowFirstColumn="0" w:lastRowLastColumn="0"/>
               <w:rPr>
                 <w:color w:val="A02B93" w:themeColor="accent5"/>
               </w:rPr>
@@ -10381,7 +11171,6 @@
           <w:p>
             <w:pPr>
               <w:spacing w:line="360" w:lineRule="auto"/>
-              <w:cnfStyle w:val="000000000000" w:firstRow="0" w:lastRow="0" w:firstColumn="0" w:lastColumn="0" w:oddVBand="0" w:evenVBand="0" w:oddHBand="0" w:evenHBand="0" w:firstRowFirstColumn="0" w:firstRowLastColumn="0" w:lastRowFirstColumn="0" w:lastRowLastColumn="0"/>
               <w:rPr>
                 <w:color w:val="A02B93" w:themeColor="accent5"/>
               </w:rPr>
@@ -10891,6 +11680,7 @@
               <w:rPr>
                 <w:color w:val="A02B93" w:themeColor="accent5"/>
               </w:rPr>
+              <w:lastRenderedPageBreak/>
               <w:t>m</w:t>
             </w:r>
             <w:r>
@@ -11439,6 +12229,7 @@
               <w:rPr>
                 <w:color w:val="A02B93" w:themeColor="accent5"/>
               </w:rPr>
+              <w:lastRenderedPageBreak/>
               <w:t>fraction of predicted positive cases that are actually positive</w:t>
             </w:r>
           </w:p>
@@ -11678,7 +12469,6 @@
               <w:rPr>
                 <w:color w:val="A02B93" w:themeColor="accent5"/>
               </w:rPr>
-              <w:lastRenderedPageBreak/>
               <w:t>summarizes classifier performance across multiple decision thresholds</w:t>
             </w:r>
           </w:p>
@@ -11952,6 +12742,7 @@
               <w:rPr>
                 <w:color w:val="A02B93" w:themeColor="accent5"/>
               </w:rPr>
+              <w:lastRenderedPageBreak/>
               <w:t>penalizes large errors more strongly than small errors</w:t>
             </w:r>
           </w:p>
@@ -12622,6 +13413,7 @@
               <w:rPr>
                 <w:color w:val="80340D" w:themeColor="accent2" w:themeShade="80"/>
               </w:rPr>
+              <w:lastRenderedPageBreak/>
               <w:t>Unsupervised Learning Metrics</w:t>
             </w:r>
           </w:p>
@@ -12784,28 +13576,376 @@
               <w:rPr>
                 <w:color w:val="A02B93" w:themeColor="accent5"/>
               </w:rPr>
+              <w:t>indicate better-defined clusters</w:t>
+            </w:r>
+          </w:p>
+          <w:p>
+            <w:pPr>
+              <w:pStyle w:val="ListParagraph"/>
+              <w:numPr>
+                <w:ilvl w:val="0"/>
+                <w:numId w:val="2"/>
+              </w:numPr>
+              <w:spacing w:line="360" w:lineRule="auto"/>
+              <w:cnfStyle w:val="000000000000" w:firstRow="0" w:lastRow="0" w:firstColumn="0" w:lastColumn="0" w:oddVBand="0" w:evenVBand="0" w:oddHBand="0" w:evenHBand="0" w:firstRowFirstColumn="0" w:firstRowLastColumn="0" w:lastRowFirstColumn="0" w:lastRowLastColumn="0"/>
+              <w:rPr>
+                <w:color w:val="A02B93" w:themeColor="accent5"/>
+              </w:rPr>
+            </w:pPr>
+            <w:r>
+              <w:rPr>
+                <w:color w:val="A02B93" w:themeColor="accent5"/>
+              </w:rPr>
+              <w:t>negative values</w:t>
+            </w:r>
+            <w:r>
+              <w:rPr>
+                <w:color w:val="A02B93" w:themeColor="accent5"/>
+              </w:rPr>
+              <w:t>:</w:t>
+            </w:r>
+          </w:p>
+          <w:p>
+            <w:pPr>
+              <w:pStyle w:val="ListParagraph"/>
+              <w:numPr>
+                <w:ilvl w:val="1"/>
+                <w:numId w:val="2"/>
+              </w:numPr>
+              <w:spacing w:line="360" w:lineRule="auto"/>
+              <w:cnfStyle w:val="000000000000" w:firstRow="0" w:lastRow="0" w:firstColumn="0" w:lastColumn="0" w:oddVBand="0" w:evenVBand="0" w:oddHBand="0" w:evenHBand="0" w:firstRowFirstColumn="0" w:firstRowLastColumn="0" w:lastRowFirstColumn="0" w:lastRowLastColumn="0"/>
+              <w:rPr>
+                <w:color w:val="A02B93" w:themeColor="accent5"/>
+              </w:rPr>
+            </w:pPr>
+            <w:r>
+              <w:rPr>
+                <w:color w:val="A02B93" w:themeColor="accent5"/>
+              </w:rPr>
+              <w:t>may indicate that observations are assigned to inappropriate clusters</w:t>
+            </w:r>
+          </w:p>
+          <w:p>
+            <w:pPr>
+              <w:spacing w:line="360" w:lineRule="auto"/>
+              <w:cnfStyle w:val="000000000000" w:firstRow="0" w:lastRow="0" w:firstColumn="0" w:lastColumn="0" w:oddVBand="0" w:evenVBand="0" w:oddHBand="0" w:evenHBand="0" w:firstRowFirstColumn="0" w:firstRowLastColumn="0" w:lastRowFirstColumn="0" w:lastRowLastColumn="0"/>
+              <w:rPr>
+                <w:color w:val="A02B93" w:themeColor="accent5"/>
+              </w:rPr>
+            </w:pPr>
+          </w:p>
+          <w:p>
+            <w:pPr>
+              <w:spacing w:line="360" w:lineRule="auto"/>
+              <w:cnfStyle w:val="000000000000" w:firstRow="0" w:lastRow="0" w:firstColumn="0" w:lastColumn="0" w:oddVBand="0" w:evenVBand="0" w:oddHBand="0" w:evenHBand="0" w:firstRowFirstColumn="0" w:firstRowLastColumn="0" w:lastRowFirstColumn="0" w:lastRowLastColumn="0"/>
+              <w:rPr>
+                <w:b/>
+                <w:bCs/>
+                <w:color w:val="A02B93" w:themeColor="accent5"/>
+              </w:rPr>
+            </w:pPr>
+            <w:r>
+              <w:rPr>
+                <w:b/>
+                <w:bCs/>
+                <w:color w:val="156082" w:themeColor="accent1"/>
+              </w:rPr>
+              <w:t>Cohesion</w:t>
+            </w:r>
+          </w:p>
+          <w:p>
+            <w:pPr>
+              <w:pStyle w:val="ListParagraph"/>
+              <w:numPr>
+                <w:ilvl w:val="0"/>
+                <w:numId w:val="2"/>
+              </w:numPr>
+              <w:spacing w:line="360" w:lineRule="auto"/>
+              <w:cnfStyle w:val="000000000000" w:firstRow="0" w:lastRow="0" w:firstColumn="0" w:lastColumn="0" w:oddVBand="0" w:evenVBand="0" w:oddHBand="0" w:evenHBand="0" w:firstRowFirstColumn="0" w:firstRowLastColumn="0" w:lastRowFirstColumn="0" w:lastRowLastColumn="0"/>
+              <w:rPr>
+                <w:color w:val="A02B93" w:themeColor="accent5"/>
+              </w:rPr>
+            </w:pPr>
+            <w:r>
+              <w:rPr>
+                <w:color w:val="A02B93" w:themeColor="accent5"/>
+              </w:rPr>
+              <w:t>how close observations are within the same cluster</w:t>
+            </w:r>
+          </w:p>
+          <w:p>
+            <w:pPr>
+              <w:spacing w:line="360" w:lineRule="auto"/>
+              <w:cnfStyle w:val="000000000000" w:firstRow="0" w:lastRow="0" w:firstColumn="0" w:lastColumn="0" w:oddVBand="0" w:evenVBand="0" w:oddHBand="0" w:evenHBand="0" w:firstRowFirstColumn="0" w:firstRowLastColumn="0" w:lastRowFirstColumn="0" w:lastRowLastColumn="0"/>
+              <w:rPr>
+                <w:color w:val="A02B93" w:themeColor="accent5"/>
+              </w:rPr>
+            </w:pPr>
+          </w:p>
+          <w:p>
+            <w:pPr>
+              <w:spacing w:line="360" w:lineRule="auto"/>
+              <w:cnfStyle w:val="000000000000" w:firstRow="0" w:lastRow="0" w:firstColumn="0" w:lastColumn="0" w:oddVBand="0" w:evenVBand="0" w:oddHBand="0" w:evenHBand="0" w:firstRowFirstColumn="0" w:firstRowLastColumn="0" w:lastRowFirstColumn="0" w:lastRowLastColumn="0"/>
+              <w:rPr>
+                <w:b/>
+                <w:bCs/>
+                <w:color w:val="156082" w:themeColor="accent1"/>
+              </w:rPr>
+            </w:pPr>
+            <w:r>
+              <w:rPr>
+                <w:b/>
+                <w:bCs/>
+                <w:color w:val="156082" w:themeColor="accent1"/>
+              </w:rPr>
+              <w:t>Separation</w:t>
+            </w:r>
+          </w:p>
+          <w:p>
+            <w:pPr>
+              <w:pStyle w:val="ListParagraph"/>
+              <w:numPr>
+                <w:ilvl w:val="0"/>
+                <w:numId w:val="2"/>
+              </w:numPr>
+              <w:spacing w:line="360" w:lineRule="auto"/>
+              <w:cnfStyle w:val="000000000000" w:firstRow="0" w:lastRow="0" w:firstColumn="0" w:lastColumn="0" w:oddVBand="0" w:evenVBand="0" w:oddHBand="0" w:evenHBand="0" w:firstRowFirstColumn="0" w:firstRowLastColumn="0" w:lastRowFirstColumn="0" w:lastRowLastColumn="0"/>
+              <w:rPr>
+                <w:color w:val="A02B93" w:themeColor="accent5"/>
+              </w:rPr>
+            </w:pPr>
+            <w:r>
+              <w:rPr>
+                <w:color w:val="A02B93" w:themeColor="accent5"/>
+              </w:rPr>
+              <w:t>how far different clusters are from one another</w:t>
+            </w:r>
+          </w:p>
+          <w:p>
+            <w:pPr>
+              <w:spacing w:line="360" w:lineRule="auto"/>
+              <w:cnfStyle w:val="000000000000" w:firstRow="0" w:lastRow="0" w:firstColumn="0" w:lastColumn="0" w:oddVBand="0" w:evenVBand="0" w:oddHBand="0" w:evenHBand="0" w:firstRowFirstColumn="0" w:firstRowLastColumn="0" w:lastRowFirstColumn="0" w:lastRowLastColumn="0"/>
+              <w:rPr>
+                <w:color w:val="A02B93" w:themeColor="accent5"/>
+              </w:rPr>
+            </w:pPr>
+          </w:p>
+          <w:p>
+            <w:pPr>
+              <w:spacing w:line="360" w:lineRule="auto"/>
+              <w:cnfStyle w:val="000000000000" w:firstRow="0" w:lastRow="0" w:firstColumn="0" w:lastColumn="0" w:oddVBand="0" w:evenVBand="0" w:oddHBand="0" w:evenHBand="0" w:firstRowFirstColumn="0" w:firstRowLastColumn="0" w:lastRowFirstColumn="0" w:lastRowLastColumn="0"/>
+              <w:rPr>
+                <w:b/>
+                <w:bCs/>
+                <w:color w:val="156082" w:themeColor="accent1"/>
+              </w:rPr>
+            </w:pPr>
+            <w:r>
+              <w:rPr>
+                <w:b/>
+                <w:bCs/>
+                <w:color w:val="156082" w:themeColor="accent1"/>
+              </w:rPr>
+              <w:t>Davies-Bouldin index</w:t>
+            </w:r>
+          </w:p>
+          <w:p>
+            <w:pPr>
+              <w:pStyle w:val="ListParagraph"/>
+              <w:numPr>
+                <w:ilvl w:val="0"/>
+                <w:numId w:val="2"/>
+              </w:numPr>
+              <w:spacing w:line="360" w:lineRule="auto"/>
+              <w:cnfStyle w:val="000000000000" w:firstRow="0" w:lastRow="0" w:firstColumn="0" w:lastColumn="0" w:oddVBand="0" w:evenVBand="0" w:oddHBand="0" w:evenHBand="0" w:firstRowFirstColumn="0" w:firstRowLastColumn="0" w:lastRowFirstColumn="0" w:lastRowLastColumn="0"/>
+              <w:rPr>
+                <w:color w:val="A02B93" w:themeColor="accent5"/>
+              </w:rPr>
+            </w:pPr>
+            <w:r>
+              <w:rPr>
+                <w:color w:val="A02B93" w:themeColor="accent5"/>
+              </w:rPr>
+              <w:t>evaluates similarity between</w:t>
+            </w:r>
+            <w:r>
+              <w:rPr>
+                <w:color w:val="A02B93" w:themeColor="accent5"/>
+              </w:rPr>
+              <w:t>:</w:t>
+            </w:r>
+          </w:p>
+          <w:p>
+            <w:pPr>
+              <w:pStyle w:val="ListParagraph"/>
+              <w:numPr>
+                <w:ilvl w:val="1"/>
+                <w:numId w:val="2"/>
+              </w:numPr>
+              <w:spacing w:line="360" w:lineRule="auto"/>
+              <w:cnfStyle w:val="000000000000" w:firstRow="0" w:lastRow="0" w:firstColumn="0" w:lastColumn="0" w:oddVBand="0" w:evenVBand="0" w:oddHBand="0" w:evenHBand="0" w:firstRowFirstColumn="0" w:firstRowLastColumn="0" w:lastRowFirstColumn="0" w:lastRowLastColumn="0"/>
+              <w:rPr>
+                <w:color w:val="A02B93" w:themeColor="accent5"/>
+              </w:rPr>
+            </w:pPr>
+            <w:r>
+              <w:rPr>
+                <w:color w:val="A02B93" w:themeColor="accent5"/>
+              </w:rPr>
+              <w:t xml:space="preserve">clusters using within-cluster dispersion </w:t>
+            </w:r>
+          </w:p>
+          <w:p>
+            <w:pPr>
+              <w:pStyle w:val="ListParagraph"/>
+              <w:numPr>
+                <w:ilvl w:val="1"/>
+                <w:numId w:val="2"/>
+              </w:numPr>
+              <w:spacing w:line="360" w:lineRule="auto"/>
+              <w:cnfStyle w:val="000000000000" w:firstRow="0" w:lastRow="0" w:firstColumn="0" w:lastColumn="0" w:oddVBand="0" w:evenVBand="0" w:oddHBand="0" w:evenHBand="0" w:firstRowFirstColumn="0" w:firstRowLastColumn="0" w:lastRowFirstColumn="0" w:lastRowLastColumn="0"/>
+              <w:rPr>
+                <w:color w:val="A02B93" w:themeColor="accent5"/>
+              </w:rPr>
+            </w:pPr>
+            <w:r>
+              <w:rPr>
+                <w:color w:val="A02B93" w:themeColor="accent5"/>
+              </w:rPr>
               <w:lastRenderedPageBreak/>
-              <w:t>indicate better-defined clusters</w:t>
-            </w:r>
-          </w:p>
-          <w:p>
-            <w:pPr>
-              <w:pStyle w:val="ListParagraph"/>
-              <w:numPr>
-                <w:ilvl w:val="0"/>
-                <w:numId w:val="2"/>
-              </w:numPr>
-              <w:spacing w:line="360" w:lineRule="auto"/>
-              <w:cnfStyle w:val="000000000000" w:firstRow="0" w:lastRow="0" w:firstColumn="0" w:lastColumn="0" w:oddVBand="0" w:evenVBand="0" w:oddHBand="0" w:evenHBand="0" w:firstRowFirstColumn="0" w:firstRowLastColumn="0" w:lastRowFirstColumn="0" w:lastRowLastColumn="0"/>
-              <w:rPr>
-                <w:color w:val="A02B93" w:themeColor="accent5"/>
-              </w:rPr>
-            </w:pPr>
-            <w:r>
-              <w:rPr>
-                <w:color w:val="A02B93" w:themeColor="accent5"/>
-              </w:rPr>
-              <w:t>negative values</w:t>
+              <w:t>between-cluster separation</w:t>
+            </w:r>
+          </w:p>
+          <w:p>
+            <w:pPr>
+              <w:pStyle w:val="ListParagraph"/>
+              <w:numPr>
+                <w:ilvl w:val="0"/>
+                <w:numId w:val="2"/>
+              </w:numPr>
+              <w:spacing w:line="360" w:lineRule="auto"/>
+              <w:cnfStyle w:val="000000000000" w:firstRow="0" w:lastRow="0" w:firstColumn="0" w:lastColumn="0" w:oddVBand="0" w:evenVBand="0" w:oddHBand="0" w:evenHBand="0" w:firstRowFirstColumn="0" w:firstRowLastColumn="0" w:lastRowFirstColumn="0" w:lastRowLastColumn="0"/>
+              <w:rPr>
+                <w:color w:val="A02B93" w:themeColor="accent5"/>
+              </w:rPr>
+            </w:pPr>
+            <w:r>
+              <w:rPr>
+                <w:color w:val="A02B93" w:themeColor="accent5"/>
+              </w:rPr>
+              <w:t>lower value</w:t>
+            </w:r>
+            <w:r>
+              <w:rPr>
+                <w:color w:val="A02B93" w:themeColor="accent5"/>
+              </w:rPr>
+              <w:t>s:</w:t>
+            </w:r>
+          </w:p>
+          <w:p>
+            <w:pPr>
+              <w:pStyle w:val="ListParagraph"/>
+              <w:numPr>
+                <w:ilvl w:val="1"/>
+                <w:numId w:val="2"/>
+              </w:numPr>
+              <w:spacing w:line="360" w:lineRule="auto"/>
+              <w:cnfStyle w:val="000000000000" w:firstRow="0" w:lastRow="0" w:firstColumn="0" w:lastColumn="0" w:oddVBand="0" w:evenVBand="0" w:oddHBand="0" w:evenHBand="0" w:firstRowFirstColumn="0" w:firstRowLastColumn="0" w:lastRowFirstColumn="0" w:lastRowLastColumn="0"/>
+              <w:rPr>
+                <w:color w:val="A02B93" w:themeColor="accent5"/>
+              </w:rPr>
+            </w:pPr>
+            <w:r>
+              <w:rPr>
+                <w:color w:val="A02B93" w:themeColor="accent5"/>
+              </w:rPr>
+              <w:t>indicate better clustering</w:t>
+            </w:r>
+          </w:p>
+          <w:p>
+            <w:pPr>
+              <w:spacing w:line="360" w:lineRule="auto"/>
+              <w:cnfStyle w:val="000000000000" w:firstRow="0" w:lastRow="0" w:firstColumn="0" w:lastColumn="0" w:oddVBand="0" w:evenVBand="0" w:oddHBand="0" w:evenHBand="0" w:firstRowFirstColumn="0" w:firstRowLastColumn="0" w:lastRowFirstColumn="0" w:lastRowLastColumn="0"/>
+              <w:rPr>
+                <w:color w:val="A02B93" w:themeColor="accent5"/>
+              </w:rPr>
+            </w:pPr>
+          </w:p>
+          <w:p>
+            <w:pPr>
+              <w:spacing w:line="360" w:lineRule="auto"/>
+              <w:cnfStyle w:val="000000000000" w:firstRow="0" w:lastRow="0" w:firstColumn="0" w:lastColumn="0" w:oddVBand="0" w:evenVBand="0" w:oddHBand="0" w:evenHBand="0" w:firstRowFirstColumn="0" w:firstRowLastColumn="0" w:lastRowFirstColumn="0" w:lastRowLastColumn="0"/>
+              <w:rPr>
+                <w:b/>
+                <w:bCs/>
+                <w:color w:val="156082" w:themeColor="accent1"/>
+              </w:rPr>
+            </w:pPr>
+            <w:r>
+              <w:rPr>
+                <w:b/>
+                <w:bCs/>
+                <w:color w:val="156082" w:themeColor="accent1"/>
+              </w:rPr>
+              <w:t>Calinski-</w:t>
+            </w:r>
+            <w:proofErr w:type="spellStart"/>
+            <w:r>
+              <w:rPr>
+                <w:b/>
+                <w:bCs/>
+                <w:color w:val="156082" w:themeColor="accent1"/>
+              </w:rPr>
+              <w:t>Harabasz</w:t>
+            </w:r>
+            <w:proofErr w:type="spellEnd"/>
+            <w:r>
+              <w:rPr>
+                <w:b/>
+                <w:bCs/>
+                <w:color w:val="156082" w:themeColor="accent1"/>
+              </w:rPr>
+              <w:t xml:space="preserve"> index</w:t>
+            </w:r>
+          </w:p>
+          <w:p>
+            <w:pPr>
+              <w:pStyle w:val="ListParagraph"/>
+              <w:numPr>
+                <w:ilvl w:val="0"/>
+                <w:numId w:val="2"/>
+              </w:numPr>
+              <w:spacing w:line="360" w:lineRule="auto"/>
+              <w:cnfStyle w:val="000000000000" w:firstRow="0" w:lastRow="0" w:firstColumn="0" w:lastColumn="0" w:oddVBand="0" w:evenVBand="0" w:oddHBand="0" w:evenHBand="0" w:firstRowFirstColumn="0" w:firstRowLastColumn="0" w:lastRowFirstColumn="0" w:lastRowLastColumn="0"/>
+              <w:rPr>
+                <w:color w:val="A02B93" w:themeColor="accent5"/>
+              </w:rPr>
+            </w:pPr>
+            <w:r>
+              <w:rPr>
+                <w:color w:val="A02B93" w:themeColor="accent5"/>
+              </w:rPr>
+              <w:t>ratio of between-cluster variance to within-cluster variance</w:t>
+            </w:r>
+          </w:p>
+          <w:p>
+            <w:pPr>
+              <w:pStyle w:val="ListParagraph"/>
+              <w:numPr>
+                <w:ilvl w:val="0"/>
+                <w:numId w:val="2"/>
+              </w:numPr>
+              <w:spacing w:line="360" w:lineRule="auto"/>
+              <w:cnfStyle w:val="000000000000" w:firstRow="0" w:lastRow="0" w:firstColumn="0" w:lastColumn="0" w:oddVBand="0" w:evenVBand="0" w:oddHBand="0" w:evenHBand="0" w:firstRowFirstColumn="0" w:firstRowLastColumn="0" w:lastRowFirstColumn="0" w:lastRowLastColumn="0"/>
+              <w:rPr>
+                <w:color w:val="A02B93" w:themeColor="accent5"/>
+              </w:rPr>
+            </w:pPr>
+            <w:r>
+              <w:rPr>
+                <w:color w:val="A02B93" w:themeColor="accent5"/>
+              </w:rPr>
+              <w:t>higher values</w:t>
             </w:r>
             <w:r>
               <w:rPr>
@@ -12831,354 +13971,6 @@
               <w:rPr>
                 <w:color w:val="A02B93" w:themeColor="accent5"/>
               </w:rPr>
-              <w:t>may indicate that observations are assigned to inappropriate clusters</w:t>
-            </w:r>
-          </w:p>
-          <w:p>
-            <w:pPr>
-              <w:spacing w:line="360" w:lineRule="auto"/>
-              <w:cnfStyle w:val="000000000000" w:firstRow="0" w:lastRow="0" w:firstColumn="0" w:lastColumn="0" w:oddVBand="0" w:evenVBand="0" w:oddHBand="0" w:evenHBand="0" w:firstRowFirstColumn="0" w:firstRowLastColumn="0" w:lastRowFirstColumn="0" w:lastRowLastColumn="0"/>
-              <w:rPr>
-                <w:color w:val="A02B93" w:themeColor="accent5"/>
-              </w:rPr>
-            </w:pPr>
-          </w:p>
-          <w:p>
-            <w:pPr>
-              <w:spacing w:line="360" w:lineRule="auto"/>
-              <w:cnfStyle w:val="000000000000" w:firstRow="0" w:lastRow="0" w:firstColumn="0" w:lastColumn="0" w:oddVBand="0" w:evenVBand="0" w:oddHBand="0" w:evenHBand="0" w:firstRowFirstColumn="0" w:firstRowLastColumn="0" w:lastRowFirstColumn="0" w:lastRowLastColumn="0"/>
-              <w:rPr>
-                <w:b/>
-                <w:bCs/>
-                <w:color w:val="A02B93" w:themeColor="accent5"/>
-              </w:rPr>
-            </w:pPr>
-            <w:r>
-              <w:rPr>
-                <w:b/>
-                <w:bCs/>
-                <w:color w:val="156082" w:themeColor="accent1"/>
-              </w:rPr>
-              <w:t>Cohesion</w:t>
-            </w:r>
-          </w:p>
-          <w:p>
-            <w:pPr>
-              <w:pStyle w:val="ListParagraph"/>
-              <w:numPr>
-                <w:ilvl w:val="0"/>
-                <w:numId w:val="2"/>
-              </w:numPr>
-              <w:spacing w:line="360" w:lineRule="auto"/>
-              <w:cnfStyle w:val="000000000000" w:firstRow="0" w:lastRow="0" w:firstColumn="0" w:lastColumn="0" w:oddVBand="0" w:evenVBand="0" w:oddHBand="0" w:evenHBand="0" w:firstRowFirstColumn="0" w:firstRowLastColumn="0" w:lastRowFirstColumn="0" w:lastRowLastColumn="0"/>
-              <w:rPr>
-                <w:color w:val="A02B93" w:themeColor="accent5"/>
-              </w:rPr>
-            </w:pPr>
-            <w:r>
-              <w:rPr>
-                <w:color w:val="A02B93" w:themeColor="accent5"/>
-              </w:rPr>
-              <w:t>how close observations are within the same cluster</w:t>
-            </w:r>
-          </w:p>
-          <w:p>
-            <w:pPr>
-              <w:spacing w:line="360" w:lineRule="auto"/>
-              <w:cnfStyle w:val="000000000000" w:firstRow="0" w:lastRow="0" w:firstColumn="0" w:lastColumn="0" w:oddVBand="0" w:evenVBand="0" w:oddHBand="0" w:evenHBand="0" w:firstRowFirstColumn="0" w:firstRowLastColumn="0" w:lastRowFirstColumn="0" w:lastRowLastColumn="0"/>
-              <w:rPr>
-                <w:color w:val="A02B93" w:themeColor="accent5"/>
-              </w:rPr>
-            </w:pPr>
-          </w:p>
-          <w:p>
-            <w:pPr>
-              <w:spacing w:line="360" w:lineRule="auto"/>
-              <w:cnfStyle w:val="000000000000" w:firstRow="0" w:lastRow="0" w:firstColumn="0" w:lastColumn="0" w:oddVBand="0" w:evenVBand="0" w:oddHBand="0" w:evenHBand="0" w:firstRowFirstColumn="0" w:firstRowLastColumn="0" w:lastRowFirstColumn="0" w:lastRowLastColumn="0"/>
-              <w:rPr>
-                <w:b/>
-                <w:bCs/>
-                <w:color w:val="156082" w:themeColor="accent1"/>
-              </w:rPr>
-            </w:pPr>
-            <w:r>
-              <w:rPr>
-                <w:b/>
-                <w:bCs/>
-                <w:color w:val="156082" w:themeColor="accent1"/>
-              </w:rPr>
-              <w:t>Separation</w:t>
-            </w:r>
-          </w:p>
-          <w:p>
-            <w:pPr>
-              <w:pStyle w:val="ListParagraph"/>
-              <w:numPr>
-                <w:ilvl w:val="0"/>
-                <w:numId w:val="2"/>
-              </w:numPr>
-              <w:spacing w:line="360" w:lineRule="auto"/>
-              <w:cnfStyle w:val="000000000000" w:firstRow="0" w:lastRow="0" w:firstColumn="0" w:lastColumn="0" w:oddVBand="0" w:evenVBand="0" w:oddHBand="0" w:evenHBand="0" w:firstRowFirstColumn="0" w:firstRowLastColumn="0" w:lastRowFirstColumn="0" w:lastRowLastColumn="0"/>
-              <w:rPr>
-                <w:color w:val="A02B93" w:themeColor="accent5"/>
-              </w:rPr>
-            </w:pPr>
-            <w:r>
-              <w:rPr>
-                <w:color w:val="A02B93" w:themeColor="accent5"/>
-              </w:rPr>
-              <w:t>how far different clusters are from one another</w:t>
-            </w:r>
-          </w:p>
-          <w:p>
-            <w:pPr>
-              <w:spacing w:line="360" w:lineRule="auto"/>
-              <w:cnfStyle w:val="000000000000" w:firstRow="0" w:lastRow="0" w:firstColumn="0" w:lastColumn="0" w:oddVBand="0" w:evenVBand="0" w:oddHBand="0" w:evenHBand="0" w:firstRowFirstColumn="0" w:firstRowLastColumn="0" w:lastRowFirstColumn="0" w:lastRowLastColumn="0"/>
-              <w:rPr>
-                <w:color w:val="A02B93" w:themeColor="accent5"/>
-              </w:rPr>
-            </w:pPr>
-          </w:p>
-          <w:p>
-            <w:pPr>
-              <w:spacing w:line="360" w:lineRule="auto"/>
-              <w:cnfStyle w:val="000000000000" w:firstRow="0" w:lastRow="0" w:firstColumn="0" w:lastColumn="0" w:oddVBand="0" w:evenVBand="0" w:oddHBand="0" w:evenHBand="0" w:firstRowFirstColumn="0" w:firstRowLastColumn="0" w:lastRowFirstColumn="0" w:lastRowLastColumn="0"/>
-              <w:rPr>
-                <w:b/>
-                <w:bCs/>
-                <w:color w:val="156082" w:themeColor="accent1"/>
-              </w:rPr>
-            </w:pPr>
-            <w:r>
-              <w:rPr>
-                <w:b/>
-                <w:bCs/>
-                <w:color w:val="156082" w:themeColor="accent1"/>
-              </w:rPr>
-              <w:t>Davies-Bouldin index</w:t>
-            </w:r>
-          </w:p>
-          <w:p>
-            <w:pPr>
-              <w:pStyle w:val="ListParagraph"/>
-              <w:numPr>
-                <w:ilvl w:val="0"/>
-                <w:numId w:val="2"/>
-              </w:numPr>
-              <w:spacing w:line="360" w:lineRule="auto"/>
-              <w:cnfStyle w:val="000000000000" w:firstRow="0" w:lastRow="0" w:firstColumn="0" w:lastColumn="0" w:oddVBand="0" w:evenVBand="0" w:oddHBand="0" w:evenHBand="0" w:firstRowFirstColumn="0" w:firstRowLastColumn="0" w:lastRowFirstColumn="0" w:lastRowLastColumn="0"/>
-              <w:rPr>
-                <w:color w:val="A02B93" w:themeColor="accent5"/>
-              </w:rPr>
-            </w:pPr>
-            <w:r>
-              <w:rPr>
-                <w:color w:val="A02B93" w:themeColor="accent5"/>
-              </w:rPr>
-              <w:t>evaluates similarity between</w:t>
-            </w:r>
-            <w:r>
-              <w:rPr>
-                <w:color w:val="A02B93" w:themeColor="accent5"/>
-              </w:rPr>
-              <w:t>:</w:t>
-            </w:r>
-          </w:p>
-          <w:p>
-            <w:pPr>
-              <w:pStyle w:val="ListParagraph"/>
-              <w:numPr>
-                <w:ilvl w:val="1"/>
-                <w:numId w:val="2"/>
-              </w:numPr>
-              <w:spacing w:line="360" w:lineRule="auto"/>
-              <w:cnfStyle w:val="000000000000" w:firstRow="0" w:lastRow="0" w:firstColumn="0" w:lastColumn="0" w:oddVBand="0" w:evenVBand="0" w:oddHBand="0" w:evenHBand="0" w:firstRowFirstColumn="0" w:firstRowLastColumn="0" w:lastRowFirstColumn="0" w:lastRowLastColumn="0"/>
-              <w:rPr>
-                <w:color w:val="A02B93" w:themeColor="accent5"/>
-              </w:rPr>
-            </w:pPr>
-            <w:r>
-              <w:rPr>
-                <w:color w:val="A02B93" w:themeColor="accent5"/>
-              </w:rPr>
-              <w:t xml:space="preserve">clusters using within-cluster dispersion </w:t>
-            </w:r>
-          </w:p>
-          <w:p>
-            <w:pPr>
-              <w:pStyle w:val="ListParagraph"/>
-              <w:numPr>
-                <w:ilvl w:val="1"/>
-                <w:numId w:val="2"/>
-              </w:numPr>
-              <w:spacing w:line="360" w:lineRule="auto"/>
-              <w:cnfStyle w:val="000000000000" w:firstRow="0" w:lastRow="0" w:firstColumn="0" w:lastColumn="0" w:oddVBand="0" w:evenVBand="0" w:oddHBand="0" w:evenHBand="0" w:firstRowFirstColumn="0" w:firstRowLastColumn="0" w:lastRowFirstColumn="0" w:lastRowLastColumn="0"/>
-              <w:rPr>
-                <w:color w:val="A02B93" w:themeColor="accent5"/>
-              </w:rPr>
-            </w:pPr>
-            <w:r>
-              <w:rPr>
-                <w:color w:val="A02B93" w:themeColor="accent5"/>
-              </w:rPr>
-              <w:t>between-cluster separation</w:t>
-            </w:r>
-          </w:p>
-          <w:p>
-            <w:pPr>
-              <w:pStyle w:val="ListParagraph"/>
-              <w:numPr>
-                <w:ilvl w:val="0"/>
-                <w:numId w:val="2"/>
-              </w:numPr>
-              <w:spacing w:line="360" w:lineRule="auto"/>
-              <w:cnfStyle w:val="000000000000" w:firstRow="0" w:lastRow="0" w:firstColumn="0" w:lastColumn="0" w:oddVBand="0" w:evenVBand="0" w:oddHBand="0" w:evenHBand="0" w:firstRowFirstColumn="0" w:firstRowLastColumn="0" w:lastRowFirstColumn="0" w:lastRowLastColumn="0"/>
-              <w:rPr>
-                <w:color w:val="A02B93" w:themeColor="accent5"/>
-              </w:rPr>
-            </w:pPr>
-            <w:r>
-              <w:rPr>
-                <w:color w:val="A02B93" w:themeColor="accent5"/>
-              </w:rPr>
-              <w:t>lower value</w:t>
-            </w:r>
-            <w:r>
-              <w:rPr>
-                <w:color w:val="A02B93" w:themeColor="accent5"/>
-              </w:rPr>
-              <w:t>s:</w:t>
-            </w:r>
-          </w:p>
-          <w:p>
-            <w:pPr>
-              <w:pStyle w:val="ListParagraph"/>
-              <w:numPr>
-                <w:ilvl w:val="1"/>
-                <w:numId w:val="2"/>
-              </w:numPr>
-              <w:spacing w:line="360" w:lineRule="auto"/>
-              <w:cnfStyle w:val="000000000000" w:firstRow="0" w:lastRow="0" w:firstColumn="0" w:lastColumn="0" w:oddVBand="0" w:evenVBand="0" w:oddHBand="0" w:evenHBand="0" w:firstRowFirstColumn="0" w:firstRowLastColumn="0" w:lastRowFirstColumn="0" w:lastRowLastColumn="0"/>
-              <w:rPr>
-                <w:color w:val="A02B93" w:themeColor="accent5"/>
-              </w:rPr>
-            </w:pPr>
-            <w:r>
-              <w:rPr>
-                <w:color w:val="A02B93" w:themeColor="accent5"/>
-              </w:rPr>
-              <w:t>indicate better clustering</w:t>
-            </w:r>
-          </w:p>
-          <w:p>
-            <w:pPr>
-              <w:spacing w:line="360" w:lineRule="auto"/>
-              <w:cnfStyle w:val="000000000000" w:firstRow="0" w:lastRow="0" w:firstColumn="0" w:lastColumn="0" w:oddVBand="0" w:evenVBand="0" w:oddHBand="0" w:evenHBand="0" w:firstRowFirstColumn="0" w:firstRowLastColumn="0" w:lastRowFirstColumn="0" w:lastRowLastColumn="0"/>
-              <w:rPr>
-                <w:color w:val="A02B93" w:themeColor="accent5"/>
-              </w:rPr>
-            </w:pPr>
-          </w:p>
-          <w:p>
-            <w:pPr>
-              <w:spacing w:line="360" w:lineRule="auto"/>
-              <w:cnfStyle w:val="000000000000" w:firstRow="0" w:lastRow="0" w:firstColumn="0" w:lastColumn="0" w:oddVBand="0" w:evenVBand="0" w:oddHBand="0" w:evenHBand="0" w:firstRowFirstColumn="0" w:firstRowLastColumn="0" w:lastRowFirstColumn="0" w:lastRowLastColumn="0"/>
-              <w:rPr>
-                <w:b/>
-                <w:bCs/>
-                <w:color w:val="156082" w:themeColor="accent1"/>
-              </w:rPr>
-            </w:pPr>
-            <w:r>
-              <w:rPr>
-                <w:b/>
-                <w:bCs/>
-                <w:color w:val="156082" w:themeColor="accent1"/>
-              </w:rPr>
-              <w:t>Calinski-</w:t>
-            </w:r>
-            <w:proofErr w:type="spellStart"/>
-            <w:r>
-              <w:rPr>
-                <w:b/>
-                <w:bCs/>
-                <w:color w:val="156082" w:themeColor="accent1"/>
-              </w:rPr>
-              <w:t>Harabasz</w:t>
-            </w:r>
-            <w:proofErr w:type="spellEnd"/>
-            <w:r>
-              <w:rPr>
-                <w:b/>
-                <w:bCs/>
-                <w:color w:val="156082" w:themeColor="accent1"/>
-              </w:rPr>
-              <w:t xml:space="preserve"> index</w:t>
-            </w:r>
-          </w:p>
-          <w:p>
-            <w:pPr>
-              <w:pStyle w:val="ListParagraph"/>
-              <w:numPr>
-                <w:ilvl w:val="0"/>
-                <w:numId w:val="2"/>
-              </w:numPr>
-              <w:spacing w:line="360" w:lineRule="auto"/>
-              <w:cnfStyle w:val="000000000000" w:firstRow="0" w:lastRow="0" w:firstColumn="0" w:lastColumn="0" w:oddVBand="0" w:evenVBand="0" w:oddHBand="0" w:evenHBand="0" w:firstRowFirstColumn="0" w:firstRowLastColumn="0" w:lastRowFirstColumn="0" w:lastRowLastColumn="0"/>
-              <w:rPr>
-                <w:color w:val="A02B93" w:themeColor="accent5"/>
-              </w:rPr>
-            </w:pPr>
-            <w:r>
-              <w:rPr>
-                <w:color w:val="A02B93" w:themeColor="accent5"/>
-              </w:rPr>
-              <w:t>ratio of between-cluster variance to within-cluster variance</w:t>
-            </w:r>
-          </w:p>
-          <w:p>
-            <w:pPr>
-              <w:pStyle w:val="ListParagraph"/>
-              <w:numPr>
-                <w:ilvl w:val="0"/>
-                <w:numId w:val="2"/>
-              </w:numPr>
-              <w:spacing w:line="360" w:lineRule="auto"/>
-              <w:cnfStyle w:val="000000000000" w:firstRow="0" w:lastRow="0" w:firstColumn="0" w:lastColumn="0" w:oddVBand="0" w:evenVBand="0" w:oddHBand="0" w:evenHBand="0" w:firstRowFirstColumn="0" w:firstRowLastColumn="0" w:lastRowFirstColumn="0" w:lastRowLastColumn="0"/>
-              <w:rPr>
-                <w:color w:val="A02B93" w:themeColor="accent5"/>
-              </w:rPr>
-            </w:pPr>
-            <w:r>
-              <w:rPr>
-                <w:color w:val="A02B93" w:themeColor="accent5"/>
-              </w:rPr>
-              <w:t>higher values</w:t>
-            </w:r>
-            <w:r>
-              <w:rPr>
-                <w:color w:val="A02B93" w:themeColor="accent5"/>
-              </w:rPr>
-              <w:t>:</w:t>
-            </w:r>
-          </w:p>
-          <w:p>
-            <w:pPr>
-              <w:pStyle w:val="ListParagraph"/>
-              <w:numPr>
-                <w:ilvl w:val="1"/>
-                <w:numId w:val="2"/>
-              </w:numPr>
-              <w:spacing w:line="360" w:lineRule="auto"/>
-              <w:cnfStyle w:val="000000000000" w:firstRow="0" w:lastRow="0" w:firstColumn="0" w:lastColumn="0" w:oddVBand="0" w:evenVBand="0" w:oddHBand="0" w:evenHBand="0" w:firstRowFirstColumn="0" w:firstRowLastColumn="0" w:lastRowFirstColumn="0" w:lastRowLastColumn="0"/>
-              <w:rPr>
-                <w:color w:val="A02B93" w:themeColor="accent5"/>
-              </w:rPr>
-            </w:pPr>
-            <w:r>
-              <w:rPr>
-                <w:color w:val="A02B93" w:themeColor="accent5"/>
-              </w:rPr>
               <w:t>indicate clusters that are more distinct and cohesive</w:t>
             </w:r>
           </w:p>
@@ -13186,432 +13978,6 @@
             <w:pPr>
               <w:spacing w:line="360" w:lineRule="auto"/>
               <w:cnfStyle w:val="000000000000" w:firstRow="0" w:lastRow="0" w:firstColumn="0" w:lastColumn="0" w:oddVBand="0" w:evenVBand="0" w:oddHBand="0" w:evenHBand="0" w:firstRowFirstColumn="0" w:firstRowLastColumn="0" w:lastRowFirstColumn="0" w:lastRowLastColumn="0"/>
-              <w:rPr>
-                <w:color w:val="A02B93" w:themeColor="accent5"/>
-              </w:rPr>
-            </w:pPr>
-          </w:p>
-        </w:tc>
-      </w:tr>
-    </w:tbl>
-    <w:p>
-      <w:r>
-        <w:rPr>
-          <w:b/>
-          <w:bCs/>
-        </w:rPr>
-        <w:lastRenderedPageBreak/>
-        <w:br w:type="page"/>
-      </w:r>
-    </w:p>
-    <w:tbl>
-      <w:tblPr>
-        <w:tblStyle w:val="GridTable1Light-Accent1"/>
-        <w:tblW w:w="9481" w:type="dxa"/>
-        <w:tblCellMar>
-          <w:top w:w="29" w:type="dxa"/>
-          <w:bottom w:w="29" w:type="dxa"/>
-        </w:tblCellMar>
-        <w:tblLook w:val="04A0" w:firstRow="1" w:lastRow="0" w:firstColumn="1" w:lastColumn="0" w:noHBand="0" w:noVBand="1"/>
-      </w:tblPr>
-      <w:tblGrid>
-        <w:gridCol w:w="1975"/>
-        <w:gridCol w:w="7506"/>
-      </w:tblGrid>
-      <w:tr>
-        <w:trPr>
-          <w:cnfStyle w:val="100000000000" w:firstRow="1" w:lastRow="0" w:firstColumn="0" w:lastColumn="0" w:oddVBand="0" w:evenVBand="0" w:oddHBand="0" w:evenHBand="0" w:firstRowFirstColumn="0" w:firstRowLastColumn="0" w:lastRowFirstColumn="0" w:lastRowLastColumn="0"/>
-          <w:trHeight w:val="368"/>
-        </w:trPr>
-        <w:tc>
-          <w:tcPr>
-            <w:cnfStyle w:val="001000000000" w:firstRow="0" w:lastRow="0" w:firstColumn="1" w:lastColumn="0" w:oddVBand="0" w:evenVBand="0" w:oddHBand="0" w:evenHBand="0" w:firstRowFirstColumn="0" w:firstRowLastColumn="0" w:lastRowFirstColumn="0" w:lastRowLastColumn="0"/>
-            <w:tcW w:w="1975" w:type="dxa"/>
-            <w:shd w:val="clear" w:color="auto" w:fill="D9D9D9" w:themeFill="background1" w:themeFillShade="D9"/>
-          </w:tcPr>
-          <w:p>
-            <w:pPr>
-              <w:spacing w:line="360" w:lineRule="auto"/>
-              <w:rPr>
-                <w:color w:val="80340D" w:themeColor="accent2" w:themeShade="80"/>
-              </w:rPr>
-            </w:pPr>
-            <w:r>
-              <w:rPr>
-                <w:color w:val="80340D" w:themeColor="accent2" w:themeShade="80"/>
-              </w:rPr>
-              <w:lastRenderedPageBreak/>
-              <w:t>Metrics And Error Costs</w:t>
-            </w:r>
-          </w:p>
-        </w:tc>
-        <w:tc>
-          <w:tcPr>
-            <w:tcW w:w="7506" w:type="dxa"/>
-          </w:tcPr>
-          <w:p>
-            <w:pPr>
-              <w:spacing w:line="360" w:lineRule="auto"/>
-              <w:cnfStyle w:val="100000000000" w:firstRow="1" w:lastRow="0" w:firstColumn="0" w:lastColumn="0" w:oddVBand="0" w:evenVBand="0" w:oddHBand="0" w:evenHBand="0" w:firstRowFirstColumn="0" w:firstRowLastColumn="0" w:lastRowFirstColumn="0" w:lastRowLastColumn="0"/>
-              <w:rPr>
-                <w:color w:val="156082" w:themeColor="accent1"/>
-              </w:rPr>
-            </w:pPr>
-            <w:r>
-              <w:rPr>
-                <w:color w:val="156082" w:themeColor="accent1"/>
-              </w:rPr>
-              <w:t>Choosing an evaluation metric is not only a technical decision; metrics should represent the practical cost of incorrect predictions.</w:t>
-            </w:r>
-          </w:p>
-          <w:p>
-            <w:pPr>
-              <w:spacing w:line="360" w:lineRule="auto"/>
-              <w:cnfStyle w:val="100000000000" w:firstRow="1" w:lastRow="0" w:firstColumn="0" w:lastColumn="0" w:oddVBand="0" w:evenVBand="0" w:oddHBand="0" w:evenHBand="0" w:firstRowFirstColumn="0" w:firstRowLastColumn="0" w:lastRowFirstColumn="0" w:lastRowLastColumn="0"/>
-              <w:rPr>
-                <w:color w:val="156082" w:themeColor="accent1"/>
-              </w:rPr>
-            </w:pPr>
-          </w:p>
-          <w:p>
-            <w:pPr>
-              <w:spacing w:line="360" w:lineRule="auto"/>
-              <w:cnfStyle w:val="100000000000" w:firstRow="1" w:lastRow="0" w:firstColumn="0" w:lastColumn="0" w:oddVBand="0" w:evenVBand="0" w:oddHBand="0" w:evenHBand="0" w:firstRowFirstColumn="0" w:firstRowLastColumn="0" w:lastRowFirstColumn="0" w:lastRowLastColumn="0"/>
-              <w:rPr>
-                <w:color w:val="156082" w:themeColor="accent1"/>
-              </w:rPr>
-            </w:pPr>
-            <w:r>
-              <w:rPr>
-                <w:color w:val="156082" w:themeColor="accent1"/>
-              </w:rPr>
-              <w:t>Health care diagnosis:</w:t>
-            </w:r>
-          </w:p>
-          <w:p>
-            <w:pPr>
-              <w:pStyle w:val="ListParagraph"/>
-              <w:numPr>
-                <w:ilvl w:val="0"/>
-                <w:numId w:val="2"/>
-              </w:numPr>
-              <w:spacing w:line="360" w:lineRule="auto"/>
-              <w:cnfStyle w:val="100000000000" w:firstRow="1" w:lastRow="0" w:firstColumn="0" w:lastColumn="0" w:oddVBand="0" w:evenVBand="0" w:oddHBand="0" w:evenHBand="0" w:firstRowFirstColumn="0" w:firstRowLastColumn="0" w:lastRowFirstColumn="0" w:lastRowLastColumn="0"/>
-              <w:rPr>
-                <w:b w:val="0"/>
-                <w:bCs w:val="0"/>
-                <w:color w:val="A02B93" w:themeColor="accent5"/>
-              </w:rPr>
-            </w:pPr>
-            <w:r>
-              <w:rPr>
-                <w:b w:val="0"/>
-                <w:bCs w:val="0"/>
-                <w:color w:val="A02B93" w:themeColor="accent5"/>
-              </w:rPr>
-              <w:t>false negatives:</w:t>
-            </w:r>
-          </w:p>
-          <w:p>
-            <w:pPr>
-              <w:pStyle w:val="ListParagraph"/>
-              <w:numPr>
-                <w:ilvl w:val="1"/>
-                <w:numId w:val="2"/>
-              </w:numPr>
-              <w:spacing w:line="360" w:lineRule="auto"/>
-              <w:cnfStyle w:val="100000000000" w:firstRow="1" w:lastRow="0" w:firstColumn="0" w:lastColumn="0" w:oddVBand="0" w:evenVBand="0" w:oddHBand="0" w:evenHBand="0" w:firstRowFirstColumn="0" w:firstRowLastColumn="0" w:lastRowFirstColumn="0" w:lastRowLastColumn="0"/>
-              <w:rPr>
-                <w:b w:val="0"/>
-                <w:bCs w:val="0"/>
-                <w:color w:val="A02B93" w:themeColor="accent5"/>
-              </w:rPr>
-            </w:pPr>
-            <w:r>
-              <w:rPr>
-                <w:b w:val="0"/>
-                <w:bCs w:val="0"/>
-                <w:color w:val="A02B93" w:themeColor="accent5"/>
-              </w:rPr>
-              <w:t>may be especially costly because a disease case could be missed</w:t>
-            </w:r>
-          </w:p>
-          <w:p>
-            <w:pPr>
-              <w:pStyle w:val="ListParagraph"/>
-              <w:numPr>
-                <w:ilvl w:val="0"/>
-                <w:numId w:val="2"/>
-              </w:numPr>
-              <w:spacing w:line="360" w:lineRule="auto"/>
-              <w:cnfStyle w:val="100000000000" w:firstRow="1" w:lastRow="0" w:firstColumn="0" w:lastColumn="0" w:oddVBand="0" w:evenVBand="0" w:oddHBand="0" w:evenHBand="0" w:firstRowFirstColumn="0" w:firstRowLastColumn="0" w:lastRowFirstColumn="0" w:lastRowLastColumn="0"/>
-              <w:rPr>
-                <w:b w:val="0"/>
-                <w:bCs w:val="0"/>
-                <w:color w:val="A02B93" w:themeColor="accent5"/>
-              </w:rPr>
-            </w:pPr>
-            <w:r>
-              <w:rPr>
-                <w:b w:val="0"/>
-                <w:bCs w:val="0"/>
-                <w:color w:val="A02B93" w:themeColor="accent5"/>
-              </w:rPr>
-              <w:t>recall or sensitivity:</w:t>
-            </w:r>
-          </w:p>
-          <w:p>
-            <w:pPr>
-              <w:pStyle w:val="ListParagraph"/>
-              <w:numPr>
-                <w:ilvl w:val="1"/>
-                <w:numId w:val="2"/>
-              </w:numPr>
-              <w:spacing w:line="360" w:lineRule="auto"/>
-              <w:cnfStyle w:val="100000000000" w:firstRow="1" w:lastRow="0" w:firstColumn="0" w:lastColumn="0" w:oddVBand="0" w:evenVBand="0" w:oddHBand="0" w:evenHBand="0" w:firstRowFirstColumn="0" w:firstRowLastColumn="0" w:lastRowFirstColumn="0" w:lastRowLastColumn="0"/>
-              <w:rPr>
-                <w:b w:val="0"/>
-                <w:bCs w:val="0"/>
-                <w:color w:val="A02B93" w:themeColor="accent5"/>
-              </w:rPr>
-            </w:pPr>
-            <w:r>
-              <w:rPr>
-                <w:b w:val="0"/>
-                <w:bCs w:val="0"/>
-                <w:color w:val="A02B93" w:themeColor="accent5"/>
-              </w:rPr>
-              <w:t>may therefore receive greater emphasis</w:t>
-            </w:r>
-          </w:p>
-          <w:p>
-            <w:pPr>
-              <w:spacing w:line="360" w:lineRule="auto"/>
-              <w:cnfStyle w:val="100000000000" w:firstRow="1" w:lastRow="0" w:firstColumn="0" w:lastColumn="0" w:oddVBand="0" w:evenVBand="0" w:oddHBand="0" w:evenHBand="0" w:firstRowFirstColumn="0" w:firstRowLastColumn="0" w:lastRowFirstColumn="0" w:lastRowLastColumn="0"/>
-              <w:rPr>
-                <w:b w:val="0"/>
-                <w:bCs w:val="0"/>
-                <w:color w:val="A02B93" w:themeColor="accent5"/>
-              </w:rPr>
-            </w:pPr>
-          </w:p>
-          <w:p>
-            <w:pPr>
-              <w:spacing w:line="360" w:lineRule="auto"/>
-              <w:cnfStyle w:val="100000000000" w:firstRow="1" w:lastRow="0" w:firstColumn="0" w:lastColumn="0" w:oddVBand="0" w:evenVBand="0" w:oddHBand="0" w:evenHBand="0" w:firstRowFirstColumn="0" w:firstRowLastColumn="0" w:lastRowFirstColumn="0" w:lastRowLastColumn="0"/>
-              <w:rPr>
-                <w:color w:val="156082" w:themeColor="accent1"/>
-              </w:rPr>
-            </w:pPr>
-            <w:r>
-              <w:rPr>
-                <w:color w:val="156082" w:themeColor="accent1"/>
-              </w:rPr>
-              <w:t>S</w:t>
-            </w:r>
-            <w:r>
-              <w:rPr>
-                <w:color w:val="156082" w:themeColor="accent1"/>
-              </w:rPr>
-              <w:t>pam filtering:</w:t>
-            </w:r>
-          </w:p>
-          <w:p>
-            <w:pPr>
-              <w:pStyle w:val="ListParagraph"/>
-              <w:numPr>
-                <w:ilvl w:val="0"/>
-                <w:numId w:val="2"/>
-              </w:numPr>
-              <w:spacing w:line="360" w:lineRule="auto"/>
-              <w:cnfStyle w:val="100000000000" w:firstRow="1" w:lastRow="0" w:firstColumn="0" w:lastColumn="0" w:oddVBand="0" w:evenVBand="0" w:oddHBand="0" w:evenHBand="0" w:firstRowFirstColumn="0" w:firstRowLastColumn="0" w:lastRowFirstColumn="0" w:lastRowLastColumn="0"/>
-              <w:rPr>
-                <w:b w:val="0"/>
-                <w:bCs w:val="0"/>
-                <w:color w:val="A02B93" w:themeColor="accent5"/>
-              </w:rPr>
-            </w:pPr>
-            <w:r>
-              <w:rPr>
-                <w:b w:val="0"/>
-                <w:bCs w:val="0"/>
-                <w:color w:val="A02B93" w:themeColor="accent5"/>
-              </w:rPr>
-              <w:t>false positives</w:t>
-            </w:r>
-            <w:r>
-              <w:rPr>
-                <w:b w:val="0"/>
-                <w:bCs w:val="0"/>
-                <w:color w:val="A02B93" w:themeColor="accent5"/>
-              </w:rPr>
-              <w:t>:</w:t>
-            </w:r>
-          </w:p>
-          <w:p>
-            <w:pPr>
-              <w:pStyle w:val="ListParagraph"/>
-              <w:numPr>
-                <w:ilvl w:val="1"/>
-                <w:numId w:val="2"/>
-              </w:numPr>
-              <w:spacing w:line="360" w:lineRule="auto"/>
-              <w:cnfStyle w:val="100000000000" w:firstRow="1" w:lastRow="0" w:firstColumn="0" w:lastColumn="0" w:oddVBand="0" w:evenVBand="0" w:oddHBand="0" w:evenHBand="0" w:firstRowFirstColumn="0" w:firstRowLastColumn="0" w:lastRowFirstColumn="0" w:lastRowLastColumn="0"/>
-              <w:rPr>
-                <w:b w:val="0"/>
-                <w:bCs w:val="0"/>
-                <w:color w:val="A02B93" w:themeColor="accent5"/>
-              </w:rPr>
-            </w:pPr>
-            <w:r>
-              <w:rPr>
-                <w:b w:val="0"/>
-                <w:bCs w:val="0"/>
-                <w:color w:val="A02B93" w:themeColor="accent5"/>
-              </w:rPr>
-              <w:t>may be especially costly because</w:t>
-            </w:r>
-          </w:p>
-          <w:p>
-            <w:pPr>
-              <w:pStyle w:val="ListParagraph"/>
-              <w:numPr>
-                <w:ilvl w:val="0"/>
-                <w:numId w:val="2"/>
-              </w:numPr>
-              <w:spacing w:line="360" w:lineRule="auto"/>
-              <w:cnfStyle w:val="100000000000" w:firstRow="1" w:lastRow="0" w:firstColumn="0" w:lastColumn="0" w:oddVBand="0" w:evenVBand="0" w:oddHBand="0" w:evenHBand="0" w:firstRowFirstColumn="0" w:firstRowLastColumn="0" w:lastRowFirstColumn="0" w:lastRowLastColumn="0"/>
-              <w:rPr>
-                <w:b w:val="0"/>
-                <w:bCs w:val="0"/>
-                <w:color w:val="A02B93" w:themeColor="accent5"/>
-              </w:rPr>
-            </w:pPr>
-            <w:r>
-              <w:rPr>
-                <w:b w:val="0"/>
-                <w:bCs w:val="0"/>
-                <w:color w:val="A02B93" w:themeColor="accent5"/>
-              </w:rPr>
-              <w:t>legitimate messages</w:t>
-            </w:r>
-            <w:r>
-              <w:rPr>
-                <w:b w:val="0"/>
-                <w:bCs w:val="0"/>
-                <w:color w:val="A02B93" w:themeColor="accent5"/>
-              </w:rPr>
-              <w:t>:</w:t>
-            </w:r>
-          </w:p>
-          <w:p>
-            <w:pPr>
-              <w:pStyle w:val="ListParagraph"/>
-              <w:numPr>
-                <w:ilvl w:val="1"/>
-                <w:numId w:val="2"/>
-              </w:numPr>
-              <w:spacing w:line="360" w:lineRule="auto"/>
-              <w:cnfStyle w:val="100000000000" w:firstRow="1" w:lastRow="0" w:firstColumn="0" w:lastColumn="0" w:oddVBand="0" w:evenVBand="0" w:oddHBand="0" w:evenHBand="0" w:firstRowFirstColumn="0" w:firstRowLastColumn="0" w:lastRowFirstColumn="0" w:lastRowLastColumn="0"/>
-              <w:rPr>
-                <w:b w:val="0"/>
-                <w:bCs w:val="0"/>
-                <w:color w:val="A02B93" w:themeColor="accent5"/>
-              </w:rPr>
-            </w:pPr>
-            <w:r>
-              <w:rPr>
-                <w:b w:val="0"/>
-                <w:bCs w:val="0"/>
-                <w:color w:val="A02B93" w:themeColor="accent5"/>
-              </w:rPr>
-              <w:t>could be incorrectly removed</w:t>
-            </w:r>
-          </w:p>
-          <w:p>
-            <w:pPr>
-              <w:pStyle w:val="ListParagraph"/>
-              <w:numPr>
-                <w:ilvl w:val="0"/>
-                <w:numId w:val="2"/>
-              </w:numPr>
-              <w:spacing w:line="360" w:lineRule="auto"/>
-              <w:cnfStyle w:val="100000000000" w:firstRow="1" w:lastRow="0" w:firstColumn="0" w:lastColumn="0" w:oddVBand="0" w:evenVBand="0" w:oddHBand="0" w:evenHBand="0" w:firstRowFirstColumn="0" w:firstRowLastColumn="0" w:lastRowFirstColumn="0" w:lastRowLastColumn="0"/>
-              <w:rPr>
-                <w:b w:val="0"/>
-                <w:bCs w:val="0"/>
-                <w:color w:val="A02B93" w:themeColor="accent5"/>
-              </w:rPr>
-            </w:pPr>
-            <w:r>
-              <w:rPr>
-                <w:b w:val="0"/>
-                <w:bCs w:val="0"/>
-                <w:color w:val="A02B93" w:themeColor="accent5"/>
-              </w:rPr>
-              <w:t>precision</w:t>
-            </w:r>
-            <w:r>
-              <w:rPr>
-                <w:b w:val="0"/>
-                <w:bCs w:val="0"/>
-                <w:color w:val="A02B93" w:themeColor="accent5"/>
-              </w:rPr>
-              <w:t>:</w:t>
-            </w:r>
-          </w:p>
-          <w:p>
-            <w:pPr>
-              <w:pStyle w:val="ListParagraph"/>
-              <w:numPr>
-                <w:ilvl w:val="1"/>
-                <w:numId w:val="2"/>
-              </w:numPr>
-              <w:spacing w:line="360" w:lineRule="auto"/>
-              <w:cnfStyle w:val="100000000000" w:firstRow="1" w:lastRow="0" w:firstColumn="0" w:lastColumn="0" w:oddVBand="0" w:evenVBand="0" w:oddHBand="0" w:evenHBand="0" w:firstRowFirstColumn="0" w:firstRowLastColumn="0" w:lastRowFirstColumn="0" w:lastRowLastColumn="0"/>
-              <w:rPr>
-                <w:b w:val="0"/>
-                <w:bCs w:val="0"/>
-                <w:color w:val="A02B93" w:themeColor="accent5"/>
-              </w:rPr>
-            </w:pPr>
-            <w:r>
-              <w:rPr>
-                <w:b w:val="0"/>
-                <w:bCs w:val="0"/>
-                <w:color w:val="A02B93" w:themeColor="accent5"/>
-              </w:rPr>
-              <w:t>may therefore receive greater emphasis</w:t>
-            </w:r>
-          </w:p>
-          <w:p>
-            <w:pPr>
-              <w:spacing w:line="360" w:lineRule="auto"/>
-              <w:cnfStyle w:val="100000000000" w:firstRow="1" w:lastRow="0" w:firstColumn="0" w:lastColumn="0" w:oddVBand="0" w:evenVBand="0" w:oddHBand="0" w:evenHBand="0" w:firstRowFirstColumn="0" w:firstRowLastColumn="0" w:lastRowFirstColumn="0" w:lastRowLastColumn="0"/>
-              <w:rPr>
-                <w:color w:val="A02B93" w:themeColor="accent5"/>
-              </w:rPr>
-            </w:pPr>
-          </w:p>
-          <w:p>
-            <w:pPr>
-              <w:spacing w:line="360" w:lineRule="auto"/>
-              <w:cnfStyle w:val="100000000000" w:firstRow="1" w:lastRow="0" w:firstColumn="0" w:lastColumn="0" w:oddVBand="0" w:evenVBand="0" w:oddHBand="0" w:evenHBand="0" w:firstRowFirstColumn="0" w:firstRowLastColumn="0" w:lastRowFirstColumn="0" w:lastRowLastColumn="0"/>
-              <w:rPr>
-                <w:color w:val="156082" w:themeColor="accent1"/>
-              </w:rPr>
-            </w:pPr>
-            <w:r>
-              <w:rPr>
-                <w:color w:val="156082" w:themeColor="accent1"/>
-              </w:rPr>
-              <w:t>The appropriate metric depends on the application's objectives and the relative cost of each type of error.</w:t>
-            </w:r>
-          </w:p>
-          <w:p>
-            <w:pPr>
-              <w:spacing w:line="360" w:lineRule="auto"/>
-              <w:cnfStyle w:val="100000000000" w:firstRow="1" w:lastRow="0" w:firstColumn="0" w:lastColumn="0" w:oddVBand="0" w:evenVBand="0" w:oddHBand="0" w:evenHBand="0" w:firstRowFirstColumn="0" w:firstRowLastColumn="0" w:lastRowFirstColumn="0" w:lastRowLastColumn="0"/>
               <w:rPr>
                 <w:color w:val="A02B93" w:themeColor="accent5"/>
               </w:rPr>
@@ -13637,10 +14003,14 @@
               </w:rPr>
             </w:pPr>
             <w:r>
+              <w:lastRenderedPageBreak/>
+              <w:br w:type="page"/>
+            </w:r>
+            <w:r>
               <w:rPr>
                 <w:color w:val="80340D" w:themeColor="accent2" w:themeShade="80"/>
               </w:rPr>
-              <w:t>Avoiding Single-Metric Fixation</w:t>
+              <w:t>Metrics And Error Costs</w:t>
             </w:r>
           </w:p>
         </w:tc>
@@ -13664,128 +14034,340 @@
                 <w:bCs/>
                 <w:color w:val="156082" w:themeColor="accent1"/>
               </w:rPr>
-              <w:t>Model evaluation should not rely on a single metric without considering its relationship to business or application objectives.</w:t>
-            </w:r>
-          </w:p>
-          <w:p>
-            <w:pPr>
-              <w:pStyle w:val="ListParagraph"/>
-              <w:numPr>
-                <w:ilvl w:val="0"/>
-                <w:numId w:val="2"/>
-              </w:numPr>
-              <w:spacing w:line="360" w:lineRule="auto"/>
-              <w:cnfStyle w:val="000000000000" w:firstRow="0" w:lastRow="0" w:firstColumn="0" w:lastColumn="0" w:oddVBand="0" w:evenVBand="0" w:oddHBand="0" w:evenHBand="0" w:firstRowFirstColumn="0" w:firstRowLastColumn="0" w:lastRowFirstColumn="0" w:lastRowLastColumn="0"/>
-              <w:rPr>
-                <w:color w:val="A02B93" w:themeColor="accent5"/>
-              </w:rPr>
-            </w:pPr>
-            <w:r>
-              <w:rPr>
-                <w:color w:val="A02B93" w:themeColor="accent5"/>
-              </w:rPr>
-              <w:t>metrics should:</w:t>
-            </w:r>
-          </w:p>
-          <w:p>
-            <w:pPr>
-              <w:pStyle w:val="ListParagraph"/>
-              <w:numPr>
-                <w:ilvl w:val="1"/>
-                <w:numId w:val="2"/>
-              </w:numPr>
-              <w:spacing w:line="360" w:lineRule="auto"/>
-              <w:cnfStyle w:val="000000000000" w:firstRow="0" w:lastRow="0" w:firstColumn="0" w:lastColumn="0" w:oddVBand="0" w:evenVBand="0" w:oddHBand="0" w:evenHBand="0" w:firstRowFirstColumn="0" w:firstRowLastColumn="0" w:lastRowFirstColumn="0" w:lastRowLastColumn="0"/>
-              <w:rPr>
-                <w:color w:val="A02B93" w:themeColor="accent5"/>
-              </w:rPr>
-            </w:pPr>
-            <w:r>
-              <w:rPr>
-                <w:color w:val="A02B93" w:themeColor="accent5"/>
-              </w:rPr>
-              <w:t>align with relevant business KPIs</w:t>
-            </w:r>
-          </w:p>
-          <w:p>
-            <w:pPr>
-              <w:pStyle w:val="ListParagraph"/>
-              <w:numPr>
-                <w:ilvl w:val="1"/>
-                <w:numId w:val="2"/>
-              </w:numPr>
-              <w:spacing w:line="360" w:lineRule="auto"/>
-              <w:cnfStyle w:val="000000000000" w:firstRow="0" w:lastRow="0" w:firstColumn="0" w:lastColumn="0" w:oddVBand="0" w:evenVBand="0" w:oddHBand="0" w:evenHBand="0" w:firstRowFirstColumn="0" w:firstRowLastColumn="0" w:lastRowFirstColumn="0" w:lastRowLastColumn="0"/>
-              <w:rPr>
-                <w:color w:val="A02B93" w:themeColor="accent5"/>
-              </w:rPr>
-            </w:pPr>
-            <w:r>
-              <w:rPr>
-                <w:color w:val="A02B93" w:themeColor="accent5"/>
-              </w:rPr>
-              <w:t>reflect the consequences of false positives and false negatives</w:t>
-            </w:r>
-          </w:p>
-          <w:p>
-            <w:pPr>
-              <w:pStyle w:val="ListParagraph"/>
-              <w:numPr>
-                <w:ilvl w:val="1"/>
-                <w:numId w:val="2"/>
-              </w:numPr>
-              <w:spacing w:line="360" w:lineRule="auto"/>
-              <w:cnfStyle w:val="000000000000" w:firstRow="0" w:lastRow="0" w:firstColumn="0" w:lastColumn="0" w:oddVBand="0" w:evenVBand="0" w:oddHBand="0" w:evenHBand="0" w:firstRowFirstColumn="0" w:firstRowLastColumn="0" w:lastRowFirstColumn="0" w:lastRowLastColumn="0"/>
-              <w:rPr>
-                <w:color w:val="A02B93" w:themeColor="accent5"/>
-              </w:rPr>
-            </w:pPr>
-            <w:r>
-              <w:rPr>
-                <w:color w:val="A02B93" w:themeColor="accent5"/>
+              <w:t>Choosing an evaluation metric is not only a technical decision; metrics should represent the practical cost of incorrect predictions.</w:t>
+            </w:r>
+          </w:p>
+          <w:p>
+            <w:pPr>
+              <w:spacing w:line="360" w:lineRule="auto"/>
+              <w:cnfStyle w:val="000000000000" w:firstRow="0" w:lastRow="0" w:firstColumn="0" w:lastColumn="0" w:oddVBand="0" w:evenVBand="0" w:oddHBand="0" w:evenHBand="0" w:firstRowFirstColumn="0" w:firstRowLastColumn="0" w:lastRowFirstColumn="0" w:lastRowLastColumn="0"/>
+              <w:rPr>
+                <w:color w:val="156082" w:themeColor="accent1"/>
+              </w:rPr>
+            </w:pPr>
+          </w:p>
+          <w:p>
+            <w:pPr>
+              <w:spacing w:line="360" w:lineRule="auto"/>
+              <w:cnfStyle w:val="000000000000" w:firstRow="0" w:lastRow="0" w:firstColumn="0" w:lastColumn="0" w:oddVBand="0" w:evenVBand="0" w:oddHBand="0" w:evenHBand="0" w:firstRowFirstColumn="0" w:firstRowLastColumn="0" w:lastRowFirstColumn="0" w:lastRowLastColumn="0"/>
+              <w:rPr>
+                <w:b/>
+                <w:bCs/>
+                <w:color w:val="156082" w:themeColor="accent1"/>
+              </w:rPr>
+            </w:pPr>
+            <w:r>
+              <w:rPr>
+                <w:b/>
+                <w:bCs/>
+                <w:color w:val="156082" w:themeColor="accent1"/>
+              </w:rPr>
+              <w:t>Health care diagnosis:</w:t>
+            </w:r>
+          </w:p>
+          <w:p>
+            <w:pPr>
+              <w:pStyle w:val="ListParagraph"/>
+              <w:numPr>
+                <w:ilvl w:val="0"/>
+                <w:numId w:val="2"/>
+              </w:numPr>
+              <w:spacing w:line="360" w:lineRule="auto"/>
+              <w:cnfStyle w:val="000000000000" w:firstRow="0" w:lastRow="0" w:firstColumn="0" w:lastColumn="0" w:oddVBand="0" w:evenVBand="0" w:oddHBand="0" w:evenHBand="0" w:firstRowFirstColumn="0" w:firstRowLastColumn="0" w:lastRowFirstColumn="0" w:lastRowLastColumn="0"/>
+              <w:rPr>
+                <w:b/>
+                <w:bCs/>
+                <w:color w:val="A02B93" w:themeColor="accent5"/>
+              </w:rPr>
+            </w:pPr>
+            <w:r>
+              <w:rPr>
+                <w:color w:val="A02B93" w:themeColor="accent5"/>
+              </w:rPr>
+              <w:t>false negatives:</w:t>
+            </w:r>
+          </w:p>
+          <w:p>
+            <w:pPr>
+              <w:pStyle w:val="ListParagraph"/>
+              <w:numPr>
+                <w:ilvl w:val="1"/>
+                <w:numId w:val="2"/>
+              </w:numPr>
+              <w:spacing w:line="360" w:lineRule="auto"/>
+              <w:cnfStyle w:val="000000000000" w:firstRow="0" w:lastRow="0" w:firstColumn="0" w:lastColumn="0" w:oddVBand="0" w:evenVBand="0" w:oddHBand="0" w:evenHBand="0" w:firstRowFirstColumn="0" w:firstRowLastColumn="0" w:lastRowFirstColumn="0" w:lastRowLastColumn="0"/>
+              <w:rPr>
+                <w:b/>
+                <w:bCs/>
+                <w:color w:val="A02B93" w:themeColor="accent5"/>
+              </w:rPr>
+            </w:pPr>
+            <w:r>
+              <w:rPr>
+                <w:color w:val="A02B93" w:themeColor="accent5"/>
+              </w:rPr>
+              <w:t>may be especially costly because a disease case could be missed</w:t>
+            </w:r>
+          </w:p>
+          <w:p>
+            <w:pPr>
+              <w:pStyle w:val="ListParagraph"/>
+              <w:numPr>
+                <w:ilvl w:val="0"/>
+                <w:numId w:val="2"/>
+              </w:numPr>
+              <w:spacing w:line="360" w:lineRule="auto"/>
+              <w:cnfStyle w:val="000000000000" w:firstRow="0" w:lastRow="0" w:firstColumn="0" w:lastColumn="0" w:oddVBand="0" w:evenVBand="0" w:oddHBand="0" w:evenHBand="0" w:firstRowFirstColumn="0" w:firstRowLastColumn="0" w:lastRowFirstColumn="0" w:lastRowLastColumn="0"/>
+              <w:rPr>
+                <w:b/>
+                <w:bCs/>
+                <w:color w:val="A02B93" w:themeColor="accent5"/>
+              </w:rPr>
+            </w:pPr>
+            <w:r>
+              <w:rPr>
+                <w:color w:val="A02B93" w:themeColor="accent5"/>
+              </w:rPr>
+              <w:t>recall or sensitivity:</w:t>
+            </w:r>
+          </w:p>
+          <w:p>
+            <w:pPr>
+              <w:pStyle w:val="ListParagraph"/>
+              <w:numPr>
+                <w:ilvl w:val="1"/>
+                <w:numId w:val="2"/>
+              </w:numPr>
+              <w:spacing w:line="360" w:lineRule="auto"/>
+              <w:cnfStyle w:val="000000000000" w:firstRow="0" w:lastRow="0" w:firstColumn="0" w:lastColumn="0" w:oddVBand="0" w:evenVBand="0" w:oddHBand="0" w:evenHBand="0" w:firstRowFirstColumn="0" w:firstRowLastColumn="0" w:lastRowFirstColumn="0" w:lastRowLastColumn="0"/>
+              <w:rPr>
+                <w:b/>
+                <w:bCs/>
+                <w:color w:val="A02B93" w:themeColor="accent5"/>
+              </w:rPr>
+            </w:pPr>
+            <w:r>
+              <w:rPr>
+                <w:color w:val="A02B93" w:themeColor="accent5"/>
+              </w:rPr>
+              <w:t>may therefore receive greater emphasis</w:t>
+            </w:r>
+          </w:p>
+          <w:p>
+            <w:pPr>
+              <w:spacing w:line="360" w:lineRule="auto"/>
+              <w:cnfStyle w:val="000000000000" w:firstRow="0" w:lastRow="0" w:firstColumn="0" w:lastColumn="0" w:oddVBand="0" w:evenVBand="0" w:oddHBand="0" w:evenHBand="0" w:firstRowFirstColumn="0" w:firstRowLastColumn="0" w:lastRowFirstColumn="0" w:lastRowLastColumn="0"/>
+              <w:rPr>
+                <w:b/>
+                <w:bCs/>
+                <w:color w:val="A02B93" w:themeColor="accent5"/>
+              </w:rPr>
+            </w:pPr>
+          </w:p>
+          <w:p>
+            <w:pPr>
+              <w:spacing w:line="360" w:lineRule="auto"/>
+              <w:cnfStyle w:val="000000000000" w:firstRow="0" w:lastRow="0" w:firstColumn="0" w:lastColumn="0" w:oddVBand="0" w:evenVBand="0" w:oddHBand="0" w:evenHBand="0" w:firstRowFirstColumn="0" w:firstRowLastColumn="0" w:lastRowFirstColumn="0" w:lastRowLastColumn="0"/>
+              <w:rPr>
+                <w:b/>
+                <w:bCs/>
+                <w:color w:val="156082" w:themeColor="accent1"/>
+              </w:rPr>
+            </w:pPr>
+            <w:r>
+              <w:rPr>
+                <w:b/>
+                <w:bCs/>
+                <w:color w:val="156082" w:themeColor="accent1"/>
+              </w:rPr>
+              <w:t>S</w:t>
+            </w:r>
+            <w:r>
+              <w:rPr>
+                <w:b/>
+                <w:bCs/>
+                <w:color w:val="156082" w:themeColor="accent1"/>
+              </w:rPr>
+              <w:t>pam filtering:</w:t>
+            </w:r>
+          </w:p>
+          <w:p>
+            <w:pPr>
+              <w:pStyle w:val="ListParagraph"/>
+              <w:numPr>
+                <w:ilvl w:val="0"/>
+                <w:numId w:val="2"/>
+              </w:numPr>
+              <w:spacing w:line="360" w:lineRule="auto"/>
+              <w:cnfStyle w:val="000000000000" w:firstRow="0" w:lastRow="0" w:firstColumn="0" w:lastColumn="0" w:oddVBand="0" w:evenVBand="0" w:oddHBand="0" w:evenHBand="0" w:firstRowFirstColumn="0" w:firstRowLastColumn="0" w:lastRowFirstColumn="0" w:lastRowLastColumn="0"/>
+              <w:rPr>
+                <w:b/>
+                <w:bCs/>
+                <w:color w:val="A02B93" w:themeColor="accent5"/>
+              </w:rPr>
+            </w:pPr>
+            <w:r>
+              <w:rPr>
+                <w:color w:val="A02B93" w:themeColor="accent5"/>
+              </w:rPr>
+              <w:t>false positives</w:t>
+            </w:r>
+            <w:r>
+              <w:rPr>
+                <w:color w:val="A02B93" w:themeColor="accent5"/>
+              </w:rPr>
+              <w:t>:</w:t>
+            </w:r>
+          </w:p>
+          <w:p>
+            <w:pPr>
+              <w:pStyle w:val="ListParagraph"/>
+              <w:numPr>
+                <w:ilvl w:val="1"/>
+                <w:numId w:val="2"/>
+              </w:numPr>
+              <w:spacing w:line="360" w:lineRule="auto"/>
+              <w:cnfStyle w:val="000000000000" w:firstRow="0" w:lastRow="0" w:firstColumn="0" w:lastColumn="0" w:oddVBand="0" w:evenVBand="0" w:oddHBand="0" w:evenHBand="0" w:firstRowFirstColumn="0" w:firstRowLastColumn="0" w:lastRowFirstColumn="0" w:lastRowLastColumn="0"/>
+              <w:rPr>
+                <w:b/>
+                <w:bCs/>
+                <w:color w:val="A02B93" w:themeColor="accent5"/>
+              </w:rPr>
+            </w:pPr>
+            <w:r>
+              <w:rPr>
+                <w:color w:val="A02B93" w:themeColor="accent5"/>
+              </w:rPr>
+              <w:t>may be especially costly because</w:t>
+            </w:r>
+          </w:p>
+          <w:p>
+            <w:pPr>
+              <w:pStyle w:val="ListParagraph"/>
+              <w:numPr>
+                <w:ilvl w:val="0"/>
+                <w:numId w:val="2"/>
+              </w:numPr>
+              <w:spacing w:line="360" w:lineRule="auto"/>
+              <w:cnfStyle w:val="000000000000" w:firstRow="0" w:lastRow="0" w:firstColumn="0" w:lastColumn="0" w:oddVBand="0" w:evenVBand="0" w:oddHBand="0" w:evenHBand="0" w:firstRowFirstColumn="0" w:firstRowLastColumn="0" w:lastRowFirstColumn="0" w:lastRowLastColumn="0"/>
+              <w:rPr>
+                <w:b/>
+                <w:bCs/>
+                <w:color w:val="A02B93" w:themeColor="accent5"/>
+              </w:rPr>
+            </w:pPr>
+            <w:r>
+              <w:rPr>
+                <w:color w:val="A02B93" w:themeColor="accent5"/>
+              </w:rPr>
+              <w:t>legitimate messages</w:t>
+            </w:r>
+            <w:r>
+              <w:rPr>
+                <w:color w:val="A02B93" w:themeColor="accent5"/>
+              </w:rPr>
+              <w:t>:</w:t>
+            </w:r>
+          </w:p>
+          <w:p>
+            <w:pPr>
+              <w:pStyle w:val="ListParagraph"/>
+              <w:numPr>
+                <w:ilvl w:val="1"/>
+                <w:numId w:val="2"/>
+              </w:numPr>
+              <w:spacing w:line="360" w:lineRule="auto"/>
+              <w:cnfStyle w:val="000000000000" w:firstRow="0" w:lastRow="0" w:firstColumn="0" w:lastColumn="0" w:oddVBand="0" w:evenVBand="0" w:oddHBand="0" w:evenHBand="0" w:firstRowFirstColumn="0" w:firstRowLastColumn="0" w:lastRowFirstColumn="0" w:lastRowLastColumn="0"/>
+              <w:rPr>
+                <w:b/>
+                <w:bCs/>
+                <w:color w:val="A02B93" w:themeColor="accent5"/>
+              </w:rPr>
+            </w:pPr>
+            <w:r>
+              <w:rPr>
+                <w:color w:val="A02B93" w:themeColor="accent5"/>
+              </w:rPr>
+              <w:t>could be incorrectly removed</w:t>
+            </w:r>
+          </w:p>
+          <w:p>
+            <w:pPr>
+              <w:pStyle w:val="ListParagraph"/>
+              <w:numPr>
+                <w:ilvl w:val="0"/>
+                <w:numId w:val="2"/>
+              </w:numPr>
+              <w:spacing w:line="360" w:lineRule="auto"/>
+              <w:cnfStyle w:val="000000000000" w:firstRow="0" w:lastRow="0" w:firstColumn="0" w:lastColumn="0" w:oddVBand="0" w:evenVBand="0" w:oddHBand="0" w:evenHBand="0" w:firstRowFirstColumn="0" w:firstRowLastColumn="0" w:lastRowFirstColumn="0" w:lastRowLastColumn="0"/>
+              <w:rPr>
+                <w:b/>
+                <w:bCs/>
+                <w:color w:val="A02B93" w:themeColor="accent5"/>
+              </w:rPr>
+            </w:pPr>
+            <w:r>
+              <w:rPr>
+                <w:color w:val="A02B93" w:themeColor="accent5"/>
+              </w:rPr>
+              <w:t>precision</w:t>
+            </w:r>
+            <w:r>
+              <w:rPr>
+                <w:color w:val="A02B93" w:themeColor="accent5"/>
+              </w:rPr>
+              <w:t>:</w:t>
+            </w:r>
+          </w:p>
+          <w:p>
+            <w:pPr>
+              <w:pStyle w:val="ListParagraph"/>
+              <w:numPr>
+                <w:ilvl w:val="1"/>
+                <w:numId w:val="2"/>
+              </w:numPr>
+              <w:spacing w:line="360" w:lineRule="auto"/>
+              <w:cnfStyle w:val="000000000000" w:firstRow="0" w:lastRow="0" w:firstColumn="0" w:lastColumn="0" w:oddVBand="0" w:evenVBand="0" w:oddHBand="0" w:evenHBand="0" w:firstRowFirstColumn="0" w:firstRowLastColumn="0" w:lastRowFirstColumn="0" w:lastRowLastColumn="0"/>
+              <w:rPr>
+                <w:b/>
+                <w:bCs/>
+                <w:color w:val="A02B93" w:themeColor="accent5"/>
+              </w:rPr>
+            </w:pPr>
+            <w:r>
+              <w:rPr>
+                <w:color w:val="A02B93" w:themeColor="accent5"/>
+              </w:rPr>
+              <w:t>may therefore receive greater emphasis</w:t>
+            </w:r>
+          </w:p>
+          <w:p>
+            <w:pPr>
+              <w:spacing w:line="360" w:lineRule="auto"/>
+              <w:cnfStyle w:val="000000000000" w:firstRow="0" w:lastRow="0" w:firstColumn="0" w:lastColumn="0" w:oddVBand="0" w:evenVBand="0" w:oddHBand="0" w:evenHBand="0" w:firstRowFirstColumn="0" w:firstRowLastColumn="0" w:lastRowFirstColumn="0" w:lastRowLastColumn="0"/>
+              <w:rPr>
+                <w:color w:val="A02B93" w:themeColor="accent5"/>
+              </w:rPr>
+            </w:pPr>
+          </w:p>
+          <w:p>
+            <w:pPr>
+              <w:spacing w:line="360" w:lineRule="auto"/>
+              <w:cnfStyle w:val="000000000000" w:firstRow="0" w:lastRow="0" w:firstColumn="0" w:lastColumn="0" w:oddVBand="0" w:evenVBand="0" w:oddHBand="0" w:evenHBand="0" w:firstRowFirstColumn="0" w:firstRowLastColumn="0" w:lastRowFirstColumn="0" w:lastRowLastColumn="0"/>
+              <w:rPr>
+                <w:b/>
+                <w:bCs/>
+                <w:color w:val="156082" w:themeColor="accent1"/>
+              </w:rPr>
+            </w:pPr>
+            <w:r>
+              <w:rPr>
+                <w:b/>
+                <w:bCs/>
+                <w:color w:val="156082" w:themeColor="accent1"/>
               </w:rPr>
               <w:lastRenderedPageBreak/>
-              <w:t>support comparison between competing models</w:t>
-            </w:r>
-          </w:p>
-          <w:p>
-            <w:pPr>
-              <w:pStyle w:val="ListParagraph"/>
-              <w:numPr>
-                <w:ilvl w:val="1"/>
-                <w:numId w:val="2"/>
-              </w:numPr>
-              <w:spacing w:line="360" w:lineRule="auto"/>
-              <w:cnfStyle w:val="000000000000" w:firstRow="0" w:lastRow="0" w:firstColumn="0" w:lastColumn="0" w:oddVBand="0" w:evenVBand="0" w:oddHBand="0" w:evenHBand="0" w:firstRowFirstColumn="0" w:firstRowLastColumn="0" w:lastRowFirstColumn="0" w:lastRowLastColumn="0"/>
-              <w:rPr>
-                <w:color w:val="A02B93" w:themeColor="accent5"/>
-              </w:rPr>
-            </w:pPr>
-            <w:r>
-              <w:rPr>
-                <w:color w:val="A02B93" w:themeColor="accent5"/>
-              </w:rPr>
-              <w:t>account for operational requirements</w:t>
-            </w:r>
-          </w:p>
-          <w:p>
-            <w:pPr>
-              <w:pStyle w:val="ListParagraph"/>
-              <w:numPr>
-                <w:ilvl w:val="1"/>
-                <w:numId w:val="2"/>
-              </w:numPr>
-              <w:spacing w:line="360" w:lineRule="auto"/>
-              <w:cnfStyle w:val="000000000000" w:firstRow="0" w:lastRow="0" w:firstColumn="0" w:lastColumn="0" w:oddVBand="0" w:evenVBand="0" w:oddHBand="0" w:evenHBand="0" w:firstRowFirstColumn="0" w:firstRowLastColumn="0" w:lastRowFirstColumn="0" w:lastRowLastColumn="0"/>
-              <w:rPr>
-                <w:color w:val="A02B93" w:themeColor="accent5"/>
-              </w:rPr>
-            </w:pPr>
-            <w:r>
-              <w:rPr>
-                <w:color w:val="A02B93" w:themeColor="accent5"/>
-              </w:rPr>
-              <w:t>be interpreted alongside model complexity</w:t>
+              <w:t>The appropriate metric depends on the application's objectives and the relative cost of each type of error.</w:t>
             </w:r>
           </w:p>
           <w:p>
@@ -13821,7 +14403,7 @@
                 <w:color w:val="80340D" w:themeColor="accent2" w:themeShade="80"/>
               </w:rPr>
               <w:lastRenderedPageBreak/>
-              <w:t>Fraud Detection Trade-Off</w:t>
+              <w:t>Avoiding Single-Metric Fixation</w:t>
             </w:r>
           </w:p>
         </w:tc>
@@ -13845,414 +14427,137 @@
                 <w:bCs/>
                 <w:color w:val="156082" w:themeColor="accent1"/>
               </w:rPr>
-              <w:t>Increasing recall causes the classifier to identify a larger proportion of fraudulent transactions.</w:t>
-            </w:r>
-          </w:p>
-          <w:p>
-            <w:pPr>
-              <w:pStyle w:val="ListParagraph"/>
-              <w:numPr>
-                <w:ilvl w:val="0"/>
-                <w:numId w:val="2"/>
-              </w:numPr>
-              <w:spacing w:line="360" w:lineRule="auto"/>
-              <w:cnfStyle w:val="000000000000" w:firstRow="0" w:lastRow="0" w:firstColumn="0" w:lastColumn="0" w:oddVBand="0" w:evenVBand="0" w:oddHBand="0" w:evenHBand="0" w:firstRowFirstColumn="0" w:firstRowLastColumn="0" w:lastRowFirstColumn="0" w:lastRowLastColumn="0"/>
-              <w:rPr>
-                <w:color w:val="A02B93" w:themeColor="accent5"/>
-              </w:rPr>
-            </w:pPr>
-            <w:r>
-              <w:rPr>
-                <w:color w:val="A02B93" w:themeColor="accent5"/>
-              </w:rPr>
-              <w:t>high recall:</w:t>
-            </w:r>
-          </w:p>
-          <w:p>
-            <w:pPr>
-              <w:pStyle w:val="ListParagraph"/>
-              <w:numPr>
-                <w:ilvl w:val="1"/>
-                <w:numId w:val="2"/>
-              </w:numPr>
-              <w:spacing w:line="360" w:lineRule="auto"/>
-              <w:cnfStyle w:val="000000000000" w:firstRow="0" w:lastRow="0" w:firstColumn="0" w:lastColumn="0" w:oddVBand="0" w:evenVBand="0" w:oddHBand="0" w:evenHBand="0" w:firstRowFirstColumn="0" w:firstRowLastColumn="0" w:lastRowFirstColumn="0" w:lastRowLastColumn="0"/>
-              <w:rPr>
-                <w:color w:val="A02B93" w:themeColor="accent5"/>
-              </w:rPr>
-            </w:pPr>
-            <w:r>
-              <w:rPr>
-                <w:color w:val="A02B93" w:themeColor="accent5"/>
-              </w:rPr>
-              <w:t>fewer fraudulent transactions are missed</w:t>
-            </w:r>
-          </w:p>
-          <w:p>
-            <w:pPr>
-              <w:pStyle w:val="ListParagraph"/>
-              <w:numPr>
-                <w:ilvl w:val="1"/>
-                <w:numId w:val="2"/>
-              </w:numPr>
-              <w:spacing w:line="360" w:lineRule="auto"/>
-              <w:cnfStyle w:val="000000000000" w:firstRow="0" w:lastRow="0" w:firstColumn="0" w:lastColumn="0" w:oddVBand="0" w:evenVBand="0" w:oddHBand="0" w:evenHBand="0" w:firstRowFirstColumn="0" w:firstRowLastColumn="0" w:lastRowFirstColumn="0" w:lastRowLastColumn="0"/>
-              <w:rPr>
-                <w:color w:val="A02B93" w:themeColor="accent5"/>
-              </w:rPr>
-            </w:pPr>
-            <w:r>
-              <w:rPr>
-                <w:color w:val="A02B93" w:themeColor="accent5"/>
-              </w:rPr>
-              <w:t>more legitimate transactions may be incorrectly flagged</w:t>
-            </w:r>
-          </w:p>
-          <w:p>
-            <w:pPr>
-              <w:pStyle w:val="ListParagraph"/>
-              <w:numPr>
-                <w:ilvl w:val="1"/>
-                <w:numId w:val="2"/>
-              </w:numPr>
-              <w:spacing w:line="360" w:lineRule="auto"/>
-              <w:cnfStyle w:val="000000000000" w:firstRow="0" w:lastRow="0" w:firstColumn="0" w:lastColumn="0" w:oddVBand="0" w:evenVBand="0" w:oddHBand="0" w:evenHBand="0" w:firstRowFirstColumn="0" w:firstRowLastColumn="0" w:lastRowFirstColumn="0" w:lastRowLastColumn="0"/>
-              <w:rPr>
-                <w:color w:val="A02B93" w:themeColor="accent5"/>
-              </w:rPr>
-            </w:pPr>
-            <w:r>
-              <w:rPr>
-                <w:color w:val="A02B93" w:themeColor="accent5"/>
-              </w:rPr>
-              <w:t>precision may decrease</w:t>
-            </w:r>
-          </w:p>
-          <w:p>
-            <w:pPr>
-              <w:pStyle w:val="ListParagraph"/>
-              <w:numPr>
-                <w:ilvl w:val="1"/>
-                <w:numId w:val="2"/>
-              </w:numPr>
-              <w:spacing w:line="360" w:lineRule="auto"/>
-              <w:cnfStyle w:val="000000000000" w:firstRow="0" w:lastRow="0" w:firstColumn="0" w:lastColumn="0" w:oddVBand="0" w:evenVBand="0" w:oddHBand="0" w:evenHBand="0" w:firstRowFirstColumn="0" w:firstRowLastColumn="0" w:lastRowFirstColumn="0" w:lastRowLastColumn="0"/>
-              <w:rPr>
-                <w:color w:val="A02B93" w:themeColor="accent5"/>
-              </w:rPr>
-            </w:pPr>
-            <w:r>
-              <w:rPr>
-                <w:color w:val="A02B93" w:themeColor="accent5"/>
-              </w:rPr>
-              <w:t>false positives may increase</w:t>
-            </w:r>
-          </w:p>
-          <w:p>
-            <w:pPr>
-              <w:spacing w:line="360" w:lineRule="auto"/>
-              <w:cnfStyle w:val="000000000000" w:firstRow="0" w:lastRow="0" w:firstColumn="0" w:lastColumn="0" w:oddVBand="0" w:evenVBand="0" w:oddHBand="0" w:evenHBand="0" w:firstRowFirstColumn="0" w:firstRowLastColumn="0" w:lastRowFirstColumn="0" w:lastRowLastColumn="0"/>
-              <w:rPr>
-                <w:color w:val="A02B93" w:themeColor="accent5"/>
-              </w:rPr>
-            </w:pPr>
-          </w:p>
-          <w:p>
-            <w:pPr>
-              <w:spacing w:line="360" w:lineRule="auto"/>
-              <w:cnfStyle w:val="000000000000" w:firstRow="0" w:lastRow="0" w:firstColumn="0" w:lastColumn="0" w:oddVBand="0" w:evenVBand="0" w:oddHBand="0" w:evenHBand="0" w:firstRowFirstColumn="0" w:firstRowLastColumn="0" w:lastRowFirstColumn="0" w:lastRowLastColumn="0"/>
-              <w:rPr>
-                <w:b/>
-                <w:bCs/>
-                <w:color w:val="156082" w:themeColor="accent1"/>
-              </w:rPr>
-            </w:pPr>
-            <w:r>
-              <w:rPr>
-                <w:b/>
-                <w:bCs/>
-                <w:color w:val="156082" w:themeColor="accent1"/>
-              </w:rPr>
-              <w:t>Increasing precision causes the classifier to flag transactions only when it has greater confidence that fraud is present.</w:t>
-            </w:r>
-          </w:p>
-          <w:p>
-            <w:pPr>
-              <w:pStyle w:val="ListParagraph"/>
-              <w:numPr>
-                <w:ilvl w:val="0"/>
-                <w:numId w:val="2"/>
-              </w:numPr>
-              <w:spacing w:line="360" w:lineRule="auto"/>
-              <w:cnfStyle w:val="000000000000" w:firstRow="0" w:lastRow="0" w:firstColumn="0" w:lastColumn="0" w:oddVBand="0" w:evenVBand="0" w:oddHBand="0" w:evenHBand="0" w:firstRowFirstColumn="0" w:firstRowLastColumn="0" w:lastRowFirstColumn="0" w:lastRowLastColumn="0"/>
-              <w:rPr>
-                <w:color w:val="A02B93" w:themeColor="accent5"/>
-              </w:rPr>
-            </w:pPr>
-            <w:r>
-              <w:rPr>
-                <w:color w:val="A02B93" w:themeColor="accent5"/>
-              </w:rPr>
-              <w:t>high precision:</w:t>
-            </w:r>
-          </w:p>
-          <w:p>
-            <w:pPr>
-              <w:pStyle w:val="ListParagraph"/>
-              <w:numPr>
-                <w:ilvl w:val="1"/>
-                <w:numId w:val="2"/>
-              </w:numPr>
-              <w:spacing w:line="360" w:lineRule="auto"/>
-              <w:cnfStyle w:val="000000000000" w:firstRow="0" w:lastRow="0" w:firstColumn="0" w:lastColumn="0" w:oddVBand="0" w:evenVBand="0" w:oddHBand="0" w:evenHBand="0" w:firstRowFirstColumn="0" w:firstRowLastColumn="0" w:lastRowFirstColumn="0" w:lastRowLastColumn="0"/>
-              <w:rPr>
-                <w:color w:val="A02B93" w:themeColor="accent5"/>
-              </w:rPr>
-            </w:pPr>
-            <w:r>
-              <w:rPr>
-                <w:color w:val="A02B93" w:themeColor="accent5"/>
-              </w:rPr>
-              <w:t>fewer legitimate transactions are incorrectly flagged</w:t>
-            </w:r>
-          </w:p>
-          <w:p>
-            <w:pPr>
-              <w:pStyle w:val="ListParagraph"/>
-              <w:numPr>
-                <w:ilvl w:val="1"/>
-                <w:numId w:val="2"/>
-              </w:numPr>
-              <w:spacing w:line="360" w:lineRule="auto"/>
-              <w:cnfStyle w:val="000000000000" w:firstRow="0" w:lastRow="0" w:firstColumn="0" w:lastColumn="0" w:oddVBand="0" w:evenVBand="0" w:oddHBand="0" w:evenHBand="0" w:firstRowFirstColumn="0" w:firstRowLastColumn="0" w:lastRowFirstColumn="0" w:lastRowLastColumn="0"/>
-              <w:rPr>
-                <w:color w:val="A02B93" w:themeColor="accent5"/>
-              </w:rPr>
-            </w:pPr>
-            <w:r>
-              <w:rPr>
-                <w:color w:val="A02B93" w:themeColor="accent5"/>
-              </w:rPr>
-              <w:t>more fraudulent transactions may be missed</w:t>
-            </w:r>
-          </w:p>
-          <w:p>
-            <w:pPr>
-              <w:pStyle w:val="ListParagraph"/>
-              <w:numPr>
-                <w:ilvl w:val="1"/>
-                <w:numId w:val="2"/>
-              </w:numPr>
-              <w:spacing w:line="360" w:lineRule="auto"/>
-              <w:cnfStyle w:val="000000000000" w:firstRow="0" w:lastRow="0" w:firstColumn="0" w:lastColumn="0" w:oddVBand="0" w:evenVBand="0" w:oddHBand="0" w:evenHBand="0" w:firstRowFirstColumn="0" w:firstRowLastColumn="0" w:lastRowFirstColumn="0" w:lastRowLastColumn="0"/>
-              <w:rPr>
-                <w:color w:val="A02B93" w:themeColor="accent5"/>
-              </w:rPr>
-            </w:pPr>
-            <w:r>
-              <w:rPr>
-                <w:color w:val="A02B93" w:themeColor="accent5"/>
-              </w:rPr>
-              <w:t>recall may decrease</w:t>
-            </w:r>
-          </w:p>
-          <w:p>
-            <w:pPr>
-              <w:pStyle w:val="ListParagraph"/>
-              <w:numPr>
-                <w:ilvl w:val="1"/>
-                <w:numId w:val="2"/>
-              </w:numPr>
-              <w:spacing w:line="360" w:lineRule="auto"/>
-              <w:cnfStyle w:val="000000000000" w:firstRow="0" w:lastRow="0" w:firstColumn="0" w:lastColumn="0" w:oddVBand="0" w:evenVBand="0" w:oddHBand="0" w:evenHBand="0" w:firstRowFirstColumn="0" w:firstRowLastColumn="0" w:lastRowFirstColumn="0" w:lastRowLastColumn="0"/>
-              <w:rPr>
-                <w:color w:val="A02B93" w:themeColor="accent5"/>
-              </w:rPr>
-            </w:pPr>
-            <w:r>
-              <w:rPr>
-                <w:color w:val="A02B93" w:themeColor="accent5"/>
-              </w:rPr>
-              <w:t>false negatives may increase</w:t>
-            </w:r>
-          </w:p>
-          <w:p>
-            <w:pPr>
-              <w:spacing w:line="360" w:lineRule="auto"/>
-              <w:cnfStyle w:val="000000000000" w:firstRow="0" w:lastRow="0" w:firstColumn="0" w:lastColumn="0" w:oddVBand="0" w:evenVBand="0" w:oddHBand="0" w:evenHBand="0" w:firstRowFirstColumn="0" w:firstRowLastColumn="0" w:lastRowFirstColumn="0" w:lastRowLastColumn="0"/>
-              <w:rPr>
-                <w:color w:val="A02B93" w:themeColor="accent5"/>
-              </w:rPr>
-            </w:pPr>
-          </w:p>
-          <w:p>
-            <w:pPr>
-              <w:pStyle w:val="ListParagraph"/>
-              <w:numPr>
-                <w:ilvl w:val="0"/>
-                <w:numId w:val="2"/>
-              </w:numPr>
-              <w:spacing w:line="360" w:lineRule="auto"/>
-              <w:cnfStyle w:val="000000000000" w:firstRow="0" w:lastRow="0" w:firstColumn="0" w:lastColumn="0" w:oddVBand="0" w:evenVBand="0" w:oddHBand="0" w:evenHBand="0" w:firstRowFirstColumn="0" w:firstRowLastColumn="0" w:lastRowFirstColumn="0" w:lastRowLastColumn="0"/>
-              <w:rPr>
-                <w:color w:val="A02B93" w:themeColor="accent5"/>
-              </w:rPr>
-            </w:pPr>
-            <w:r>
-              <w:rPr>
-                <w:color w:val="A02B93" w:themeColor="accent5"/>
-              </w:rPr>
-              <w:t>false positive costs:</w:t>
-            </w:r>
-          </w:p>
-          <w:p>
-            <w:pPr>
-              <w:pStyle w:val="ListParagraph"/>
-              <w:numPr>
-                <w:ilvl w:val="1"/>
-                <w:numId w:val="2"/>
-              </w:numPr>
-              <w:spacing w:line="360" w:lineRule="auto"/>
-              <w:cnfStyle w:val="000000000000" w:firstRow="0" w:lastRow="0" w:firstColumn="0" w:lastColumn="0" w:oddVBand="0" w:evenVBand="0" w:oddHBand="0" w:evenHBand="0" w:firstRowFirstColumn="0" w:firstRowLastColumn="0" w:lastRowFirstColumn="0" w:lastRowLastColumn="0"/>
-              <w:rPr>
-                <w:color w:val="A02B93" w:themeColor="accent5"/>
-              </w:rPr>
-            </w:pPr>
-            <w:r>
-              <w:rPr>
-                <w:color w:val="A02B93" w:themeColor="accent5"/>
-              </w:rPr>
-              <w:t>customer inconvenience</w:t>
-            </w:r>
-          </w:p>
-          <w:p>
-            <w:pPr>
-              <w:pStyle w:val="ListParagraph"/>
-              <w:numPr>
-                <w:ilvl w:val="1"/>
-                <w:numId w:val="2"/>
-              </w:numPr>
-              <w:spacing w:line="360" w:lineRule="auto"/>
-              <w:cnfStyle w:val="000000000000" w:firstRow="0" w:lastRow="0" w:firstColumn="0" w:lastColumn="0" w:oddVBand="0" w:evenVBand="0" w:oddHBand="0" w:evenHBand="0" w:firstRowFirstColumn="0" w:firstRowLastColumn="0" w:lastRowFirstColumn="0" w:lastRowLastColumn="0"/>
-              <w:rPr>
-                <w:color w:val="A02B93" w:themeColor="accent5"/>
-              </w:rPr>
-            </w:pPr>
-            <w:r>
-              <w:rPr>
-                <w:color w:val="A02B93" w:themeColor="accent5"/>
-              </w:rPr>
-              <w:t>blocked legitimate purchases</w:t>
-            </w:r>
-          </w:p>
-          <w:p>
-            <w:pPr>
-              <w:pStyle w:val="ListParagraph"/>
-              <w:numPr>
-                <w:ilvl w:val="1"/>
-                <w:numId w:val="2"/>
-              </w:numPr>
-              <w:spacing w:line="360" w:lineRule="auto"/>
-              <w:cnfStyle w:val="000000000000" w:firstRow="0" w:lastRow="0" w:firstColumn="0" w:lastColumn="0" w:oddVBand="0" w:evenVBand="0" w:oddHBand="0" w:evenHBand="0" w:firstRowFirstColumn="0" w:firstRowLastColumn="0" w:lastRowFirstColumn="0" w:lastRowLastColumn="0"/>
-              <w:rPr>
-                <w:color w:val="A02B93" w:themeColor="accent5"/>
-              </w:rPr>
-            </w:pPr>
-            <w:r>
-              <w:rPr>
-                <w:color w:val="A02B93" w:themeColor="accent5"/>
-              </w:rPr>
-              <w:t>reduced user experience</w:t>
-            </w:r>
-          </w:p>
-          <w:p>
-            <w:pPr>
-              <w:pStyle w:val="ListParagraph"/>
-              <w:numPr>
-                <w:ilvl w:val="1"/>
-                <w:numId w:val="2"/>
-              </w:numPr>
-              <w:spacing w:line="360" w:lineRule="auto"/>
-              <w:cnfStyle w:val="000000000000" w:firstRow="0" w:lastRow="0" w:firstColumn="0" w:lastColumn="0" w:oddVBand="0" w:evenVBand="0" w:oddHBand="0" w:evenHBand="0" w:firstRowFirstColumn="0" w:firstRowLastColumn="0" w:lastRowFirstColumn="0" w:lastRowLastColumn="0"/>
-              <w:rPr>
-                <w:color w:val="A02B93" w:themeColor="accent5"/>
-              </w:rPr>
-            </w:pPr>
-            <w:r>
-              <w:rPr>
-                <w:color w:val="A02B93" w:themeColor="accent5"/>
-              </w:rPr>
-              <w:t>potential lost revenue</w:t>
-            </w:r>
-          </w:p>
-          <w:p>
-            <w:pPr>
-              <w:spacing w:line="360" w:lineRule="auto"/>
-              <w:cnfStyle w:val="000000000000" w:firstRow="0" w:lastRow="0" w:firstColumn="0" w:lastColumn="0" w:oddVBand="0" w:evenVBand="0" w:oddHBand="0" w:evenHBand="0" w:firstRowFirstColumn="0" w:firstRowLastColumn="0" w:lastRowFirstColumn="0" w:lastRowLastColumn="0"/>
-              <w:rPr>
-                <w:color w:val="A02B93" w:themeColor="accent5"/>
-              </w:rPr>
-            </w:pPr>
-          </w:p>
-          <w:p>
-            <w:pPr>
-              <w:pStyle w:val="ListParagraph"/>
-              <w:numPr>
-                <w:ilvl w:val="0"/>
-                <w:numId w:val="2"/>
-              </w:numPr>
-              <w:spacing w:line="360" w:lineRule="auto"/>
-              <w:cnfStyle w:val="000000000000" w:firstRow="0" w:lastRow="0" w:firstColumn="0" w:lastColumn="0" w:oddVBand="0" w:evenVBand="0" w:oddHBand="0" w:evenHBand="0" w:firstRowFirstColumn="0" w:firstRowLastColumn="0" w:lastRowFirstColumn="0" w:lastRowLastColumn="0"/>
-              <w:rPr>
-                <w:color w:val="A02B93" w:themeColor="accent5"/>
-              </w:rPr>
-            </w:pPr>
-            <w:r>
-              <w:rPr>
-                <w:color w:val="A02B93" w:themeColor="accent5"/>
-              </w:rPr>
-              <w:t>false negative costs:</w:t>
-            </w:r>
-          </w:p>
-          <w:p>
-            <w:pPr>
-              <w:pStyle w:val="ListParagraph"/>
-              <w:numPr>
-                <w:ilvl w:val="1"/>
-                <w:numId w:val="2"/>
-              </w:numPr>
-              <w:spacing w:line="360" w:lineRule="auto"/>
-              <w:cnfStyle w:val="000000000000" w:firstRow="0" w:lastRow="0" w:firstColumn="0" w:lastColumn="0" w:oddVBand="0" w:evenVBand="0" w:oddHBand="0" w:evenHBand="0" w:firstRowFirstColumn="0" w:firstRowLastColumn="0" w:lastRowFirstColumn="0" w:lastRowLastColumn="0"/>
-              <w:rPr>
-                <w:color w:val="A02B93" w:themeColor="accent5"/>
-              </w:rPr>
-            </w:pPr>
-            <w:r>
-              <w:rPr>
-                <w:color w:val="A02B93" w:themeColor="accent5"/>
-              </w:rPr>
-              <w:t>undetected fraudulent transactions</w:t>
-            </w:r>
-          </w:p>
-          <w:p>
-            <w:pPr>
-              <w:pStyle w:val="ListParagraph"/>
-              <w:numPr>
-                <w:ilvl w:val="1"/>
-                <w:numId w:val="2"/>
-              </w:numPr>
-              <w:spacing w:line="360" w:lineRule="auto"/>
-              <w:cnfStyle w:val="000000000000" w:firstRow="0" w:lastRow="0" w:firstColumn="0" w:lastColumn="0" w:oddVBand="0" w:evenVBand="0" w:oddHBand="0" w:evenHBand="0" w:firstRowFirstColumn="0" w:firstRowLastColumn="0" w:lastRowFirstColumn="0" w:lastRowLastColumn="0"/>
-              <w:rPr>
-                <w:color w:val="A02B93" w:themeColor="accent5"/>
-              </w:rPr>
-            </w:pPr>
-            <w:r>
-              <w:rPr>
-                <w:color w:val="A02B93" w:themeColor="accent5"/>
-              </w:rPr>
-              <w:t>direct financial loss</w:t>
-            </w:r>
+              <w:t>Model evaluation should not rely on a single metric without considering its relationship to business or application objectives.</w:t>
+            </w:r>
+          </w:p>
+          <w:p>
+            <w:pPr>
+              <w:pStyle w:val="ListParagraph"/>
+              <w:numPr>
+                <w:ilvl w:val="0"/>
+                <w:numId w:val="2"/>
+              </w:numPr>
+              <w:spacing w:line="360" w:lineRule="auto"/>
+              <w:cnfStyle w:val="000000000000" w:firstRow="0" w:lastRow="0" w:firstColumn="0" w:lastColumn="0" w:oddVBand="0" w:evenVBand="0" w:oddHBand="0" w:evenHBand="0" w:firstRowFirstColumn="0" w:firstRowLastColumn="0" w:lastRowFirstColumn="0" w:lastRowLastColumn="0"/>
+              <w:rPr>
+                <w:color w:val="A02B93" w:themeColor="accent5"/>
+              </w:rPr>
+            </w:pPr>
+            <w:r>
+              <w:rPr>
+                <w:color w:val="A02B93" w:themeColor="accent5"/>
+              </w:rPr>
+              <w:t>metrics should:</w:t>
+            </w:r>
+          </w:p>
+          <w:p>
+            <w:pPr>
+              <w:pStyle w:val="ListParagraph"/>
+              <w:numPr>
+                <w:ilvl w:val="1"/>
+                <w:numId w:val="2"/>
+              </w:numPr>
+              <w:spacing w:line="360" w:lineRule="auto"/>
+              <w:cnfStyle w:val="000000000000" w:firstRow="0" w:lastRow="0" w:firstColumn="0" w:lastColumn="0" w:oddVBand="0" w:evenVBand="0" w:oddHBand="0" w:evenHBand="0" w:firstRowFirstColumn="0" w:firstRowLastColumn="0" w:lastRowFirstColumn="0" w:lastRowLastColumn="0"/>
+              <w:rPr>
+                <w:color w:val="A02B93" w:themeColor="accent5"/>
+              </w:rPr>
+            </w:pPr>
+            <w:r>
+              <w:rPr>
+                <w:color w:val="A02B93" w:themeColor="accent5"/>
+              </w:rPr>
+              <w:t>align with relevant business KPIs</w:t>
+            </w:r>
+          </w:p>
+          <w:p>
+            <w:pPr>
+              <w:pStyle w:val="ListParagraph"/>
+              <w:numPr>
+                <w:ilvl w:val="1"/>
+                <w:numId w:val="2"/>
+              </w:numPr>
+              <w:spacing w:line="360" w:lineRule="auto"/>
+              <w:cnfStyle w:val="000000000000" w:firstRow="0" w:lastRow="0" w:firstColumn="0" w:lastColumn="0" w:oddVBand="0" w:evenVBand="0" w:oddHBand="0" w:evenHBand="0" w:firstRowFirstColumn="0" w:firstRowLastColumn="0" w:lastRowFirstColumn="0" w:lastRowLastColumn="0"/>
+              <w:rPr>
+                <w:color w:val="A02B93" w:themeColor="accent5"/>
+              </w:rPr>
+            </w:pPr>
+            <w:r>
+              <w:rPr>
+                <w:color w:val="A02B93" w:themeColor="accent5"/>
+              </w:rPr>
+              <w:t>reflect the consequences of false positives and false negatives</w:t>
+            </w:r>
+          </w:p>
+          <w:p>
+            <w:pPr>
+              <w:pStyle w:val="ListParagraph"/>
+              <w:numPr>
+                <w:ilvl w:val="1"/>
+                <w:numId w:val="2"/>
+              </w:numPr>
+              <w:spacing w:line="360" w:lineRule="auto"/>
+              <w:cnfStyle w:val="000000000000" w:firstRow="0" w:lastRow="0" w:firstColumn="0" w:lastColumn="0" w:oddVBand="0" w:evenVBand="0" w:oddHBand="0" w:evenHBand="0" w:firstRowFirstColumn="0" w:firstRowLastColumn="0" w:lastRowFirstColumn="0" w:lastRowLastColumn="0"/>
+              <w:rPr>
+                <w:color w:val="A02B93" w:themeColor="accent5"/>
+              </w:rPr>
+            </w:pPr>
+            <w:r>
+              <w:rPr>
+                <w:color w:val="A02B93" w:themeColor="accent5"/>
+              </w:rPr>
+              <w:t>support comparison between competing models</w:t>
+            </w:r>
+          </w:p>
+          <w:p>
+            <w:pPr>
+              <w:pStyle w:val="ListParagraph"/>
+              <w:numPr>
+                <w:ilvl w:val="1"/>
+                <w:numId w:val="2"/>
+              </w:numPr>
+              <w:spacing w:line="360" w:lineRule="auto"/>
+              <w:cnfStyle w:val="000000000000" w:firstRow="0" w:lastRow="0" w:firstColumn="0" w:lastColumn="0" w:oddVBand="0" w:evenVBand="0" w:oddHBand="0" w:evenHBand="0" w:firstRowFirstColumn="0" w:firstRowLastColumn="0" w:lastRowFirstColumn="0" w:lastRowLastColumn="0"/>
+              <w:rPr>
+                <w:color w:val="A02B93" w:themeColor="accent5"/>
+              </w:rPr>
+            </w:pPr>
+            <w:r>
+              <w:rPr>
+                <w:color w:val="A02B93" w:themeColor="accent5"/>
+              </w:rPr>
+              <w:t>account for operational requirements</w:t>
+            </w:r>
+          </w:p>
+          <w:p>
+            <w:pPr>
+              <w:pStyle w:val="ListParagraph"/>
+              <w:numPr>
+                <w:ilvl w:val="1"/>
+                <w:numId w:val="2"/>
+              </w:numPr>
+              <w:spacing w:line="360" w:lineRule="auto"/>
+              <w:cnfStyle w:val="000000000000" w:firstRow="0" w:lastRow="0" w:firstColumn="0" w:lastColumn="0" w:oddVBand="0" w:evenVBand="0" w:oddHBand="0" w:evenHBand="0" w:firstRowFirstColumn="0" w:firstRowLastColumn="0" w:lastRowFirstColumn="0" w:lastRowLastColumn="0"/>
+              <w:rPr>
+                <w:color w:val="A02B93" w:themeColor="accent5"/>
+              </w:rPr>
+            </w:pPr>
+            <w:r>
+              <w:rPr>
+                <w:color w:val="A02B93" w:themeColor="accent5"/>
+              </w:rPr>
+              <w:t>be interpreted alongside model complexity</w:t>
+            </w:r>
+          </w:p>
+          <w:p>
+            <w:pPr>
+              <w:spacing w:line="360" w:lineRule="auto"/>
+              <w:cnfStyle w:val="000000000000" w:firstRow="0" w:lastRow="0" w:firstColumn="0" w:lastColumn="0" w:oddVBand="0" w:evenVBand="0" w:oddHBand="0" w:evenHBand="0" w:firstRowFirstColumn="0" w:firstRowLastColumn="0" w:lastRowFirstColumn="0" w:lastRowLastColumn="0"/>
+              <w:rPr>
+                <w:color w:val="A02B93" w:themeColor="accent5"/>
+              </w:rPr>
+            </w:pPr>
           </w:p>
         </w:tc>
       </w:tr>
@@ -14277,8 +14582,7 @@
               <w:rPr>
                 <w:color w:val="80340D" w:themeColor="accent2" w:themeShade="80"/>
               </w:rPr>
-              <w:lastRenderedPageBreak/>
-              <w:t>Decision Thresholds</w:t>
+              <w:t>Fraud Detection Trade-Off</w:t>
             </w:r>
           </w:p>
         </w:tc>
@@ -14302,227 +14606,406 @@
                 <w:bCs/>
                 <w:color w:val="156082" w:themeColor="accent1"/>
               </w:rPr>
-              <w:t>Classification models often produce scores or probabilities that must be converted into class predictions using a decision threshold.</w:t>
-            </w:r>
-          </w:p>
-          <w:p>
-            <w:pPr>
-              <w:spacing w:line="360" w:lineRule="auto"/>
-              <w:cnfStyle w:val="000000000000" w:firstRow="0" w:lastRow="0" w:firstColumn="0" w:lastColumn="0" w:oddVBand="0" w:evenVBand="0" w:oddHBand="0" w:evenHBand="0" w:firstRowFirstColumn="0" w:firstRowLastColumn="0" w:lastRowFirstColumn="0" w:lastRowLastColumn="0"/>
-              <w:rPr>
-                <w:color w:val="A02B93" w:themeColor="accent5"/>
-              </w:rPr>
-            </w:pPr>
-          </w:p>
-          <w:p>
-            <w:pPr>
-              <w:spacing w:line="360" w:lineRule="auto"/>
-              <w:cnfStyle w:val="000000000000" w:firstRow="0" w:lastRow="0" w:firstColumn="0" w:lastColumn="0" w:oddVBand="0" w:evenVBand="0" w:oddHBand="0" w:evenHBand="0" w:firstRowFirstColumn="0" w:firstRowLastColumn="0" w:lastRowFirstColumn="0" w:lastRowLastColumn="0"/>
-              <w:rPr>
-                <w:b/>
-                <w:bCs/>
-                <w:color w:val="A02B93" w:themeColor="accent5"/>
-              </w:rPr>
-            </w:pPr>
-            <w:r>
-              <w:rPr>
-                <w:b/>
-                <w:bCs/>
-                <w:color w:val="156082" w:themeColor="accent1"/>
-              </w:rPr>
-              <w:t>Changing the threshold changes the balance between:</w:t>
-            </w:r>
-          </w:p>
-          <w:p>
-            <w:pPr>
-              <w:pStyle w:val="ListParagraph"/>
-              <w:numPr>
-                <w:ilvl w:val="0"/>
-                <w:numId w:val="2"/>
-              </w:numPr>
-              <w:spacing w:line="360" w:lineRule="auto"/>
-              <w:cnfStyle w:val="000000000000" w:firstRow="0" w:lastRow="0" w:firstColumn="0" w:lastColumn="0" w:oddVBand="0" w:evenVBand="0" w:oddHBand="0" w:evenHBand="0" w:firstRowFirstColumn="0" w:firstRowLastColumn="0" w:lastRowFirstColumn="0" w:lastRowLastColumn="0"/>
-              <w:rPr>
-                <w:color w:val="A02B93" w:themeColor="accent5"/>
-              </w:rPr>
-            </w:pPr>
-            <w:r>
-              <w:rPr>
-                <w:color w:val="A02B93" w:themeColor="accent5"/>
-              </w:rPr>
-              <w:t>precision</w:t>
-            </w:r>
-          </w:p>
-          <w:p>
-            <w:pPr>
-              <w:pStyle w:val="ListParagraph"/>
-              <w:numPr>
-                <w:ilvl w:val="0"/>
-                <w:numId w:val="2"/>
-              </w:numPr>
-              <w:spacing w:line="360" w:lineRule="auto"/>
-              <w:cnfStyle w:val="000000000000" w:firstRow="0" w:lastRow="0" w:firstColumn="0" w:lastColumn="0" w:oddVBand="0" w:evenVBand="0" w:oddHBand="0" w:evenHBand="0" w:firstRowFirstColumn="0" w:firstRowLastColumn="0" w:lastRowFirstColumn="0" w:lastRowLastColumn="0"/>
-              <w:rPr>
-                <w:color w:val="A02B93" w:themeColor="accent5"/>
-              </w:rPr>
-            </w:pPr>
-            <w:r>
-              <w:rPr>
-                <w:color w:val="A02B93" w:themeColor="accent5"/>
-              </w:rPr>
-              <w:t>recall</w:t>
-            </w:r>
-          </w:p>
-          <w:p>
-            <w:pPr>
-              <w:pStyle w:val="ListParagraph"/>
-              <w:numPr>
-                <w:ilvl w:val="0"/>
-                <w:numId w:val="2"/>
-              </w:numPr>
-              <w:spacing w:line="360" w:lineRule="auto"/>
-              <w:cnfStyle w:val="000000000000" w:firstRow="0" w:lastRow="0" w:firstColumn="0" w:lastColumn="0" w:oddVBand="0" w:evenVBand="0" w:oddHBand="0" w:evenHBand="0" w:firstRowFirstColumn="0" w:firstRowLastColumn="0" w:lastRowFirstColumn="0" w:lastRowLastColumn="0"/>
-              <w:rPr>
-                <w:color w:val="A02B93" w:themeColor="accent5"/>
-              </w:rPr>
-            </w:pPr>
-            <w:r>
-              <w:rPr>
-                <w:color w:val="A02B93" w:themeColor="accent5"/>
-              </w:rPr>
-              <w:t>false positive rate</w:t>
-            </w:r>
-          </w:p>
-          <w:p>
-            <w:pPr>
-              <w:pStyle w:val="ListParagraph"/>
-              <w:numPr>
-                <w:ilvl w:val="0"/>
-                <w:numId w:val="2"/>
-              </w:numPr>
-              <w:spacing w:line="360" w:lineRule="auto"/>
-              <w:cnfStyle w:val="000000000000" w:firstRow="0" w:lastRow="0" w:firstColumn="0" w:lastColumn="0" w:oddVBand="0" w:evenVBand="0" w:oddHBand="0" w:evenHBand="0" w:firstRowFirstColumn="0" w:firstRowLastColumn="0" w:lastRowFirstColumn="0" w:lastRowLastColumn="0"/>
-              <w:rPr>
-                <w:color w:val="A02B93" w:themeColor="accent5"/>
-              </w:rPr>
-            </w:pPr>
-            <w:r>
-              <w:rPr>
-                <w:color w:val="A02B93" w:themeColor="accent5"/>
-              </w:rPr>
-              <w:t>false negative rate</w:t>
-            </w:r>
-          </w:p>
-          <w:p>
-            <w:pPr>
-              <w:spacing w:line="360" w:lineRule="auto"/>
-              <w:cnfStyle w:val="000000000000" w:firstRow="0" w:lastRow="0" w:firstColumn="0" w:lastColumn="0" w:oddVBand="0" w:evenVBand="0" w:oddHBand="0" w:evenHBand="0" w:firstRowFirstColumn="0" w:firstRowLastColumn="0" w:lastRowFirstColumn="0" w:lastRowLastColumn="0"/>
-              <w:rPr>
-                <w:color w:val="A02B93" w:themeColor="accent5"/>
-              </w:rPr>
-            </w:pPr>
-          </w:p>
-          <w:p>
-            <w:pPr>
-              <w:spacing w:line="360" w:lineRule="auto"/>
-              <w:cnfStyle w:val="000000000000" w:firstRow="0" w:lastRow="0" w:firstColumn="0" w:lastColumn="0" w:oddVBand="0" w:evenVBand="0" w:oddHBand="0" w:evenHBand="0" w:firstRowFirstColumn="0" w:firstRowLastColumn="0" w:lastRowFirstColumn="0" w:lastRowLastColumn="0"/>
-              <w:rPr>
-                <w:b/>
-                <w:bCs/>
-                <w:color w:val="156082" w:themeColor="accent1"/>
-              </w:rPr>
-            </w:pPr>
-            <w:r>
-              <w:rPr>
-                <w:b/>
-                <w:bCs/>
-                <w:color w:val="156082" w:themeColor="accent1"/>
-              </w:rPr>
-              <w:t>The appropriate threshold should reflect the real-world costs associated with each error type.</w:t>
-            </w:r>
-          </w:p>
-          <w:p>
-            <w:pPr>
-              <w:pStyle w:val="ListParagraph"/>
-              <w:numPr>
-                <w:ilvl w:val="0"/>
-                <w:numId w:val="2"/>
-              </w:numPr>
-              <w:spacing w:line="360" w:lineRule="auto"/>
-              <w:cnfStyle w:val="000000000000" w:firstRow="0" w:lastRow="0" w:firstColumn="0" w:lastColumn="0" w:oddVBand="0" w:evenVBand="0" w:oddHBand="0" w:evenHBand="0" w:firstRowFirstColumn="0" w:firstRowLastColumn="0" w:lastRowFirstColumn="0" w:lastRowLastColumn="0"/>
-              <w:rPr>
-                <w:color w:val="A02B93" w:themeColor="accent5"/>
-              </w:rPr>
-            </w:pPr>
-            <w:r>
-              <w:rPr>
-                <w:color w:val="A02B93" w:themeColor="accent5"/>
-              </w:rPr>
-              <w:t>cost matrices and performance curves</w:t>
-            </w:r>
-            <w:r>
-              <w:rPr>
-                <w:color w:val="A02B93" w:themeColor="accent5"/>
-              </w:rPr>
-              <w:t>:</w:t>
-            </w:r>
-          </w:p>
-          <w:p>
-            <w:pPr>
-              <w:pStyle w:val="ListParagraph"/>
-              <w:numPr>
-                <w:ilvl w:val="1"/>
-                <w:numId w:val="2"/>
-              </w:numPr>
-              <w:spacing w:line="360" w:lineRule="auto"/>
-              <w:cnfStyle w:val="000000000000" w:firstRow="0" w:lastRow="0" w:firstColumn="0" w:lastColumn="0" w:oddVBand="0" w:evenVBand="0" w:oddHBand="0" w:evenHBand="0" w:firstRowFirstColumn="0" w:firstRowLastColumn="0" w:lastRowFirstColumn="0" w:lastRowLastColumn="0"/>
-              <w:rPr>
-                <w:color w:val="A02B93" w:themeColor="accent5"/>
-              </w:rPr>
-            </w:pPr>
-            <w:r>
-              <w:rPr>
-                <w:color w:val="A02B93" w:themeColor="accent5"/>
-              </w:rPr>
-              <w:t>can help identify an acceptable threshold</w:t>
-            </w:r>
-          </w:p>
-          <w:p>
-            <w:pPr>
-              <w:spacing w:line="360" w:lineRule="auto"/>
-              <w:cnfStyle w:val="000000000000" w:firstRow="0" w:lastRow="0" w:firstColumn="0" w:lastColumn="0" w:oddVBand="0" w:evenVBand="0" w:oddHBand="0" w:evenHBand="0" w:firstRowFirstColumn="0" w:firstRowLastColumn="0" w:lastRowFirstColumn="0" w:lastRowLastColumn="0"/>
-              <w:rPr>
-                <w:color w:val="A02B93" w:themeColor="accent5"/>
-              </w:rPr>
-            </w:pPr>
-          </w:p>
-          <w:p>
-            <w:pPr>
-              <w:spacing w:line="360" w:lineRule="auto"/>
-              <w:cnfStyle w:val="000000000000" w:firstRow="0" w:lastRow="0" w:firstColumn="0" w:lastColumn="0" w:oddVBand="0" w:evenVBand="0" w:oddHBand="0" w:evenHBand="0" w:firstRowFirstColumn="0" w:firstRowLastColumn="0" w:lastRowFirstColumn="0" w:lastRowLastColumn="0"/>
-              <w:rPr>
-                <w:b/>
-                <w:bCs/>
-                <w:color w:val="156082" w:themeColor="accent1"/>
-              </w:rPr>
-            </w:pPr>
-            <w:r>
-              <w:rPr>
-                <w:b/>
-                <w:bCs/>
-                <w:color w:val="156082" w:themeColor="accent1"/>
-              </w:rPr>
-              <w:t>Stakeholders such as finance teams and customer experience teams provide domain knowledge needed to determine the appropriate balance.</w:t>
-            </w:r>
-          </w:p>
-          <w:p>
-            <w:pPr>
-              <w:spacing w:line="360" w:lineRule="auto"/>
-              <w:cnfStyle w:val="000000000000" w:firstRow="0" w:lastRow="0" w:firstColumn="0" w:lastColumn="0" w:oddVBand="0" w:evenVBand="0" w:oddHBand="0" w:evenHBand="0" w:firstRowFirstColumn="0" w:firstRowLastColumn="0" w:lastRowFirstColumn="0" w:lastRowLastColumn="0"/>
-              <w:rPr>
-                <w:color w:val="A02B93" w:themeColor="accent5"/>
-              </w:rPr>
-            </w:pPr>
+              <w:t>Increasing recall causes the classifier to identify a larger proportion of fraudulent transactions.</w:t>
+            </w:r>
+          </w:p>
+          <w:p>
+            <w:pPr>
+              <w:pStyle w:val="ListParagraph"/>
+              <w:numPr>
+                <w:ilvl w:val="0"/>
+                <w:numId w:val="2"/>
+              </w:numPr>
+              <w:spacing w:line="360" w:lineRule="auto"/>
+              <w:cnfStyle w:val="000000000000" w:firstRow="0" w:lastRow="0" w:firstColumn="0" w:lastColumn="0" w:oddVBand="0" w:evenVBand="0" w:oddHBand="0" w:evenHBand="0" w:firstRowFirstColumn="0" w:firstRowLastColumn="0" w:lastRowFirstColumn="0" w:lastRowLastColumn="0"/>
+              <w:rPr>
+                <w:color w:val="A02B93" w:themeColor="accent5"/>
+              </w:rPr>
+            </w:pPr>
+            <w:r>
+              <w:rPr>
+                <w:color w:val="A02B93" w:themeColor="accent5"/>
+              </w:rPr>
+              <w:t>high recall:</w:t>
+            </w:r>
+          </w:p>
+          <w:p>
+            <w:pPr>
+              <w:pStyle w:val="ListParagraph"/>
+              <w:numPr>
+                <w:ilvl w:val="1"/>
+                <w:numId w:val="2"/>
+              </w:numPr>
+              <w:spacing w:line="360" w:lineRule="auto"/>
+              <w:cnfStyle w:val="000000000000" w:firstRow="0" w:lastRow="0" w:firstColumn="0" w:lastColumn="0" w:oddVBand="0" w:evenVBand="0" w:oddHBand="0" w:evenHBand="0" w:firstRowFirstColumn="0" w:firstRowLastColumn="0" w:lastRowFirstColumn="0" w:lastRowLastColumn="0"/>
+              <w:rPr>
+                <w:color w:val="A02B93" w:themeColor="accent5"/>
+              </w:rPr>
+            </w:pPr>
+            <w:r>
+              <w:rPr>
+                <w:color w:val="A02B93" w:themeColor="accent5"/>
+              </w:rPr>
+              <w:t>fewer fraudulent transactions are missed</w:t>
+            </w:r>
+          </w:p>
+          <w:p>
+            <w:pPr>
+              <w:pStyle w:val="ListParagraph"/>
+              <w:numPr>
+                <w:ilvl w:val="1"/>
+                <w:numId w:val="2"/>
+              </w:numPr>
+              <w:spacing w:line="360" w:lineRule="auto"/>
+              <w:cnfStyle w:val="000000000000" w:firstRow="0" w:lastRow="0" w:firstColumn="0" w:lastColumn="0" w:oddVBand="0" w:evenVBand="0" w:oddHBand="0" w:evenHBand="0" w:firstRowFirstColumn="0" w:firstRowLastColumn="0" w:lastRowFirstColumn="0" w:lastRowLastColumn="0"/>
+              <w:rPr>
+                <w:color w:val="A02B93" w:themeColor="accent5"/>
+              </w:rPr>
+            </w:pPr>
+            <w:r>
+              <w:rPr>
+                <w:color w:val="A02B93" w:themeColor="accent5"/>
+              </w:rPr>
+              <w:t>more legitimate transactions may be incorrectly flagged</w:t>
+            </w:r>
+          </w:p>
+          <w:p>
+            <w:pPr>
+              <w:pStyle w:val="ListParagraph"/>
+              <w:numPr>
+                <w:ilvl w:val="1"/>
+                <w:numId w:val="2"/>
+              </w:numPr>
+              <w:spacing w:line="360" w:lineRule="auto"/>
+              <w:cnfStyle w:val="000000000000" w:firstRow="0" w:lastRow="0" w:firstColumn="0" w:lastColumn="0" w:oddVBand="0" w:evenVBand="0" w:oddHBand="0" w:evenHBand="0" w:firstRowFirstColumn="0" w:firstRowLastColumn="0" w:lastRowFirstColumn="0" w:lastRowLastColumn="0"/>
+              <w:rPr>
+                <w:color w:val="A02B93" w:themeColor="accent5"/>
+              </w:rPr>
+            </w:pPr>
+            <w:r>
+              <w:rPr>
+                <w:color w:val="A02B93" w:themeColor="accent5"/>
+              </w:rPr>
+              <w:t>precision may decrease</w:t>
+            </w:r>
+          </w:p>
+          <w:p>
+            <w:pPr>
+              <w:pStyle w:val="ListParagraph"/>
+              <w:numPr>
+                <w:ilvl w:val="1"/>
+                <w:numId w:val="2"/>
+              </w:numPr>
+              <w:spacing w:line="360" w:lineRule="auto"/>
+              <w:cnfStyle w:val="000000000000" w:firstRow="0" w:lastRow="0" w:firstColumn="0" w:lastColumn="0" w:oddVBand="0" w:evenVBand="0" w:oddHBand="0" w:evenHBand="0" w:firstRowFirstColumn="0" w:firstRowLastColumn="0" w:lastRowFirstColumn="0" w:lastRowLastColumn="0"/>
+              <w:rPr>
+                <w:color w:val="A02B93" w:themeColor="accent5"/>
+              </w:rPr>
+            </w:pPr>
+            <w:r>
+              <w:rPr>
+                <w:color w:val="A02B93" w:themeColor="accent5"/>
+              </w:rPr>
+              <w:t>false positives may increase</w:t>
+            </w:r>
+          </w:p>
+          <w:p>
+            <w:pPr>
+              <w:spacing w:line="360" w:lineRule="auto"/>
+              <w:cnfStyle w:val="000000000000" w:firstRow="0" w:lastRow="0" w:firstColumn="0" w:lastColumn="0" w:oddVBand="0" w:evenVBand="0" w:oddHBand="0" w:evenHBand="0" w:firstRowFirstColumn="0" w:firstRowLastColumn="0" w:lastRowFirstColumn="0" w:lastRowLastColumn="0"/>
+              <w:rPr>
+                <w:color w:val="A02B93" w:themeColor="accent5"/>
+              </w:rPr>
+            </w:pPr>
+          </w:p>
+          <w:p>
+            <w:pPr>
+              <w:spacing w:line="360" w:lineRule="auto"/>
+              <w:cnfStyle w:val="000000000000" w:firstRow="0" w:lastRow="0" w:firstColumn="0" w:lastColumn="0" w:oddVBand="0" w:evenVBand="0" w:oddHBand="0" w:evenHBand="0" w:firstRowFirstColumn="0" w:firstRowLastColumn="0" w:lastRowFirstColumn="0" w:lastRowLastColumn="0"/>
+              <w:rPr>
+                <w:b/>
+                <w:bCs/>
+                <w:color w:val="156082" w:themeColor="accent1"/>
+              </w:rPr>
+            </w:pPr>
+            <w:r>
+              <w:rPr>
+                <w:b/>
+                <w:bCs/>
+                <w:color w:val="156082" w:themeColor="accent1"/>
+              </w:rPr>
+              <w:t>Increasing precision causes the classifier to flag transactions only when it has greater confidence that fraud is present.</w:t>
+            </w:r>
+          </w:p>
+          <w:p>
+            <w:pPr>
+              <w:pStyle w:val="ListParagraph"/>
+              <w:numPr>
+                <w:ilvl w:val="0"/>
+                <w:numId w:val="2"/>
+              </w:numPr>
+              <w:spacing w:line="360" w:lineRule="auto"/>
+              <w:cnfStyle w:val="000000000000" w:firstRow="0" w:lastRow="0" w:firstColumn="0" w:lastColumn="0" w:oddVBand="0" w:evenVBand="0" w:oddHBand="0" w:evenHBand="0" w:firstRowFirstColumn="0" w:firstRowLastColumn="0" w:lastRowFirstColumn="0" w:lastRowLastColumn="0"/>
+              <w:rPr>
+                <w:color w:val="A02B93" w:themeColor="accent5"/>
+              </w:rPr>
+            </w:pPr>
+            <w:r>
+              <w:rPr>
+                <w:color w:val="A02B93" w:themeColor="accent5"/>
+              </w:rPr>
+              <w:t>high precision:</w:t>
+            </w:r>
+          </w:p>
+          <w:p>
+            <w:pPr>
+              <w:pStyle w:val="ListParagraph"/>
+              <w:numPr>
+                <w:ilvl w:val="1"/>
+                <w:numId w:val="2"/>
+              </w:numPr>
+              <w:spacing w:line="360" w:lineRule="auto"/>
+              <w:cnfStyle w:val="000000000000" w:firstRow="0" w:lastRow="0" w:firstColumn="0" w:lastColumn="0" w:oddVBand="0" w:evenVBand="0" w:oddHBand="0" w:evenHBand="0" w:firstRowFirstColumn="0" w:firstRowLastColumn="0" w:lastRowFirstColumn="0" w:lastRowLastColumn="0"/>
+              <w:rPr>
+                <w:color w:val="A02B93" w:themeColor="accent5"/>
+              </w:rPr>
+            </w:pPr>
+            <w:r>
+              <w:rPr>
+                <w:color w:val="A02B93" w:themeColor="accent5"/>
+              </w:rPr>
+              <w:t>fewer legitimate transactions are incorrectly flagged</w:t>
+            </w:r>
+          </w:p>
+          <w:p>
+            <w:pPr>
+              <w:pStyle w:val="ListParagraph"/>
+              <w:numPr>
+                <w:ilvl w:val="1"/>
+                <w:numId w:val="2"/>
+              </w:numPr>
+              <w:spacing w:line="360" w:lineRule="auto"/>
+              <w:cnfStyle w:val="000000000000" w:firstRow="0" w:lastRow="0" w:firstColumn="0" w:lastColumn="0" w:oddVBand="0" w:evenVBand="0" w:oddHBand="0" w:evenHBand="0" w:firstRowFirstColumn="0" w:firstRowLastColumn="0" w:lastRowFirstColumn="0" w:lastRowLastColumn="0"/>
+              <w:rPr>
+                <w:color w:val="A02B93" w:themeColor="accent5"/>
+              </w:rPr>
+            </w:pPr>
+            <w:r>
+              <w:rPr>
+                <w:color w:val="A02B93" w:themeColor="accent5"/>
+              </w:rPr>
+              <w:t>more fraudulent transactions may be missed</w:t>
+            </w:r>
+          </w:p>
+          <w:p>
+            <w:pPr>
+              <w:pStyle w:val="ListParagraph"/>
+              <w:numPr>
+                <w:ilvl w:val="1"/>
+                <w:numId w:val="2"/>
+              </w:numPr>
+              <w:spacing w:line="360" w:lineRule="auto"/>
+              <w:cnfStyle w:val="000000000000" w:firstRow="0" w:lastRow="0" w:firstColumn="0" w:lastColumn="0" w:oddVBand="0" w:evenVBand="0" w:oddHBand="0" w:evenHBand="0" w:firstRowFirstColumn="0" w:firstRowLastColumn="0" w:lastRowFirstColumn="0" w:lastRowLastColumn="0"/>
+              <w:rPr>
+                <w:color w:val="A02B93" w:themeColor="accent5"/>
+              </w:rPr>
+            </w:pPr>
+            <w:r>
+              <w:rPr>
+                <w:color w:val="A02B93" w:themeColor="accent5"/>
+              </w:rPr>
+              <w:t>recall may decrease</w:t>
+            </w:r>
+          </w:p>
+          <w:p>
+            <w:pPr>
+              <w:pStyle w:val="ListParagraph"/>
+              <w:numPr>
+                <w:ilvl w:val="1"/>
+                <w:numId w:val="2"/>
+              </w:numPr>
+              <w:spacing w:line="360" w:lineRule="auto"/>
+              <w:cnfStyle w:val="000000000000" w:firstRow="0" w:lastRow="0" w:firstColumn="0" w:lastColumn="0" w:oddVBand="0" w:evenVBand="0" w:oddHBand="0" w:evenHBand="0" w:firstRowFirstColumn="0" w:firstRowLastColumn="0" w:lastRowFirstColumn="0" w:lastRowLastColumn="0"/>
+              <w:rPr>
+                <w:color w:val="A02B93" w:themeColor="accent5"/>
+              </w:rPr>
+            </w:pPr>
+            <w:r>
+              <w:rPr>
+                <w:color w:val="A02B93" w:themeColor="accent5"/>
+              </w:rPr>
+              <w:t>false negatives may increase</w:t>
+            </w:r>
+          </w:p>
+          <w:p>
+            <w:pPr>
+              <w:pStyle w:val="ListParagraph"/>
+              <w:numPr>
+                <w:ilvl w:val="0"/>
+                <w:numId w:val="2"/>
+              </w:numPr>
+              <w:spacing w:line="360" w:lineRule="auto"/>
+              <w:cnfStyle w:val="000000000000" w:firstRow="0" w:lastRow="0" w:firstColumn="0" w:lastColumn="0" w:oddVBand="0" w:evenVBand="0" w:oddHBand="0" w:evenHBand="0" w:firstRowFirstColumn="0" w:firstRowLastColumn="0" w:lastRowFirstColumn="0" w:lastRowLastColumn="0"/>
+              <w:rPr>
+                <w:color w:val="A02B93" w:themeColor="accent5"/>
+              </w:rPr>
+            </w:pPr>
+            <w:r>
+              <w:rPr>
+                <w:color w:val="A02B93" w:themeColor="accent5"/>
+              </w:rPr>
+              <w:lastRenderedPageBreak/>
+              <w:t>false positive costs:</w:t>
+            </w:r>
+          </w:p>
+          <w:p>
+            <w:pPr>
+              <w:pStyle w:val="ListParagraph"/>
+              <w:numPr>
+                <w:ilvl w:val="1"/>
+                <w:numId w:val="2"/>
+              </w:numPr>
+              <w:spacing w:line="360" w:lineRule="auto"/>
+              <w:cnfStyle w:val="000000000000" w:firstRow="0" w:lastRow="0" w:firstColumn="0" w:lastColumn="0" w:oddVBand="0" w:evenVBand="0" w:oddHBand="0" w:evenHBand="0" w:firstRowFirstColumn="0" w:firstRowLastColumn="0" w:lastRowFirstColumn="0" w:lastRowLastColumn="0"/>
+              <w:rPr>
+                <w:color w:val="A02B93" w:themeColor="accent5"/>
+              </w:rPr>
+            </w:pPr>
+            <w:r>
+              <w:rPr>
+                <w:color w:val="A02B93" w:themeColor="accent5"/>
+              </w:rPr>
+              <w:t>customer inconvenience</w:t>
+            </w:r>
+          </w:p>
+          <w:p>
+            <w:pPr>
+              <w:pStyle w:val="ListParagraph"/>
+              <w:numPr>
+                <w:ilvl w:val="1"/>
+                <w:numId w:val="2"/>
+              </w:numPr>
+              <w:spacing w:line="360" w:lineRule="auto"/>
+              <w:cnfStyle w:val="000000000000" w:firstRow="0" w:lastRow="0" w:firstColumn="0" w:lastColumn="0" w:oddVBand="0" w:evenVBand="0" w:oddHBand="0" w:evenHBand="0" w:firstRowFirstColumn="0" w:firstRowLastColumn="0" w:lastRowFirstColumn="0" w:lastRowLastColumn="0"/>
+              <w:rPr>
+                <w:color w:val="A02B93" w:themeColor="accent5"/>
+              </w:rPr>
+            </w:pPr>
+            <w:r>
+              <w:rPr>
+                <w:color w:val="A02B93" w:themeColor="accent5"/>
+              </w:rPr>
+              <w:t>blocked legitimate purchases</w:t>
+            </w:r>
+          </w:p>
+          <w:p>
+            <w:pPr>
+              <w:pStyle w:val="ListParagraph"/>
+              <w:numPr>
+                <w:ilvl w:val="1"/>
+                <w:numId w:val="2"/>
+              </w:numPr>
+              <w:spacing w:line="360" w:lineRule="auto"/>
+              <w:cnfStyle w:val="000000000000" w:firstRow="0" w:lastRow="0" w:firstColumn="0" w:lastColumn="0" w:oddVBand="0" w:evenVBand="0" w:oddHBand="0" w:evenHBand="0" w:firstRowFirstColumn="0" w:firstRowLastColumn="0" w:lastRowFirstColumn="0" w:lastRowLastColumn="0"/>
+              <w:rPr>
+                <w:color w:val="A02B93" w:themeColor="accent5"/>
+              </w:rPr>
+            </w:pPr>
+            <w:r>
+              <w:rPr>
+                <w:color w:val="A02B93" w:themeColor="accent5"/>
+              </w:rPr>
+              <w:t>reduced user experience</w:t>
+            </w:r>
+          </w:p>
+          <w:p>
+            <w:pPr>
+              <w:pStyle w:val="ListParagraph"/>
+              <w:numPr>
+                <w:ilvl w:val="1"/>
+                <w:numId w:val="2"/>
+              </w:numPr>
+              <w:spacing w:line="360" w:lineRule="auto"/>
+              <w:cnfStyle w:val="000000000000" w:firstRow="0" w:lastRow="0" w:firstColumn="0" w:lastColumn="0" w:oddVBand="0" w:evenVBand="0" w:oddHBand="0" w:evenHBand="0" w:firstRowFirstColumn="0" w:firstRowLastColumn="0" w:lastRowFirstColumn="0" w:lastRowLastColumn="0"/>
+              <w:rPr>
+                <w:color w:val="A02B93" w:themeColor="accent5"/>
+              </w:rPr>
+            </w:pPr>
+            <w:r>
+              <w:rPr>
+                <w:color w:val="A02B93" w:themeColor="accent5"/>
+              </w:rPr>
+              <w:t>potential lost revenue</w:t>
+            </w:r>
+          </w:p>
+          <w:p>
+            <w:pPr>
+              <w:spacing w:line="360" w:lineRule="auto"/>
+              <w:cnfStyle w:val="000000000000" w:firstRow="0" w:lastRow="0" w:firstColumn="0" w:lastColumn="0" w:oddVBand="0" w:evenVBand="0" w:oddHBand="0" w:evenHBand="0" w:firstRowFirstColumn="0" w:firstRowLastColumn="0" w:lastRowFirstColumn="0" w:lastRowLastColumn="0"/>
+              <w:rPr>
+                <w:color w:val="A02B93" w:themeColor="accent5"/>
+              </w:rPr>
+            </w:pPr>
+          </w:p>
+          <w:p>
+            <w:pPr>
+              <w:pStyle w:val="ListParagraph"/>
+              <w:numPr>
+                <w:ilvl w:val="0"/>
+                <w:numId w:val="2"/>
+              </w:numPr>
+              <w:spacing w:line="360" w:lineRule="auto"/>
+              <w:cnfStyle w:val="000000000000" w:firstRow="0" w:lastRow="0" w:firstColumn="0" w:lastColumn="0" w:oddVBand="0" w:evenVBand="0" w:oddHBand="0" w:evenHBand="0" w:firstRowFirstColumn="0" w:firstRowLastColumn="0" w:lastRowFirstColumn="0" w:lastRowLastColumn="0"/>
+              <w:rPr>
+                <w:color w:val="A02B93" w:themeColor="accent5"/>
+              </w:rPr>
+            </w:pPr>
+            <w:r>
+              <w:rPr>
+                <w:color w:val="A02B93" w:themeColor="accent5"/>
+              </w:rPr>
+              <w:t>false negative costs:</w:t>
+            </w:r>
+          </w:p>
+          <w:p>
+            <w:pPr>
+              <w:pStyle w:val="ListParagraph"/>
+              <w:numPr>
+                <w:ilvl w:val="1"/>
+                <w:numId w:val="2"/>
+              </w:numPr>
+              <w:spacing w:line="360" w:lineRule="auto"/>
+              <w:cnfStyle w:val="000000000000" w:firstRow="0" w:lastRow="0" w:firstColumn="0" w:lastColumn="0" w:oddVBand="0" w:evenVBand="0" w:oddHBand="0" w:evenHBand="0" w:firstRowFirstColumn="0" w:firstRowLastColumn="0" w:lastRowFirstColumn="0" w:lastRowLastColumn="0"/>
+              <w:rPr>
+                <w:color w:val="A02B93" w:themeColor="accent5"/>
+              </w:rPr>
+            </w:pPr>
+            <w:r>
+              <w:rPr>
+                <w:color w:val="A02B93" w:themeColor="accent5"/>
+              </w:rPr>
+              <w:t>undetected fraudulent transactions</w:t>
+            </w:r>
+          </w:p>
+          <w:p>
+            <w:pPr>
+              <w:pStyle w:val="ListParagraph"/>
+              <w:numPr>
+                <w:ilvl w:val="1"/>
+                <w:numId w:val="2"/>
+              </w:numPr>
+              <w:spacing w:line="360" w:lineRule="auto"/>
+              <w:cnfStyle w:val="000000000000" w:firstRow="0" w:lastRow="0" w:firstColumn="0" w:lastColumn="0" w:oddVBand="0" w:evenVBand="0" w:oddHBand="0" w:evenHBand="0" w:firstRowFirstColumn="0" w:firstRowLastColumn="0" w:lastRowFirstColumn="0" w:lastRowLastColumn="0"/>
+              <w:rPr>
+                <w:color w:val="A02B93" w:themeColor="accent5"/>
+              </w:rPr>
+            </w:pPr>
+            <w:r>
+              <w:rPr>
+                <w:color w:val="A02B93" w:themeColor="accent5"/>
+              </w:rPr>
+              <w:t>direct financial loss</w:t>
+            </w:r>
           </w:p>
         </w:tc>
       </w:tr>
@@ -14547,7 +15030,8 @@
               <w:rPr>
                 <w:color w:val="80340D" w:themeColor="accent2" w:themeShade="80"/>
               </w:rPr>
-              <w:t>ROC Curves</w:t>
+              <w:lastRenderedPageBreak/>
+              <w:t>Decision Thresholds</w:t>
             </w:r>
           </w:p>
         </w:tc>
@@ -14571,6 +15055,350 @@
                 <w:bCs/>
                 <w:color w:val="156082" w:themeColor="accent1"/>
               </w:rPr>
+              <w:t>Classification models often produce scores or probabilities that must be converted into class predictions using a decision threshold.</w:t>
+            </w:r>
+          </w:p>
+          <w:p>
+            <w:pPr>
+              <w:spacing w:line="360" w:lineRule="auto"/>
+              <w:cnfStyle w:val="000000000000" w:firstRow="0" w:lastRow="0" w:firstColumn="0" w:lastColumn="0" w:oddVBand="0" w:evenVBand="0" w:oddHBand="0" w:evenHBand="0" w:firstRowFirstColumn="0" w:firstRowLastColumn="0" w:lastRowFirstColumn="0" w:lastRowLastColumn="0"/>
+              <w:rPr>
+                <w:color w:val="A02B93" w:themeColor="accent5"/>
+              </w:rPr>
+            </w:pPr>
+          </w:p>
+          <w:p>
+            <w:pPr>
+              <w:spacing w:line="360" w:lineRule="auto"/>
+              <w:cnfStyle w:val="000000000000" w:firstRow="0" w:lastRow="0" w:firstColumn="0" w:lastColumn="0" w:oddVBand="0" w:evenVBand="0" w:oddHBand="0" w:evenHBand="0" w:firstRowFirstColumn="0" w:firstRowLastColumn="0" w:lastRowFirstColumn="0" w:lastRowLastColumn="0"/>
+              <w:rPr>
+                <w:b/>
+                <w:bCs/>
+                <w:color w:val="A02B93" w:themeColor="accent5"/>
+              </w:rPr>
+            </w:pPr>
+            <w:r>
+              <w:rPr>
+                <w:b/>
+                <w:bCs/>
+                <w:color w:val="156082" w:themeColor="accent1"/>
+              </w:rPr>
+              <w:t>Changing the threshold changes the balance between:</w:t>
+            </w:r>
+          </w:p>
+          <w:p>
+            <w:pPr>
+              <w:pStyle w:val="ListParagraph"/>
+              <w:numPr>
+                <w:ilvl w:val="0"/>
+                <w:numId w:val="2"/>
+              </w:numPr>
+              <w:spacing w:line="360" w:lineRule="auto"/>
+              <w:cnfStyle w:val="000000000000" w:firstRow="0" w:lastRow="0" w:firstColumn="0" w:lastColumn="0" w:oddVBand="0" w:evenVBand="0" w:oddHBand="0" w:evenHBand="0" w:firstRowFirstColumn="0" w:firstRowLastColumn="0" w:lastRowFirstColumn="0" w:lastRowLastColumn="0"/>
+              <w:rPr>
+                <w:color w:val="A02B93" w:themeColor="accent5"/>
+              </w:rPr>
+            </w:pPr>
+            <w:r>
+              <w:rPr>
+                <w:color w:val="A02B93" w:themeColor="accent5"/>
+              </w:rPr>
+              <w:t>precision</w:t>
+            </w:r>
+          </w:p>
+          <w:p>
+            <w:pPr>
+              <w:pStyle w:val="ListParagraph"/>
+              <w:numPr>
+                <w:ilvl w:val="0"/>
+                <w:numId w:val="2"/>
+              </w:numPr>
+              <w:spacing w:line="360" w:lineRule="auto"/>
+              <w:cnfStyle w:val="000000000000" w:firstRow="0" w:lastRow="0" w:firstColumn="0" w:lastColumn="0" w:oddVBand="0" w:evenVBand="0" w:oddHBand="0" w:evenHBand="0" w:firstRowFirstColumn="0" w:firstRowLastColumn="0" w:lastRowFirstColumn="0" w:lastRowLastColumn="0"/>
+              <w:rPr>
+                <w:color w:val="A02B93" w:themeColor="accent5"/>
+              </w:rPr>
+            </w:pPr>
+            <w:r>
+              <w:rPr>
+                <w:color w:val="A02B93" w:themeColor="accent5"/>
+              </w:rPr>
+              <w:t>recall</w:t>
+            </w:r>
+          </w:p>
+          <w:p>
+            <w:pPr>
+              <w:pStyle w:val="ListParagraph"/>
+              <w:numPr>
+                <w:ilvl w:val="0"/>
+                <w:numId w:val="2"/>
+              </w:numPr>
+              <w:spacing w:line="360" w:lineRule="auto"/>
+              <w:cnfStyle w:val="000000000000" w:firstRow="0" w:lastRow="0" w:firstColumn="0" w:lastColumn="0" w:oddVBand="0" w:evenVBand="0" w:oddHBand="0" w:evenHBand="0" w:firstRowFirstColumn="0" w:firstRowLastColumn="0" w:lastRowFirstColumn="0" w:lastRowLastColumn="0"/>
+              <w:rPr>
+                <w:color w:val="A02B93" w:themeColor="accent5"/>
+              </w:rPr>
+            </w:pPr>
+            <w:r>
+              <w:rPr>
+                <w:color w:val="A02B93" w:themeColor="accent5"/>
+              </w:rPr>
+              <w:t>false positive rate</w:t>
+            </w:r>
+          </w:p>
+          <w:p>
+            <w:pPr>
+              <w:pStyle w:val="ListParagraph"/>
+              <w:numPr>
+                <w:ilvl w:val="0"/>
+                <w:numId w:val="2"/>
+              </w:numPr>
+              <w:spacing w:line="360" w:lineRule="auto"/>
+              <w:cnfStyle w:val="000000000000" w:firstRow="0" w:lastRow="0" w:firstColumn="0" w:lastColumn="0" w:oddVBand="0" w:evenVBand="0" w:oddHBand="0" w:evenHBand="0" w:firstRowFirstColumn="0" w:firstRowLastColumn="0" w:lastRowFirstColumn="0" w:lastRowLastColumn="0"/>
+              <w:rPr>
+                <w:color w:val="A02B93" w:themeColor="accent5"/>
+              </w:rPr>
+            </w:pPr>
+            <w:r>
+              <w:rPr>
+                <w:color w:val="A02B93" w:themeColor="accent5"/>
+              </w:rPr>
+              <w:t>false negative rate</w:t>
+            </w:r>
+          </w:p>
+          <w:p>
+            <w:pPr>
+              <w:keepNext/>
+              <w:spacing w:line="360" w:lineRule="auto"/>
+              <w:jc w:val="center"/>
+              <w:cnfStyle w:val="000000000000" w:firstRow="0" w:lastRow="0" w:firstColumn="0" w:lastColumn="0" w:oddVBand="0" w:evenVBand="0" w:oddHBand="0" w:evenHBand="0" w:firstRowFirstColumn="0" w:firstRowLastColumn="0" w:lastRowFirstColumn="0" w:lastRowLastColumn="0"/>
+            </w:pPr>
+            <w:r>
+              <w:rPr>
+                <w:noProof/>
+              </w:rPr>
+              <w:lastRenderedPageBreak/>
+              <w:drawing>
+                <wp:inline distT="0" distB="0" distL="0" distR="0" wp14:anchorId="0F32EB22" wp14:editId="0413257D">
+                  <wp:extent cx="4350802" cy="2914015"/>
+                  <wp:effectExtent l="76200" t="38100" r="69215" b="114935"/>
+                  <wp:docPr id="793352952" name="Picture 1"/>
+                  <wp:cNvGraphicFramePr>
+                    <a:graphicFrameLocks xmlns:a="http://schemas.openxmlformats.org/drawingml/2006/main" noChangeAspect="1"/>
+                  </wp:cNvGraphicFramePr>
+                  <a:graphic xmlns:a="http://schemas.openxmlformats.org/drawingml/2006/main">
+                    <a:graphicData uri="http://schemas.openxmlformats.org/drawingml/2006/picture">
+                      <pic:pic xmlns:pic="http://schemas.openxmlformats.org/drawingml/2006/picture">
+                        <pic:nvPicPr>
+                          <pic:cNvPr id="0" name="Picture 1"/>
+                          <pic:cNvPicPr>
+                            <a:picLocks noChangeAspect="1" noChangeArrowheads="1"/>
+                          </pic:cNvPicPr>
+                        </pic:nvPicPr>
+                        <pic:blipFill>
+                          <a:blip r:embed="rId12">
+                            <a:extLst>
+                              <a:ext uri="{28A0092B-C50C-407E-A947-70E740481C1C}">
+                                <a14:useLocalDpi xmlns:a14="http://schemas.microsoft.com/office/drawing/2010/main" val="0"/>
+                              </a:ext>
+                            </a:extLst>
+                          </a:blip>
+                          <a:srcRect/>
+                          <a:stretch>
+                            <a:fillRect/>
+                          </a:stretch>
+                        </pic:blipFill>
+                        <pic:spPr bwMode="auto">
+                          <a:xfrm>
+                            <a:off x="0" y="0"/>
+                            <a:ext cx="4354289" cy="2916351"/>
+                          </a:xfrm>
+                          <a:prstGeom prst="rect">
+                            <a:avLst/>
+                          </a:prstGeom>
+                          <a:noFill/>
+                          <a:ln>
+                            <a:solidFill>
+                              <a:schemeClr val="accent1"/>
+                            </a:solidFill>
+                          </a:ln>
+                          <a:effectLst>
+                            <a:outerShdw blurRad="50800" dist="38100" dir="5400000" algn="t" rotWithShape="0">
+                              <a:prstClr val="black">
+                                <a:alpha val="40000"/>
+                              </a:prstClr>
+                            </a:outerShdw>
+                          </a:effectLst>
+                        </pic:spPr>
+                      </pic:pic>
+                    </a:graphicData>
+                  </a:graphic>
+                </wp:inline>
+              </w:drawing>
+            </w:r>
+          </w:p>
+          <w:p>
+            <w:pPr>
+              <w:pStyle w:val="Caption"/>
+              <w:jc w:val="right"/>
+              <w:cnfStyle w:val="000000000000" w:firstRow="0" w:lastRow="0" w:firstColumn="0" w:lastColumn="0" w:oddVBand="0" w:evenVBand="0" w:oddHBand="0" w:evenHBand="0" w:firstRowFirstColumn="0" w:firstRowLastColumn="0" w:lastRowFirstColumn="0" w:lastRowLastColumn="0"/>
+              <w:rPr>
+                <w:color w:val="A02B93" w:themeColor="accent5"/>
+              </w:rPr>
+            </w:pPr>
+            <w:r>
+              <w:t>ChatGPT 5.6 Sol</w:t>
+            </w:r>
+          </w:p>
+          <w:p>
+            <w:pPr>
+              <w:spacing w:line="360" w:lineRule="auto"/>
+              <w:cnfStyle w:val="000000000000" w:firstRow="0" w:lastRow="0" w:firstColumn="0" w:lastColumn="0" w:oddVBand="0" w:evenVBand="0" w:oddHBand="0" w:evenHBand="0" w:firstRowFirstColumn="0" w:firstRowLastColumn="0" w:lastRowFirstColumn="0" w:lastRowLastColumn="0"/>
+              <w:rPr>
+                <w:b/>
+                <w:bCs/>
+                <w:color w:val="156082" w:themeColor="accent1"/>
+              </w:rPr>
+            </w:pPr>
+            <w:r>
+              <w:rPr>
+                <w:b/>
+                <w:bCs/>
+                <w:color w:val="156082" w:themeColor="accent1"/>
+              </w:rPr>
+              <w:t>The appropriate threshold should reflect the real-world costs associated with each error type.</w:t>
+            </w:r>
+          </w:p>
+          <w:p>
+            <w:pPr>
+              <w:pStyle w:val="ListParagraph"/>
+              <w:numPr>
+                <w:ilvl w:val="0"/>
+                <w:numId w:val="2"/>
+              </w:numPr>
+              <w:spacing w:line="360" w:lineRule="auto"/>
+              <w:cnfStyle w:val="000000000000" w:firstRow="0" w:lastRow="0" w:firstColumn="0" w:lastColumn="0" w:oddVBand="0" w:evenVBand="0" w:oddHBand="0" w:evenHBand="0" w:firstRowFirstColumn="0" w:firstRowLastColumn="0" w:lastRowFirstColumn="0" w:lastRowLastColumn="0"/>
+              <w:rPr>
+                <w:color w:val="A02B93" w:themeColor="accent5"/>
+              </w:rPr>
+            </w:pPr>
+            <w:r>
+              <w:rPr>
+                <w:color w:val="A02B93" w:themeColor="accent5"/>
+              </w:rPr>
+              <w:t>cost matrices and performance curves</w:t>
+            </w:r>
+            <w:r>
+              <w:rPr>
+                <w:color w:val="A02B93" w:themeColor="accent5"/>
+              </w:rPr>
+              <w:t>:</w:t>
+            </w:r>
+          </w:p>
+          <w:p>
+            <w:pPr>
+              <w:pStyle w:val="ListParagraph"/>
+              <w:numPr>
+                <w:ilvl w:val="1"/>
+                <w:numId w:val="2"/>
+              </w:numPr>
+              <w:spacing w:line="360" w:lineRule="auto"/>
+              <w:cnfStyle w:val="000000000000" w:firstRow="0" w:lastRow="0" w:firstColumn="0" w:lastColumn="0" w:oddVBand="0" w:evenVBand="0" w:oddHBand="0" w:evenHBand="0" w:firstRowFirstColumn="0" w:firstRowLastColumn="0" w:lastRowFirstColumn="0" w:lastRowLastColumn="0"/>
+              <w:rPr>
+                <w:color w:val="A02B93" w:themeColor="accent5"/>
+              </w:rPr>
+            </w:pPr>
+            <w:r>
+              <w:rPr>
+                <w:color w:val="A02B93" w:themeColor="accent5"/>
+              </w:rPr>
+              <w:t>can help identify an acceptable threshold</w:t>
+            </w:r>
+          </w:p>
+          <w:p>
+            <w:pPr>
+              <w:spacing w:line="360" w:lineRule="auto"/>
+              <w:cnfStyle w:val="000000000000" w:firstRow="0" w:lastRow="0" w:firstColumn="0" w:lastColumn="0" w:oddVBand="0" w:evenVBand="0" w:oddHBand="0" w:evenHBand="0" w:firstRowFirstColumn="0" w:firstRowLastColumn="0" w:lastRowFirstColumn="0" w:lastRowLastColumn="0"/>
+              <w:rPr>
+                <w:color w:val="A02B93" w:themeColor="accent5"/>
+              </w:rPr>
+            </w:pPr>
+          </w:p>
+          <w:p>
+            <w:pPr>
+              <w:spacing w:line="360" w:lineRule="auto"/>
+              <w:cnfStyle w:val="000000000000" w:firstRow="0" w:lastRow="0" w:firstColumn="0" w:lastColumn="0" w:oddVBand="0" w:evenVBand="0" w:oddHBand="0" w:evenHBand="0" w:firstRowFirstColumn="0" w:firstRowLastColumn="0" w:lastRowFirstColumn="0" w:lastRowLastColumn="0"/>
+              <w:rPr>
+                <w:b/>
+                <w:bCs/>
+                <w:color w:val="156082" w:themeColor="accent1"/>
+              </w:rPr>
+            </w:pPr>
+            <w:r>
+              <w:rPr>
+                <w:b/>
+                <w:bCs/>
+                <w:color w:val="156082" w:themeColor="accent1"/>
+              </w:rPr>
+              <w:t>Stakeholders such as finance teams and customer experience teams provide domain knowledge needed to determine the appropriate balance.</w:t>
+            </w:r>
+          </w:p>
+          <w:p>
+            <w:pPr>
+              <w:spacing w:line="360" w:lineRule="auto"/>
+              <w:cnfStyle w:val="000000000000" w:firstRow="0" w:lastRow="0" w:firstColumn="0" w:lastColumn="0" w:oddVBand="0" w:evenVBand="0" w:oddHBand="0" w:evenHBand="0" w:firstRowFirstColumn="0" w:firstRowLastColumn="0" w:lastRowFirstColumn="0" w:lastRowLastColumn="0"/>
+              <w:rPr>
+                <w:color w:val="A02B93" w:themeColor="accent5"/>
+              </w:rPr>
+            </w:pPr>
+          </w:p>
+        </w:tc>
+      </w:tr>
+      <w:tr>
+        <w:trPr>
+          <w:trHeight w:val="368"/>
+        </w:trPr>
+        <w:tc>
+          <w:tcPr>
+            <w:cnfStyle w:val="001000000000" w:firstRow="0" w:lastRow="0" w:firstColumn="1" w:lastColumn="0" w:oddVBand="0" w:evenVBand="0" w:oddHBand="0" w:evenHBand="0" w:firstRowFirstColumn="0" w:firstRowLastColumn="0" w:lastRowFirstColumn="0" w:lastRowLastColumn="0"/>
+            <w:tcW w:w="1975" w:type="dxa"/>
+            <w:shd w:val="clear" w:color="auto" w:fill="D9D9D9" w:themeFill="background1" w:themeFillShade="D9"/>
+          </w:tcPr>
+          <w:p>
+            <w:pPr>
+              <w:spacing w:line="360" w:lineRule="auto"/>
+              <w:rPr>
+                <w:color w:val="80340D" w:themeColor="accent2" w:themeShade="80"/>
+              </w:rPr>
+            </w:pPr>
+            <w:r>
+              <w:rPr>
+                <w:color w:val="80340D" w:themeColor="accent2" w:themeShade="80"/>
+              </w:rPr>
+              <w:t>ROC Curves</w:t>
+            </w:r>
+          </w:p>
+        </w:tc>
+        <w:tc>
+          <w:tcPr>
+            <w:tcW w:w="7506" w:type="dxa"/>
+          </w:tcPr>
+          <w:p>
+            <w:pPr>
+              <w:spacing w:line="360" w:lineRule="auto"/>
+              <w:cnfStyle w:val="000000000000" w:firstRow="0" w:lastRow="0" w:firstColumn="0" w:lastColumn="0" w:oddVBand="0" w:evenVBand="0" w:oddHBand="0" w:evenHBand="0" w:firstRowFirstColumn="0" w:firstRowLastColumn="0" w:lastRowFirstColumn="0" w:lastRowLastColumn="0"/>
+              <w:rPr>
+                <w:b/>
+                <w:bCs/>
+                <w:color w:val="156082" w:themeColor="accent1"/>
+              </w:rPr>
+            </w:pPr>
+            <w:r>
+              <w:rPr>
+                <w:b/>
+                <w:bCs/>
+                <w:color w:val="156082" w:themeColor="accent1"/>
+              </w:rPr>
               <w:t>ROC</w:t>
             </w:r>
             <w:r>
@@ -14719,7 +15547,6 @@
                 <w:bCs/>
                 <w:color w:val="156082" w:themeColor="accent1"/>
               </w:rPr>
-              <w:lastRenderedPageBreak/>
               <w:t>A curve closer to the upper-left corner indicates that the model can achieve high recall while maintaining a low false positive rate.</w:t>
             </w:r>
           </w:p>
@@ -15261,6 +16088,7 @@
               <w:rPr>
                 <w:color w:val="A02B93" w:themeColor="accent5"/>
               </w:rPr>
+              <w:lastRenderedPageBreak/>
               <w:t>the costs of different errors</w:t>
             </w:r>
           </w:p>
@@ -15281,7 +16109,6 @@
               <w:rPr>
                 <w:color w:val="A02B93" w:themeColor="accent5"/>
               </w:rPr>
-              <w:lastRenderedPageBreak/>
               <w:t>the objectives of the broader system</w:t>
             </w:r>
           </w:p>
@@ -16562,7 +17389,6 @@
               <w:rPr>
                 <w:color w:val="80340D" w:themeColor="accent2" w:themeShade="80"/>
               </w:rPr>
-              <w:lastRenderedPageBreak/>
               <w:t>Cost-Based Threshold Selection</w:t>
             </w:r>
           </w:p>
@@ -17265,7 +18091,6 @@
               <w:rPr>
                 <w:color w:val="80340D" w:themeColor="accent2" w:themeShade="80"/>
               </w:rPr>
-              <w:lastRenderedPageBreak/>
               <w:t>Operational Trade-Offs</w:t>
             </w:r>
           </w:p>
@@ -19953,6 +20778,90 @@
           </w:p>
           <w:p>
             <w:pPr>
+              <w:keepNext/>
+              <w:spacing w:line="360" w:lineRule="auto"/>
+              <w:jc w:val="center"/>
+              <w:cnfStyle w:val="000000000000" w:firstRow="0" w:lastRow="0" w:firstColumn="0" w:lastColumn="0" w:oddVBand="0" w:evenVBand="0" w:oddHBand="0" w:evenHBand="0" w:firstRowFirstColumn="0" w:firstRowLastColumn="0" w:lastRowFirstColumn="0" w:lastRowLastColumn="0"/>
+            </w:pPr>
+            <w:r>
+              <w:rPr>
+                <w:noProof/>
+              </w:rPr>
+              <w:drawing>
+                <wp:inline distT="0" distB="0" distL="0" distR="0" wp14:anchorId="4B6E2EC1" wp14:editId="076A07DE">
+                  <wp:extent cx="4301542" cy="2867695"/>
+                  <wp:effectExtent l="76200" t="38100" r="80010" b="123190"/>
+                  <wp:docPr id="1555969778" name="Picture 1"/>
+                  <wp:cNvGraphicFramePr>
+                    <a:graphicFrameLocks xmlns:a="http://schemas.openxmlformats.org/drawingml/2006/main" noChangeAspect="1"/>
+                  </wp:cNvGraphicFramePr>
+                  <a:graphic xmlns:a="http://schemas.openxmlformats.org/drawingml/2006/main">
+                    <a:graphicData uri="http://schemas.openxmlformats.org/drawingml/2006/picture">
+                      <pic:pic xmlns:pic="http://schemas.openxmlformats.org/drawingml/2006/picture">
+                        <pic:nvPicPr>
+                          <pic:cNvPr id="1555969778" name="Picture 1"/>
+                          <pic:cNvPicPr>
+                            <a:picLocks noChangeAspect="1" noChangeArrowheads="1"/>
+                          </pic:cNvPicPr>
+                        </pic:nvPicPr>
+                        <pic:blipFill>
+                          <a:blip r:embed="rId13" cstate="print">
+                            <a:extLst>
+                              <a:ext uri="{28A0092B-C50C-407E-A947-70E740481C1C}">
+                                <a14:useLocalDpi xmlns:a14="http://schemas.microsoft.com/office/drawing/2010/main" val="0"/>
+                              </a:ext>
+                            </a:extLst>
+                          </a:blip>
+                          <a:stretch>
+                            <a:fillRect/>
+                          </a:stretch>
+                        </pic:blipFill>
+                        <pic:spPr bwMode="auto">
+                          <a:xfrm>
+                            <a:off x="0" y="0"/>
+                            <a:ext cx="4301542" cy="2867695"/>
+                          </a:xfrm>
+                          <a:prstGeom prst="rect">
+                            <a:avLst/>
+                          </a:prstGeom>
+                          <a:noFill/>
+                          <a:ln>
+                            <a:solidFill>
+                              <a:schemeClr val="accent1"/>
+                            </a:solidFill>
+                          </a:ln>
+                          <a:effectLst>
+                            <a:outerShdw blurRad="50800" dist="38100" dir="5400000" algn="t" rotWithShape="0">
+                              <a:prstClr val="black">
+                                <a:alpha val="40000"/>
+                              </a:prstClr>
+                            </a:outerShdw>
+                          </a:effectLst>
+                        </pic:spPr>
+                      </pic:pic>
+                    </a:graphicData>
+                  </a:graphic>
+                </wp:inline>
+              </w:drawing>
+            </w:r>
+          </w:p>
+          <w:p>
+            <w:pPr>
+              <w:pStyle w:val="Caption"/>
+              <w:jc w:val="right"/>
+              <w:cnfStyle w:val="000000000000" w:firstRow="0" w:lastRow="0" w:firstColumn="0" w:lastColumn="0" w:oddVBand="0" w:evenVBand="0" w:oddHBand="0" w:evenHBand="0" w:firstRowFirstColumn="0" w:firstRowLastColumn="0" w:lastRowFirstColumn="0" w:lastRowLastColumn="0"/>
+              <w:rPr>
+                <w:b/>
+                <w:bCs/>
+                <w:color w:val="156082" w:themeColor="accent1"/>
+              </w:rPr>
+            </w:pPr>
+            <w:r>
+              <w:t>ChatGPT 5.6 Sol</w:t>
+            </w:r>
+          </w:p>
+          <w:p>
+            <w:pPr>
               <w:pStyle w:val="ListParagraph"/>
               <w:numPr>
                 <w:ilvl w:val="0"/>
@@ -20097,6 +21006,7 @@
               <w:rPr>
                 <w:color w:val="A02B93" w:themeColor="accent5"/>
               </w:rPr>
+              <w:lastRenderedPageBreak/>
               <w:t>competitors leaving the market</w:t>
             </w:r>
           </w:p>
@@ -20304,7 +21214,6 @@
               <w:rPr>
                 <w:color w:val="A02B93" w:themeColor="accent5"/>
               </w:rPr>
-              <w:lastRenderedPageBreak/>
               <w:t>precision declines</w:t>
             </w:r>
           </w:p>
@@ -20436,7 +21345,6 @@
               <w:rPr>
                 <w:color w:val="80340D" w:themeColor="accent2" w:themeShade="80"/>
               </w:rPr>
-              <w:lastRenderedPageBreak/>
               <w:t xml:space="preserve">A/B </w:t>
             </w:r>
             <w:r>
@@ -20596,6 +21504,7 @@
               <w:rPr>
                 <w:color w:val="80340D" w:themeColor="accent2" w:themeShade="80"/>
               </w:rPr>
+              <w:lastRenderedPageBreak/>
               <w:t>ML Pipeline Health</w:t>
             </w:r>
           </w:p>
@@ -20815,7 +21724,6 @@
               <w:rPr>
                 <w:color w:val="80340D" w:themeColor="accent2" w:themeShade="80"/>
               </w:rPr>
-              <w:lastRenderedPageBreak/>
               <w:t>Component Runtime</w:t>
             </w:r>
           </w:p>
@@ -21131,26 +22039,18 @@
               <w:spacing w:line="360" w:lineRule="auto"/>
               <w:cnfStyle w:val="000000000000" w:firstRow="0" w:lastRow="0" w:firstColumn="0" w:lastColumn="0" w:oddVBand="0" w:evenVBand="0" w:oddHBand="0" w:evenHBand="0" w:firstRowFirstColumn="0" w:firstRowLastColumn="0" w:lastRowFirstColumn="0" w:lastRowLastColumn="0"/>
               <w:rPr>
-                <w:color w:val="A02B93" w:themeColor="accent5"/>
-              </w:rPr>
-            </w:pPr>
-          </w:p>
-          <w:p>
-            <w:pPr>
-              <w:spacing w:line="360" w:lineRule="auto"/>
-              <w:cnfStyle w:val="000000000000" w:firstRow="0" w:lastRow="0" w:firstColumn="0" w:lastColumn="0" w:oddVBand="0" w:evenVBand="0" w:oddHBand="0" w:evenHBand="0" w:firstRowFirstColumn="0" w:firstRowLastColumn="0" w:lastRowFirstColumn="0" w:lastRowLastColumn="0"/>
-              <w:rPr>
-                <w:b/>
-                <w:bCs/>
-                <w:color w:val="156082" w:themeColor="accent1"/>
-              </w:rPr>
-            </w:pPr>
-            <w:r>
-              <w:rPr>
-                <w:b/>
-                <w:bCs/>
-                <w:color w:val="156082" w:themeColor="accent1"/>
-              </w:rPr>
+                <w:b/>
+                <w:bCs/>
+                <w:color w:val="156082" w:themeColor="accent1"/>
+              </w:rPr>
+            </w:pPr>
+            <w:r>
+              <w:rPr>
+                <w:b/>
+                <w:bCs/>
+                <w:color w:val="156082" w:themeColor="accent1"/>
+              </w:rPr>
+              <w:lastRenderedPageBreak/>
               <w:t>V</w:t>
             </w:r>
             <w:r>
@@ -21378,7 +22278,6 @@
               <w:rPr>
                 <w:color w:val="A02B93" w:themeColor="accent5"/>
               </w:rPr>
-              <w:lastRenderedPageBreak/>
               <w:t>pipeline jobs fail</w:t>
             </w:r>
           </w:p>
@@ -21605,15 +22504,6 @@
               </w:rPr>
               <w:t>Automated remediation is an important MLOps capability because it reduces downtime and helps maintain consistent service quality.</w:t>
             </w:r>
-          </w:p>
-          <w:p>
-            <w:pPr>
-              <w:spacing w:line="360" w:lineRule="auto"/>
-              <w:cnfStyle w:val="000000000000" w:firstRow="0" w:lastRow="0" w:firstColumn="0" w:lastColumn="0" w:oddVBand="0" w:evenVBand="0" w:oddHBand="0" w:evenHBand="0" w:firstRowFirstColumn="0" w:firstRowLastColumn="0" w:lastRowFirstColumn="0" w:lastRowLastColumn="0"/>
-              <w:rPr>
-                <w:color w:val="A02B93" w:themeColor="accent5"/>
-              </w:rPr>
-            </w:pPr>
           </w:p>
         </w:tc>
       </w:tr>
@@ -21831,7 +22721,6 @@
               <w:rPr>
                 <w:color w:val="A02B93" w:themeColor="accent5"/>
               </w:rPr>
-              <w:lastRenderedPageBreak/>
               <w:t>loss</w:t>
             </w:r>
           </w:p>
@@ -21935,7 +22824,6 @@
               <w:rPr>
                 <w:color w:val="80340D" w:themeColor="accent2" w:themeShade="80"/>
               </w:rPr>
-              <w:lastRenderedPageBreak/>
               <w:t>Additional Experiment Data</w:t>
             </w:r>
           </w:p>
@@ -22143,6 +23031,7 @@
               <w:rPr>
                 <w:color w:val="80340D" w:themeColor="accent2" w:themeShade="80"/>
               </w:rPr>
+              <w:lastRenderedPageBreak/>
               <w:t>Data And Model Versioning</w:t>
             </w:r>
           </w:p>
@@ -22355,34 +23244,1477 @@
               <w:rPr>
                 <w:color w:val="A02B93" w:themeColor="accent5"/>
               </w:rPr>
+              <w:t>dataset version 3</w:t>
+            </w:r>
+          </w:p>
+          <w:p>
+            <w:pPr>
+              <w:pStyle w:val="ListParagraph"/>
+              <w:numPr>
+                <w:ilvl w:val="1"/>
+                <w:numId w:val="2"/>
+              </w:numPr>
+              <w:spacing w:line="360" w:lineRule="auto"/>
+              <w:cnfStyle w:val="000000000000" w:firstRow="0" w:lastRow="0" w:firstColumn="0" w:lastColumn="0" w:oddVBand="0" w:evenVBand="0" w:oddHBand="0" w:evenHBand="0" w:firstRowFirstColumn="0" w:firstRowLastColumn="0" w:lastRowFirstColumn="0" w:lastRowLastColumn="0"/>
+              <w:rPr>
+                <w:color w:val="A02B93" w:themeColor="accent5"/>
+              </w:rPr>
+            </w:pPr>
+            <w:r>
+              <w:rPr>
+                <w:color w:val="A02B93" w:themeColor="accent5"/>
+              </w:rPr>
+              <w:t>code version ABC123</w:t>
+            </w:r>
+          </w:p>
+          <w:p>
+            <w:pPr>
+              <w:spacing w:line="360" w:lineRule="auto"/>
+              <w:cnfStyle w:val="000000000000" w:firstRow="0" w:lastRow="0" w:firstColumn="0" w:lastColumn="0" w:oddVBand="0" w:evenVBand="0" w:oddHBand="0" w:evenHBand="0" w:firstRowFirstColumn="0" w:firstRowLastColumn="0" w:lastRowFirstColumn="0" w:lastRowLastColumn="0"/>
+              <w:rPr>
+                <w:color w:val="A02B93" w:themeColor="accent5"/>
+              </w:rPr>
+            </w:pPr>
+          </w:p>
+        </w:tc>
+      </w:tr>
+      <w:tr>
+        <w:trPr>
+          <w:trHeight w:val="368"/>
+        </w:trPr>
+        <w:tc>
+          <w:tcPr>
+            <w:tcW w:w="1975" w:type="dxa"/>
+            <w:shd w:val="clear" w:color="auto" w:fill="D9D9D9" w:themeFill="background1" w:themeFillShade="D9"/>
+          </w:tcPr>
+          <w:p>
+            <w:pPr>
+              <w:spacing w:line="360" w:lineRule="auto"/>
+              <w:cnfStyle w:val="001000000000" w:firstRow="0" w:lastRow="0" w:firstColumn="1" w:lastColumn="0" w:oddVBand="0" w:evenVBand="0" w:oddHBand="0" w:evenHBand="0" w:firstRowFirstColumn="0" w:firstRowLastColumn="0" w:lastRowFirstColumn="0" w:lastRowLastColumn="0"/>
+              <w:rPr>
+                <w:color w:val="80340D" w:themeColor="accent2" w:themeShade="80"/>
+              </w:rPr>
+            </w:pPr>
+            <w:r>
+              <w:rPr>
+                <w:color w:val="80340D" w:themeColor="accent2" w:themeShade="80"/>
+              </w:rPr>
+              <w:t>Model Lineage</w:t>
+            </w:r>
+          </w:p>
+        </w:tc>
+        <w:tc>
+          <w:tcPr>
+            <w:tcW w:w="7506" w:type="dxa"/>
+          </w:tcPr>
+          <w:p>
+            <w:pPr>
+              <w:spacing w:line="360" w:lineRule="auto"/>
+              <w:rPr>
+                <w:b/>
+                <w:bCs/>
+                <w:color w:val="156082" w:themeColor="accent1"/>
+              </w:rPr>
+            </w:pPr>
+            <w:r>
+              <w:rPr>
+                <w:b/>
+                <w:bCs/>
+                <w:color w:val="156082" w:themeColor="accent1"/>
+              </w:rPr>
+              <w:t>Model lineage creates a traceable relationship between:</w:t>
+            </w:r>
+          </w:p>
+          <w:p>
+            <w:pPr>
+              <w:pStyle w:val="ListParagraph"/>
+              <w:numPr>
+                <w:ilvl w:val="0"/>
+                <w:numId w:val="2"/>
+              </w:numPr>
+              <w:spacing w:line="360" w:lineRule="auto"/>
+              <w:rPr>
+                <w:color w:val="A02B93" w:themeColor="accent5"/>
+              </w:rPr>
+            </w:pPr>
+            <w:r>
+              <w:rPr>
+                <w:color w:val="A02B93" w:themeColor="accent5"/>
+              </w:rPr>
+              <w:t>source data</w:t>
+            </w:r>
+          </w:p>
+          <w:p>
+            <w:pPr>
+              <w:pStyle w:val="ListParagraph"/>
+              <w:numPr>
+                <w:ilvl w:val="0"/>
+                <w:numId w:val="2"/>
+              </w:numPr>
+              <w:spacing w:line="360" w:lineRule="auto"/>
+              <w:rPr>
+                <w:color w:val="A02B93" w:themeColor="accent5"/>
+              </w:rPr>
+            </w:pPr>
+            <w:r>
+              <w:rPr>
+                <w:color w:val="A02B93" w:themeColor="accent5"/>
+              </w:rPr>
+              <w:t>training configuration</w:t>
+            </w:r>
+          </w:p>
+          <w:p>
+            <w:pPr>
+              <w:pStyle w:val="ListParagraph"/>
+              <w:numPr>
+                <w:ilvl w:val="0"/>
+                <w:numId w:val="2"/>
+              </w:numPr>
+              <w:spacing w:line="360" w:lineRule="auto"/>
+              <w:rPr>
+                <w:color w:val="A02B93" w:themeColor="accent5"/>
+              </w:rPr>
+            </w:pPr>
+            <w:r>
+              <w:rPr>
+                <w:color w:val="A02B93" w:themeColor="accent5"/>
+              </w:rPr>
+              <w:t>code</w:t>
+            </w:r>
+          </w:p>
+          <w:p>
+            <w:pPr>
+              <w:pStyle w:val="ListParagraph"/>
+              <w:numPr>
+                <w:ilvl w:val="0"/>
+                <w:numId w:val="2"/>
+              </w:numPr>
+              <w:spacing w:line="360" w:lineRule="auto"/>
+              <w:rPr>
+                <w:color w:val="A02B93" w:themeColor="accent5"/>
+              </w:rPr>
+            </w:pPr>
+            <w:r>
+              <w:rPr>
+                <w:color w:val="A02B93" w:themeColor="accent5"/>
+              </w:rPr>
+              <w:t>experiment</w:t>
+            </w:r>
+          </w:p>
+          <w:p>
+            <w:pPr>
+              <w:pStyle w:val="ListParagraph"/>
+              <w:numPr>
+                <w:ilvl w:val="0"/>
+                <w:numId w:val="2"/>
+              </w:numPr>
+              <w:spacing w:line="360" w:lineRule="auto"/>
+              <w:rPr>
+                <w:color w:val="A02B93" w:themeColor="accent5"/>
+              </w:rPr>
+            </w:pPr>
+            <w:r>
+              <w:rPr>
+                <w:color w:val="A02B93" w:themeColor="accent5"/>
+              </w:rPr>
+              <w:t>model artifact</w:t>
+            </w:r>
+          </w:p>
+          <w:p>
+            <w:pPr>
+              <w:pStyle w:val="ListParagraph"/>
+              <w:numPr>
+                <w:ilvl w:val="0"/>
+                <w:numId w:val="2"/>
+              </w:numPr>
+              <w:spacing w:line="360" w:lineRule="auto"/>
+              <w:rPr>
+                <w:color w:val="A02B93" w:themeColor="accent5"/>
+              </w:rPr>
+            </w:pPr>
+            <w:r>
+              <w:rPr>
+                <w:color w:val="A02B93" w:themeColor="accent5"/>
+              </w:rPr>
+              <w:t>deployment</w:t>
+            </w:r>
+          </w:p>
+          <w:p>
+            <w:pPr>
+              <w:spacing w:line="360" w:lineRule="auto"/>
+              <w:rPr>
+                <w:color w:val="A02B93" w:themeColor="accent5"/>
+              </w:rPr>
+            </w:pPr>
+          </w:p>
+          <w:p>
+            <w:pPr>
+              <w:spacing w:line="360" w:lineRule="auto"/>
+              <w:rPr>
+                <w:b/>
+                <w:bCs/>
+                <w:color w:val="156082" w:themeColor="accent1"/>
+              </w:rPr>
+            </w:pPr>
+            <w:r>
+              <w:rPr>
+                <w:b/>
+                <w:bCs/>
+                <w:color w:val="156082" w:themeColor="accent1"/>
+              </w:rPr>
+              <w:t>This traceability supports:</w:t>
+            </w:r>
+          </w:p>
+          <w:p>
+            <w:pPr>
+              <w:pStyle w:val="ListParagraph"/>
+              <w:numPr>
+                <w:ilvl w:val="0"/>
+                <w:numId w:val="2"/>
+              </w:numPr>
+              <w:spacing w:line="360" w:lineRule="auto"/>
+              <w:rPr>
+                <w:color w:val="A02B93" w:themeColor="accent5"/>
+              </w:rPr>
+            </w:pPr>
+            <w:r>
+              <w:rPr>
+                <w:color w:val="A02B93" w:themeColor="accent5"/>
+              </w:rPr>
+              <w:t>reproducibility</w:t>
+            </w:r>
+          </w:p>
+          <w:p>
+            <w:pPr>
+              <w:pStyle w:val="ListParagraph"/>
+              <w:numPr>
+                <w:ilvl w:val="0"/>
+                <w:numId w:val="2"/>
+              </w:numPr>
+              <w:spacing w:line="360" w:lineRule="auto"/>
+              <w:rPr>
+                <w:color w:val="A02B93" w:themeColor="accent5"/>
+              </w:rPr>
+            </w:pPr>
+            <w:r>
+              <w:rPr>
+                <w:color w:val="A02B93" w:themeColor="accent5"/>
+              </w:rPr>
+              <w:t>debugging</w:t>
+            </w:r>
+          </w:p>
+          <w:p>
+            <w:pPr>
+              <w:pStyle w:val="ListParagraph"/>
+              <w:numPr>
+                <w:ilvl w:val="0"/>
+                <w:numId w:val="2"/>
+              </w:numPr>
+              <w:spacing w:line="360" w:lineRule="auto"/>
+              <w:rPr>
+                <w:color w:val="A02B93" w:themeColor="accent5"/>
+              </w:rPr>
+            </w:pPr>
+            <w:r>
+              <w:rPr>
+                <w:color w:val="A02B93" w:themeColor="accent5"/>
+              </w:rPr>
+              <w:t>governance</w:t>
+            </w:r>
+          </w:p>
+          <w:p>
+            <w:pPr>
+              <w:pStyle w:val="ListParagraph"/>
+              <w:numPr>
+                <w:ilvl w:val="0"/>
+                <w:numId w:val="2"/>
+              </w:numPr>
+              <w:spacing w:line="360" w:lineRule="auto"/>
+              <w:rPr>
+                <w:color w:val="A02B93" w:themeColor="accent5"/>
+              </w:rPr>
+            </w:pPr>
+            <w:r>
+              <w:rPr>
+                <w:color w:val="A02B93" w:themeColor="accent5"/>
+              </w:rPr>
+              <w:t>auditing</w:t>
+            </w:r>
+          </w:p>
+          <w:p>
+            <w:pPr>
+              <w:spacing w:line="360" w:lineRule="auto"/>
+              <w:rPr>
+                <w:color w:val="A02B93" w:themeColor="accent5"/>
+              </w:rPr>
+            </w:pPr>
+            <w:r>
+              <w:rPr>
+                <w:noProof/>
+              </w:rPr>
+              <mc:AlternateContent>
+                <mc:Choice Requires="wps">
+                  <w:drawing>
+                    <wp:anchor distT="0" distB="0" distL="114300" distR="114300" simplePos="0" relativeHeight="251666432" behindDoc="0" locked="0" layoutInCell="1" allowOverlap="1" wp14:anchorId="35328618" wp14:editId="3E2B1A83">
+                      <wp:simplePos x="0" y="0"/>
+                      <wp:positionH relativeFrom="column">
+                        <wp:posOffset>140970</wp:posOffset>
+                      </wp:positionH>
+                      <wp:positionV relativeFrom="paragraph">
+                        <wp:posOffset>3351530</wp:posOffset>
+                      </wp:positionV>
+                      <wp:extent cx="4333875" cy="635"/>
+                      <wp:effectExtent l="0" t="0" r="9525" b="0"/>
+                      <wp:wrapNone/>
+                      <wp:docPr id="739815289" name="Text Box 1"/>
+                      <wp:cNvGraphicFramePr/>
+                      <a:graphic xmlns:a="http://schemas.openxmlformats.org/drawingml/2006/main">
+                        <a:graphicData uri="http://schemas.microsoft.com/office/word/2010/wordprocessingShape">
+                          <wps:wsp>
+                            <wps:cNvSpPr txBox="1"/>
+                            <wps:spPr>
+                              <a:xfrm>
+                                <a:off x="0" y="0"/>
+                                <a:ext cx="4333875" cy="635"/>
+                              </a:xfrm>
+                              <a:prstGeom prst="rect">
+                                <a:avLst/>
+                              </a:prstGeom>
+                              <a:noFill/>
+                              <a:ln>
+                                <a:noFill/>
+                              </a:ln>
+                            </wps:spPr>
+                            <wps:txbx>
+                              <w:txbxContent>
+                                <w:p>
+                                  <w:pPr>
+                                    <w:pStyle w:val="Caption"/>
+                                    <w:jc w:val="right"/>
+                                    <w:rPr>
+                                      <w:noProof/>
+                                    </w:rPr>
+                                  </w:pPr>
+                                  <w:r>
+                                    <w:t>ChatGPT 5.6 Sol</w:t>
+                                  </w:r>
+                                </w:p>
+                              </w:txbxContent>
+                            </wps:txbx>
+                            <wps:bodyPr rot="0" spcFirstLastPara="0" vertOverflow="overflow" horzOverflow="overflow" vert="horz" wrap="square" lIns="0" tIns="0" rIns="0" bIns="0" numCol="1" spcCol="0" rtlCol="0" fromWordArt="0" anchor="t" anchorCtr="0" forceAA="0" compatLnSpc="1">
+                              <a:prstTxWarp prst="textNoShape">
+                                <a:avLst/>
+                              </a:prstTxWarp>
+                              <a:spAutoFit/>
+                            </wps:bodyPr>
+                          </wps:wsp>
+                        </a:graphicData>
+                      </a:graphic>
+                    </wp:anchor>
+                  </w:drawing>
+                </mc:Choice>
+                <mc:Fallback>
+                  <w:pict>
+                    <v:shape w14:anchorId="35328618" id="_x0000_s1029" type="#_x0000_t202" style="position:absolute;margin-left:11.1pt;margin-top:263.9pt;width:341.25pt;height:.05pt;z-index:251666432;visibility:visible;mso-wrap-style:square;mso-wrap-distance-left:9pt;mso-wrap-distance-top:0;mso-wrap-distance-right:9pt;mso-wrap-distance-bottom:0;mso-position-horizontal:absolute;mso-position-horizontal-relative:text;mso-position-vertical:absolute;mso-position-vertical-relative:text;v-text-anchor:top" o:gfxdata="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" filled="f" stroked="f">
+                      <v:textbox style="mso-fit-shape-to-text:t" inset="0,0,0,0">
+                        <w:txbxContent>
+                          <w:p>
+                            <w:pPr>
+                              <w:pStyle w:val="Caption"/>
+                              <w:jc w:val="right"/>
+                              <w:rPr>
+                                <w:noProof/>
+                              </w:rPr>
+                            </w:pPr>
+                            <w:r>
+                              <w:t>ChatGPT 5.6 Sol</w:t>
+                            </w:r>
+                          </w:p>
+                        </w:txbxContent>
+                      </v:textbox>
+                    </v:shape>
+                  </w:pict>
+                </mc:Fallback>
+              </mc:AlternateContent>
+            </w:r>
+          </w:p>
+          <w:p>
+            <w:pPr>
+              <w:spacing w:line="360" w:lineRule="auto"/>
+              <w:rPr>
+                <w:color w:val="A02B93" w:themeColor="accent5"/>
+              </w:rPr>
+            </w:pPr>
+            <w:r>
+              <w:rPr>
+                <w:noProof/>
+              </w:rPr>
               <w:lastRenderedPageBreak/>
-              <w:t>dataset version 3</w:t>
-            </w:r>
-          </w:p>
-          <w:p>
-            <w:pPr>
-              <w:pStyle w:val="ListParagraph"/>
-              <w:numPr>
-                <w:ilvl w:val="1"/>
-                <w:numId w:val="2"/>
-              </w:numPr>
-              <w:spacing w:line="360" w:lineRule="auto"/>
-              <w:cnfStyle w:val="000000000000" w:firstRow="0" w:lastRow="0" w:firstColumn="0" w:lastColumn="0" w:oddVBand="0" w:evenVBand="0" w:oddHBand="0" w:evenHBand="0" w:firstRowFirstColumn="0" w:firstRowLastColumn="0" w:lastRowFirstColumn="0" w:lastRowLastColumn="0"/>
-              <w:rPr>
-                <w:color w:val="A02B93" w:themeColor="accent5"/>
-              </w:rPr>
-            </w:pPr>
-            <w:r>
-              <w:rPr>
-                <w:color w:val="A02B93" w:themeColor="accent5"/>
-              </w:rPr>
-              <w:t>code version ABC123</w:t>
-            </w:r>
-          </w:p>
-          <w:p>
-            <w:pPr>
-              <w:spacing w:line="360" w:lineRule="auto"/>
-              <w:cnfStyle w:val="000000000000" w:firstRow="0" w:lastRow="0" w:firstColumn="0" w:lastColumn="0" w:oddVBand="0" w:evenVBand="0" w:oddHBand="0" w:evenHBand="0" w:firstRowFirstColumn="0" w:firstRowLastColumn="0" w:lastRowFirstColumn="0" w:lastRowLastColumn="0"/>
+              <w:drawing>
+                <wp:anchor distT="0" distB="0" distL="114300" distR="114300" simplePos="0" relativeHeight="251664384" behindDoc="0" locked="0" layoutInCell="1" allowOverlap="1" wp14:anchorId="3AA17D05" wp14:editId="3EBB6C4C">
+                  <wp:simplePos x="0" y="0"/>
+                  <wp:positionH relativeFrom="column">
+                    <wp:posOffset>112395</wp:posOffset>
+                  </wp:positionH>
+                  <wp:positionV relativeFrom="paragraph">
+                    <wp:posOffset>146685</wp:posOffset>
+                  </wp:positionV>
+                  <wp:extent cx="4333875" cy="3249930"/>
+                  <wp:effectExtent l="76200" t="38100" r="85725" b="121920"/>
+                  <wp:wrapNone/>
+                  <wp:docPr id="1063749170" name="Picture 3"/>
+                  <wp:cNvGraphicFramePr>
+                    <a:graphicFrameLocks xmlns:a="http://schemas.openxmlformats.org/drawingml/2006/main" noChangeAspect="1"/>
+                  </wp:cNvGraphicFramePr>
+                  <a:graphic xmlns:a="http://schemas.openxmlformats.org/drawingml/2006/main">
+                    <a:graphicData uri="http://schemas.openxmlformats.org/drawingml/2006/picture">
+                      <pic:pic xmlns:pic="http://schemas.openxmlformats.org/drawingml/2006/picture">
+                        <pic:nvPicPr>
+                          <pic:cNvPr id="0" name="Picture 3"/>
+                          <pic:cNvPicPr>
+                            <a:picLocks noChangeAspect="1" noChangeArrowheads="1"/>
+                          </pic:cNvPicPr>
+                        </pic:nvPicPr>
+                        <pic:blipFill>
+                          <a:blip r:embed="rId14" cstate="print">
+                            <a:extLst>
+                              <a:ext uri="{28A0092B-C50C-407E-A947-70E740481C1C}">
+                                <a14:useLocalDpi xmlns:a14="http://schemas.microsoft.com/office/drawing/2010/main" val="0"/>
+                              </a:ext>
+                            </a:extLst>
+                          </a:blip>
+                          <a:srcRect/>
+                          <a:stretch>
+                            <a:fillRect/>
+                          </a:stretch>
+                        </pic:blipFill>
+                        <pic:spPr bwMode="auto">
+                          <a:xfrm>
+                            <a:off x="0" y="0"/>
+                            <a:ext cx="4333875" cy="3249930"/>
+                          </a:xfrm>
+                          <a:prstGeom prst="rect">
+                            <a:avLst/>
+                          </a:prstGeom>
+                          <a:noFill/>
+                          <a:ln>
+                            <a:solidFill>
+                              <a:schemeClr val="accent1"/>
+                            </a:solidFill>
+                          </a:ln>
+                          <a:effectLst>
+                            <a:outerShdw blurRad="50800" dist="38100" dir="5400000" algn="t" rotWithShape="0">
+                              <a:prstClr val="black">
+                                <a:alpha val="40000"/>
+                              </a:prstClr>
+                            </a:outerShdw>
+                          </a:effectLst>
+                        </pic:spPr>
+                      </pic:pic>
+                    </a:graphicData>
+                  </a:graphic>
+                </wp:anchor>
+              </w:drawing>
+            </w:r>
+          </w:p>
+          <w:p>
+            <w:pPr>
+              <w:spacing w:line="360" w:lineRule="auto"/>
+              <w:rPr>
+                <w:color w:val="A02B93" w:themeColor="accent5"/>
+              </w:rPr>
+            </w:pPr>
+          </w:p>
+          <w:p>
+            <w:pPr>
+              <w:spacing w:line="360" w:lineRule="auto"/>
+              <w:rPr>
+                <w:color w:val="A02B93" w:themeColor="accent5"/>
+              </w:rPr>
+            </w:pPr>
+          </w:p>
+          <w:p>
+            <w:pPr>
+              <w:spacing w:line="360" w:lineRule="auto"/>
+              <w:rPr>
+                <w:color w:val="A02B93" w:themeColor="accent5"/>
+              </w:rPr>
+            </w:pPr>
+          </w:p>
+          <w:p>
+            <w:pPr>
+              <w:spacing w:line="360" w:lineRule="auto"/>
+              <w:rPr>
+                <w:color w:val="A02B93" w:themeColor="accent5"/>
+              </w:rPr>
+            </w:pPr>
+          </w:p>
+          <w:p>
+            <w:pPr>
+              <w:spacing w:line="360" w:lineRule="auto"/>
+              <w:rPr>
+                <w:color w:val="A02B93" w:themeColor="accent5"/>
+              </w:rPr>
+            </w:pPr>
+          </w:p>
+          <w:p>
+            <w:pPr>
+              <w:spacing w:line="360" w:lineRule="auto"/>
+              <w:rPr>
+                <w:color w:val="A02B93" w:themeColor="accent5"/>
+              </w:rPr>
+            </w:pPr>
+          </w:p>
+          <w:p>
+            <w:pPr>
+              <w:spacing w:line="360" w:lineRule="auto"/>
+              <w:rPr>
+                <w:color w:val="A02B93" w:themeColor="accent5"/>
+              </w:rPr>
+            </w:pPr>
+          </w:p>
+          <w:p>
+            <w:pPr>
+              <w:spacing w:line="360" w:lineRule="auto"/>
+              <w:rPr>
+                <w:color w:val="A02B93" w:themeColor="accent5"/>
+              </w:rPr>
+            </w:pPr>
+          </w:p>
+          <w:p>
+            <w:pPr>
+              <w:spacing w:line="360" w:lineRule="auto"/>
+              <w:rPr>
+                <w:color w:val="A02B93" w:themeColor="accent5"/>
+              </w:rPr>
+            </w:pPr>
+          </w:p>
+          <w:p>
+            <w:pPr>
+              <w:spacing w:line="360" w:lineRule="auto"/>
+              <w:rPr>
+                <w:color w:val="A02B93" w:themeColor="accent5"/>
+              </w:rPr>
+            </w:pPr>
+          </w:p>
+          <w:p>
+            <w:pPr>
+              <w:spacing w:line="360" w:lineRule="auto"/>
+              <w:rPr>
+                <w:color w:val="A02B93" w:themeColor="accent5"/>
+              </w:rPr>
+            </w:pPr>
+          </w:p>
+          <w:p>
+            <w:pPr>
+              <w:spacing w:line="360" w:lineRule="auto"/>
+              <w:rPr>
+                <w:color w:val="A02B93" w:themeColor="accent5"/>
+              </w:rPr>
+            </w:pPr>
+            <w:r>
+              <w:rPr>
+                <w:noProof/>
+              </w:rPr>
+              <mc:AlternateContent>
+                <mc:Choice Requires="wps">
+                  <w:drawing>
+                    <wp:anchor distT="0" distB="0" distL="114300" distR="114300" simplePos="0" relativeHeight="251674624" behindDoc="0" locked="0" layoutInCell="1" allowOverlap="1" wp14:anchorId="64A4C173" wp14:editId="72FE664A">
+                      <wp:simplePos x="0" y="0"/>
+                      <wp:positionH relativeFrom="column">
+                        <wp:posOffset>106045</wp:posOffset>
+                      </wp:positionH>
+                      <wp:positionV relativeFrom="paragraph">
+                        <wp:posOffset>63500</wp:posOffset>
+                      </wp:positionV>
+                      <wp:extent cx="4333875" cy="635"/>
+                      <wp:effectExtent l="0" t="0" r="9525" b="0"/>
+                      <wp:wrapNone/>
+                      <wp:docPr id="901618029" name="Text Box 1"/>
+                      <wp:cNvGraphicFramePr/>
+                      <a:graphic xmlns:a="http://schemas.openxmlformats.org/drawingml/2006/main">
+                        <a:graphicData uri="http://schemas.microsoft.com/office/word/2010/wordprocessingShape">
+                          <wps:wsp>
+                            <wps:cNvSpPr txBox="1"/>
+                            <wps:spPr>
+                              <a:xfrm>
+                                <a:off x="0" y="0"/>
+                                <a:ext cx="4333875" cy="635"/>
+                              </a:xfrm>
+                              <a:prstGeom prst="rect">
+                                <a:avLst/>
+                              </a:prstGeom>
+                              <a:noFill/>
+                              <a:ln>
+                                <a:noFill/>
+                              </a:ln>
+                            </wps:spPr>
+                            <wps:txbx>
+                              <w:txbxContent>
+                                <w:p>
+                                  <w:pPr>
+                                    <w:pStyle w:val="Caption"/>
+                                    <w:jc w:val="right"/>
+                                    <w:rPr>
+                                      <w:noProof/>
+                                    </w:rPr>
+                                  </w:pPr>
+                                  <w:r>
+                                    <w:t>ChatGPT 5.6 Sol</w:t>
+                                  </w:r>
+                                </w:p>
+                              </w:txbxContent>
+                            </wps:txbx>
+                            <wps:bodyPr rot="0" spcFirstLastPara="0" vertOverflow="overflow" horzOverflow="overflow" vert="horz" wrap="square" lIns="0" tIns="0" rIns="0" bIns="0" numCol="1" spcCol="0" rtlCol="0" fromWordArt="0" anchor="t" anchorCtr="0" forceAA="0" compatLnSpc="1">
+                              <a:prstTxWarp prst="textNoShape">
+                                <a:avLst/>
+                              </a:prstTxWarp>
+                              <a:spAutoFit/>
+                            </wps:bodyPr>
+                          </wps:wsp>
+                        </a:graphicData>
+                      </a:graphic>
+                    </wp:anchor>
+                  </w:drawing>
+                </mc:Choice>
+                <mc:Fallback>
+                  <w:pict>
+                    <v:shape w14:anchorId="64A4C173" id="_x0000_s1030" type="#_x0000_t202" style="position:absolute;margin-left:8.35pt;margin-top:5pt;width:341.25pt;height:.05pt;z-index:251674624;visibility:visible;mso-wrap-style:square;mso-wrap-distance-left:9pt;mso-wrap-distance-top:0;mso-wrap-distance-right:9pt;mso-wrap-distance-bottom:0;mso-position-horizontal:absolute;mso-position-horizontal-relative:text;mso-position-vertical:absolute;mso-position-vertical-relative:text;v-text-anchor:top" o:gfxdata="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" filled="f" stroked="f">
+                      <v:textbox style="mso-fit-shape-to-text:t" inset="0,0,0,0">
+                        <w:txbxContent>
+                          <w:p>
+                            <w:pPr>
+                              <w:pStyle w:val="Caption"/>
+                              <w:jc w:val="right"/>
+                              <w:rPr>
+                                <w:noProof/>
+                              </w:rPr>
+                            </w:pPr>
+                            <w:r>
+                              <w:t>ChatGPT 5.6 Sol</w:t>
+                            </w:r>
+                          </w:p>
+                        </w:txbxContent>
+                      </v:textbox>
+                    </v:shape>
+                  </w:pict>
+                </mc:Fallback>
+              </mc:AlternateContent>
+            </w:r>
+          </w:p>
+          <w:p>
+            <w:pPr>
+              <w:spacing w:line="360" w:lineRule="auto"/>
+              <w:rPr>
+                <w:b/>
+                <w:bCs/>
+                <w:color w:val="156082" w:themeColor="accent1"/>
+              </w:rPr>
+            </w:pPr>
+            <w:r>
+              <w:rPr>
+                <w:b/>
+                <w:bCs/>
+                <w:color w:val="156082" w:themeColor="accent1"/>
+              </w:rPr>
+              <w:t>Months after deployment:</w:t>
+            </w:r>
+          </w:p>
+          <w:p>
+            <w:pPr>
+              <w:pStyle w:val="ListParagraph"/>
+              <w:numPr>
+                <w:ilvl w:val="0"/>
+                <w:numId w:val="15"/>
+              </w:numPr>
+              <w:spacing w:line="360" w:lineRule="auto"/>
+              <w:rPr>
+                <w:color w:val="A02B93" w:themeColor="accent5"/>
+              </w:rPr>
+            </w:pPr>
+            <w:r>
+              <w:rPr>
+                <w:color w:val="A02B93" w:themeColor="accent5"/>
+              </w:rPr>
+              <w:t>the team should still be able to determine how a specific model was trained</w:t>
+            </w:r>
+          </w:p>
+          <w:p>
+            <w:pPr>
+              <w:spacing w:line="360" w:lineRule="auto"/>
+              <w:rPr>
+                <w:color w:val="A02B93" w:themeColor="accent5"/>
+              </w:rPr>
+            </w:pPr>
+          </w:p>
+          <w:p>
+            <w:pPr>
+              <w:spacing w:line="360" w:lineRule="auto"/>
+              <w:rPr>
+                <w:b/>
+                <w:bCs/>
+                <w:color w:val="156082" w:themeColor="accent1"/>
+              </w:rPr>
+            </w:pPr>
+            <w:r>
+              <w:rPr>
+                <w:b/>
+                <w:bCs/>
+                <w:color w:val="156082" w:themeColor="accent1"/>
+              </w:rPr>
+              <w:t>If a new model performs worse than a previous version, lineage also makes it easier to identify what changed.</w:t>
+            </w:r>
+          </w:p>
+          <w:p>
+            <w:pPr>
+              <w:spacing w:line="360" w:lineRule="auto"/>
+              <w:rPr>
+                <w:color w:val="A02B93" w:themeColor="accent5"/>
+              </w:rPr>
+            </w:pPr>
+          </w:p>
+        </w:tc>
+      </w:tr>
+      <w:tr>
+        <w:trPr>
+          <w:trHeight w:val="368"/>
+        </w:trPr>
+        <w:tc>
+          <w:tcPr>
+            <w:tcW w:w="1975" w:type="dxa"/>
+            <w:shd w:val="clear" w:color="auto" w:fill="D9D9D9" w:themeFill="background1" w:themeFillShade="D9"/>
+          </w:tcPr>
+          <w:p>
+            <w:pPr>
+              <w:spacing w:line="360" w:lineRule="auto"/>
+              <w:cnfStyle w:val="001000000000" w:firstRow="0" w:lastRow="0" w:firstColumn="1" w:lastColumn="0" w:oddVBand="0" w:evenVBand="0" w:oddHBand="0" w:evenHBand="0" w:firstRowFirstColumn="0" w:firstRowLastColumn="0" w:lastRowFirstColumn="0" w:lastRowLastColumn="0"/>
+              <w:rPr>
+                <w:color w:val="80340D" w:themeColor="accent2" w:themeShade="80"/>
+              </w:rPr>
+            </w:pPr>
+            <w:r>
+              <w:rPr>
+                <w:color w:val="80340D" w:themeColor="accent2" w:themeShade="80"/>
+              </w:rPr>
+              <w:t>Unified Monitoring</w:t>
+            </w:r>
+          </w:p>
+        </w:tc>
+        <w:tc>
+          <w:tcPr>
+            <w:tcW w:w="7506" w:type="dxa"/>
+          </w:tcPr>
+          <w:p>
+            <w:pPr>
+              <w:spacing w:line="360" w:lineRule="auto"/>
+              <w:rPr>
+                <w:b/>
+                <w:bCs/>
+                <w:color w:val="156082" w:themeColor="accent1"/>
+              </w:rPr>
+            </w:pPr>
+            <w:r>
+              <w:rPr>
+                <w:b/>
+                <w:bCs/>
+                <w:color w:val="156082" w:themeColor="accent1"/>
+              </w:rPr>
+              <w:t>Technical and business metrics should be integrated into a shared monitoring environment.</w:t>
+            </w:r>
+          </w:p>
+          <w:p>
+            <w:pPr>
+              <w:pStyle w:val="ListParagraph"/>
+              <w:numPr>
+                <w:ilvl w:val="0"/>
+                <w:numId w:val="2"/>
+              </w:numPr>
+              <w:spacing w:line="360" w:lineRule="auto"/>
+              <w:rPr>
+                <w:color w:val="A02B93" w:themeColor="accent5"/>
+              </w:rPr>
+            </w:pPr>
+            <w:r>
+              <w:rPr>
+                <w:color w:val="A02B93" w:themeColor="accent5"/>
+              </w:rPr>
+              <w:t>a unified dashboard may include:</w:t>
+            </w:r>
+          </w:p>
+          <w:p>
+            <w:pPr>
+              <w:pStyle w:val="ListParagraph"/>
+              <w:numPr>
+                <w:ilvl w:val="1"/>
+                <w:numId w:val="2"/>
+              </w:numPr>
+              <w:spacing w:line="360" w:lineRule="auto"/>
+              <w:rPr>
+                <w:color w:val="A02B93" w:themeColor="accent5"/>
+              </w:rPr>
+            </w:pPr>
+            <w:r>
+              <w:rPr>
+                <w:color w:val="A02B93" w:themeColor="accent5"/>
+              </w:rPr>
+              <w:t>model performance</w:t>
+            </w:r>
+          </w:p>
+          <w:p>
+            <w:pPr>
+              <w:pStyle w:val="ListParagraph"/>
+              <w:numPr>
+                <w:ilvl w:val="1"/>
+                <w:numId w:val="2"/>
+              </w:numPr>
+              <w:spacing w:line="360" w:lineRule="auto"/>
+              <w:rPr>
+                <w:color w:val="A02B93" w:themeColor="accent5"/>
+              </w:rPr>
+            </w:pPr>
+            <w:r>
+              <w:rPr>
+                <w:color w:val="A02B93" w:themeColor="accent5"/>
+              </w:rPr>
+              <w:t>data quality</w:t>
+            </w:r>
+          </w:p>
+          <w:p>
+            <w:pPr>
+              <w:pStyle w:val="ListParagraph"/>
+              <w:numPr>
+                <w:ilvl w:val="1"/>
+                <w:numId w:val="2"/>
+              </w:numPr>
+              <w:spacing w:line="360" w:lineRule="auto"/>
+              <w:rPr>
+                <w:color w:val="A02B93" w:themeColor="accent5"/>
+              </w:rPr>
+            </w:pPr>
+            <w:r>
+              <w:rPr>
+                <w:color w:val="A02B93" w:themeColor="accent5"/>
+              </w:rPr>
+              <w:t>drift metrics</w:t>
+            </w:r>
+          </w:p>
+          <w:p>
+            <w:pPr>
+              <w:pStyle w:val="ListParagraph"/>
+              <w:numPr>
+                <w:ilvl w:val="1"/>
+                <w:numId w:val="2"/>
+              </w:numPr>
+              <w:spacing w:line="360" w:lineRule="auto"/>
+              <w:rPr>
+                <w:color w:val="A02B93" w:themeColor="accent5"/>
+              </w:rPr>
+            </w:pPr>
+            <w:r>
+              <w:rPr>
+                <w:color w:val="A02B93" w:themeColor="accent5"/>
+              </w:rPr>
+              <w:t>pipeline health</w:t>
+            </w:r>
+          </w:p>
+          <w:p>
+            <w:pPr>
+              <w:pStyle w:val="ListParagraph"/>
+              <w:numPr>
+                <w:ilvl w:val="1"/>
+                <w:numId w:val="2"/>
+              </w:numPr>
+              <w:spacing w:line="360" w:lineRule="auto"/>
+              <w:rPr>
+                <w:color w:val="A02B93" w:themeColor="accent5"/>
+              </w:rPr>
+            </w:pPr>
+            <w:r>
+              <w:rPr>
+                <w:color w:val="A02B93" w:themeColor="accent5"/>
+              </w:rPr>
+              <w:t>latency</w:t>
+            </w:r>
+          </w:p>
+          <w:p>
+            <w:pPr>
+              <w:pStyle w:val="ListParagraph"/>
+              <w:numPr>
+                <w:ilvl w:val="1"/>
+                <w:numId w:val="2"/>
+              </w:numPr>
+              <w:spacing w:line="360" w:lineRule="auto"/>
+              <w:rPr>
+                <w:color w:val="A02B93" w:themeColor="accent5"/>
+              </w:rPr>
+            </w:pPr>
+            <w:r>
+              <w:rPr>
+                <w:color w:val="A02B93" w:themeColor="accent5"/>
+              </w:rPr>
+              <w:t>resource utilization</w:t>
+            </w:r>
+          </w:p>
+          <w:p>
+            <w:pPr>
+              <w:pStyle w:val="ListParagraph"/>
+              <w:numPr>
+                <w:ilvl w:val="1"/>
+                <w:numId w:val="2"/>
+              </w:numPr>
+              <w:spacing w:line="360" w:lineRule="auto"/>
+              <w:rPr>
+                <w:color w:val="A02B93" w:themeColor="accent5"/>
+              </w:rPr>
+            </w:pPr>
+            <w:r>
+              <w:rPr>
+                <w:color w:val="A02B93" w:themeColor="accent5"/>
+              </w:rPr>
+              <w:lastRenderedPageBreak/>
+              <w:t>business KPIs</w:t>
+            </w:r>
+          </w:p>
+          <w:p>
+            <w:pPr>
+              <w:spacing w:line="360" w:lineRule="auto"/>
+              <w:rPr>
+                <w:color w:val="A02B93" w:themeColor="accent5"/>
+              </w:rPr>
+            </w:pPr>
+            <w:r>
+              <w:rPr>
+                <w:noProof/>
+              </w:rPr>
+              <mc:AlternateContent>
+                <mc:Choice Requires="wps">
+                  <w:drawing>
+                    <wp:anchor distT="0" distB="0" distL="114300" distR="114300" simplePos="0" relativeHeight="251669504" behindDoc="0" locked="0" layoutInCell="1" allowOverlap="1" wp14:anchorId="6F9D9EFB" wp14:editId="2E29632E">
+                      <wp:simplePos x="0" y="0"/>
+                      <wp:positionH relativeFrom="column">
+                        <wp:posOffset>121920</wp:posOffset>
+                      </wp:positionH>
+                      <wp:positionV relativeFrom="paragraph">
+                        <wp:posOffset>3014980</wp:posOffset>
+                      </wp:positionV>
+                      <wp:extent cx="4385945" cy="635"/>
+                      <wp:effectExtent l="0" t="0" r="14605" b="0"/>
+                      <wp:wrapNone/>
+                      <wp:docPr id="238820130" name="Text Box 1"/>
+                      <wp:cNvGraphicFramePr/>
+                      <a:graphic xmlns:a="http://schemas.openxmlformats.org/drawingml/2006/main">
+                        <a:graphicData uri="http://schemas.microsoft.com/office/word/2010/wordprocessingShape">
+                          <wps:wsp>
+                            <wps:cNvSpPr txBox="1"/>
+                            <wps:spPr>
+                              <a:xfrm>
+                                <a:off x="0" y="0"/>
+                                <a:ext cx="4385945" cy="635"/>
+                              </a:xfrm>
+                              <a:prstGeom prst="rect">
+                                <a:avLst/>
+                              </a:prstGeom>
+                              <a:noFill/>
+                              <a:ln>
+                                <a:noFill/>
+                              </a:ln>
+                            </wps:spPr>
+                            <wps:txbx>
+                              <w:txbxContent>
+                                <w:p>
+                                  <w:pPr>
+                                    <w:pStyle w:val="Caption"/>
+                                    <w:jc w:val="right"/>
+                                    <w:rPr>
+                                      <w:noProof/>
+                                    </w:rPr>
+                                  </w:pPr>
+                                  <w:r>
+                                    <w:t>ChatGPT 5.6 Sol</w:t>
+                                  </w:r>
+                                </w:p>
+                              </w:txbxContent>
+                            </wps:txbx>
+                            <wps:bodyPr rot="0" spcFirstLastPara="0" vertOverflow="overflow" horzOverflow="overflow" vert="horz" wrap="square" lIns="0" tIns="0" rIns="0" bIns="0" numCol="1" spcCol="0" rtlCol="0" fromWordArt="0" anchor="t" anchorCtr="0" forceAA="0" compatLnSpc="1">
+                              <a:prstTxWarp prst="textNoShape">
+                                <a:avLst/>
+                              </a:prstTxWarp>
+                              <a:spAutoFit/>
+                            </wps:bodyPr>
+                          </wps:wsp>
+                        </a:graphicData>
+                      </a:graphic>
+                    </wp:anchor>
+                  </w:drawing>
+                </mc:Choice>
+                <mc:Fallback>
+                  <w:pict>
+                    <v:shape w14:anchorId="6F9D9EFB" id="_x0000_s1031" type="#_x0000_t202" style="position:absolute;margin-left:9.6pt;margin-top:237.4pt;width:345.35pt;height:.05pt;z-index:251669504;visibility:visible;mso-wrap-style:square;mso-wrap-distance-left:9pt;mso-wrap-distance-top:0;mso-wrap-distance-right:9pt;mso-wrap-distance-bottom:0;mso-position-horizontal:absolute;mso-position-horizontal-relative:text;mso-position-vertical:absolute;mso-position-vertical-relative:text;v-text-anchor:top" o:gfxdata="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" filled="f" stroked="f">
+                      <v:textbox style="mso-fit-shape-to-text:t" inset="0,0,0,0">
+                        <w:txbxContent>
+                          <w:p>
+                            <w:pPr>
+                              <w:pStyle w:val="Caption"/>
+                              <w:jc w:val="right"/>
+                              <w:rPr>
+                                <w:noProof/>
+                              </w:rPr>
+                            </w:pPr>
+                            <w:r>
+                              <w:t>ChatGPT 5.6 Sol</w:t>
+                            </w:r>
+                          </w:p>
+                        </w:txbxContent>
+                      </v:textbox>
+                    </v:shape>
+                  </w:pict>
+                </mc:Fallback>
+              </mc:AlternateContent>
+            </w:r>
+            <w:r>
+              <w:rPr>
+                <w:noProof/>
+              </w:rPr>
+              <w:drawing>
+                <wp:anchor distT="0" distB="0" distL="114300" distR="114300" simplePos="0" relativeHeight="251667456" behindDoc="0" locked="0" layoutInCell="1" allowOverlap="1" wp14:anchorId="769334F2" wp14:editId="04CEB70D">
+                  <wp:simplePos x="0" y="0"/>
+                  <wp:positionH relativeFrom="column">
+                    <wp:posOffset>121920</wp:posOffset>
+                  </wp:positionH>
+                  <wp:positionV relativeFrom="paragraph">
+                    <wp:posOffset>33655</wp:posOffset>
+                  </wp:positionV>
+                  <wp:extent cx="4385945" cy="2924175"/>
+                  <wp:effectExtent l="76200" t="38100" r="71755" b="123825"/>
+                  <wp:wrapNone/>
+                  <wp:docPr id="1062228024" name="Picture 4"/>
+                  <wp:cNvGraphicFramePr>
+                    <a:graphicFrameLocks xmlns:a="http://schemas.openxmlformats.org/drawingml/2006/main" noChangeAspect="1"/>
+                  </wp:cNvGraphicFramePr>
+                  <a:graphic xmlns:a="http://schemas.openxmlformats.org/drawingml/2006/main">
+                    <a:graphicData uri="http://schemas.openxmlformats.org/drawingml/2006/picture">
+                      <pic:pic xmlns:pic="http://schemas.openxmlformats.org/drawingml/2006/picture">
+                        <pic:nvPicPr>
+                          <pic:cNvPr id="0" name="Picture 1"/>
+                          <pic:cNvPicPr>
+                            <a:picLocks noChangeAspect="1" noChangeArrowheads="1"/>
+                          </pic:cNvPicPr>
+                        </pic:nvPicPr>
+                        <pic:blipFill>
+                          <a:blip r:embed="rId15" cstate="print">
+                            <a:extLst>
+                              <a:ext uri="{28A0092B-C50C-407E-A947-70E740481C1C}">
+                                <a14:useLocalDpi xmlns:a14="http://schemas.microsoft.com/office/drawing/2010/main" val="0"/>
+                              </a:ext>
+                            </a:extLst>
+                          </a:blip>
+                          <a:srcRect/>
+                          <a:stretch>
+                            <a:fillRect/>
+                          </a:stretch>
+                        </pic:blipFill>
+                        <pic:spPr bwMode="auto">
+                          <a:xfrm>
+                            <a:off x="0" y="0"/>
+                            <a:ext cx="4385945" cy="2924175"/>
+                          </a:xfrm>
+                          <a:prstGeom prst="rect">
+                            <a:avLst/>
+                          </a:prstGeom>
+                          <a:noFill/>
+                          <a:ln>
+                            <a:solidFill>
+                              <a:schemeClr val="accent1"/>
+                            </a:solidFill>
+                          </a:ln>
+                          <a:effectLst>
+                            <a:outerShdw blurRad="50800" dist="38100" dir="5400000" algn="t" rotWithShape="0">
+                              <a:prstClr val="black">
+                                <a:alpha val="40000"/>
+                              </a:prstClr>
+                            </a:outerShdw>
+                          </a:effectLst>
+                        </pic:spPr>
+                      </pic:pic>
+                    </a:graphicData>
+                  </a:graphic>
+                </wp:anchor>
+              </w:drawing>
+            </w:r>
+          </w:p>
+          <w:p>
+            <w:pPr>
+              <w:spacing w:line="360" w:lineRule="auto"/>
+              <w:rPr>
+                <w:color w:val="A02B93" w:themeColor="accent5"/>
+              </w:rPr>
+            </w:pPr>
+          </w:p>
+          <w:p>
+            <w:pPr>
+              <w:spacing w:line="360" w:lineRule="auto"/>
+              <w:rPr>
+                <w:color w:val="A02B93" w:themeColor="accent5"/>
+              </w:rPr>
+            </w:pPr>
+          </w:p>
+          <w:p>
+            <w:pPr>
+              <w:spacing w:line="360" w:lineRule="auto"/>
+              <w:rPr>
+                <w:color w:val="A02B93" w:themeColor="accent5"/>
+              </w:rPr>
+            </w:pPr>
+          </w:p>
+          <w:p>
+            <w:pPr>
+              <w:spacing w:line="360" w:lineRule="auto"/>
+              <w:rPr>
+                <w:color w:val="A02B93" w:themeColor="accent5"/>
+              </w:rPr>
+            </w:pPr>
+          </w:p>
+          <w:p>
+            <w:pPr>
+              <w:spacing w:line="360" w:lineRule="auto"/>
+              <w:rPr>
+                <w:color w:val="A02B93" w:themeColor="accent5"/>
+              </w:rPr>
+            </w:pPr>
+          </w:p>
+          <w:p>
+            <w:pPr>
+              <w:spacing w:line="360" w:lineRule="auto"/>
+              <w:rPr>
+                <w:color w:val="A02B93" w:themeColor="accent5"/>
+              </w:rPr>
+            </w:pPr>
+          </w:p>
+          <w:p>
+            <w:pPr>
+              <w:spacing w:line="360" w:lineRule="auto"/>
+              <w:rPr>
+                <w:color w:val="A02B93" w:themeColor="accent5"/>
+              </w:rPr>
+            </w:pPr>
+          </w:p>
+          <w:p>
+            <w:pPr>
+              <w:spacing w:line="360" w:lineRule="auto"/>
+              <w:rPr>
+                <w:color w:val="A02B93" w:themeColor="accent5"/>
+              </w:rPr>
+            </w:pPr>
+          </w:p>
+          <w:p>
+            <w:pPr>
+              <w:spacing w:line="360" w:lineRule="auto"/>
+              <w:rPr>
+                <w:color w:val="A02B93" w:themeColor="accent5"/>
+              </w:rPr>
+            </w:pPr>
+          </w:p>
+          <w:p>
+            <w:pPr>
+              <w:spacing w:line="360" w:lineRule="auto"/>
+              <w:rPr>
+                <w:color w:val="A02B93" w:themeColor="accent5"/>
+              </w:rPr>
+            </w:pPr>
+          </w:p>
+          <w:p>
+            <w:pPr>
+              <w:spacing w:line="360" w:lineRule="auto"/>
+              <w:rPr>
+                <w:color w:val="A02B93" w:themeColor="accent5"/>
+              </w:rPr>
+            </w:pPr>
+          </w:p>
+          <w:p>
+            <w:pPr>
+              <w:spacing w:line="360" w:lineRule="auto"/>
+              <w:rPr>
+                <w:b/>
+                <w:bCs/>
+                <w:color w:val="156082" w:themeColor="accent1"/>
+              </w:rPr>
+            </w:pPr>
+            <w:r>
+              <w:rPr>
+                <w:b/>
+                <w:bCs/>
+                <w:color w:val="156082" w:themeColor="accent1"/>
+              </w:rPr>
+              <w:t>Different stakeholders can examine the same underlying system from different perspectives.</w:t>
+            </w:r>
+          </w:p>
+          <w:p>
+            <w:pPr>
+              <w:pStyle w:val="ListParagraph"/>
+              <w:numPr>
+                <w:ilvl w:val="0"/>
+                <w:numId w:val="2"/>
+              </w:numPr>
+              <w:spacing w:line="360" w:lineRule="auto"/>
+              <w:rPr>
+                <w:color w:val="A02B93" w:themeColor="accent5"/>
+              </w:rPr>
+            </w:pPr>
+            <w:r>
+              <w:rPr>
+                <w:color w:val="A02B93" w:themeColor="accent5"/>
+              </w:rPr>
+              <w:t>executives may examine:</w:t>
+            </w:r>
+          </w:p>
+          <w:p>
+            <w:pPr>
+              <w:pStyle w:val="ListParagraph"/>
+              <w:numPr>
+                <w:ilvl w:val="1"/>
+                <w:numId w:val="2"/>
+              </w:numPr>
+              <w:spacing w:line="360" w:lineRule="auto"/>
+              <w:rPr>
+                <w:color w:val="A02B93" w:themeColor="accent5"/>
+              </w:rPr>
+            </w:pPr>
+            <w:r>
+              <w:rPr>
+                <w:color w:val="A02B93" w:themeColor="accent5"/>
+              </w:rPr>
+              <w:t>sales</w:t>
+            </w:r>
+          </w:p>
+          <w:p>
+            <w:pPr>
+              <w:pStyle w:val="ListParagraph"/>
+              <w:numPr>
+                <w:ilvl w:val="1"/>
+                <w:numId w:val="2"/>
+              </w:numPr>
+              <w:spacing w:line="360" w:lineRule="auto"/>
+              <w:rPr>
+                <w:color w:val="A02B93" w:themeColor="accent5"/>
+              </w:rPr>
+            </w:pPr>
+            <w:r>
+              <w:rPr>
+                <w:color w:val="A02B93" w:themeColor="accent5"/>
+              </w:rPr>
+              <w:t>engagement</w:t>
+            </w:r>
+          </w:p>
+          <w:p>
+            <w:pPr>
+              <w:pStyle w:val="ListParagraph"/>
+              <w:numPr>
+                <w:ilvl w:val="1"/>
+                <w:numId w:val="2"/>
+              </w:numPr>
+              <w:spacing w:line="360" w:lineRule="auto"/>
+              <w:rPr>
+                <w:color w:val="A02B93" w:themeColor="accent5"/>
+              </w:rPr>
+            </w:pPr>
+            <w:r>
+              <w:rPr>
+                <w:color w:val="A02B93" w:themeColor="accent5"/>
+              </w:rPr>
+              <w:t>regional KPIs</w:t>
+            </w:r>
+          </w:p>
+          <w:p>
+            <w:pPr>
+              <w:spacing w:line="360" w:lineRule="auto"/>
+              <w:rPr>
+                <w:color w:val="A02B93" w:themeColor="accent5"/>
+              </w:rPr>
+            </w:pPr>
+          </w:p>
+          <w:p>
+            <w:pPr>
+              <w:pStyle w:val="ListParagraph"/>
+              <w:numPr>
+                <w:ilvl w:val="0"/>
+                <w:numId w:val="2"/>
+              </w:numPr>
+              <w:spacing w:line="360" w:lineRule="auto"/>
+              <w:rPr>
+                <w:color w:val="A02B93" w:themeColor="accent5"/>
+              </w:rPr>
+            </w:pPr>
+            <w:r>
+              <w:rPr>
+                <w:color w:val="A02B93" w:themeColor="accent5"/>
+              </w:rPr>
+              <w:t>engineers may examine:</w:t>
+            </w:r>
+          </w:p>
+          <w:p>
+            <w:pPr>
+              <w:pStyle w:val="ListParagraph"/>
+              <w:numPr>
+                <w:ilvl w:val="1"/>
+                <w:numId w:val="2"/>
+              </w:numPr>
+              <w:spacing w:line="360" w:lineRule="auto"/>
+              <w:rPr>
+                <w:color w:val="A02B93" w:themeColor="accent5"/>
+              </w:rPr>
+            </w:pPr>
+            <w:r>
+              <w:rPr>
+                <w:color w:val="A02B93" w:themeColor="accent5"/>
+              </w:rPr>
+              <w:t>API latency</w:t>
+            </w:r>
+          </w:p>
+          <w:p>
+            <w:pPr>
+              <w:pStyle w:val="ListParagraph"/>
+              <w:numPr>
+                <w:ilvl w:val="1"/>
+                <w:numId w:val="2"/>
+              </w:numPr>
+              <w:spacing w:line="360" w:lineRule="auto"/>
+              <w:rPr>
+                <w:color w:val="A02B93" w:themeColor="accent5"/>
+              </w:rPr>
+            </w:pPr>
+            <w:r>
+              <w:rPr>
+                <w:color w:val="A02B93" w:themeColor="accent5"/>
+              </w:rPr>
+              <w:t>resource utilization</w:t>
+            </w:r>
+          </w:p>
+          <w:p>
+            <w:pPr>
+              <w:pStyle w:val="ListParagraph"/>
+              <w:numPr>
+                <w:ilvl w:val="1"/>
+                <w:numId w:val="2"/>
+              </w:numPr>
+              <w:spacing w:line="360" w:lineRule="auto"/>
+              <w:rPr>
+                <w:color w:val="A02B93" w:themeColor="accent5"/>
+              </w:rPr>
+            </w:pPr>
+            <w:r>
+              <w:rPr>
+                <w:color w:val="A02B93" w:themeColor="accent5"/>
+              </w:rPr>
+              <w:t>pipeline failures</w:t>
+            </w:r>
+          </w:p>
+          <w:p>
+            <w:pPr>
+              <w:spacing w:line="360" w:lineRule="auto"/>
+              <w:rPr>
+                <w:color w:val="A02B93" w:themeColor="accent5"/>
+              </w:rPr>
+            </w:pPr>
+          </w:p>
+          <w:p>
+            <w:pPr>
+              <w:pStyle w:val="ListParagraph"/>
+              <w:numPr>
+                <w:ilvl w:val="0"/>
+                <w:numId w:val="2"/>
+              </w:numPr>
+              <w:spacing w:line="360" w:lineRule="auto"/>
+              <w:rPr>
+                <w:color w:val="A02B93" w:themeColor="accent5"/>
+              </w:rPr>
+            </w:pPr>
+            <w:r>
+              <w:rPr>
+                <w:color w:val="A02B93" w:themeColor="accent5"/>
+              </w:rPr>
+              <w:t>data scientists may examine:</w:t>
+            </w:r>
+          </w:p>
+          <w:p>
+            <w:pPr>
+              <w:pStyle w:val="ListParagraph"/>
+              <w:numPr>
+                <w:ilvl w:val="1"/>
+                <w:numId w:val="2"/>
+              </w:numPr>
+              <w:spacing w:line="360" w:lineRule="auto"/>
+              <w:rPr>
+                <w:color w:val="A02B93" w:themeColor="accent5"/>
+              </w:rPr>
+            </w:pPr>
+            <w:r>
+              <w:rPr>
+                <w:color w:val="A02B93" w:themeColor="accent5"/>
+              </w:rPr>
+              <w:t>feature distributions</w:t>
+            </w:r>
+          </w:p>
+          <w:p>
+            <w:pPr>
+              <w:pStyle w:val="ListParagraph"/>
+              <w:numPr>
+                <w:ilvl w:val="1"/>
+                <w:numId w:val="2"/>
+              </w:numPr>
+              <w:spacing w:line="360" w:lineRule="auto"/>
+              <w:rPr>
+                <w:color w:val="A02B93" w:themeColor="accent5"/>
+              </w:rPr>
+            </w:pPr>
+            <w:r>
+              <w:rPr>
+                <w:color w:val="A02B93" w:themeColor="accent5"/>
+              </w:rPr>
+              <w:t>data drift</w:t>
+            </w:r>
+          </w:p>
+          <w:p>
+            <w:pPr>
+              <w:pStyle w:val="ListParagraph"/>
+              <w:numPr>
+                <w:ilvl w:val="1"/>
+                <w:numId w:val="2"/>
+              </w:numPr>
+              <w:spacing w:line="360" w:lineRule="auto"/>
+              <w:rPr>
+                <w:color w:val="A02B93" w:themeColor="accent5"/>
+              </w:rPr>
+            </w:pPr>
+            <w:r>
+              <w:rPr>
+                <w:color w:val="A02B93" w:themeColor="accent5"/>
+              </w:rPr>
+              <w:t>model performance</w:t>
+            </w:r>
+          </w:p>
+          <w:p>
+            <w:pPr>
+              <w:pStyle w:val="ListParagraph"/>
+              <w:numPr>
+                <w:ilvl w:val="1"/>
+                <w:numId w:val="2"/>
+              </w:numPr>
+              <w:spacing w:line="360" w:lineRule="auto"/>
+              <w:rPr>
+                <w:color w:val="A02B93" w:themeColor="accent5"/>
+              </w:rPr>
+            </w:pPr>
+            <w:r>
+              <w:rPr>
+                <w:color w:val="A02B93" w:themeColor="accent5"/>
+              </w:rPr>
+              <w:lastRenderedPageBreak/>
+              <w:t>prediction behavior</w:t>
+            </w:r>
+          </w:p>
+          <w:p>
+            <w:pPr>
+              <w:spacing w:line="360" w:lineRule="auto"/>
               <w:rPr>
                 <w:color w:val="A02B93" w:themeColor="accent5"/>
               </w:rPr>
@@ -22412,7 +24744,7 @@
                 <w:color w:val="80340D" w:themeColor="accent2" w:themeShade="80"/>
               </w:rPr>
               <w:lastRenderedPageBreak/>
-              <w:t>Model Lineage</w:t>
+              <w:t>Shared Source Of Truth</w:t>
             </w:r>
           </w:p>
         </w:tc>
@@ -22436,311 +24768,127 @@
                 <w:bCs/>
                 <w:color w:val="156082" w:themeColor="accent1"/>
               </w:rPr>
-              <w:t>Model lineage creates a traceable relationship between:</w:t>
-            </w:r>
-          </w:p>
-          <w:p>
-            <w:pPr>
-              <w:pStyle w:val="ListParagraph"/>
-              <w:numPr>
-                <w:ilvl w:val="0"/>
-                <w:numId w:val="2"/>
-              </w:numPr>
-              <w:spacing w:line="360" w:lineRule="auto"/>
-              <w:cnfStyle w:val="000000000000" w:firstRow="0" w:lastRow="0" w:firstColumn="0" w:lastColumn="0" w:oddVBand="0" w:evenVBand="0" w:oddHBand="0" w:evenHBand="0" w:firstRowFirstColumn="0" w:firstRowLastColumn="0" w:lastRowFirstColumn="0" w:lastRowLastColumn="0"/>
-              <w:rPr>
-                <w:color w:val="A02B93" w:themeColor="accent5"/>
-              </w:rPr>
-            </w:pPr>
-            <w:r>
-              <w:rPr>
-                <w:color w:val="A02B93" w:themeColor="accent5"/>
-              </w:rPr>
-              <w:t>source data</w:t>
-            </w:r>
-          </w:p>
-          <w:p>
-            <w:pPr>
-              <w:pStyle w:val="ListParagraph"/>
-              <w:numPr>
-                <w:ilvl w:val="0"/>
-                <w:numId w:val="2"/>
-              </w:numPr>
-              <w:spacing w:line="360" w:lineRule="auto"/>
-              <w:cnfStyle w:val="000000000000" w:firstRow="0" w:lastRow="0" w:firstColumn="0" w:lastColumn="0" w:oddVBand="0" w:evenVBand="0" w:oddHBand="0" w:evenHBand="0" w:firstRowFirstColumn="0" w:firstRowLastColumn="0" w:lastRowFirstColumn="0" w:lastRowLastColumn="0"/>
-              <w:rPr>
-                <w:color w:val="A02B93" w:themeColor="accent5"/>
-              </w:rPr>
-            </w:pPr>
-            <w:r>
-              <w:rPr>
-                <w:color w:val="A02B93" w:themeColor="accent5"/>
-              </w:rPr>
-              <w:t>training configuration</w:t>
-            </w:r>
-          </w:p>
-          <w:p>
-            <w:pPr>
-              <w:pStyle w:val="ListParagraph"/>
-              <w:numPr>
-                <w:ilvl w:val="0"/>
-                <w:numId w:val="2"/>
-              </w:numPr>
-              <w:spacing w:line="360" w:lineRule="auto"/>
-              <w:cnfStyle w:val="000000000000" w:firstRow="0" w:lastRow="0" w:firstColumn="0" w:lastColumn="0" w:oddVBand="0" w:evenVBand="0" w:oddHBand="0" w:evenHBand="0" w:firstRowFirstColumn="0" w:firstRowLastColumn="0" w:lastRowFirstColumn="0" w:lastRowLastColumn="0"/>
-              <w:rPr>
-                <w:color w:val="A02B93" w:themeColor="accent5"/>
-              </w:rPr>
-            </w:pPr>
-            <w:r>
-              <w:rPr>
-                <w:color w:val="A02B93" w:themeColor="accent5"/>
-              </w:rPr>
-              <w:t>code</w:t>
-            </w:r>
-          </w:p>
-          <w:p>
-            <w:pPr>
-              <w:pStyle w:val="ListParagraph"/>
-              <w:numPr>
-                <w:ilvl w:val="0"/>
-                <w:numId w:val="2"/>
-              </w:numPr>
-              <w:spacing w:line="360" w:lineRule="auto"/>
-              <w:cnfStyle w:val="000000000000" w:firstRow="0" w:lastRow="0" w:firstColumn="0" w:lastColumn="0" w:oddVBand="0" w:evenVBand="0" w:oddHBand="0" w:evenHBand="0" w:firstRowFirstColumn="0" w:firstRowLastColumn="0" w:lastRowFirstColumn="0" w:lastRowLastColumn="0"/>
-              <w:rPr>
-                <w:color w:val="A02B93" w:themeColor="accent5"/>
-              </w:rPr>
-            </w:pPr>
-            <w:r>
-              <w:rPr>
-                <w:color w:val="A02B93" w:themeColor="accent5"/>
-              </w:rPr>
-              <w:t>experiment</w:t>
-            </w:r>
-          </w:p>
-          <w:p>
-            <w:pPr>
-              <w:pStyle w:val="ListParagraph"/>
-              <w:numPr>
-                <w:ilvl w:val="0"/>
-                <w:numId w:val="2"/>
-              </w:numPr>
-              <w:spacing w:line="360" w:lineRule="auto"/>
-              <w:cnfStyle w:val="000000000000" w:firstRow="0" w:lastRow="0" w:firstColumn="0" w:lastColumn="0" w:oddVBand="0" w:evenVBand="0" w:oddHBand="0" w:evenHBand="0" w:firstRowFirstColumn="0" w:firstRowLastColumn="0" w:lastRowFirstColumn="0" w:lastRowLastColumn="0"/>
-              <w:rPr>
-                <w:color w:val="A02B93" w:themeColor="accent5"/>
-              </w:rPr>
-            </w:pPr>
-            <w:r>
-              <w:rPr>
-                <w:color w:val="A02B93" w:themeColor="accent5"/>
-              </w:rPr>
-              <w:t>model artifact</w:t>
-            </w:r>
-          </w:p>
-          <w:p>
-            <w:pPr>
-              <w:pStyle w:val="ListParagraph"/>
-              <w:numPr>
-                <w:ilvl w:val="0"/>
-                <w:numId w:val="2"/>
-              </w:numPr>
-              <w:spacing w:line="360" w:lineRule="auto"/>
-              <w:cnfStyle w:val="000000000000" w:firstRow="0" w:lastRow="0" w:firstColumn="0" w:lastColumn="0" w:oddVBand="0" w:evenVBand="0" w:oddHBand="0" w:evenHBand="0" w:firstRowFirstColumn="0" w:firstRowLastColumn="0" w:lastRowFirstColumn="0" w:lastRowLastColumn="0"/>
-              <w:rPr>
-                <w:color w:val="A02B93" w:themeColor="accent5"/>
-              </w:rPr>
-            </w:pPr>
-            <w:r>
-              <w:rPr>
-                <w:color w:val="A02B93" w:themeColor="accent5"/>
-              </w:rPr>
-              <w:t>deployment</w:t>
-            </w:r>
-          </w:p>
-          <w:p>
-            <w:pPr>
-              <w:spacing w:line="360" w:lineRule="auto"/>
-              <w:cnfStyle w:val="000000000000" w:firstRow="0" w:lastRow="0" w:firstColumn="0" w:lastColumn="0" w:oddVBand="0" w:evenVBand="0" w:oddHBand="0" w:evenHBand="0" w:firstRowFirstColumn="0" w:firstRowLastColumn="0" w:lastRowFirstColumn="0" w:lastRowLastColumn="0"/>
-              <w:rPr>
-                <w:color w:val="A02B93" w:themeColor="accent5"/>
-              </w:rPr>
-            </w:pPr>
-          </w:p>
-          <w:p>
-            <w:pPr>
-              <w:spacing w:line="360" w:lineRule="auto"/>
-              <w:cnfStyle w:val="000000000000" w:firstRow="0" w:lastRow="0" w:firstColumn="0" w:lastColumn="0" w:oddVBand="0" w:evenVBand="0" w:oddHBand="0" w:evenHBand="0" w:firstRowFirstColumn="0" w:firstRowLastColumn="0" w:lastRowFirstColumn="0" w:lastRowLastColumn="0"/>
-              <w:rPr>
-                <w:b/>
-                <w:bCs/>
-                <w:color w:val="156082" w:themeColor="accent1"/>
-              </w:rPr>
-            </w:pPr>
-            <w:r>
-              <w:rPr>
-                <w:b/>
-                <w:bCs/>
-                <w:color w:val="156082" w:themeColor="accent1"/>
-              </w:rPr>
-              <w:t>This traceability supports:</w:t>
-            </w:r>
-          </w:p>
-          <w:p>
-            <w:pPr>
-              <w:pStyle w:val="ListParagraph"/>
-              <w:numPr>
-                <w:ilvl w:val="0"/>
-                <w:numId w:val="2"/>
-              </w:numPr>
-              <w:spacing w:line="360" w:lineRule="auto"/>
-              <w:cnfStyle w:val="000000000000" w:firstRow="0" w:lastRow="0" w:firstColumn="0" w:lastColumn="0" w:oddVBand="0" w:evenVBand="0" w:oddHBand="0" w:evenHBand="0" w:firstRowFirstColumn="0" w:firstRowLastColumn="0" w:lastRowFirstColumn="0" w:lastRowLastColumn="0"/>
-              <w:rPr>
-                <w:color w:val="A02B93" w:themeColor="accent5"/>
-              </w:rPr>
-            </w:pPr>
-            <w:r>
-              <w:rPr>
-                <w:color w:val="A02B93" w:themeColor="accent5"/>
-              </w:rPr>
-              <w:t>reproducibility</w:t>
-            </w:r>
-          </w:p>
-          <w:p>
-            <w:pPr>
-              <w:pStyle w:val="ListParagraph"/>
-              <w:numPr>
-                <w:ilvl w:val="0"/>
-                <w:numId w:val="2"/>
-              </w:numPr>
-              <w:spacing w:line="360" w:lineRule="auto"/>
-              <w:cnfStyle w:val="000000000000" w:firstRow="0" w:lastRow="0" w:firstColumn="0" w:lastColumn="0" w:oddVBand="0" w:evenVBand="0" w:oddHBand="0" w:evenHBand="0" w:firstRowFirstColumn="0" w:firstRowLastColumn="0" w:lastRowFirstColumn="0" w:lastRowLastColumn="0"/>
-              <w:rPr>
-                <w:color w:val="A02B93" w:themeColor="accent5"/>
-              </w:rPr>
-            </w:pPr>
-            <w:r>
-              <w:rPr>
-                <w:color w:val="A02B93" w:themeColor="accent5"/>
-              </w:rPr>
-              <w:t>debugging</w:t>
-            </w:r>
-          </w:p>
-          <w:p>
-            <w:pPr>
-              <w:pStyle w:val="ListParagraph"/>
-              <w:numPr>
-                <w:ilvl w:val="0"/>
-                <w:numId w:val="2"/>
-              </w:numPr>
-              <w:spacing w:line="360" w:lineRule="auto"/>
-              <w:cnfStyle w:val="000000000000" w:firstRow="0" w:lastRow="0" w:firstColumn="0" w:lastColumn="0" w:oddVBand="0" w:evenVBand="0" w:oddHBand="0" w:evenHBand="0" w:firstRowFirstColumn="0" w:firstRowLastColumn="0" w:lastRowFirstColumn="0" w:lastRowLastColumn="0"/>
-              <w:rPr>
-                <w:color w:val="A02B93" w:themeColor="accent5"/>
-              </w:rPr>
-            </w:pPr>
-            <w:r>
-              <w:rPr>
-                <w:color w:val="A02B93" w:themeColor="accent5"/>
-              </w:rPr>
-              <w:t>governance</w:t>
-            </w:r>
-          </w:p>
-          <w:p>
-            <w:pPr>
-              <w:pStyle w:val="ListParagraph"/>
-              <w:numPr>
-                <w:ilvl w:val="0"/>
-                <w:numId w:val="2"/>
-              </w:numPr>
-              <w:spacing w:line="360" w:lineRule="auto"/>
-              <w:cnfStyle w:val="000000000000" w:firstRow="0" w:lastRow="0" w:firstColumn="0" w:lastColumn="0" w:oddVBand="0" w:evenVBand="0" w:oddHBand="0" w:evenHBand="0" w:firstRowFirstColumn="0" w:firstRowLastColumn="0" w:lastRowFirstColumn="0" w:lastRowLastColumn="0"/>
-              <w:rPr>
-                <w:color w:val="A02B93" w:themeColor="accent5"/>
-              </w:rPr>
-            </w:pPr>
-            <w:r>
-              <w:rPr>
-                <w:color w:val="A02B93" w:themeColor="accent5"/>
-              </w:rPr>
-              <w:t>auditing</w:t>
-            </w:r>
-          </w:p>
-          <w:p>
-            <w:pPr>
-              <w:spacing w:line="360" w:lineRule="auto"/>
-              <w:cnfStyle w:val="000000000000" w:firstRow="0" w:lastRow="0" w:firstColumn="0" w:lastColumn="0" w:oddVBand="0" w:evenVBand="0" w:oddHBand="0" w:evenHBand="0" w:firstRowFirstColumn="0" w:firstRowLastColumn="0" w:lastRowFirstColumn="0" w:lastRowLastColumn="0"/>
-              <w:rPr>
-                <w:color w:val="A02B93" w:themeColor="accent5"/>
-              </w:rPr>
-            </w:pPr>
-          </w:p>
-          <w:p>
-            <w:pPr>
-              <w:spacing w:line="360" w:lineRule="auto"/>
-              <w:cnfStyle w:val="000000000000" w:firstRow="0" w:lastRow="0" w:firstColumn="0" w:lastColumn="0" w:oddVBand="0" w:evenVBand="0" w:oddHBand="0" w:evenHBand="0" w:firstRowFirstColumn="0" w:firstRowLastColumn="0" w:lastRowFirstColumn="0" w:lastRowLastColumn="0"/>
-              <w:rPr>
-                <w:b/>
-                <w:bCs/>
-                <w:color w:val="156082" w:themeColor="accent1"/>
-              </w:rPr>
-            </w:pPr>
-            <w:r>
-              <w:rPr>
-                <w:b/>
-                <w:bCs/>
-                <w:color w:val="156082" w:themeColor="accent1"/>
-              </w:rPr>
-              <w:t>Months after deployment:</w:t>
-            </w:r>
-          </w:p>
-          <w:p>
-            <w:pPr>
-              <w:pStyle w:val="ListParagraph"/>
-              <w:numPr>
-                <w:ilvl w:val="0"/>
-                <w:numId w:val="15"/>
-              </w:numPr>
-              <w:spacing w:line="360" w:lineRule="auto"/>
-              <w:cnfStyle w:val="000000000000" w:firstRow="0" w:lastRow="0" w:firstColumn="0" w:lastColumn="0" w:oddVBand="0" w:evenVBand="0" w:oddHBand="0" w:evenHBand="0" w:firstRowFirstColumn="0" w:firstRowLastColumn="0" w:lastRowFirstColumn="0" w:lastRowLastColumn="0"/>
-              <w:rPr>
-                <w:color w:val="A02B93" w:themeColor="accent5"/>
-              </w:rPr>
-            </w:pPr>
-            <w:r>
-              <w:rPr>
-                <w:color w:val="A02B93" w:themeColor="accent5"/>
-              </w:rPr>
-              <w:t>the team should still be able to determine how a specific model was trained</w:t>
-            </w:r>
-          </w:p>
-          <w:p>
-            <w:pPr>
-              <w:spacing w:line="360" w:lineRule="auto"/>
-              <w:cnfStyle w:val="000000000000" w:firstRow="0" w:lastRow="0" w:firstColumn="0" w:lastColumn="0" w:oddVBand="0" w:evenVBand="0" w:oddHBand="0" w:evenHBand="0" w:firstRowFirstColumn="0" w:firstRowLastColumn="0" w:lastRowFirstColumn="0" w:lastRowLastColumn="0"/>
-              <w:rPr>
-                <w:color w:val="A02B93" w:themeColor="accent5"/>
-              </w:rPr>
-            </w:pPr>
-          </w:p>
-          <w:p>
-            <w:pPr>
-              <w:spacing w:line="360" w:lineRule="auto"/>
-              <w:cnfStyle w:val="000000000000" w:firstRow="0" w:lastRow="0" w:firstColumn="0" w:lastColumn="0" w:oddVBand="0" w:evenVBand="0" w:oddHBand="0" w:evenHBand="0" w:firstRowFirstColumn="0" w:firstRowLastColumn="0" w:lastRowFirstColumn="0" w:lastRowLastColumn="0"/>
-              <w:rPr>
-                <w:b/>
-                <w:bCs/>
-                <w:color w:val="156082" w:themeColor="accent1"/>
-              </w:rPr>
-            </w:pPr>
-            <w:r>
-              <w:rPr>
-                <w:b/>
-                <w:bCs/>
-                <w:color w:val="156082" w:themeColor="accent1"/>
-              </w:rPr>
-              <w:t>If a new model performs worse than a previous version, lineage also makes it easier to identify what changed.</w:t>
+              <w:t>A unified monitoring system allows business and technical teams to work from the same underlying information.</w:t>
+            </w:r>
+          </w:p>
+          <w:p>
+            <w:pPr>
+              <w:pStyle w:val="ListParagraph"/>
+              <w:numPr>
+                <w:ilvl w:val="0"/>
+                <w:numId w:val="2"/>
+              </w:numPr>
+              <w:spacing w:line="360" w:lineRule="auto"/>
+              <w:cnfStyle w:val="000000000000" w:firstRow="0" w:lastRow="0" w:firstColumn="0" w:lastColumn="0" w:oddVBand="0" w:evenVBand="0" w:oddHBand="0" w:evenHBand="0" w:firstRowFirstColumn="0" w:firstRowLastColumn="0" w:lastRowFirstColumn="0" w:lastRowLastColumn="0"/>
+              <w:rPr>
+                <w:color w:val="A02B93" w:themeColor="accent5"/>
+              </w:rPr>
+            </w:pPr>
+            <w:r>
+              <w:rPr>
+                <w:color w:val="A02B93" w:themeColor="accent5"/>
+              </w:rPr>
+              <w:t>benefits include:</w:t>
+            </w:r>
+          </w:p>
+          <w:p>
+            <w:pPr>
+              <w:pStyle w:val="ListParagraph"/>
+              <w:numPr>
+                <w:ilvl w:val="1"/>
+                <w:numId w:val="2"/>
+              </w:numPr>
+              <w:spacing w:line="360" w:lineRule="auto"/>
+              <w:cnfStyle w:val="000000000000" w:firstRow="0" w:lastRow="0" w:firstColumn="0" w:lastColumn="0" w:oddVBand="0" w:evenVBand="0" w:oddHBand="0" w:evenHBand="0" w:firstRowFirstColumn="0" w:firstRowLastColumn="0" w:lastRowFirstColumn="0" w:lastRowLastColumn="0"/>
+              <w:rPr>
+                <w:color w:val="A02B93" w:themeColor="accent5"/>
+              </w:rPr>
+            </w:pPr>
+            <w:r>
+              <w:rPr>
+                <w:color w:val="A02B93" w:themeColor="accent5"/>
+              </w:rPr>
+              <w:t>faster diagnostics</w:t>
+            </w:r>
+          </w:p>
+          <w:p>
+            <w:pPr>
+              <w:pStyle w:val="ListParagraph"/>
+              <w:numPr>
+                <w:ilvl w:val="1"/>
+                <w:numId w:val="2"/>
+              </w:numPr>
+              <w:spacing w:line="360" w:lineRule="auto"/>
+              <w:cnfStyle w:val="000000000000" w:firstRow="0" w:lastRow="0" w:firstColumn="0" w:lastColumn="0" w:oddVBand="0" w:evenVBand="0" w:oddHBand="0" w:evenHBand="0" w:firstRowFirstColumn="0" w:firstRowLastColumn="0" w:lastRowFirstColumn="0" w:lastRowLastColumn="0"/>
+              <w:rPr>
+                <w:color w:val="A02B93" w:themeColor="accent5"/>
+              </w:rPr>
+            </w:pPr>
+            <w:r>
+              <w:rPr>
+                <w:color w:val="A02B93" w:themeColor="accent5"/>
+              </w:rPr>
+              <w:t>earlier detection of problems</w:t>
+            </w:r>
+          </w:p>
+          <w:p>
+            <w:pPr>
+              <w:pStyle w:val="ListParagraph"/>
+              <w:numPr>
+                <w:ilvl w:val="1"/>
+                <w:numId w:val="2"/>
+              </w:numPr>
+              <w:spacing w:line="360" w:lineRule="auto"/>
+              <w:cnfStyle w:val="000000000000" w:firstRow="0" w:lastRow="0" w:firstColumn="0" w:lastColumn="0" w:oddVBand="0" w:evenVBand="0" w:oddHBand="0" w:evenHBand="0" w:firstRowFirstColumn="0" w:firstRowLastColumn="0" w:lastRowFirstColumn="0" w:lastRowLastColumn="0"/>
+              <w:rPr>
+                <w:color w:val="A02B93" w:themeColor="accent5"/>
+              </w:rPr>
+            </w:pPr>
+            <w:r>
+              <w:rPr>
+                <w:color w:val="A02B93" w:themeColor="accent5"/>
+              </w:rPr>
+              <w:t>better collaboration</w:t>
+            </w:r>
+          </w:p>
+          <w:p>
+            <w:pPr>
+              <w:pStyle w:val="ListParagraph"/>
+              <w:numPr>
+                <w:ilvl w:val="1"/>
+                <w:numId w:val="2"/>
+              </w:numPr>
+              <w:spacing w:line="360" w:lineRule="auto"/>
+              <w:cnfStyle w:val="000000000000" w:firstRow="0" w:lastRow="0" w:firstColumn="0" w:lastColumn="0" w:oddVBand="0" w:evenVBand="0" w:oddHBand="0" w:evenHBand="0" w:firstRowFirstColumn="0" w:firstRowLastColumn="0" w:lastRowFirstColumn="0" w:lastRowLastColumn="0"/>
+              <w:rPr>
+                <w:color w:val="A02B93" w:themeColor="accent5"/>
+              </w:rPr>
+            </w:pPr>
+            <w:r>
+              <w:rPr>
+                <w:color w:val="A02B93" w:themeColor="accent5"/>
+              </w:rPr>
+              <w:t>reduced dependence on delayed reports</w:t>
+            </w:r>
+          </w:p>
+          <w:p>
+            <w:pPr>
+              <w:pStyle w:val="ListParagraph"/>
+              <w:numPr>
+                <w:ilvl w:val="1"/>
+                <w:numId w:val="2"/>
+              </w:numPr>
+              <w:spacing w:line="360" w:lineRule="auto"/>
+              <w:cnfStyle w:val="000000000000" w:firstRow="0" w:lastRow="0" w:firstColumn="0" w:lastColumn="0" w:oddVBand="0" w:evenVBand="0" w:oddHBand="0" w:evenHBand="0" w:firstRowFirstColumn="0" w:firstRowLastColumn="0" w:lastRowFirstColumn="0" w:lastRowLastColumn="0"/>
+              <w:rPr>
+                <w:color w:val="A02B93" w:themeColor="accent5"/>
+              </w:rPr>
+            </w:pPr>
+            <w:r>
+              <w:rPr>
+                <w:color w:val="A02B93" w:themeColor="accent5"/>
+              </w:rPr>
+              <w:t>consistent interpretation of system health</w:t>
             </w:r>
           </w:p>
           <w:p>
@@ -22775,7 +24923,7 @@
               <w:rPr>
                 <w:color w:val="80340D" w:themeColor="accent2" w:themeShade="80"/>
               </w:rPr>
-              <w:t>Unified Monitoring</w:t>
+              <w:t>Core Principle</w:t>
             </w:r>
           </w:p>
         </w:tc>
@@ -22799,54 +24947,326 @@
                 <w:bCs/>
                 <w:color w:val="156082" w:themeColor="accent1"/>
               </w:rPr>
-              <w:t>Technical and business metrics should be integrated into a shared monitoring environment.</w:t>
-            </w:r>
-          </w:p>
-          <w:p>
-            <w:pPr>
-              <w:pStyle w:val="ListParagraph"/>
-              <w:numPr>
-                <w:ilvl w:val="0"/>
-                <w:numId w:val="2"/>
-              </w:numPr>
-              <w:spacing w:line="360" w:lineRule="auto"/>
-              <w:cnfStyle w:val="000000000000" w:firstRow="0" w:lastRow="0" w:firstColumn="0" w:lastColumn="0" w:oddVBand="0" w:evenVBand="0" w:oddHBand="0" w:evenHBand="0" w:firstRowFirstColumn="0" w:firstRowLastColumn="0" w:lastRowFirstColumn="0" w:lastRowLastColumn="0"/>
-              <w:rPr>
-                <w:color w:val="A02B93" w:themeColor="accent5"/>
-              </w:rPr>
-            </w:pPr>
-            <w:r>
-              <w:rPr>
-                <w:color w:val="A02B93" w:themeColor="accent5"/>
-              </w:rPr>
-              <w:t>a unified dashboard may include:</w:t>
-            </w:r>
-          </w:p>
-          <w:p>
-            <w:pPr>
-              <w:pStyle w:val="ListParagraph"/>
-              <w:numPr>
-                <w:ilvl w:val="1"/>
-                <w:numId w:val="2"/>
-              </w:numPr>
-              <w:spacing w:line="360" w:lineRule="auto"/>
-              <w:cnfStyle w:val="000000000000" w:firstRow="0" w:lastRow="0" w:firstColumn="0" w:lastColumn="0" w:oddVBand="0" w:evenVBand="0" w:oddHBand="0" w:evenHBand="0" w:firstRowFirstColumn="0" w:firstRowLastColumn="0" w:lastRowFirstColumn="0" w:lastRowLastColumn="0"/>
-              <w:rPr>
-                <w:color w:val="A02B93" w:themeColor="accent5"/>
-              </w:rPr>
-            </w:pPr>
-            <w:r>
-              <w:rPr>
-                <w:color w:val="A02B93" w:themeColor="accent5"/>
-              </w:rPr>
-              <w:t>model performance</w:t>
-            </w:r>
-          </w:p>
-          <w:p>
-            <w:pPr>
-              <w:pStyle w:val="ListParagraph"/>
-              <w:numPr>
-                <w:ilvl w:val="1"/>
+              <w:t>Production ML systems require continuous validation of:</w:t>
+            </w:r>
+          </w:p>
+          <w:p>
+            <w:pPr>
+              <w:pStyle w:val="ListParagraph"/>
+              <w:numPr>
+                <w:ilvl w:val="0"/>
+                <w:numId w:val="2"/>
+              </w:numPr>
+              <w:spacing w:line="360" w:lineRule="auto"/>
+              <w:cnfStyle w:val="000000000000" w:firstRow="0" w:lastRow="0" w:firstColumn="0" w:lastColumn="0" w:oddVBand="0" w:evenVBand="0" w:oddHBand="0" w:evenHBand="0" w:firstRowFirstColumn="0" w:firstRowLastColumn="0" w:lastRowFirstColumn="0" w:lastRowLastColumn="0"/>
+              <w:rPr>
+                <w:color w:val="A02B93" w:themeColor="accent5"/>
+              </w:rPr>
+            </w:pPr>
+            <w:r>
+              <w:rPr>
+                <w:color w:val="A02B93" w:themeColor="accent5"/>
+              </w:rPr>
+              <w:t>data</w:t>
+            </w:r>
+          </w:p>
+          <w:p>
+            <w:pPr>
+              <w:pStyle w:val="ListParagraph"/>
+              <w:numPr>
+                <w:ilvl w:val="0"/>
+                <w:numId w:val="2"/>
+              </w:numPr>
+              <w:spacing w:line="360" w:lineRule="auto"/>
+              <w:cnfStyle w:val="000000000000" w:firstRow="0" w:lastRow="0" w:firstColumn="0" w:lastColumn="0" w:oddVBand="0" w:evenVBand="0" w:oddHBand="0" w:evenHBand="0" w:firstRowFirstColumn="0" w:firstRowLastColumn="0" w:lastRowFirstColumn="0" w:lastRowLastColumn="0"/>
+              <w:rPr>
+                <w:color w:val="A02B93" w:themeColor="accent5"/>
+              </w:rPr>
+            </w:pPr>
+            <w:r>
+              <w:rPr>
+                <w:color w:val="A02B93" w:themeColor="accent5"/>
+              </w:rPr>
+              <w:t>models</w:t>
+            </w:r>
+          </w:p>
+          <w:p>
+            <w:pPr>
+              <w:pStyle w:val="ListParagraph"/>
+              <w:numPr>
+                <w:ilvl w:val="0"/>
+                <w:numId w:val="2"/>
+              </w:numPr>
+              <w:spacing w:line="360" w:lineRule="auto"/>
+              <w:cnfStyle w:val="000000000000" w:firstRow="0" w:lastRow="0" w:firstColumn="0" w:lastColumn="0" w:oddVBand="0" w:evenVBand="0" w:oddHBand="0" w:evenHBand="0" w:firstRowFirstColumn="0" w:firstRowLastColumn="0" w:lastRowFirstColumn="0" w:lastRowLastColumn="0"/>
+              <w:rPr>
+                <w:color w:val="A02B93" w:themeColor="accent5"/>
+              </w:rPr>
+            </w:pPr>
+            <w:r>
+              <w:rPr>
+                <w:color w:val="A02B93" w:themeColor="accent5"/>
+              </w:rPr>
+              <w:t>pipelines</w:t>
+            </w:r>
+          </w:p>
+          <w:p>
+            <w:pPr>
+              <w:pStyle w:val="ListParagraph"/>
+              <w:numPr>
+                <w:ilvl w:val="0"/>
+                <w:numId w:val="2"/>
+              </w:numPr>
+              <w:spacing w:line="360" w:lineRule="auto"/>
+              <w:cnfStyle w:val="000000000000" w:firstRow="0" w:lastRow="0" w:firstColumn="0" w:lastColumn="0" w:oddVBand="0" w:evenVBand="0" w:oddHBand="0" w:evenHBand="0" w:firstRowFirstColumn="0" w:firstRowLastColumn="0" w:lastRowFirstColumn="0" w:lastRowLastColumn="0"/>
+              <w:rPr>
+                <w:color w:val="A02B93" w:themeColor="accent5"/>
+              </w:rPr>
+            </w:pPr>
+            <w:r>
+              <w:rPr>
+                <w:color w:val="A02B93" w:themeColor="accent5"/>
+              </w:rPr>
+              <w:t>business outcomes</w:t>
+            </w:r>
+          </w:p>
+          <w:p>
+            <w:pPr>
+              <w:spacing w:line="360" w:lineRule="auto"/>
+              <w:cnfStyle w:val="000000000000" w:firstRow="0" w:lastRow="0" w:firstColumn="0" w:lastColumn="0" w:oddVBand="0" w:evenVBand="0" w:oddHBand="0" w:evenHBand="0" w:firstRowFirstColumn="0" w:firstRowLastColumn="0" w:lastRowFirstColumn="0" w:lastRowLastColumn="0"/>
+              <w:rPr>
+                <w:color w:val="A02B93" w:themeColor="accent5"/>
+              </w:rPr>
+            </w:pPr>
+          </w:p>
+          <w:p>
+            <w:pPr>
+              <w:spacing w:line="360" w:lineRule="auto"/>
+              <w:cnfStyle w:val="000000000000" w:firstRow="0" w:lastRow="0" w:firstColumn="0" w:lastColumn="0" w:oddVBand="0" w:evenVBand="0" w:oddHBand="0" w:evenHBand="0" w:firstRowFirstColumn="0" w:firstRowLastColumn="0" w:lastRowFirstColumn="0" w:lastRowLastColumn="0"/>
+              <w:rPr>
+                <w:b/>
+                <w:bCs/>
+                <w:color w:val="156082" w:themeColor="accent1"/>
+              </w:rPr>
+            </w:pPr>
+            <w:r>
+              <w:rPr>
+                <w:b/>
+                <w:bCs/>
+                <w:color w:val="156082" w:themeColor="accent1"/>
+              </w:rPr>
+              <w:t>Effective monitoring combines:</w:t>
+            </w:r>
+          </w:p>
+          <w:p>
+            <w:pPr>
+              <w:pStyle w:val="ListParagraph"/>
+              <w:numPr>
+                <w:ilvl w:val="0"/>
+                <w:numId w:val="2"/>
+              </w:numPr>
+              <w:spacing w:line="360" w:lineRule="auto"/>
+              <w:cnfStyle w:val="000000000000" w:firstRow="0" w:lastRow="0" w:firstColumn="0" w:lastColumn="0" w:oddVBand="0" w:evenVBand="0" w:oddHBand="0" w:evenHBand="0" w:firstRowFirstColumn="0" w:firstRowLastColumn="0" w:lastRowFirstColumn="0" w:lastRowLastColumn="0"/>
+              <w:rPr>
+                <w:color w:val="A02B93" w:themeColor="accent5"/>
+              </w:rPr>
+            </w:pPr>
+            <w:r>
+              <w:rPr>
+                <w:color w:val="A02B93" w:themeColor="accent5"/>
+              </w:rPr>
+              <w:t>data quality checks</w:t>
+            </w:r>
+          </w:p>
+          <w:p>
+            <w:pPr>
+              <w:pStyle w:val="ListParagraph"/>
+              <w:numPr>
+                <w:ilvl w:val="0"/>
+                <w:numId w:val="2"/>
+              </w:numPr>
+              <w:spacing w:line="360" w:lineRule="auto"/>
+              <w:cnfStyle w:val="000000000000" w:firstRow="0" w:lastRow="0" w:firstColumn="0" w:lastColumn="0" w:oddVBand="0" w:evenVBand="0" w:oddHBand="0" w:evenHBand="0" w:firstRowFirstColumn="0" w:firstRowLastColumn="0" w:lastRowFirstColumn="0" w:lastRowLastColumn="0"/>
+              <w:rPr>
+                <w:color w:val="A02B93" w:themeColor="accent5"/>
+              </w:rPr>
+            </w:pPr>
+            <w:r>
+              <w:rPr>
+                <w:color w:val="A02B93" w:themeColor="accent5"/>
+              </w:rPr>
+              <w:t>drift detection</w:t>
+            </w:r>
+          </w:p>
+          <w:p>
+            <w:pPr>
+              <w:pStyle w:val="ListParagraph"/>
+              <w:numPr>
+                <w:ilvl w:val="0"/>
+                <w:numId w:val="2"/>
+              </w:numPr>
+              <w:spacing w:line="360" w:lineRule="auto"/>
+              <w:cnfStyle w:val="000000000000" w:firstRow="0" w:lastRow="0" w:firstColumn="0" w:lastColumn="0" w:oddVBand="0" w:evenVBand="0" w:oddHBand="0" w:evenHBand="0" w:firstRowFirstColumn="0" w:firstRowLastColumn="0" w:lastRowFirstColumn="0" w:lastRowLastColumn="0"/>
+              <w:rPr>
+                <w:color w:val="A02B93" w:themeColor="accent5"/>
+              </w:rPr>
+            </w:pPr>
+            <w:r>
+              <w:rPr>
+                <w:color w:val="A02B93" w:themeColor="accent5"/>
+              </w:rPr>
+              <w:t>operational health</w:t>
+            </w:r>
+          </w:p>
+          <w:p>
+            <w:pPr>
+              <w:pStyle w:val="ListParagraph"/>
+              <w:numPr>
+                <w:ilvl w:val="0"/>
+                <w:numId w:val="2"/>
+              </w:numPr>
+              <w:spacing w:line="360" w:lineRule="auto"/>
+              <w:cnfStyle w:val="000000000000" w:firstRow="0" w:lastRow="0" w:firstColumn="0" w:lastColumn="0" w:oddVBand="0" w:evenVBand="0" w:oddHBand="0" w:evenHBand="0" w:firstRowFirstColumn="0" w:firstRowLastColumn="0" w:lastRowFirstColumn="0" w:lastRowLastColumn="0"/>
+              <w:rPr>
+                <w:color w:val="A02B93" w:themeColor="accent5"/>
+              </w:rPr>
+            </w:pPr>
+            <w:r>
+              <w:rPr>
+                <w:color w:val="A02B93" w:themeColor="accent5"/>
+              </w:rPr>
+              <w:t>automated responses</w:t>
+            </w:r>
+          </w:p>
+          <w:p>
+            <w:pPr>
+              <w:pStyle w:val="ListParagraph"/>
+              <w:numPr>
+                <w:ilvl w:val="0"/>
+                <w:numId w:val="2"/>
+              </w:numPr>
+              <w:spacing w:line="360" w:lineRule="auto"/>
+              <w:cnfStyle w:val="000000000000" w:firstRow="0" w:lastRow="0" w:firstColumn="0" w:lastColumn="0" w:oddVBand="0" w:evenVBand="0" w:oddHBand="0" w:evenHBand="0" w:firstRowFirstColumn="0" w:firstRowLastColumn="0" w:lastRowFirstColumn="0" w:lastRowLastColumn="0"/>
+              <w:rPr>
+                <w:color w:val="A02B93" w:themeColor="accent5"/>
+              </w:rPr>
+            </w:pPr>
+            <w:r>
+              <w:rPr>
+                <w:color w:val="A02B93" w:themeColor="accent5"/>
+              </w:rPr>
+              <w:t>experiment tracking</w:t>
+            </w:r>
+          </w:p>
+          <w:p>
+            <w:pPr>
+              <w:pStyle w:val="ListParagraph"/>
+              <w:numPr>
+                <w:ilvl w:val="0"/>
+                <w:numId w:val="2"/>
+              </w:numPr>
+              <w:spacing w:line="360" w:lineRule="auto"/>
+              <w:cnfStyle w:val="000000000000" w:firstRow="0" w:lastRow="0" w:firstColumn="0" w:lastColumn="0" w:oddVBand="0" w:evenVBand="0" w:oddHBand="0" w:evenHBand="0" w:firstRowFirstColumn="0" w:firstRowLastColumn="0" w:lastRowFirstColumn="0" w:lastRowLastColumn="0"/>
+              <w:rPr>
+                <w:color w:val="A02B93" w:themeColor="accent5"/>
+              </w:rPr>
+            </w:pPr>
+            <w:r>
+              <w:rPr>
+                <w:color w:val="A02B93" w:themeColor="accent5"/>
+              </w:rPr>
+              <w:t>model lineage</w:t>
+            </w:r>
+          </w:p>
+          <w:p>
+            <w:pPr>
+              <w:pStyle w:val="ListParagraph"/>
+              <w:numPr>
+                <w:ilvl w:val="0"/>
+                <w:numId w:val="2"/>
+              </w:numPr>
+              <w:spacing w:line="360" w:lineRule="auto"/>
+              <w:cnfStyle w:val="000000000000" w:firstRow="0" w:lastRow="0" w:firstColumn="0" w:lastColumn="0" w:oddVBand="0" w:evenVBand="0" w:oddHBand="0" w:evenHBand="0" w:firstRowFirstColumn="0" w:firstRowLastColumn="0" w:lastRowFirstColumn="0" w:lastRowLastColumn="0"/>
+              <w:rPr>
+                <w:color w:val="A02B93" w:themeColor="accent5"/>
+              </w:rPr>
+            </w:pPr>
+            <w:r>
+              <w:rPr>
+                <w:color w:val="A02B93" w:themeColor="accent5"/>
+              </w:rPr>
+              <w:t xml:space="preserve">shared dashboards </w:t>
+            </w:r>
+          </w:p>
+          <w:p>
+            <w:pPr>
+              <w:spacing w:line="360" w:lineRule="auto"/>
+              <w:cnfStyle w:val="000000000000" w:firstRow="0" w:lastRow="0" w:firstColumn="0" w:lastColumn="0" w:oddVBand="0" w:evenVBand="0" w:oddHBand="0" w:evenHBand="0" w:firstRowFirstColumn="0" w:firstRowLastColumn="0" w:lastRowFirstColumn="0" w:lastRowLastColumn="0"/>
+              <w:rPr>
+                <w:color w:val="A02B93" w:themeColor="accent5"/>
+              </w:rPr>
+            </w:pPr>
+          </w:p>
+          <w:p>
+            <w:pPr>
+              <w:spacing w:line="360" w:lineRule="auto"/>
+              <w:cnfStyle w:val="000000000000" w:firstRow="0" w:lastRow="0" w:firstColumn="0" w:lastColumn="0" w:oddVBand="0" w:evenVBand="0" w:oddHBand="0" w:evenHBand="0" w:firstRowFirstColumn="0" w:firstRowLastColumn="0" w:lastRowFirstColumn="0" w:lastRowLastColumn="0"/>
+              <w:rPr>
+                <w:b/>
+                <w:bCs/>
+                <w:color w:val="156082" w:themeColor="accent1"/>
+              </w:rPr>
+            </w:pPr>
+            <w:r>
+              <w:rPr>
+                <w:b/>
+                <w:bCs/>
+                <w:color w:val="156082" w:themeColor="accent1"/>
+              </w:rPr>
+              <w:t>P</w:t>
+            </w:r>
+            <w:r>
+              <w:rPr>
+                <w:b/>
+                <w:bCs/>
+                <w:color w:val="156082" w:themeColor="accent1"/>
+              </w:rPr>
+              <w:t>roblems can be</w:t>
+            </w:r>
+            <w:r>
+              <w:rPr>
+                <w:b/>
+                <w:bCs/>
+                <w:color w:val="156082" w:themeColor="accent1"/>
+              </w:rPr>
+              <w:t>:</w:t>
+            </w:r>
+          </w:p>
+          <w:p>
+            <w:pPr>
+              <w:pStyle w:val="ListParagraph"/>
+              <w:numPr>
+                <w:ilvl w:val="0"/>
+                <w:numId w:val="2"/>
+              </w:numPr>
+              <w:spacing w:line="360" w:lineRule="auto"/>
+              <w:cnfStyle w:val="000000000000" w:firstRow="0" w:lastRow="0" w:firstColumn="0" w:lastColumn="0" w:oddVBand="0" w:evenVBand="0" w:oddHBand="0" w:evenHBand="0" w:firstRowFirstColumn="0" w:firstRowLastColumn="0" w:lastRowFirstColumn="0" w:lastRowLastColumn="0"/>
+              <w:rPr>
+                <w:color w:val="A02B93" w:themeColor="accent5"/>
+              </w:rPr>
+            </w:pPr>
+            <w:r>
+              <w:rPr>
+                <w:color w:val="A02B93" w:themeColor="accent5"/>
+              </w:rPr>
+              <w:t>detected</w:t>
+            </w:r>
+          </w:p>
+          <w:p>
+            <w:pPr>
+              <w:pStyle w:val="ListParagraph"/>
+              <w:numPr>
+                <w:ilvl w:val="0"/>
                 <w:numId w:val="2"/>
               </w:numPr>
               <w:spacing w:line="360" w:lineRule="auto"/>
@@ -22860,985 +25280,6 @@
                 <w:color w:val="A02B93" w:themeColor="accent5"/>
               </w:rPr>
               <w:lastRenderedPageBreak/>
-              <w:t>data quality</w:t>
-            </w:r>
-          </w:p>
-          <w:p>
-            <w:pPr>
-              <w:pStyle w:val="ListParagraph"/>
-              <w:numPr>
-                <w:ilvl w:val="1"/>
-                <w:numId w:val="2"/>
-              </w:numPr>
-              <w:spacing w:line="360" w:lineRule="auto"/>
-              <w:cnfStyle w:val="000000000000" w:firstRow="0" w:lastRow="0" w:firstColumn="0" w:lastColumn="0" w:oddVBand="0" w:evenVBand="0" w:oddHBand="0" w:evenHBand="0" w:firstRowFirstColumn="0" w:firstRowLastColumn="0" w:lastRowFirstColumn="0" w:lastRowLastColumn="0"/>
-              <w:rPr>
-                <w:color w:val="A02B93" w:themeColor="accent5"/>
-              </w:rPr>
-            </w:pPr>
-            <w:r>
-              <w:rPr>
-                <w:color w:val="A02B93" w:themeColor="accent5"/>
-              </w:rPr>
-              <w:t>drift metrics</w:t>
-            </w:r>
-          </w:p>
-          <w:p>
-            <w:pPr>
-              <w:pStyle w:val="ListParagraph"/>
-              <w:numPr>
-                <w:ilvl w:val="1"/>
-                <w:numId w:val="2"/>
-              </w:numPr>
-              <w:spacing w:line="360" w:lineRule="auto"/>
-              <w:cnfStyle w:val="000000000000" w:firstRow="0" w:lastRow="0" w:firstColumn="0" w:lastColumn="0" w:oddVBand="0" w:evenVBand="0" w:oddHBand="0" w:evenHBand="0" w:firstRowFirstColumn="0" w:firstRowLastColumn="0" w:lastRowFirstColumn="0" w:lastRowLastColumn="0"/>
-              <w:rPr>
-                <w:color w:val="A02B93" w:themeColor="accent5"/>
-              </w:rPr>
-            </w:pPr>
-            <w:r>
-              <w:rPr>
-                <w:color w:val="A02B93" w:themeColor="accent5"/>
-              </w:rPr>
-              <w:t>pipeline health</w:t>
-            </w:r>
-          </w:p>
-          <w:p>
-            <w:pPr>
-              <w:pStyle w:val="ListParagraph"/>
-              <w:numPr>
-                <w:ilvl w:val="1"/>
-                <w:numId w:val="2"/>
-              </w:numPr>
-              <w:spacing w:line="360" w:lineRule="auto"/>
-              <w:cnfStyle w:val="000000000000" w:firstRow="0" w:lastRow="0" w:firstColumn="0" w:lastColumn="0" w:oddVBand="0" w:evenVBand="0" w:oddHBand="0" w:evenHBand="0" w:firstRowFirstColumn="0" w:firstRowLastColumn="0" w:lastRowFirstColumn="0" w:lastRowLastColumn="0"/>
-              <w:rPr>
-                <w:color w:val="A02B93" w:themeColor="accent5"/>
-              </w:rPr>
-            </w:pPr>
-            <w:r>
-              <w:rPr>
-                <w:color w:val="A02B93" w:themeColor="accent5"/>
-              </w:rPr>
-              <w:t>latency</w:t>
-            </w:r>
-          </w:p>
-          <w:p>
-            <w:pPr>
-              <w:pStyle w:val="ListParagraph"/>
-              <w:numPr>
-                <w:ilvl w:val="1"/>
-                <w:numId w:val="2"/>
-              </w:numPr>
-              <w:spacing w:line="360" w:lineRule="auto"/>
-              <w:cnfStyle w:val="000000000000" w:firstRow="0" w:lastRow="0" w:firstColumn="0" w:lastColumn="0" w:oddVBand="0" w:evenVBand="0" w:oddHBand="0" w:evenHBand="0" w:firstRowFirstColumn="0" w:firstRowLastColumn="0" w:lastRowFirstColumn="0" w:lastRowLastColumn="0"/>
-              <w:rPr>
-                <w:color w:val="A02B93" w:themeColor="accent5"/>
-              </w:rPr>
-            </w:pPr>
-            <w:r>
-              <w:rPr>
-                <w:color w:val="A02B93" w:themeColor="accent5"/>
-              </w:rPr>
-              <w:t>resource utilization</w:t>
-            </w:r>
-          </w:p>
-          <w:p>
-            <w:pPr>
-              <w:pStyle w:val="ListParagraph"/>
-              <w:numPr>
-                <w:ilvl w:val="1"/>
-                <w:numId w:val="2"/>
-              </w:numPr>
-              <w:spacing w:line="360" w:lineRule="auto"/>
-              <w:cnfStyle w:val="000000000000" w:firstRow="0" w:lastRow="0" w:firstColumn="0" w:lastColumn="0" w:oddVBand="0" w:evenVBand="0" w:oddHBand="0" w:evenHBand="0" w:firstRowFirstColumn="0" w:firstRowLastColumn="0" w:lastRowFirstColumn="0" w:lastRowLastColumn="0"/>
-              <w:rPr>
-                <w:color w:val="A02B93" w:themeColor="accent5"/>
-              </w:rPr>
-            </w:pPr>
-            <w:r>
-              <w:rPr>
-                <w:color w:val="A02B93" w:themeColor="accent5"/>
-              </w:rPr>
-              <w:t>business KPIs</w:t>
-            </w:r>
-          </w:p>
-          <w:p>
-            <w:pPr>
-              <w:spacing w:line="360" w:lineRule="auto"/>
-              <w:cnfStyle w:val="000000000000" w:firstRow="0" w:lastRow="0" w:firstColumn="0" w:lastColumn="0" w:oddVBand="0" w:evenVBand="0" w:oddHBand="0" w:evenHBand="0" w:firstRowFirstColumn="0" w:firstRowLastColumn="0" w:lastRowFirstColumn="0" w:lastRowLastColumn="0"/>
-              <w:rPr>
-                <w:color w:val="A02B93" w:themeColor="accent5"/>
-              </w:rPr>
-            </w:pPr>
-          </w:p>
-          <w:p>
-            <w:pPr>
-              <w:spacing w:line="360" w:lineRule="auto"/>
-              <w:cnfStyle w:val="000000000000" w:firstRow="0" w:lastRow="0" w:firstColumn="0" w:lastColumn="0" w:oddVBand="0" w:evenVBand="0" w:oddHBand="0" w:evenHBand="0" w:firstRowFirstColumn="0" w:firstRowLastColumn="0" w:lastRowFirstColumn="0" w:lastRowLastColumn="0"/>
-              <w:rPr>
-                <w:b/>
-                <w:bCs/>
-                <w:color w:val="156082" w:themeColor="accent1"/>
-              </w:rPr>
-            </w:pPr>
-            <w:r>
-              <w:rPr>
-                <w:b/>
-                <w:bCs/>
-                <w:color w:val="156082" w:themeColor="accent1"/>
-              </w:rPr>
-              <w:t>Different stakeholders can examine the same underlying system from different perspectives.</w:t>
-            </w:r>
-          </w:p>
-          <w:p>
-            <w:pPr>
-              <w:pStyle w:val="ListParagraph"/>
-              <w:numPr>
-                <w:ilvl w:val="0"/>
-                <w:numId w:val="2"/>
-              </w:numPr>
-              <w:spacing w:line="360" w:lineRule="auto"/>
-              <w:cnfStyle w:val="000000000000" w:firstRow="0" w:lastRow="0" w:firstColumn="0" w:lastColumn="0" w:oddVBand="0" w:evenVBand="0" w:oddHBand="0" w:evenHBand="0" w:firstRowFirstColumn="0" w:firstRowLastColumn="0" w:lastRowFirstColumn="0" w:lastRowLastColumn="0"/>
-              <w:rPr>
-                <w:color w:val="A02B93" w:themeColor="accent5"/>
-              </w:rPr>
-            </w:pPr>
-            <w:r>
-              <w:rPr>
-                <w:color w:val="A02B93" w:themeColor="accent5"/>
-              </w:rPr>
-              <w:t>executives may examine:</w:t>
-            </w:r>
-          </w:p>
-          <w:p>
-            <w:pPr>
-              <w:pStyle w:val="ListParagraph"/>
-              <w:numPr>
-                <w:ilvl w:val="1"/>
-                <w:numId w:val="2"/>
-              </w:numPr>
-              <w:spacing w:line="360" w:lineRule="auto"/>
-              <w:cnfStyle w:val="000000000000" w:firstRow="0" w:lastRow="0" w:firstColumn="0" w:lastColumn="0" w:oddVBand="0" w:evenVBand="0" w:oddHBand="0" w:evenHBand="0" w:firstRowFirstColumn="0" w:firstRowLastColumn="0" w:lastRowFirstColumn="0" w:lastRowLastColumn="0"/>
-              <w:rPr>
-                <w:color w:val="A02B93" w:themeColor="accent5"/>
-              </w:rPr>
-            </w:pPr>
-            <w:r>
-              <w:rPr>
-                <w:color w:val="A02B93" w:themeColor="accent5"/>
-              </w:rPr>
-              <w:t>sales</w:t>
-            </w:r>
-          </w:p>
-          <w:p>
-            <w:pPr>
-              <w:pStyle w:val="ListParagraph"/>
-              <w:numPr>
-                <w:ilvl w:val="1"/>
-                <w:numId w:val="2"/>
-              </w:numPr>
-              <w:spacing w:line="360" w:lineRule="auto"/>
-              <w:cnfStyle w:val="000000000000" w:firstRow="0" w:lastRow="0" w:firstColumn="0" w:lastColumn="0" w:oddVBand="0" w:evenVBand="0" w:oddHBand="0" w:evenHBand="0" w:firstRowFirstColumn="0" w:firstRowLastColumn="0" w:lastRowFirstColumn="0" w:lastRowLastColumn="0"/>
-              <w:rPr>
-                <w:color w:val="A02B93" w:themeColor="accent5"/>
-              </w:rPr>
-            </w:pPr>
-            <w:r>
-              <w:rPr>
-                <w:color w:val="A02B93" w:themeColor="accent5"/>
-              </w:rPr>
-              <w:t>engagement</w:t>
-            </w:r>
-          </w:p>
-          <w:p>
-            <w:pPr>
-              <w:pStyle w:val="ListParagraph"/>
-              <w:numPr>
-                <w:ilvl w:val="1"/>
-                <w:numId w:val="2"/>
-              </w:numPr>
-              <w:spacing w:line="360" w:lineRule="auto"/>
-              <w:cnfStyle w:val="000000000000" w:firstRow="0" w:lastRow="0" w:firstColumn="0" w:lastColumn="0" w:oddVBand="0" w:evenVBand="0" w:oddHBand="0" w:evenHBand="0" w:firstRowFirstColumn="0" w:firstRowLastColumn="0" w:lastRowFirstColumn="0" w:lastRowLastColumn="0"/>
-              <w:rPr>
-                <w:color w:val="A02B93" w:themeColor="accent5"/>
-              </w:rPr>
-            </w:pPr>
-            <w:r>
-              <w:rPr>
-                <w:color w:val="A02B93" w:themeColor="accent5"/>
-              </w:rPr>
-              <w:t>regional KPIs</w:t>
-            </w:r>
-          </w:p>
-          <w:p>
-            <w:pPr>
-              <w:spacing w:line="360" w:lineRule="auto"/>
-              <w:cnfStyle w:val="000000000000" w:firstRow="0" w:lastRow="0" w:firstColumn="0" w:lastColumn="0" w:oddVBand="0" w:evenVBand="0" w:oddHBand="0" w:evenHBand="0" w:firstRowFirstColumn="0" w:firstRowLastColumn="0" w:lastRowFirstColumn="0" w:lastRowLastColumn="0"/>
-              <w:rPr>
-                <w:color w:val="A02B93" w:themeColor="accent5"/>
-              </w:rPr>
-            </w:pPr>
-          </w:p>
-          <w:p>
-            <w:pPr>
-              <w:pStyle w:val="ListParagraph"/>
-              <w:numPr>
-                <w:ilvl w:val="0"/>
-                <w:numId w:val="2"/>
-              </w:numPr>
-              <w:spacing w:line="360" w:lineRule="auto"/>
-              <w:cnfStyle w:val="000000000000" w:firstRow="0" w:lastRow="0" w:firstColumn="0" w:lastColumn="0" w:oddVBand="0" w:evenVBand="0" w:oddHBand="0" w:evenHBand="0" w:firstRowFirstColumn="0" w:firstRowLastColumn="0" w:lastRowFirstColumn="0" w:lastRowLastColumn="0"/>
-              <w:rPr>
-                <w:color w:val="A02B93" w:themeColor="accent5"/>
-              </w:rPr>
-            </w:pPr>
-            <w:r>
-              <w:rPr>
-                <w:color w:val="A02B93" w:themeColor="accent5"/>
-              </w:rPr>
-              <w:t>engineers may examine:</w:t>
-            </w:r>
-          </w:p>
-          <w:p>
-            <w:pPr>
-              <w:pStyle w:val="ListParagraph"/>
-              <w:numPr>
-                <w:ilvl w:val="1"/>
-                <w:numId w:val="2"/>
-              </w:numPr>
-              <w:spacing w:line="360" w:lineRule="auto"/>
-              <w:cnfStyle w:val="000000000000" w:firstRow="0" w:lastRow="0" w:firstColumn="0" w:lastColumn="0" w:oddVBand="0" w:evenVBand="0" w:oddHBand="0" w:evenHBand="0" w:firstRowFirstColumn="0" w:firstRowLastColumn="0" w:lastRowFirstColumn="0" w:lastRowLastColumn="0"/>
-              <w:rPr>
-                <w:color w:val="A02B93" w:themeColor="accent5"/>
-              </w:rPr>
-            </w:pPr>
-            <w:r>
-              <w:rPr>
-                <w:color w:val="A02B93" w:themeColor="accent5"/>
-              </w:rPr>
-              <w:t>API latency</w:t>
-            </w:r>
-          </w:p>
-          <w:p>
-            <w:pPr>
-              <w:pStyle w:val="ListParagraph"/>
-              <w:numPr>
-                <w:ilvl w:val="1"/>
-                <w:numId w:val="2"/>
-              </w:numPr>
-              <w:spacing w:line="360" w:lineRule="auto"/>
-              <w:cnfStyle w:val="000000000000" w:firstRow="0" w:lastRow="0" w:firstColumn="0" w:lastColumn="0" w:oddVBand="0" w:evenVBand="0" w:oddHBand="0" w:evenHBand="0" w:firstRowFirstColumn="0" w:firstRowLastColumn="0" w:lastRowFirstColumn="0" w:lastRowLastColumn="0"/>
-              <w:rPr>
-                <w:color w:val="A02B93" w:themeColor="accent5"/>
-              </w:rPr>
-            </w:pPr>
-            <w:r>
-              <w:rPr>
-                <w:color w:val="A02B93" w:themeColor="accent5"/>
-              </w:rPr>
-              <w:t>resource utilization</w:t>
-            </w:r>
-          </w:p>
-          <w:p>
-            <w:pPr>
-              <w:pStyle w:val="ListParagraph"/>
-              <w:numPr>
-                <w:ilvl w:val="1"/>
-                <w:numId w:val="2"/>
-              </w:numPr>
-              <w:spacing w:line="360" w:lineRule="auto"/>
-              <w:cnfStyle w:val="000000000000" w:firstRow="0" w:lastRow="0" w:firstColumn="0" w:lastColumn="0" w:oddVBand="0" w:evenVBand="0" w:oddHBand="0" w:evenHBand="0" w:firstRowFirstColumn="0" w:firstRowLastColumn="0" w:lastRowFirstColumn="0" w:lastRowLastColumn="0"/>
-              <w:rPr>
-                <w:color w:val="A02B93" w:themeColor="accent5"/>
-              </w:rPr>
-            </w:pPr>
-            <w:r>
-              <w:rPr>
-                <w:color w:val="A02B93" w:themeColor="accent5"/>
-              </w:rPr>
-              <w:t>pipeline failures</w:t>
-            </w:r>
-          </w:p>
-          <w:p>
-            <w:pPr>
-              <w:spacing w:line="360" w:lineRule="auto"/>
-              <w:cnfStyle w:val="000000000000" w:firstRow="0" w:lastRow="0" w:firstColumn="0" w:lastColumn="0" w:oddVBand="0" w:evenVBand="0" w:oddHBand="0" w:evenHBand="0" w:firstRowFirstColumn="0" w:firstRowLastColumn="0" w:lastRowFirstColumn="0" w:lastRowLastColumn="0"/>
-              <w:rPr>
-                <w:color w:val="A02B93" w:themeColor="accent5"/>
-              </w:rPr>
-            </w:pPr>
-          </w:p>
-          <w:p>
-            <w:pPr>
-              <w:pStyle w:val="ListParagraph"/>
-              <w:numPr>
-                <w:ilvl w:val="0"/>
-                <w:numId w:val="2"/>
-              </w:numPr>
-              <w:spacing w:line="360" w:lineRule="auto"/>
-              <w:cnfStyle w:val="000000000000" w:firstRow="0" w:lastRow="0" w:firstColumn="0" w:lastColumn="0" w:oddVBand="0" w:evenVBand="0" w:oddHBand="0" w:evenHBand="0" w:firstRowFirstColumn="0" w:firstRowLastColumn="0" w:lastRowFirstColumn="0" w:lastRowLastColumn="0"/>
-              <w:rPr>
-                <w:color w:val="A02B93" w:themeColor="accent5"/>
-              </w:rPr>
-            </w:pPr>
-            <w:r>
-              <w:rPr>
-                <w:color w:val="A02B93" w:themeColor="accent5"/>
-              </w:rPr>
-              <w:t>data scientists may examine:</w:t>
-            </w:r>
-          </w:p>
-          <w:p>
-            <w:pPr>
-              <w:pStyle w:val="ListParagraph"/>
-              <w:numPr>
-                <w:ilvl w:val="1"/>
-                <w:numId w:val="2"/>
-              </w:numPr>
-              <w:spacing w:line="360" w:lineRule="auto"/>
-              <w:cnfStyle w:val="000000000000" w:firstRow="0" w:lastRow="0" w:firstColumn="0" w:lastColumn="0" w:oddVBand="0" w:evenVBand="0" w:oddHBand="0" w:evenHBand="0" w:firstRowFirstColumn="0" w:firstRowLastColumn="0" w:lastRowFirstColumn="0" w:lastRowLastColumn="0"/>
-              <w:rPr>
-                <w:color w:val="A02B93" w:themeColor="accent5"/>
-              </w:rPr>
-            </w:pPr>
-            <w:r>
-              <w:rPr>
-                <w:color w:val="A02B93" w:themeColor="accent5"/>
-              </w:rPr>
-              <w:t>feature distributions</w:t>
-            </w:r>
-          </w:p>
-          <w:p>
-            <w:pPr>
-              <w:pStyle w:val="ListParagraph"/>
-              <w:numPr>
-                <w:ilvl w:val="1"/>
-                <w:numId w:val="2"/>
-              </w:numPr>
-              <w:spacing w:line="360" w:lineRule="auto"/>
-              <w:cnfStyle w:val="000000000000" w:firstRow="0" w:lastRow="0" w:firstColumn="0" w:lastColumn="0" w:oddVBand="0" w:evenVBand="0" w:oddHBand="0" w:evenHBand="0" w:firstRowFirstColumn="0" w:firstRowLastColumn="0" w:lastRowFirstColumn="0" w:lastRowLastColumn="0"/>
-              <w:rPr>
-                <w:color w:val="A02B93" w:themeColor="accent5"/>
-              </w:rPr>
-            </w:pPr>
-            <w:r>
-              <w:rPr>
-                <w:color w:val="A02B93" w:themeColor="accent5"/>
-              </w:rPr>
-              <w:t>data drift</w:t>
-            </w:r>
-          </w:p>
-          <w:p>
-            <w:pPr>
-              <w:pStyle w:val="ListParagraph"/>
-              <w:numPr>
-                <w:ilvl w:val="1"/>
-                <w:numId w:val="2"/>
-              </w:numPr>
-              <w:spacing w:line="360" w:lineRule="auto"/>
-              <w:cnfStyle w:val="000000000000" w:firstRow="0" w:lastRow="0" w:firstColumn="0" w:lastColumn="0" w:oddVBand="0" w:evenVBand="0" w:oddHBand="0" w:evenHBand="0" w:firstRowFirstColumn="0" w:firstRowLastColumn="0" w:lastRowFirstColumn="0" w:lastRowLastColumn="0"/>
-              <w:rPr>
-                <w:color w:val="A02B93" w:themeColor="accent5"/>
-              </w:rPr>
-            </w:pPr>
-            <w:r>
-              <w:rPr>
-                <w:color w:val="A02B93" w:themeColor="accent5"/>
-              </w:rPr>
-              <w:t>model performance</w:t>
-            </w:r>
-          </w:p>
-          <w:p>
-            <w:pPr>
-              <w:pStyle w:val="ListParagraph"/>
-              <w:numPr>
-                <w:ilvl w:val="1"/>
-                <w:numId w:val="2"/>
-              </w:numPr>
-              <w:spacing w:line="360" w:lineRule="auto"/>
-              <w:cnfStyle w:val="000000000000" w:firstRow="0" w:lastRow="0" w:firstColumn="0" w:lastColumn="0" w:oddVBand="0" w:evenVBand="0" w:oddHBand="0" w:evenHBand="0" w:firstRowFirstColumn="0" w:firstRowLastColumn="0" w:lastRowFirstColumn="0" w:lastRowLastColumn="0"/>
-              <w:rPr>
-                <w:color w:val="A02B93" w:themeColor="accent5"/>
-              </w:rPr>
-            </w:pPr>
-            <w:r>
-              <w:rPr>
-                <w:color w:val="A02B93" w:themeColor="accent5"/>
-              </w:rPr>
-              <w:t>prediction behavior</w:t>
-            </w:r>
-          </w:p>
-          <w:p>
-            <w:pPr>
-              <w:spacing w:line="360" w:lineRule="auto"/>
-              <w:cnfStyle w:val="000000000000" w:firstRow="0" w:lastRow="0" w:firstColumn="0" w:lastColumn="0" w:oddVBand="0" w:evenVBand="0" w:oddHBand="0" w:evenHBand="0" w:firstRowFirstColumn="0" w:firstRowLastColumn="0" w:lastRowFirstColumn="0" w:lastRowLastColumn="0"/>
-              <w:rPr>
-                <w:color w:val="A02B93" w:themeColor="accent5"/>
-              </w:rPr>
-            </w:pPr>
-          </w:p>
-        </w:tc>
-      </w:tr>
-      <w:tr>
-        <w:trPr>
-          <w:trHeight w:val="368"/>
-        </w:trPr>
-        <w:tc>
-          <w:tcPr>
-            <w:cnfStyle w:val="001000000000" w:firstRow="0" w:lastRow="0" w:firstColumn="1" w:lastColumn="0" w:oddVBand="0" w:evenVBand="0" w:oddHBand="0" w:evenHBand="0" w:firstRowFirstColumn="0" w:firstRowLastColumn="0" w:lastRowFirstColumn="0" w:lastRowLastColumn="0"/>
-            <w:tcW w:w="1975" w:type="dxa"/>
-            <w:shd w:val="clear" w:color="auto" w:fill="D9D9D9" w:themeFill="background1" w:themeFillShade="D9"/>
-          </w:tcPr>
-          <w:p>
-            <w:pPr>
-              <w:spacing w:line="360" w:lineRule="auto"/>
-              <w:rPr>
-                <w:color w:val="80340D" w:themeColor="accent2" w:themeShade="80"/>
-              </w:rPr>
-            </w:pPr>
-            <w:r>
-              <w:rPr>
-                <w:color w:val="80340D" w:themeColor="accent2" w:themeShade="80"/>
-              </w:rPr>
-              <w:lastRenderedPageBreak/>
-              <w:t>Shared Source Of Truth</w:t>
-            </w:r>
-          </w:p>
-        </w:tc>
-        <w:tc>
-          <w:tcPr>
-            <w:tcW w:w="7506" w:type="dxa"/>
-          </w:tcPr>
-          <w:p>
-            <w:pPr>
-              <w:spacing w:line="360" w:lineRule="auto"/>
-              <w:cnfStyle w:val="000000000000" w:firstRow="0" w:lastRow="0" w:firstColumn="0" w:lastColumn="0" w:oddVBand="0" w:evenVBand="0" w:oddHBand="0" w:evenHBand="0" w:firstRowFirstColumn="0" w:firstRowLastColumn="0" w:lastRowFirstColumn="0" w:lastRowLastColumn="0"/>
-              <w:rPr>
-                <w:b/>
-                <w:bCs/>
-                <w:color w:val="156082" w:themeColor="accent1"/>
-              </w:rPr>
-            </w:pPr>
-            <w:r>
-              <w:rPr>
-                <w:b/>
-                <w:bCs/>
-                <w:color w:val="156082" w:themeColor="accent1"/>
-              </w:rPr>
-              <w:t>A unified monitoring system allows business and technical teams to work from the same underlying information.</w:t>
-            </w:r>
-          </w:p>
-          <w:p>
-            <w:pPr>
-              <w:pStyle w:val="ListParagraph"/>
-              <w:numPr>
-                <w:ilvl w:val="0"/>
-                <w:numId w:val="2"/>
-              </w:numPr>
-              <w:spacing w:line="360" w:lineRule="auto"/>
-              <w:cnfStyle w:val="000000000000" w:firstRow="0" w:lastRow="0" w:firstColumn="0" w:lastColumn="0" w:oddVBand="0" w:evenVBand="0" w:oddHBand="0" w:evenHBand="0" w:firstRowFirstColumn="0" w:firstRowLastColumn="0" w:lastRowFirstColumn="0" w:lastRowLastColumn="0"/>
-              <w:rPr>
-                <w:color w:val="A02B93" w:themeColor="accent5"/>
-              </w:rPr>
-            </w:pPr>
-            <w:r>
-              <w:rPr>
-                <w:color w:val="A02B93" w:themeColor="accent5"/>
-              </w:rPr>
-              <w:t>benefits include:</w:t>
-            </w:r>
-          </w:p>
-          <w:p>
-            <w:pPr>
-              <w:pStyle w:val="ListParagraph"/>
-              <w:numPr>
-                <w:ilvl w:val="1"/>
-                <w:numId w:val="2"/>
-              </w:numPr>
-              <w:spacing w:line="360" w:lineRule="auto"/>
-              <w:cnfStyle w:val="000000000000" w:firstRow="0" w:lastRow="0" w:firstColumn="0" w:lastColumn="0" w:oddVBand="0" w:evenVBand="0" w:oddHBand="0" w:evenHBand="0" w:firstRowFirstColumn="0" w:firstRowLastColumn="0" w:lastRowFirstColumn="0" w:lastRowLastColumn="0"/>
-              <w:rPr>
-                <w:color w:val="A02B93" w:themeColor="accent5"/>
-              </w:rPr>
-            </w:pPr>
-            <w:r>
-              <w:rPr>
-                <w:color w:val="A02B93" w:themeColor="accent5"/>
-              </w:rPr>
-              <w:t>faster diagnostics</w:t>
-            </w:r>
-          </w:p>
-          <w:p>
-            <w:pPr>
-              <w:pStyle w:val="ListParagraph"/>
-              <w:numPr>
-                <w:ilvl w:val="1"/>
-                <w:numId w:val="2"/>
-              </w:numPr>
-              <w:spacing w:line="360" w:lineRule="auto"/>
-              <w:cnfStyle w:val="000000000000" w:firstRow="0" w:lastRow="0" w:firstColumn="0" w:lastColumn="0" w:oddVBand="0" w:evenVBand="0" w:oddHBand="0" w:evenHBand="0" w:firstRowFirstColumn="0" w:firstRowLastColumn="0" w:lastRowFirstColumn="0" w:lastRowLastColumn="0"/>
-              <w:rPr>
-                <w:color w:val="A02B93" w:themeColor="accent5"/>
-              </w:rPr>
-            </w:pPr>
-            <w:r>
-              <w:rPr>
-                <w:color w:val="A02B93" w:themeColor="accent5"/>
-              </w:rPr>
-              <w:lastRenderedPageBreak/>
-              <w:t>earlier detection of problems</w:t>
-            </w:r>
-          </w:p>
-          <w:p>
-            <w:pPr>
-              <w:pStyle w:val="ListParagraph"/>
-              <w:numPr>
-                <w:ilvl w:val="1"/>
-                <w:numId w:val="2"/>
-              </w:numPr>
-              <w:spacing w:line="360" w:lineRule="auto"/>
-              <w:cnfStyle w:val="000000000000" w:firstRow="0" w:lastRow="0" w:firstColumn="0" w:lastColumn="0" w:oddVBand="0" w:evenVBand="0" w:oddHBand="0" w:evenHBand="0" w:firstRowFirstColumn="0" w:firstRowLastColumn="0" w:lastRowFirstColumn="0" w:lastRowLastColumn="0"/>
-              <w:rPr>
-                <w:color w:val="A02B93" w:themeColor="accent5"/>
-              </w:rPr>
-            </w:pPr>
-            <w:r>
-              <w:rPr>
-                <w:color w:val="A02B93" w:themeColor="accent5"/>
-              </w:rPr>
-              <w:t>better collaboration</w:t>
-            </w:r>
-          </w:p>
-          <w:p>
-            <w:pPr>
-              <w:pStyle w:val="ListParagraph"/>
-              <w:numPr>
-                <w:ilvl w:val="1"/>
-                <w:numId w:val="2"/>
-              </w:numPr>
-              <w:spacing w:line="360" w:lineRule="auto"/>
-              <w:cnfStyle w:val="000000000000" w:firstRow="0" w:lastRow="0" w:firstColumn="0" w:lastColumn="0" w:oddVBand="0" w:evenVBand="0" w:oddHBand="0" w:evenHBand="0" w:firstRowFirstColumn="0" w:firstRowLastColumn="0" w:lastRowFirstColumn="0" w:lastRowLastColumn="0"/>
-              <w:rPr>
-                <w:color w:val="A02B93" w:themeColor="accent5"/>
-              </w:rPr>
-            </w:pPr>
-            <w:r>
-              <w:rPr>
-                <w:color w:val="A02B93" w:themeColor="accent5"/>
-              </w:rPr>
-              <w:t>reduced dependence on delayed reports</w:t>
-            </w:r>
-          </w:p>
-          <w:p>
-            <w:pPr>
-              <w:pStyle w:val="ListParagraph"/>
-              <w:numPr>
-                <w:ilvl w:val="1"/>
-                <w:numId w:val="2"/>
-              </w:numPr>
-              <w:spacing w:line="360" w:lineRule="auto"/>
-              <w:cnfStyle w:val="000000000000" w:firstRow="0" w:lastRow="0" w:firstColumn="0" w:lastColumn="0" w:oddVBand="0" w:evenVBand="0" w:oddHBand="0" w:evenHBand="0" w:firstRowFirstColumn="0" w:firstRowLastColumn="0" w:lastRowFirstColumn="0" w:lastRowLastColumn="0"/>
-              <w:rPr>
-                <w:color w:val="A02B93" w:themeColor="accent5"/>
-              </w:rPr>
-            </w:pPr>
-            <w:r>
-              <w:rPr>
-                <w:color w:val="A02B93" w:themeColor="accent5"/>
-              </w:rPr>
-              <w:t>consistent interpretation of system health</w:t>
-            </w:r>
-          </w:p>
-          <w:p>
-            <w:pPr>
-              <w:spacing w:line="360" w:lineRule="auto"/>
-              <w:cnfStyle w:val="000000000000" w:firstRow="0" w:lastRow="0" w:firstColumn="0" w:lastColumn="0" w:oddVBand="0" w:evenVBand="0" w:oddHBand="0" w:evenHBand="0" w:firstRowFirstColumn="0" w:firstRowLastColumn="0" w:lastRowFirstColumn="0" w:lastRowLastColumn="0"/>
-              <w:rPr>
-                <w:color w:val="A02B93" w:themeColor="accent5"/>
-              </w:rPr>
-            </w:pPr>
-          </w:p>
-        </w:tc>
-      </w:tr>
-      <w:tr>
-        <w:trPr>
-          <w:trHeight w:val="368"/>
-        </w:trPr>
-        <w:tc>
-          <w:tcPr>
-            <w:cnfStyle w:val="001000000000" w:firstRow="0" w:lastRow="0" w:firstColumn="1" w:lastColumn="0" w:oddVBand="0" w:evenVBand="0" w:oddHBand="0" w:evenHBand="0" w:firstRowFirstColumn="0" w:firstRowLastColumn="0" w:lastRowFirstColumn="0" w:lastRowLastColumn="0"/>
-            <w:tcW w:w="1975" w:type="dxa"/>
-            <w:shd w:val="clear" w:color="auto" w:fill="D9D9D9" w:themeFill="background1" w:themeFillShade="D9"/>
-          </w:tcPr>
-          <w:p>
-            <w:pPr>
-              <w:spacing w:line="360" w:lineRule="auto"/>
-              <w:rPr>
-                <w:color w:val="80340D" w:themeColor="accent2" w:themeShade="80"/>
-              </w:rPr>
-            </w:pPr>
-            <w:r>
-              <w:rPr>
-                <w:color w:val="80340D" w:themeColor="accent2" w:themeShade="80"/>
-              </w:rPr>
-              <w:lastRenderedPageBreak/>
-              <w:t>Core Principle</w:t>
-            </w:r>
-          </w:p>
-        </w:tc>
-        <w:tc>
-          <w:tcPr>
-            <w:tcW w:w="7506" w:type="dxa"/>
-          </w:tcPr>
-          <w:p>
-            <w:pPr>
-              <w:spacing w:line="360" w:lineRule="auto"/>
-              <w:cnfStyle w:val="000000000000" w:firstRow="0" w:lastRow="0" w:firstColumn="0" w:lastColumn="0" w:oddVBand="0" w:evenVBand="0" w:oddHBand="0" w:evenHBand="0" w:firstRowFirstColumn="0" w:firstRowLastColumn="0" w:lastRowFirstColumn="0" w:lastRowLastColumn="0"/>
-              <w:rPr>
-                <w:b/>
-                <w:bCs/>
-                <w:color w:val="156082" w:themeColor="accent1"/>
-              </w:rPr>
-            </w:pPr>
-            <w:r>
-              <w:rPr>
-                <w:b/>
-                <w:bCs/>
-                <w:color w:val="156082" w:themeColor="accent1"/>
-              </w:rPr>
-              <w:t>Production ML systems require continuous validation of:</w:t>
-            </w:r>
-          </w:p>
-          <w:p>
-            <w:pPr>
-              <w:pStyle w:val="ListParagraph"/>
-              <w:numPr>
-                <w:ilvl w:val="0"/>
-                <w:numId w:val="2"/>
-              </w:numPr>
-              <w:spacing w:line="360" w:lineRule="auto"/>
-              <w:cnfStyle w:val="000000000000" w:firstRow="0" w:lastRow="0" w:firstColumn="0" w:lastColumn="0" w:oddVBand="0" w:evenVBand="0" w:oddHBand="0" w:evenHBand="0" w:firstRowFirstColumn="0" w:firstRowLastColumn="0" w:lastRowFirstColumn="0" w:lastRowLastColumn="0"/>
-              <w:rPr>
-                <w:color w:val="A02B93" w:themeColor="accent5"/>
-              </w:rPr>
-            </w:pPr>
-            <w:r>
-              <w:rPr>
-                <w:color w:val="A02B93" w:themeColor="accent5"/>
-              </w:rPr>
-              <w:t>data</w:t>
-            </w:r>
-          </w:p>
-          <w:p>
-            <w:pPr>
-              <w:pStyle w:val="ListParagraph"/>
-              <w:numPr>
-                <w:ilvl w:val="0"/>
-                <w:numId w:val="2"/>
-              </w:numPr>
-              <w:spacing w:line="360" w:lineRule="auto"/>
-              <w:cnfStyle w:val="000000000000" w:firstRow="0" w:lastRow="0" w:firstColumn="0" w:lastColumn="0" w:oddVBand="0" w:evenVBand="0" w:oddHBand="0" w:evenHBand="0" w:firstRowFirstColumn="0" w:firstRowLastColumn="0" w:lastRowFirstColumn="0" w:lastRowLastColumn="0"/>
-              <w:rPr>
-                <w:color w:val="A02B93" w:themeColor="accent5"/>
-              </w:rPr>
-            </w:pPr>
-            <w:r>
-              <w:rPr>
-                <w:color w:val="A02B93" w:themeColor="accent5"/>
-              </w:rPr>
-              <w:t>models</w:t>
-            </w:r>
-          </w:p>
-          <w:p>
-            <w:pPr>
-              <w:pStyle w:val="ListParagraph"/>
-              <w:numPr>
-                <w:ilvl w:val="0"/>
-                <w:numId w:val="2"/>
-              </w:numPr>
-              <w:spacing w:line="360" w:lineRule="auto"/>
-              <w:cnfStyle w:val="000000000000" w:firstRow="0" w:lastRow="0" w:firstColumn="0" w:lastColumn="0" w:oddVBand="0" w:evenVBand="0" w:oddHBand="0" w:evenHBand="0" w:firstRowFirstColumn="0" w:firstRowLastColumn="0" w:lastRowFirstColumn="0" w:lastRowLastColumn="0"/>
-              <w:rPr>
-                <w:color w:val="A02B93" w:themeColor="accent5"/>
-              </w:rPr>
-            </w:pPr>
-            <w:r>
-              <w:rPr>
-                <w:color w:val="A02B93" w:themeColor="accent5"/>
-              </w:rPr>
-              <w:t>pipelines</w:t>
-            </w:r>
-          </w:p>
-          <w:p>
-            <w:pPr>
-              <w:pStyle w:val="ListParagraph"/>
-              <w:numPr>
-                <w:ilvl w:val="0"/>
-                <w:numId w:val="2"/>
-              </w:numPr>
-              <w:spacing w:line="360" w:lineRule="auto"/>
-              <w:cnfStyle w:val="000000000000" w:firstRow="0" w:lastRow="0" w:firstColumn="0" w:lastColumn="0" w:oddVBand="0" w:evenVBand="0" w:oddHBand="0" w:evenHBand="0" w:firstRowFirstColumn="0" w:firstRowLastColumn="0" w:lastRowFirstColumn="0" w:lastRowLastColumn="0"/>
-              <w:rPr>
-                <w:color w:val="A02B93" w:themeColor="accent5"/>
-              </w:rPr>
-            </w:pPr>
-            <w:r>
-              <w:rPr>
-                <w:color w:val="A02B93" w:themeColor="accent5"/>
-              </w:rPr>
-              <w:t>business outcomes</w:t>
-            </w:r>
-          </w:p>
-          <w:p>
-            <w:pPr>
-              <w:spacing w:line="360" w:lineRule="auto"/>
-              <w:cnfStyle w:val="000000000000" w:firstRow="0" w:lastRow="0" w:firstColumn="0" w:lastColumn="0" w:oddVBand="0" w:evenVBand="0" w:oddHBand="0" w:evenHBand="0" w:firstRowFirstColumn="0" w:firstRowLastColumn="0" w:lastRowFirstColumn="0" w:lastRowLastColumn="0"/>
-              <w:rPr>
-                <w:color w:val="A02B93" w:themeColor="accent5"/>
-              </w:rPr>
-            </w:pPr>
-          </w:p>
-          <w:p>
-            <w:pPr>
-              <w:spacing w:line="360" w:lineRule="auto"/>
-              <w:cnfStyle w:val="000000000000" w:firstRow="0" w:lastRow="0" w:firstColumn="0" w:lastColumn="0" w:oddVBand="0" w:evenVBand="0" w:oddHBand="0" w:evenHBand="0" w:firstRowFirstColumn="0" w:firstRowLastColumn="0" w:lastRowFirstColumn="0" w:lastRowLastColumn="0"/>
-              <w:rPr>
-                <w:b/>
-                <w:bCs/>
-                <w:color w:val="156082" w:themeColor="accent1"/>
-              </w:rPr>
-            </w:pPr>
-            <w:r>
-              <w:rPr>
-                <w:b/>
-                <w:bCs/>
-                <w:color w:val="156082" w:themeColor="accent1"/>
-              </w:rPr>
-              <w:t>Effective monitoring combines:</w:t>
-            </w:r>
-          </w:p>
-          <w:p>
-            <w:pPr>
-              <w:pStyle w:val="ListParagraph"/>
-              <w:numPr>
-                <w:ilvl w:val="0"/>
-                <w:numId w:val="2"/>
-              </w:numPr>
-              <w:spacing w:line="360" w:lineRule="auto"/>
-              <w:cnfStyle w:val="000000000000" w:firstRow="0" w:lastRow="0" w:firstColumn="0" w:lastColumn="0" w:oddVBand="0" w:evenVBand="0" w:oddHBand="0" w:evenHBand="0" w:firstRowFirstColumn="0" w:firstRowLastColumn="0" w:lastRowFirstColumn="0" w:lastRowLastColumn="0"/>
-              <w:rPr>
-                <w:color w:val="A02B93" w:themeColor="accent5"/>
-              </w:rPr>
-            </w:pPr>
-            <w:r>
-              <w:rPr>
-                <w:color w:val="A02B93" w:themeColor="accent5"/>
-              </w:rPr>
-              <w:t>data quality checks</w:t>
-            </w:r>
-          </w:p>
-          <w:p>
-            <w:pPr>
-              <w:pStyle w:val="ListParagraph"/>
-              <w:numPr>
-                <w:ilvl w:val="0"/>
-                <w:numId w:val="2"/>
-              </w:numPr>
-              <w:spacing w:line="360" w:lineRule="auto"/>
-              <w:cnfStyle w:val="000000000000" w:firstRow="0" w:lastRow="0" w:firstColumn="0" w:lastColumn="0" w:oddVBand="0" w:evenVBand="0" w:oddHBand="0" w:evenHBand="0" w:firstRowFirstColumn="0" w:firstRowLastColumn="0" w:lastRowFirstColumn="0" w:lastRowLastColumn="0"/>
-              <w:rPr>
-                <w:color w:val="A02B93" w:themeColor="accent5"/>
-              </w:rPr>
-            </w:pPr>
-            <w:r>
-              <w:rPr>
-                <w:color w:val="A02B93" w:themeColor="accent5"/>
-              </w:rPr>
-              <w:t>drift detection</w:t>
-            </w:r>
-          </w:p>
-          <w:p>
-            <w:pPr>
-              <w:pStyle w:val="ListParagraph"/>
-              <w:numPr>
-                <w:ilvl w:val="0"/>
-                <w:numId w:val="2"/>
-              </w:numPr>
-              <w:spacing w:line="360" w:lineRule="auto"/>
-              <w:cnfStyle w:val="000000000000" w:firstRow="0" w:lastRow="0" w:firstColumn="0" w:lastColumn="0" w:oddVBand="0" w:evenVBand="0" w:oddHBand="0" w:evenHBand="0" w:firstRowFirstColumn="0" w:firstRowLastColumn="0" w:lastRowFirstColumn="0" w:lastRowLastColumn="0"/>
-              <w:rPr>
-                <w:color w:val="A02B93" w:themeColor="accent5"/>
-              </w:rPr>
-            </w:pPr>
-            <w:r>
-              <w:rPr>
-                <w:color w:val="A02B93" w:themeColor="accent5"/>
-              </w:rPr>
-              <w:t>operational health</w:t>
-            </w:r>
-          </w:p>
-          <w:p>
-            <w:pPr>
-              <w:pStyle w:val="ListParagraph"/>
-              <w:numPr>
-                <w:ilvl w:val="0"/>
-                <w:numId w:val="2"/>
-              </w:numPr>
-              <w:spacing w:line="360" w:lineRule="auto"/>
-              <w:cnfStyle w:val="000000000000" w:firstRow="0" w:lastRow="0" w:firstColumn="0" w:lastColumn="0" w:oddVBand="0" w:evenVBand="0" w:oddHBand="0" w:evenHBand="0" w:firstRowFirstColumn="0" w:firstRowLastColumn="0" w:lastRowFirstColumn="0" w:lastRowLastColumn="0"/>
-              <w:rPr>
-                <w:color w:val="A02B93" w:themeColor="accent5"/>
-              </w:rPr>
-            </w:pPr>
-            <w:r>
-              <w:rPr>
-                <w:color w:val="A02B93" w:themeColor="accent5"/>
-              </w:rPr>
-              <w:t>automated responses</w:t>
-            </w:r>
-          </w:p>
-          <w:p>
-            <w:pPr>
-              <w:pStyle w:val="ListParagraph"/>
-              <w:numPr>
-                <w:ilvl w:val="0"/>
-                <w:numId w:val="2"/>
-              </w:numPr>
-              <w:spacing w:line="360" w:lineRule="auto"/>
-              <w:cnfStyle w:val="000000000000" w:firstRow="0" w:lastRow="0" w:firstColumn="0" w:lastColumn="0" w:oddVBand="0" w:evenVBand="0" w:oddHBand="0" w:evenHBand="0" w:firstRowFirstColumn="0" w:firstRowLastColumn="0" w:lastRowFirstColumn="0" w:lastRowLastColumn="0"/>
-              <w:rPr>
-                <w:color w:val="A02B93" w:themeColor="accent5"/>
-              </w:rPr>
-            </w:pPr>
-            <w:r>
-              <w:rPr>
-                <w:color w:val="A02B93" w:themeColor="accent5"/>
-              </w:rPr>
-              <w:t>experiment tracking</w:t>
-            </w:r>
-          </w:p>
-          <w:p>
-            <w:pPr>
-              <w:pStyle w:val="ListParagraph"/>
-              <w:numPr>
-                <w:ilvl w:val="0"/>
-                <w:numId w:val="2"/>
-              </w:numPr>
-              <w:spacing w:line="360" w:lineRule="auto"/>
-              <w:cnfStyle w:val="000000000000" w:firstRow="0" w:lastRow="0" w:firstColumn="0" w:lastColumn="0" w:oddVBand="0" w:evenVBand="0" w:oddHBand="0" w:evenHBand="0" w:firstRowFirstColumn="0" w:firstRowLastColumn="0" w:lastRowFirstColumn="0" w:lastRowLastColumn="0"/>
-              <w:rPr>
-                <w:color w:val="A02B93" w:themeColor="accent5"/>
-              </w:rPr>
-            </w:pPr>
-            <w:r>
-              <w:rPr>
-                <w:color w:val="A02B93" w:themeColor="accent5"/>
-              </w:rPr>
-              <w:t>model lineage</w:t>
-            </w:r>
-          </w:p>
-          <w:p>
-            <w:pPr>
-              <w:pStyle w:val="ListParagraph"/>
-              <w:numPr>
-                <w:ilvl w:val="0"/>
-                <w:numId w:val="2"/>
-              </w:numPr>
-              <w:spacing w:line="360" w:lineRule="auto"/>
-              <w:cnfStyle w:val="000000000000" w:firstRow="0" w:lastRow="0" w:firstColumn="0" w:lastColumn="0" w:oddVBand="0" w:evenVBand="0" w:oddHBand="0" w:evenHBand="0" w:firstRowFirstColumn="0" w:firstRowLastColumn="0" w:lastRowFirstColumn="0" w:lastRowLastColumn="0"/>
-              <w:rPr>
-                <w:color w:val="A02B93" w:themeColor="accent5"/>
-              </w:rPr>
-            </w:pPr>
-            <w:r>
-              <w:rPr>
-                <w:color w:val="A02B93" w:themeColor="accent5"/>
-              </w:rPr>
-              <w:t xml:space="preserve">shared dashboards </w:t>
-            </w:r>
-          </w:p>
-          <w:p>
-            <w:pPr>
-              <w:spacing w:line="360" w:lineRule="auto"/>
-              <w:cnfStyle w:val="000000000000" w:firstRow="0" w:lastRow="0" w:firstColumn="0" w:lastColumn="0" w:oddVBand="0" w:evenVBand="0" w:oddHBand="0" w:evenHBand="0" w:firstRowFirstColumn="0" w:firstRowLastColumn="0" w:lastRowFirstColumn="0" w:lastRowLastColumn="0"/>
-              <w:rPr>
-                <w:color w:val="A02B93" w:themeColor="accent5"/>
-              </w:rPr>
-            </w:pPr>
-          </w:p>
-          <w:p>
-            <w:pPr>
-              <w:spacing w:line="360" w:lineRule="auto"/>
-              <w:cnfStyle w:val="000000000000" w:firstRow="0" w:lastRow="0" w:firstColumn="0" w:lastColumn="0" w:oddVBand="0" w:evenVBand="0" w:oddHBand="0" w:evenHBand="0" w:firstRowFirstColumn="0" w:firstRowLastColumn="0" w:lastRowFirstColumn="0" w:lastRowLastColumn="0"/>
-              <w:rPr>
-                <w:b/>
-                <w:bCs/>
-                <w:color w:val="156082" w:themeColor="accent1"/>
-              </w:rPr>
-            </w:pPr>
-            <w:r>
-              <w:rPr>
-                <w:b/>
-                <w:bCs/>
-                <w:color w:val="156082" w:themeColor="accent1"/>
-              </w:rPr>
-              <w:t>P</w:t>
-            </w:r>
-            <w:r>
-              <w:rPr>
-                <w:b/>
-                <w:bCs/>
-                <w:color w:val="156082" w:themeColor="accent1"/>
-              </w:rPr>
-              <w:t>roblems can be</w:t>
-            </w:r>
-            <w:r>
-              <w:rPr>
-                <w:b/>
-                <w:bCs/>
-                <w:color w:val="156082" w:themeColor="accent1"/>
-              </w:rPr>
-              <w:t>:</w:t>
-            </w:r>
-          </w:p>
-          <w:p>
-            <w:pPr>
-              <w:pStyle w:val="ListParagraph"/>
-              <w:numPr>
-                <w:ilvl w:val="0"/>
-                <w:numId w:val="2"/>
-              </w:numPr>
-              <w:spacing w:line="360" w:lineRule="auto"/>
-              <w:cnfStyle w:val="000000000000" w:firstRow="0" w:lastRow="0" w:firstColumn="0" w:lastColumn="0" w:oddVBand="0" w:evenVBand="0" w:oddHBand="0" w:evenHBand="0" w:firstRowFirstColumn="0" w:firstRowLastColumn="0" w:lastRowFirstColumn="0" w:lastRowLastColumn="0"/>
-              <w:rPr>
-                <w:color w:val="A02B93" w:themeColor="accent5"/>
-              </w:rPr>
-            </w:pPr>
-            <w:r>
-              <w:rPr>
-                <w:color w:val="A02B93" w:themeColor="accent5"/>
-              </w:rPr>
-              <w:t>detected</w:t>
-            </w:r>
-          </w:p>
-          <w:p>
-            <w:pPr>
-              <w:pStyle w:val="ListParagraph"/>
-              <w:numPr>
-                <w:ilvl w:val="0"/>
-                <w:numId w:val="2"/>
-              </w:numPr>
-              <w:spacing w:line="360" w:lineRule="auto"/>
-              <w:cnfStyle w:val="000000000000" w:firstRow="0" w:lastRow="0" w:firstColumn="0" w:lastColumn="0" w:oddVBand="0" w:evenVBand="0" w:oddHBand="0" w:evenHBand="0" w:firstRowFirstColumn="0" w:firstRowLastColumn="0" w:lastRowFirstColumn="0" w:lastRowLastColumn="0"/>
-              <w:rPr>
-                <w:color w:val="A02B93" w:themeColor="accent5"/>
-              </w:rPr>
-            </w:pPr>
-            <w:r>
-              <w:rPr>
-                <w:color w:val="A02B93" w:themeColor="accent5"/>
-              </w:rPr>
               <w:t>diagnosed</w:t>
             </w:r>
           </w:p>
@@ -23902,13 +25343,8 @@
         <w:spacing w:line="360" w:lineRule="auto"/>
       </w:pPr>
     </w:p>
-    <w:p>
-      <w:pPr>
-        <w:spacing w:line="360" w:lineRule="auto"/>
-      </w:pPr>
-    </w:p>
     <w:sectPr>
-      <w:headerReference w:type="default" r:id="rId9"/>
+      <w:headerReference w:type="default" r:id="rId16"/>
       <w:pgSz w:w="12240" w:h="15840"/>
       <w:pgMar w:top="1440" w:right="1440" w:bottom="1440" w:left="1440" w:header="720" w:footer="720" w:gutter="0"/>
       <w:cols w:space="720"/>
@@ -26823,6 +28259,25 @@
       <w:shd w:val="clear" w:color="auto" w:fill="E1DFDD"/>
     </w:rPr>
   </w:style>
+  <w:style w:type="paragraph" w:styleId="Caption">
+    <w:name w:val="caption"/>
+    <w:basedOn w:val="Normal"/>
+    <w:next w:val="Normal"/>
+    <w:uiPriority w:val="35"/>
+    <w:unhideWhenUsed/>
+    <w:qFormat/>
+    <w:rsid w:val="0083654A"/>
+    <w:pPr>
+      <w:spacing w:after="200" w:line="240" w:lineRule="auto"/>
+    </w:pPr>
+    <w:rPr>
+      <w:i/>
+      <w:iCs/>
+      <w:color w:val="0E2841" w:themeColor="text2"/>
+      <w:sz w:val="18"/>
+      <w:szCs w:val="18"/>
+    </w:rPr>
+  </w:style>
 </w:styles>
 </file>
 
